--- a/theory_automata_lab3/report_lab3_variant13.docx
+++ b/theory_automata_lab3/report_lab3_variant13.docx
@@ -1298,106 +1298,183 @@
     </w:p>
     <w:p>
       <w:pPr>
-        <w:spacing w:line="276" w:lineRule="auto" w:after="120"/>
+        <w:pStyle w:val="1"/>
+        <w:keepNext/>
+        <w:widowControl/>
+        <w:spacing w:line="360" w:lineRule="auto"/>
+        <w:ind w:left="0" w:firstLine="709"/>
+        <w:rPr>
+          <w:color w:val="000000" w:themeColor="text1"/>
+        </w:rPr>
       </w:pPr>
       <w:r>
         <w:rPr>
           <w:rFonts w:ascii="Times New Roman" w:hAnsi="Times New Roman"/>
           <w:b/>
-          <w:sz w:val="24"/>
+          <w:sz w:val="28"/>
         </w:rPr>
         <w:t>Лабораторная работа № 3</w:t>
       </w:r>
     </w:p>
     <w:p>
       <w:pPr>
-        <w:spacing w:line="276" w:lineRule="auto" w:after="120"/>
+        <w:pStyle w:val="1"/>
+        <w:keepNext/>
+        <w:widowControl/>
+        <w:spacing w:line="360" w:lineRule="auto"/>
+        <w:ind w:left="0" w:firstLine="709"/>
+        <w:rPr>
+          <w:color w:val="000000" w:themeColor="text1"/>
+        </w:rPr>
       </w:pPr>
       <w:r>
         <w:rPr>
           <w:rFonts w:ascii="Times New Roman" w:hAnsi="Times New Roman"/>
           <w:b/>
-          <w:sz w:val="24"/>
+          <w:sz w:val="28"/>
         </w:rPr>
         <w:t>Построение распознающего автомата с магазинной памятью</w:t>
       </w:r>
     </w:p>
     <w:p>
       <w:pPr>
-        <w:spacing w:line="276" w:lineRule="auto" w:after="120"/>
+        <w:pStyle w:val="1"/>
+        <w:keepNext/>
+        <w:widowControl/>
+        <w:spacing w:line="360" w:lineRule="auto"/>
+        <w:ind w:left="0" w:firstLine="709"/>
+        <w:rPr>
+          <w:color w:val="000000" w:themeColor="text1"/>
+        </w:rPr>
       </w:pPr>
       <w:r>
         <w:rPr>
           <w:rFonts w:ascii="Times New Roman" w:hAnsi="Times New Roman"/>
           <w:b/>
-          <w:sz w:val="24"/>
+          <w:sz w:val="28"/>
         </w:rPr>
         <w:t>Цель работы</w:t>
       </w:r>
     </w:p>
     <w:p>
       <w:pPr>
-        <w:spacing w:line="276" w:lineRule="auto" w:after="120"/>
+        <w:keepNext w:val="0"/>
+        <w:widowControl/>
+        <w:spacing w:line="360" w:lineRule="auto"/>
+        <w:ind w:firstLine="709"/>
+        <w:jc w:val="both"/>
+        <w:rPr>
+          <w:color w:val="000000" w:themeColor="text1"/>
+          <w:sz w:val="28"/>
+          <w:szCs w:val="28"/>
+        </w:rPr>
       </w:pPr>
       <w:r>
         <w:rPr>
           <w:rFonts w:ascii="Times New Roman" w:hAnsi="Times New Roman"/>
           <w:b w:val="0"/>
-          <w:sz w:val="24"/>
+          <w:sz w:val="28"/>
         </w:rPr>
         <w:t>По результатам лабораторной работы № 2 для варианта 13 построить КС-грамматику, эквивалентный конечный распознаватель и МП-автомат; сравнить результаты распознавания и разобрать изменение стека.</w:t>
       </w:r>
     </w:p>
     <w:p>
       <w:pPr>
-        <w:spacing w:line="276" w:lineRule="auto" w:after="120"/>
+        <w:pStyle w:val="1"/>
+        <w:keepNext/>
+        <w:widowControl/>
+        <w:spacing w:line="360" w:lineRule="auto"/>
+        <w:ind w:left="0" w:firstLine="709"/>
+        <w:rPr>
+          <w:color w:val="000000" w:themeColor="text1"/>
+        </w:rPr>
       </w:pPr>
       <w:r>
         <w:rPr>
           <w:rFonts w:ascii="Times New Roman" w:hAnsi="Times New Roman"/>
           <w:b/>
-          <w:sz w:val="24"/>
+          <w:sz w:val="28"/>
         </w:rPr>
         <w:t>1 Задание и связь с предыдущей работой</w:t>
       </w:r>
     </w:p>
     <w:p>
       <w:pPr>
-        <w:spacing w:line="276" w:lineRule="auto" w:after="120"/>
+        <w:keepNext w:val="0"/>
+        <w:widowControl/>
+        <w:spacing w:line="360" w:lineRule="auto"/>
+        <w:ind w:firstLine="709"/>
+        <w:jc w:val="both"/>
+        <w:rPr>
+          <w:color w:val="000000" w:themeColor="text1"/>
+          <w:sz w:val="28"/>
+          <w:szCs w:val="28"/>
+        </w:rPr>
       </w:pPr>
       <w:r>
         <w:rPr>
           <w:rFonts w:ascii="Times New Roman" w:hAnsi="Times New Roman"/>
           <w:b w:val="0"/>
-          <w:sz w:val="24"/>
+          <w:sz w:val="28"/>
         </w:rPr>
         <w:t>Исходный алфавит Σ = {a, b, c, d}; контрольная подцепочка — dca. Каждая буква c должна иметь непосредственно слева d и непосредственно справа a. Остальные буквы используются свободно. Ограничение проверяется для всех вхождений c.</w:t>
       </w:r>
     </w:p>
     <w:p>
       <w:pPr>
-        <w:spacing w:line="276" w:lineRule="auto" w:after="120"/>
+        <w:keepNext w:val="0"/>
+        <w:widowControl/>
+        <w:spacing w:line="360" w:lineRule="auto"/>
+        <w:ind w:firstLine="709"/>
+        <w:jc w:val="both"/>
+        <w:rPr>
+          <w:color w:val="000000" w:themeColor="text1"/>
+          <w:sz w:val="28"/>
+          <w:szCs w:val="28"/>
+        </w:rPr>
       </w:pPr>
       <w:r>
         <w:rPr>
           <w:rFonts w:ascii="Times New Roman" w:hAnsi="Times New Roman"/>
           <w:b w:val="0"/>
-          <w:sz w:val="24"/>
+          <w:sz w:val="28"/>
         </w:rPr>
         <w:t>В ЛР2 автомат Мура завершал обработку по служебному символу z и выдавал y1, y2 либо y3. В этой работе грамматики и распознаватели работают над Σ, поэтому z не вводится: окончание слова определяется исчерпанием входа.</w:t>
       </w:r>
     </w:p>
     <w:p>
       <w:pPr>
-        <w:spacing w:line="276" w:lineRule="auto" w:after="120"/>
+        <w:keepNext w:val="0"/>
+        <w:widowControl/>
+        <w:spacing w:line="360" w:lineRule="auto"/>
+        <w:ind w:firstLine="709"/>
+        <w:jc w:val="both"/>
+        <w:rPr>
+          <w:color w:val="000000" w:themeColor="text1"/>
+          <w:sz w:val="28"/>
+          <w:szCs w:val="28"/>
+        </w:rPr>
       </w:pPr>
       <w:r>
         <w:rPr>
           <w:rFonts w:ascii="Times New Roman" w:hAnsi="Times New Roman"/>
           <w:b w:val="0"/>
-          <w:sz w:val="24"/>
+          <w:sz w:val="28"/>
         </w:rPr>
         <w:t>Распознаваемый язык L = {w ∈ Σ* | каждое вхождение c в w имеет контекст dca}. Слова без c и пустое слово принадлежат L: нарушения в них нет. Поэтому y1 и y2 соответствуют принятию, y3 — отказу. Само различие y1 и y2 сохранено в таблице тестов. Для языка только с результатом y2 достаточно убрать правила S → λ и A → λ и оставить конечными только C и D.</w:t>
+      </w:r>
+    </w:p>
+    <w:p>
+      <w:pPr>
+        <w:keepNext/>
+        <w:spacing w:line="360" w:lineRule="auto"/>
+      </w:pPr>
+      <w:r>
+        <w:rPr>
+          <w:rFonts w:ascii="Times New Roman" w:hAnsi="Times New Roman"/>
+          <w:sz w:val="28"/>
+        </w:rPr>
+        <w:t>Таблица 1 — Соответствие результатов ЛР2 и ЛР3</w:t>
       </w:r>
     </w:p>
     <w:tbl>
@@ -1412,18 +1489,25 @@
         <w:gridCol w:w="3309"/>
       </w:tblGrid>
       <w:tr>
+        <w:trPr>
+          <w:cantSplit/>
+          <w:tblHeader/>
+        </w:trPr>
         <w:tc>
           <w:tcPr>
             <w:tcW w:type="dxa" w:w="3309"/>
           </w:tcPr>
           <w:p>
             <w:pPr>
-              <w:spacing w:after="60" w:before="60"/>
-            </w:pPr>
-            <w:r>
-              <w:rPr>
-                <w:rFonts w:ascii="Times New Roman" w:hAnsi="Times New Roman"/>
-                <w:sz w:val="20"/>
+              <w:keepNext/>
+              <w:spacing w:after="80" w:before="80" w:line="360" w:lineRule="auto"/>
+              <w:ind w:firstLine="0"/>
+            </w:pPr>
+            <w:r>
+              <w:rPr>
+                <w:rFonts w:ascii="Times New Roman" w:hAnsi="Times New Roman"/>
+                <w:b/>
+                <w:sz w:val="28"/>
               </w:rPr>
               <w:t>ЛР2</w:t>
             </w:r>
@@ -1435,12 +1519,15 @@
           </w:tcPr>
           <w:p>
             <w:pPr>
-              <w:spacing w:after="60" w:before="60"/>
-            </w:pPr>
-            <w:r>
-              <w:rPr>
-                <w:rFonts w:ascii="Times New Roman" w:hAnsi="Times New Roman"/>
-                <w:sz w:val="20"/>
+              <w:keepNext/>
+              <w:spacing w:after="80" w:before="80" w:line="360" w:lineRule="auto"/>
+              <w:ind w:firstLine="0"/>
+            </w:pPr>
+            <w:r>
+              <w:rPr>
+                <w:rFonts w:ascii="Times New Roman" w:hAnsi="Times New Roman"/>
+                <w:b/>
+                <w:sz w:val="28"/>
               </w:rPr>
               <w:t>Условие</w:t>
             </w:r>
@@ -1452,12 +1539,15 @@
           </w:tcPr>
           <w:p>
             <w:pPr>
-              <w:spacing w:after="60" w:before="60"/>
-            </w:pPr>
-            <w:r>
-              <w:rPr>
-                <w:rFonts w:ascii="Times New Roman" w:hAnsi="Times New Roman"/>
-                <w:sz w:val="20"/>
+              <w:keepNext/>
+              <w:spacing w:after="80" w:before="80" w:line="360" w:lineRule="auto"/>
+              <w:ind w:firstLine="0"/>
+            </w:pPr>
+            <w:r>
+              <w:rPr>
+                <w:rFonts w:ascii="Times New Roman" w:hAnsi="Times New Roman"/>
+                <w:b/>
+                <w:sz w:val="28"/>
               </w:rPr>
               <w:t>Результат в ЛР3</w:t>
             </w:r>
@@ -1465,18 +1555,24 @@
         </w:tc>
       </w:tr>
       <w:tr>
+        <w:trPr>
+          <w:cantSplit/>
+        </w:trPr>
         <w:tc>
           <w:tcPr>
             <w:tcW w:type="dxa" w:w="3309"/>
           </w:tcPr>
           <w:p>
             <w:pPr>
-              <w:spacing w:after="60" w:before="60"/>
-            </w:pPr>
-            <w:r>
-              <w:rPr>
-                <w:rFonts w:ascii="Times New Roman" w:hAnsi="Times New Roman"/>
-                <w:sz w:val="20"/>
+              <w:keepNext/>
+              <w:spacing w:after="80" w:before="80" w:line="360" w:lineRule="auto"/>
+              <w:ind w:firstLine="0"/>
+            </w:pPr>
+            <w:r>
+              <w:rPr>
+                <w:rFonts w:ascii="Times New Roman" w:hAnsi="Times New Roman"/>
+                <w:b w:val="0"/>
+                <w:sz w:val="28"/>
               </w:rPr>
               <w:t>y1</w:t>
             </w:r>
@@ -1488,12 +1584,15 @@
           </w:tcPr>
           <w:p>
             <w:pPr>
-              <w:spacing w:after="60" w:before="60"/>
-            </w:pPr>
-            <w:r>
-              <w:rPr>
-                <w:rFonts w:ascii="Times New Roman" w:hAnsi="Times New Roman"/>
-                <w:sz w:val="20"/>
+              <w:keepNext/>
+              <w:spacing w:after="80" w:before="80" w:line="360" w:lineRule="auto"/>
+              <w:ind w:firstLine="0"/>
+            </w:pPr>
+            <w:r>
+              <w:rPr>
+                <w:rFonts w:ascii="Times New Roman" w:hAnsi="Times New Roman"/>
+                <w:b w:val="0"/>
+                <w:sz w:val="28"/>
               </w:rPr>
               <w:t>Буква c отсутствует</w:t>
             </w:r>
@@ -1505,12 +1604,15 @@
           </w:tcPr>
           <w:p>
             <w:pPr>
-              <w:spacing w:after="60" w:before="60"/>
-            </w:pPr>
-            <w:r>
-              <w:rPr>
-                <w:rFonts w:ascii="Times New Roman" w:hAnsi="Times New Roman"/>
-                <w:sz w:val="20"/>
+              <w:keepNext/>
+              <w:spacing w:after="80" w:before="80" w:line="360" w:lineRule="auto"/>
+              <w:ind w:firstLine="0"/>
+            </w:pPr>
+            <w:r>
+              <w:rPr>
+                <w:rFonts w:ascii="Times New Roman" w:hAnsi="Times New Roman"/>
+                <w:b w:val="0"/>
+                <w:sz w:val="28"/>
               </w:rPr>
               <w:t>Accept</w:t>
             </w:r>
@@ -1518,18 +1620,24 @@
         </w:tc>
       </w:tr>
       <w:tr>
+        <w:trPr>
+          <w:cantSplit/>
+        </w:trPr>
         <w:tc>
           <w:tcPr>
             <w:tcW w:type="dxa" w:w="3309"/>
           </w:tcPr>
           <w:p>
             <w:pPr>
-              <w:spacing w:after="60" w:before="60"/>
-            </w:pPr>
-            <w:r>
-              <w:rPr>
-                <w:rFonts w:ascii="Times New Roman" w:hAnsi="Times New Roman"/>
-                <w:sz w:val="20"/>
+              <w:keepNext/>
+              <w:spacing w:after="80" w:before="80" w:line="360" w:lineRule="auto"/>
+              <w:ind w:firstLine="0"/>
+            </w:pPr>
+            <w:r>
+              <w:rPr>
+                <w:rFonts w:ascii="Times New Roman" w:hAnsi="Times New Roman"/>
+                <w:b w:val="0"/>
+                <w:sz w:val="28"/>
               </w:rPr>
               <w:t>y2</w:t>
             </w:r>
@@ -1541,12 +1649,15 @@
           </w:tcPr>
           <w:p>
             <w:pPr>
-              <w:spacing w:after="60" w:before="60"/>
-            </w:pPr>
-            <w:r>
-              <w:rPr>
-                <w:rFonts w:ascii="Times New Roman" w:hAnsi="Times New Roman"/>
-                <w:sz w:val="20"/>
+              <w:keepNext/>
+              <w:spacing w:after="80" w:before="80" w:line="360" w:lineRule="auto"/>
+              <w:ind w:firstLine="0"/>
+            </w:pPr>
+            <w:r>
+              <w:rPr>
+                <w:rFonts w:ascii="Times New Roman" w:hAnsi="Times New Roman"/>
+                <w:b w:val="0"/>
+                <w:sz w:val="28"/>
               </w:rPr>
               <w:t>Есть c, все вхождения правильные</w:t>
             </w:r>
@@ -1558,12 +1669,15 @@
           </w:tcPr>
           <w:p>
             <w:pPr>
-              <w:spacing w:after="60" w:before="60"/>
-            </w:pPr>
-            <w:r>
-              <w:rPr>
-                <w:rFonts w:ascii="Times New Roman" w:hAnsi="Times New Roman"/>
-                <w:sz w:val="20"/>
+              <w:keepNext/>
+              <w:spacing w:after="80" w:before="80" w:line="360" w:lineRule="auto"/>
+              <w:ind w:firstLine="0"/>
+            </w:pPr>
+            <w:r>
+              <w:rPr>
+                <w:rFonts w:ascii="Times New Roman" w:hAnsi="Times New Roman"/>
+                <w:b w:val="0"/>
+                <w:sz w:val="28"/>
               </w:rPr>
               <w:t>Accept</w:t>
             </w:r>
@@ -1571,18 +1685,24 @@
         </w:tc>
       </w:tr>
       <w:tr>
+        <w:trPr>
+          <w:cantSplit/>
+        </w:trPr>
         <w:tc>
           <w:tcPr>
             <w:tcW w:type="dxa" w:w="3309"/>
           </w:tcPr>
           <w:p>
             <w:pPr>
-              <w:spacing w:after="60" w:before="60"/>
-            </w:pPr>
-            <w:r>
-              <w:rPr>
-                <w:rFonts w:ascii="Times New Roman" w:hAnsi="Times New Roman"/>
-                <w:sz w:val="20"/>
+              <w:keepNext w:val="0"/>
+              <w:spacing w:after="80" w:before="80" w:line="360" w:lineRule="auto"/>
+              <w:ind w:firstLine="0"/>
+            </w:pPr>
+            <w:r>
+              <w:rPr>
+                <w:rFonts w:ascii="Times New Roman" w:hAnsi="Times New Roman"/>
+                <w:b w:val="0"/>
+                <w:sz w:val="28"/>
               </w:rPr>
               <w:t>y3</w:t>
             </w:r>
@@ -1594,12 +1714,15 @@
           </w:tcPr>
           <w:p>
             <w:pPr>
-              <w:spacing w:after="60" w:before="60"/>
-            </w:pPr>
-            <w:r>
-              <w:rPr>
-                <w:rFonts w:ascii="Times New Roman" w:hAnsi="Times New Roman"/>
-                <w:sz w:val="20"/>
+              <w:keepNext w:val="0"/>
+              <w:spacing w:after="80" w:before="80" w:line="360" w:lineRule="auto"/>
+              <w:ind w:firstLine="0"/>
+            </w:pPr>
+            <w:r>
+              <w:rPr>
+                <w:rFonts w:ascii="Times New Roman" w:hAnsi="Times New Roman"/>
+                <w:b w:val="0"/>
+                <w:sz w:val="28"/>
               </w:rPr>
               <w:t>Есть нарушение контекста c</w:t>
             </w:r>
@@ -1611,12 +1734,15 @@
           </w:tcPr>
           <w:p>
             <w:pPr>
-              <w:spacing w:after="60" w:before="60"/>
-            </w:pPr>
-            <w:r>
-              <w:rPr>
-                <w:rFonts w:ascii="Times New Roman" w:hAnsi="Times New Roman"/>
-                <w:sz w:val="20"/>
+              <w:keepNext w:val="0"/>
+              <w:spacing w:after="80" w:before="80" w:line="360" w:lineRule="auto"/>
+              <w:ind w:firstLine="0"/>
+            </w:pPr>
+            <w:r>
+              <w:rPr>
+                <w:rFonts w:ascii="Times New Roman" w:hAnsi="Times New Roman"/>
+                <w:b w:val="0"/>
+                <w:sz w:val="28"/>
               </w:rPr>
               <w:t>Reject</w:t>
             </w:r>
@@ -1626,46 +1752,57 @@
     </w:tbl>
     <w:p>
       <w:pPr>
-        <w:spacing w:line="276" w:lineRule="auto" w:after="120"/>
+        <w:pStyle w:val="1"/>
+        <w:keepNext/>
+        <w:widowControl/>
+        <w:spacing w:line="360" w:lineRule="auto"/>
+        <w:ind w:left="0" w:firstLine="709"/>
+        <w:rPr>
+          <w:color w:val="000000" w:themeColor="text1"/>
+        </w:rPr>
+      </w:pPr>
+      <w:r>
+        <w:rPr>
+          <w:rFonts w:ascii="Times New Roman" w:hAnsi="Times New Roman"/>
+          <w:b/>
+          <w:sz w:val="28"/>
+        </w:rPr>
+        <w:t>2 Конечный автомат и ручная грамматика</w:t>
+      </w:r>
+    </w:p>
+    <w:p>
+      <w:pPr>
+        <w:keepNext w:val="0"/>
+        <w:widowControl/>
+        <w:spacing w:line="360" w:lineRule="auto"/>
+        <w:ind w:firstLine="709"/>
+        <w:jc w:val="both"/>
+        <w:rPr>
+          <w:color w:val="000000" w:themeColor="text1"/>
+          <w:sz w:val="28"/>
+          <w:szCs w:val="28"/>
+        </w:rPr>
       </w:pPr>
       <w:r>
         <w:rPr>
           <w:rFonts w:ascii="Times New Roman" w:hAnsi="Times New Roman"/>
           <w:b w:val="0"/>
-          <w:sz w:val="24"/>
-        </w:rPr>
-        <w:t>Титульный лист сохранён из исходного документа без изменений по просьбе автора. Название и номер текущей работы приведены на этой странице.</w:t>
-      </w:r>
-    </w:p>
-    <w:p>
-      <w:r>
-        <w:br w:type="page"/>
-      </w:r>
-    </w:p>
-    <w:p>
-      <w:pPr>
-        <w:spacing w:line="276" w:lineRule="auto" w:after="120"/>
+          <w:sz w:val="28"/>
+        </w:rPr>
+        <w:t>Из исходного автомата оставлены рабочие состояния q0–q4. Состояние ошибки q5 заменено отсутствием перехода; конечные выходные состояния q6–q8 и переходы по z не нужны. Соответствие: q0 ↔ S, q1 ↔ A, q2 ↔ B, q3 ↔ C, q4 ↔ D.</w:t>
+      </w:r>
+    </w:p>
+    <w:p>
+      <w:pPr>
+        <w:keepNext/>
+        <w:spacing w:line="360" w:lineRule="auto"/>
       </w:pPr>
       <w:r>
         <w:rPr>
           <w:rFonts w:ascii="Times New Roman" w:hAnsi="Times New Roman"/>
-          <w:b/>
-          <w:sz w:val="24"/>
-        </w:rPr>
-        <w:t>2 Конечный автомат и ручная грамматика</w:t>
-      </w:r>
-    </w:p>
-    <w:p>
-      <w:pPr>
-        <w:spacing w:line="276" w:lineRule="auto" w:after="120"/>
-      </w:pPr>
-      <w:r>
-        <w:rPr>
-          <w:rFonts w:ascii="Times New Roman" w:hAnsi="Times New Roman"/>
-          <w:b w:val="0"/>
-          <w:sz w:val="24"/>
-        </w:rPr>
-        <w:t>Из исходного автомата оставлены рабочие состояния q0–q4. Состояние ошибки q5 заменено отсутствием перехода; конечные выходные состояния q6–q8 и переходы по z не нужны. Соответствие: q0 ↔ S, q1 ↔ A, q2 ↔ B, q3 ↔ C, q4 ↔ D.</w:t>
+          <w:sz w:val="28"/>
+        </w:rPr>
+        <w:t>Таблица 2 — Назначение состояний</w:t>
       </w:r>
     </w:p>
     <w:tbl>
@@ -1680,18 +1817,25 @@
         <w:gridCol w:w="3309"/>
       </w:tblGrid>
       <w:tr>
+        <w:trPr>
+          <w:cantSplit/>
+          <w:tblHeader/>
+        </w:trPr>
         <w:tc>
           <w:tcPr>
             <w:tcW w:type="dxa" w:w="3309"/>
           </w:tcPr>
           <w:p>
             <w:pPr>
-              <w:spacing w:after="60" w:before="60"/>
-            </w:pPr>
-            <w:r>
-              <w:rPr>
-                <w:rFonts w:ascii="Times New Roman" w:hAnsi="Times New Roman"/>
-                <w:sz w:val="20"/>
+              <w:keepNext/>
+              <w:spacing w:after="80" w:before="80" w:line="360" w:lineRule="auto"/>
+              <w:ind w:firstLine="0"/>
+            </w:pPr>
+            <w:r>
+              <w:rPr>
+                <w:rFonts w:ascii="Times New Roman" w:hAnsi="Times New Roman"/>
+                <w:b/>
+                <w:sz w:val="28"/>
               </w:rPr>
               <w:t>Состояние</w:t>
             </w:r>
@@ -1703,12 +1847,15 @@
           </w:tcPr>
           <w:p>
             <w:pPr>
-              <w:spacing w:after="60" w:before="60"/>
-            </w:pPr>
-            <w:r>
-              <w:rPr>
-                <w:rFonts w:ascii="Times New Roman" w:hAnsi="Times New Roman"/>
-                <w:sz w:val="20"/>
+              <w:keepNext/>
+              <w:spacing w:after="80" w:before="80" w:line="360" w:lineRule="auto"/>
+              <w:ind w:firstLine="0"/>
+            </w:pPr>
+            <w:r>
+              <w:rPr>
+                <w:rFonts w:ascii="Times New Roman" w:hAnsi="Times New Roman"/>
+                <w:b/>
+                <w:sz w:val="28"/>
               </w:rPr>
               <w:t>Смысл</w:t>
             </w:r>
@@ -1720,12 +1867,15 @@
           </w:tcPr>
           <w:p>
             <w:pPr>
-              <w:spacing w:after="60" w:before="60"/>
-            </w:pPr>
-            <w:r>
-              <w:rPr>
-                <w:rFonts w:ascii="Times New Roman" w:hAnsi="Times New Roman"/>
-                <w:sz w:val="20"/>
+              <w:keepNext/>
+              <w:spacing w:after="80" w:before="80" w:line="360" w:lineRule="auto"/>
+              <w:ind w:firstLine="0"/>
+            </w:pPr>
+            <w:r>
+              <w:rPr>
+                <w:rFonts w:ascii="Times New Roman" w:hAnsi="Times New Roman"/>
+                <w:b/>
+                <w:sz w:val="28"/>
               </w:rPr>
               <w:t>Конечное</w:t>
             </w:r>
@@ -1733,18 +1883,24 @@
         </w:tc>
       </w:tr>
       <w:tr>
+        <w:trPr>
+          <w:cantSplit/>
+        </w:trPr>
         <w:tc>
           <w:tcPr>
             <w:tcW w:type="dxa" w:w="3309"/>
           </w:tcPr>
           <w:p>
             <w:pPr>
-              <w:spacing w:after="60" w:before="60"/>
-            </w:pPr>
-            <w:r>
-              <w:rPr>
-                <w:rFonts w:ascii="Times New Roman" w:hAnsi="Times New Roman"/>
-                <w:sz w:val="20"/>
+              <w:keepNext/>
+              <w:spacing w:after="80" w:before="80" w:line="360" w:lineRule="auto"/>
+              <w:ind w:firstLine="0"/>
+            </w:pPr>
+            <w:r>
+              <w:rPr>
+                <w:rFonts w:ascii="Times New Roman" w:hAnsi="Times New Roman"/>
+                <w:b w:val="0"/>
+                <w:sz w:val="28"/>
               </w:rPr>
               <w:t>S</w:t>
             </w:r>
@@ -1756,12 +1912,15 @@
           </w:tcPr>
           <w:p>
             <w:pPr>
-              <w:spacing w:after="60" w:before="60"/>
-            </w:pPr>
-            <w:r>
-              <w:rPr>
-                <w:rFonts w:ascii="Times New Roman" w:hAnsi="Times New Roman"/>
-                <w:sz w:val="20"/>
+              <w:keepNext/>
+              <w:spacing w:after="80" w:before="80" w:line="360" w:lineRule="auto"/>
+              <w:ind w:firstLine="0"/>
+            </w:pPr>
+            <w:r>
+              <w:rPr>
+                <w:rFonts w:ascii="Times New Roman" w:hAnsi="Times New Roman"/>
+                <w:b w:val="0"/>
+                <w:sz w:val="28"/>
               </w:rPr>
               <w:t>c ещё не было; последний символ не d</w:t>
             </w:r>
@@ -1773,12 +1932,15 @@
           </w:tcPr>
           <w:p>
             <w:pPr>
-              <w:spacing w:after="60" w:before="60"/>
-            </w:pPr>
-            <w:r>
-              <w:rPr>
-                <w:rFonts w:ascii="Times New Roman" w:hAnsi="Times New Roman"/>
-                <w:sz w:val="20"/>
+              <w:keepNext/>
+              <w:spacing w:after="80" w:before="80" w:line="360" w:lineRule="auto"/>
+              <w:ind w:firstLine="0"/>
+            </w:pPr>
+            <w:r>
+              <w:rPr>
+                <w:rFonts w:ascii="Times New Roman" w:hAnsi="Times New Roman"/>
+                <w:b w:val="0"/>
+                <w:sz w:val="28"/>
               </w:rPr>
               <w:t>Да</w:t>
             </w:r>
@@ -1786,18 +1948,24 @@
         </w:tc>
       </w:tr>
       <w:tr>
+        <w:trPr>
+          <w:cantSplit/>
+        </w:trPr>
         <w:tc>
           <w:tcPr>
             <w:tcW w:type="dxa" w:w="3309"/>
           </w:tcPr>
           <w:p>
             <w:pPr>
-              <w:spacing w:after="60" w:before="60"/>
-            </w:pPr>
-            <w:r>
-              <w:rPr>
-                <w:rFonts w:ascii="Times New Roman" w:hAnsi="Times New Roman"/>
-                <w:sz w:val="20"/>
+              <w:keepNext/>
+              <w:spacing w:after="80" w:before="80" w:line="360" w:lineRule="auto"/>
+              <w:ind w:firstLine="0"/>
+            </w:pPr>
+            <w:r>
+              <w:rPr>
+                <w:rFonts w:ascii="Times New Roman" w:hAnsi="Times New Roman"/>
+                <w:b w:val="0"/>
+                <w:sz w:val="28"/>
               </w:rPr>
               <w:t>A</w:t>
             </w:r>
@@ -1809,12 +1977,15 @@
           </w:tcPr>
           <w:p>
             <w:pPr>
-              <w:spacing w:after="60" w:before="60"/>
-            </w:pPr>
-            <w:r>
-              <w:rPr>
-                <w:rFonts w:ascii="Times New Roman" w:hAnsi="Times New Roman"/>
-                <w:sz w:val="20"/>
+              <w:keepNext/>
+              <w:spacing w:after="80" w:before="80" w:line="360" w:lineRule="auto"/>
+              <w:ind w:firstLine="0"/>
+            </w:pPr>
+            <w:r>
+              <w:rPr>
+                <w:rFonts w:ascii="Times New Roman" w:hAnsi="Times New Roman"/>
+                <w:b w:val="0"/>
+                <w:sz w:val="28"/>
               </w:rPr>
               <w:t>c ещё не было; последний символ d</w:t>
             </w:r>
@@ -1826,12 +1997,15 @@
           </w:tcPr>
           <w:p>
             <w:pPr>
-              <w:spacing w:after="60" w:before="60"/>
-            </w:pPr>
-            <w:r>
-              <w:rPr>
-                <w:rFonts w:ascii="Times New Roman" w:hAnsi="Times New Roman"/>
-                <w:sz w:val="20"/>
+              <w:keepNext/>
+              <w:spacing w:after="80" w:before="80" w:line="360" w:lineRule="auto"/>
+              <w:ind w:firstLine="0"/>
+            </w:pPr>
+            <w:r>
+              <w:rPr>
+                <w:rFonts w:ascii="Times New Roman" w:hAnsi="Times New Roman"/>
+                <w:b w:val="0"/>
+                <w:sz w:val="28"/>
               </w:rPr>
               <w:t>Да</w:t>
             </w:r>
@@ -1839,18 +2013,24 @@
         </w:tc>
       </w:tr>
       <w:tr>
+        <w:trPr>
+          <w:cantSplit/>
+        </w:trPr>
         <w:tc>
           <w:tcPr>
             <w:tcW w:type="dxa" w:w="3309"/>
           </w:tcPr>
           <w:p>
             <w:pPr>
-              <w:spacing w:after="60" w:before="60"/>
-            </w:pPr>
-            <w:r>
-              <w:rPr>
-                <w:rFonts w:ascii="Times New Roman" w:hAnsi="Times New Roman"/>
-                <w:sz w:val="20"/>
+              <w:keepNext/>
+              <w:spacing w:after="80" w:before="80" w:line="360" w:lineRule="auto"/>
+              <w:ind w:firstLine="0"/>
+            </w:pPr>
+            <w:r>
+              <w:rPr>
+                <w:rFonts w:ascii="Times New Roman" w:hAnsi="Times New Roman"/>
+                <w:b w:val="0"/>
+                <w:sz w:val="28"/>
               </w:rPr>
               <w:t>B</w:t>
             </w:r>
@@ -1862,12 +2042,15 @@
           </w:tcPr>
           <w:p>
             <w:pPr>
-              <w:spacing w:after="60" w:before="60"/>
-            </w:pPr>
-            <w:r>
-              <w:rPr>
-                <w:rFonts w:ascii="Times New Roman" w:hAnsi="Times New Roman"/>
-                <w:sz w:val="20"/>
+              <w:keepNext/>
+              <w:spacing w:after="80" w:before="80" w:line="360" w:lineRule="auto"/>
+              <w:ind w:firstLine="0"/>
+            </w:pPr>
+            <w:r>
+              <w:rPr>
+                <w:rFonts w:ascii="Times New Roman" w:hAnsi="Times New Roman"/>
+                <w:b w:val="0"/>
+                <w:sz w:val="28"/>
               </w:rPr>
               <w:t>Прочитано dc; ожидается a</w:t>
             </w:r>
@@ -1879,12 +2062,15 @@
           </w:tcPr>
           <w:p>
             <w:pPr>
-              <w:spacing w:after="60" w:before="60"/>
-            </w:pPr>
-            <w:r>
-              <w:rPr>
-                <w:rFonts w:ascii="Times New Roman" w:hAnsi="Times New Roman"/>
-                <w:sz w:val="20"/>
+              <w:keepNext/>
+              <w:spacing w:after="80" w:before="80" w:line="360" w:lineRule="auto"/>
+              <w:ind w:firstLine="0"/>
+            </w:pPr>
+            <w:r>
+              <w:rPr>
+                <w:rFonts w:ascii="Times New Roman" w:hAnsi="Times New Roman"/>
+                <w:b w:val="0"/>
+                <w:sz w:val="28"/>
               </w:rPr>
               <w:t>Нет</w:t>
             </w:r>
@@ -1892,18 +2078,24 @@
         </w:tc>
       </w:tr>
       <w:tr>
+        <w:trPr>
+          <w:cantSplit/>
+        </w:trPr>
         <w:tc>
           <w:tcPr>
             <w:tcW w:type="dxa" w:w="3309"/>
           </w:tcPr>
           <w:p>
             <w:pPr>
-              <w:spacing w:after="60" w:before="60"/>
-            </w:pPr>
-            <w:r>
-              <w:rPr>
-                <w:rFonts w:ascii="Times New Roman" w:hAnsi="Times New Roman"/>
-                <w:sz w:val="20"/>
+              <w:keepNext/>
+              <w:spacing w:after="80" w:before="80" w:line="360" w:lineRule="auto"/>
+              <w:ind w:firstLine="0"/>
+            </w:pPr>
+            <w:r>
+              <w:rPr>
+                <w:rFonts w:ascii="Times New Roman" w:hAnsi="Times New Roman"/>
+                <w:b w:val="0"/>
+                <w:sz w:val="28"/>
               </w:rPr>
               <w:t>C</w:t>
             </w:r>
@@ -1915,12 +2107,15 @@
           </w:tcPr>
           <w:p>
             <w:pPr>
-              <w:spacing w:after="60" w:before="60"/>
-            </w:pPr>
-            <w:r>
-              <w:rPr>
-                <w:rFonts w:ascii="Times New Roman" w:hAnsi="Times New Roman"/>
-                <w:sz w:val="20"/>
+              <w:keepNext/>
+              <w:spacing w:after="80" w:before="80" w:line="360" w:lineRule="auto"/>
+              <w:ind w:firstLine="0"/>
+            </w:pPr>
+            <w:r>
+              <w:rPr>
+                <w:rFonts w:ascii="Times New Roman" w:hAnsi="Times New Roman"/>
+                <w:b w:val="0"/>
+                <w:sz w:val="28"/>
               </w:rPr>
               <w:t>Контекст dca завершён; последний символ не d</w:t>
             </w:r>
@@ -1932,12 +2127,15 @@
           </w:tcPr>
           <w:p>
             <w:pPr>
-              <w:spacing w:after="60" w:before="60"/>
-            </w:pPr>
-            <w:r>
-              <w:rPr>
-                <w:rFonts w:ascii="Times New Roman" w:hAnsi="Times New Roman"/>
-                <w:sz w:val="20"/>
+              <w:keepNext/>
+              <w:spacing w:after="80" w:before="80" w:line="360" w:lineRule="auto"/>
+              <w:ind w:firstLine="0"/>
+            </w:pPr>
+            <w:r>
+              <w:rPr>
+                <w:rFonts w:ascii="Times New Roman" w:hAnsi="Times New Roman"/>
+                <w:b w:val="0"/>
+                <w:sz w:val="28"/>
               </w:rPr>
               <w:t>Да</w:t>
             </w:r>
@@ -1945,18 +2143,24 @@
         </w:tc>
       </w:tr>
       <w:tr>
+        <w:trPr>
+          <w:cantSplit/>
+        </w:trPr>
         <w:tc>
           <w:tcPr>
             <w:tcW w:type="dxa" w:w="3309"/>
           </w:tcPr>
           <w:p>
             <w:pPr>
-              <w:spacing w:after="60" w:before="60"/>
-            </w:pPr>
-            <w:r>
-              <w:rPr>
-                <w:rFonts w:ascii="Times New Roman" w:hAnsi="Times New Roman"/>
-                <w:sz w:val="20"/>
+              <w:keepNext w:val="0"/>
+              <w:spacing w:after="80" w:before="80" w:line="360" w:lineRule="auto"/>
+              <w:ind w:firstLine="0"/>
+            </w:pPr>
+            <w:r>
+              <w:rPr>
+                <w:rFonts w:ascii="Times New Roman" w:hAnsi="Times New Roman"/>
+                <w:b w:val="0"/>
+                <w:sz w:val="28"/>
               </w:rPr>
               <w:t>D</w:t>
             </w:r>
@@ -1968,12 +2172,15 @@
           </w:tcPr>
           <w:p>
             <w:pPr>
-              <w:spacing w:after="60" w:before="60"/>
-            </w:pPr>
-            <w:r>
-              <w:rPr>
-                <w:rFonts w:ascii="Times New Roman" w:hAnsi="Times New Roman"/>
-                <w:sz w:val="20"/>
+              <w:keepNext w:val="0"/>
+              <w:spacing w:after="80" w:before="80" w:line="360" w:lineRule="auto"/>
+              <w:ind w:firstLine="0"/>
+            </w:pPr>
+            <w:r>
+              <w:rPr>
+                <w:rFonts w:ascii="Times New Roman" w:hAnsi="Times New Roman"/>
+                <w:b w:val="0"/>
+                <w:sz w:val="28"/>
               </w:rPr>
               <w:t>Контекст dca завершён; последний символ d</w:t>
             </w:r>
@@ -1985,12 +2192,15 @@
           </w:tcPr>
           <w:p>
             <w:pPr>
-              <w:spacing w:after="60" w:before="60"/>
-            </w:pPr>
-            <w:r>
-              <w:rPr>
-                <w:rFonts w:ascii="Times New Roman" w:hAnsi="Times New Roman"/>
-                <w:sz w:val="20"/>
+              <w:keepNext w:val="0"/>
+              <w:spacing w:after="80" w:before="80" w:line="360" w:lineRule="auto"/>
+              <w:ind w:firstLine="0"/>
+            </w:pPr>
+            <w:r>
+              <w:rPr>
+                <w:rFonts w:ascii="Times New Roman" w:hAnsi="Times New Roman"/>
+                <w:b w:val="0"/>
+                <w:sz w:val="28"/>
               </w:rPr>
               <w:t>Да</w:t>
             </w:r>
@@ -2000,144 +2210,210 @@
     </w:tbl>
     <w:p>
       <w:pPr>
-        <w:spacing w:line="276" w:lineRule="auto" w:after="120"/>
+        <w:keepNext w:val="0"/>
+        <w:widowControl/>
+        <w:spacing w:line="360" w:lineRule="auto"/>
+        <w:ind w:firstLine="709"/>
+        <w:jc w:val="both"/>
+        <w:rPr>
+          <w:color w:val="000000" w:themeColor="text1"/>
+          <w:sz w:val="28"/>
+          <w:szCs w:val="28"/>
+        </w:rPr>
       </w:pPr>
       <w:r>
         <w:rPr>
           <w:rFonts w:ascii="Times New Roman" w:hAnsi="Times New Roman"/>
           <w:b w:val="0"/>
-          <w:sz w:val="24"/>
+          <w:sz w:val="28"/>
         </w:rPr>
         <w:t>Грамматика G = (N, Σ, P, S), где N = {S, A, B, C, D}. Переход X —x→ Y задаёт продукцию X → xY; конечное состояние X задаёт X → λ. Это праволинейная грамматика типа 3, являющаяся частным случаем КС-грамматики типа 2.</w:t>
       </w:r>
     </w:p>
     <w:p>
       <w:pPr>
-        <w:spacing w:line="276" w:lineRule="auto" w:after="120"/>
+        <w:keepNext w:val="0"/>
+        <w:widowControl/>
+        <w:spacing w:line="360" w:lineRule="auto"/>
+        <w:ind w:firstLine="709"/>
+        <w:jc w:val="both"/>
+        <w:rPr>
+          <w:color w:val="000000" w:themeColor="text1"/>
+          <w:sz w:val="28"/>
+          <w:szCs w:val="28"/>
+        </w:rPr>
+      </w:pPr>
+      <w:r>
+        <w:rPr>
+          <w:rFonts w:ascii="Times New Roman" w:hAnsi="Times New Roman"/>
+          <w:b w:val="0"/>
+          <w:sz w:val="28"/>
+        </w:rPr>
+        <w:t>S → aS | bS | dA | λ</w:t>
+      </w:r>
+    </w:p>
+    <w:p>
+      <w:pPr>
+        <w:keepNext w:val="0"/>
+        <w:widowControl/>
+        <w:spacing w:line="360" w:lineRule="auto"/>
+        <w:ind w:firstLine="709"/>
+        <w:jc w:val="both"/>
+        <w:rPr>
+          <w:color w:val="000000" w:themeColor="text1"/>
+          <w:sz w:val="28"/>
+          <w:szCs w:val="28"/>
+        </w:rPr>
+      </w:pPr>
+      <w:r>
+        <w:rPr>
+          <w:rFonts w:ascii="Times New Roman" w:hAnsi="Times New Roman"/>
+          <w:b w:val="0"/>
+          <w:sz w:val="28"/>
+        </w:rPr>
+        <w:t>A → aS | bS | dA | cB | λ</w:t>
+      </w:r>
+    </w:p>
+    <w:p>
+      <w:pPr>
+        <w:keepNext w:val="0"/>
+        <w:widowControl/>
+        <w:spacing w:line="360" w:lineRule="auto"/>
+        <w:ind w:firstLine="709"/>
+        <w:jc w:val="both"/>
+        <w:rPr>
+          <w:color w:val="000000" w:themeColor="text1"/>
+          <w:sz w:val="28"/>
+          <w:szCs w:val="28"/>
+        </w:rPr>
+      </w:pPr>
+      <w:r>
+        <w:rPr>
+          <w:rFonts w:ascii="Times New Roman" w:hAnsi="Times New Roman"/>
+          <w:b w:val="0"/>
+          <w:sz w:val="28"/>
+        </w:rPr>
+        <w:t>B → aC</w:t>
+      </w:r>
+    </w:p>
+    <w:p>
+      <w:pPr>
+        <w:keepNext w:val="0"/>
+        <w:widowControl/>
+        <w:spacing w:line="360" w:lineRule="auto"/>
+        <w:ind w:firstLine="709"/>
+        <w:jc w:val="both"/>
+        <w:rPr>
+          <w:color w:val="000000" w:themeColor="text1"/>
+          <w:sz w:val="28"/>
+          <w:szCs w:val="28"/>
+        </w:rPr>
+      </w:pPr>
+      <w:r>
+        <w:rPr>
+          <w:rFonts w:ascii="Times New Roman" w:hAnsi="Times New Roman"/>
+          <w:b w:val="0"/>
+          <w:sz w:val="28"/>
+        </w:rPr>
+        <w:t>C → aC | bC | dD | λ</w:t>
+      </w:r>
+    </w:p>
+    <w:p>
+      <w:pPr>
+        <w:keepNext w:val="0"/>
+        <w:widowControl/>
+        <w:spacing w:line="360" w:lineRule="auto"/>
+        <w:ind w:firstLine="709"/>
+        <w:jc w:val="both"/>
+        <w:rPr>
+          <w:color w:val="000000" w:themeColor="text1"/>
+          <w:sz w:val="28"/>
+          <w:szCs w:val="28"/>
+        </w:rPr>
+      </w:pPr>
+      <w:r>
+        <w:rPr>
+          <w:rFonts w:ascii="Times New Roman" w:hAnsi="Times New Roman"/>
+          <w:b w:val="0"/>
+          <w:sz w:val="28"/>
+        </w:rPr>
+        <w:t>D → aC | bC | dD | cB | λ</w:t>
+      </w:r>
+    </w:p>
+    <w:p>
+      <w:pPr>
+        <w:keepNext w:val="0"/>
+        <w:widowControl/>
+        <w:spacing w:line="360" w:lineRule="auto"/>
+        <w:ind w:firstLine="709"/>
+        <w:jc w:val="both"/>
+        <w:rPr>
+          <w:color w:val="000000" w:themeColor="text1"/>
+          <w:sz w:val="28"/>
+          <w:szCs w:val="28"/>
+        </w:rPr>
+      </w:pPr>
+      <w:r>
+        <w:rPr>
+          <w:rFonts w:ascii="Times New Roman" w:hAnsi="Times New Roman"/>
+          <w:b w:val="0"/>
+          <w:sz w:val="28"/>
+        </w:rPr>
+        <w:t>Всего 19 продукций: 15 переходных и 4 завершающих. Для B нет правила B → λ: слово, оканчивающееся на dc, недопустимо. Нет переходов по c из S и C: перед c должен стоять d.</w:t>
+      </w:r>
+    </w:p>
+    <w:p>
+      <w:pPr>
+        <w:pStyle w:val="1"/>
+        <w:keepNext/>
+        <w:widowControl/>
+        <w:spacing w:line="360" w:lineRule="auto"/>
+        <w:ind w:left="0" w:firstLine="709"/>
+        <w:rPr>
+          <w:color w:val="000000" w:themeColor="text1"/>
+        </w:rPr>
       </w:pPr>
       <w:r>
         <w:rPr>
           <w:rFonts w:ascii="Times New Roman" w:hAnsi="Times New Roman"/>
           <w:b/>
-          <w:sz w:val="24"/>
-        </w:rPr>
-        <w:t>S → aS | bS | dA | λ</w:t>
-      </w:r>
-    </w:p>
-    <w:p>
-      <w:pPr>
-        <w:spacing w:line="276" w:lineRule="auto" w:after="120"/>
-      </w:pPr>
-      <w:r>
-        <w:rPr>
-          <w:rFonts w:ascii="Times New Roman" w:hAnsi="Times New Roman"/>
-          <w:b/>
-          <w:sz w:val="24"/>
-        </w:rPr>
-        <w:t>A → aS | bS | dA | cB | λ</w:t>
-      </w:r>
-    </w:p>
-    <w:p>
-      <w:pPr>
-        <w:spacing w:line="276" w:lineRule="auto" w:after="120"/>
-      </w:pPr>
-      <w:r>
-        <w:rPr>
-          <w:rFonts w:ascii="Times New Roman" w:hAnsi="Times New Roman"/>
-          <w:b/>
-          <w:sz w:val="24"/>
-        </w:rPr>
-        <w:t>B → aC</w:t>
-      </w:r>
-    </w:p>
-    <w:p>
-      <w:pPr>
-        <w:spacing w:line="276" w:lineRule="auto" w:after="120"/>
-      </w:pPr>
-      <w:r>
-        <w:rPr>
-          <w:rFonts w:ascii="Times New Roman" w:hAnsi="Times New Roman"/>
-          <w:b/>
-          <w:sz w:val="24"/>
-        </w:rPr>
-        <w:t>C → aC | bC | dD | λ</w:t>
-      </w:r>
-    </w:p>
-    <w:p>
-      <w:pPr>
-        <w:spacing w:line="276" w:lineRule="auto" w:after="120"/>
-      </w:pPr>
-      <w:r>
-        <w:rPr>
-          <w:rFonts w:ascii="Times New Roman" w:hAnsi="Times New Roman"/>
-          <w:b/>
-          <w:sz w:val="24"/>
-        </w:rPr>
-        <w:t>D → aC | bC | dD | cB | λ</w:t>
-      </w:r>
-    </w:p>
-    <w:p>
-      <w:pPr>
-        <w:spacing w:line="276" w:lineRule="auto" w:after="120"/>
+          <w:sz w:val="28"/>
+        </w:rPr>
+        <w:t>2.1 Обоснование языка</w:t>
+      </w:r>
+    </w:p>
+    <w:p>
+      <w:pPr>
+        <w:keepNext w:val="0"/>
+        <w:widowControl/>
+        <w:spacing w:line="360" w:lineRule="auto"/>
+        <w:ind w:firstLine="709"/>
+        <w:jc w:val="both"/>
+        <w:rPr>
+          <w:color w:val="000000" w:themeColor="text1"/>
+          <w:sz w:val="28"/>
+          <w:szCs w:val="28"/>
+        </w:rPr>
       </w:pPr>
       <w:r>
         <w:rPr>
           <w:rFonts w:ascii="Times New Roman" w:hAnsi="Times New Roman"/>
           <w:b w:val="0"/>
-          <w:sz w:val="24"/>
-        </w:rPr>
-        <w:t>Всего 19 продукций: 15 переходных и 4 завершающих. Для B нет правила B → λ: слово, оканчивающееся на dc, недопустимо. Нет переходов по c из S и C: перед c должен стоять d.</w:t>
-      </w:r>
-    </w:p>
-    <w:p>
-      <w:pPr>
-        <w:spacing w:line="276" w:lineRule="auto" w:after="120"/>
-      </w:pPr>
-      <w:r>
-        <w:rPr>
-          <w:rFonts w:ascii="Times New Roman" w:hAnsi="Times New Roman"/>
-          <w:b/>
-          <w:sz w:val="24"/>
-        </w:rPr>
-        <w:t>2.1 Обоснование языка</w:t>
-      </w:r>
-    </w:p>
-    <w:p>
-      <w:pPr>
-        <w:spacing w:line="276" w:lineRule="auto" w:after="120"/>
-      </w:pPr>
-      <w:r>
-        <w:rPr>
-          <w:rFonts w:ascii="Times New Roman" w:hAnsi="Times New Roman"/>
-          <w:b w:val="0"/>
-          <w:sz w:val="24"/>
+          <w:sz w:val="28"/>
         </w:rPr>
         <w:t>Правила по a, b и d сохраняют сведения о последней букве и о наличии завершённого контекста. Буква c выводится только из A и D, то есть после d, и переводит вывод в B. Единственное правило B → aC принудительно добавляет a. Следовательно, каждый выведенный c имеет нужных соседей. Обратно, для любого слова без нарушений последовательно применимы правила, соответствующие его символам; после полного чтения достигается S, A, C или D и применяется λ-правило. Значит, L(G) = L.</w:t>
       </w:r>
     </w:p>
     <w:p>
-      <w:r>
-        <w:br w:type="page"/>
-      </w:r>
-    </w:p>
-    <w:p>
-      <w:pPr>
-        <w:spacing w:line="276" w:lineRule="auto" w:after="120"/>
-      </w:pPr>
-      <w:r>
-        <w:rPr>
-          <w:rFonts w:ascii="Times New Roman" w:hAnsi="Times New Roman"/>
-          <w:b/>
-          <w:sz w:val="24"/>
-        </w:rPr>
-        <w:t>3 Граф и таблица конечного распознавателя</w:t>
-      </w:r>
-    </w:p>
-    <w:p>
+      <w:pPr>
+        <w:keepNext/>
+        <w:spacing w:after="0" w:line="240" w:lineRule="auto"/>
+        <w:jc w:val="center"/>
+      </w:pPr>
       <w:r>
         <w:drawing>
           <wp:inline xmlns:a="http://schemas.openxmlformats.org/drawingml/2006/main" xmlns:pic="http://schemas.openxmlformats.org/drawingml/2006/picture">
-            <wp:extent cx="5400000" cy="1393043"/>
+            <wp:extent cx="6192000" cy="4460339"/>
             <wp:docPr id="4" name="Picture 4"/>
             <wp:cNvGraphicFramePr>
               <a:graphicFrameLocks noChangeAspect="1"/>
@@ -2146,11 +2422,11 @@
               <a:graphicData uri="http://schemas.openxmlformats.org/drawingml/2006/picture">
                 <pic:pic>
                   <pic:nvPicPr>
-                    <pic:cNvPr id="0" name="fa.png"/>
+                    <pic:cNvPr id="0" name="01_grammar.png"/>
                     <pic:cNvPicPr/>
                   </pic:nvPicPr>
                   <pic:blipFill>
-                    <a:blip r:embed="rId14"/>
+                    <a:blip r:embed="rId18"/>
                     <a:stretch>
                       <a:fillRect/>
                     </a:stretch>
@@ -2158,7 +2434,7 @@
                   <pic:spPr>
                     <a:xfrm>
                       <a:off x="0" y="0"/>
-                      <a:ext cx="5400000" cy="1393043"/>
+                      <a:ext cx="6192000" cy="4460339"/>
                     </a:xfrm>
                     <a:prstGeom prst="rect"/>
                   </pic:spPr>
@@ -2171,15 +2447,50 @@
     </w:p>
     <w:p>
       <w:pPr>
-        <w:spacing w:line="276" w:lineRule="auto" w:after="120"/>
+        <w:spacing w:line="360" w:lineRule="auto" w:after="160"/>
+        <w:ind w:firstLine="0"/>
+        <w:jc w:val="center"/>
       </w:pPr>
       <w:r>
         <w:rPr>
           <w:rFonts w:ascii="Times New Roman" w:hAnsi="Times New Roman"/>
           <w:b w:val="0"/>
-          <w:sz w:val="24"/>
-        </w:rPr>
-        <w:t>Рисунок 1 — Граф конечного распознавателя; двойной круг — конечное состояние</w:t>
+          <w:sz w:val="28"/>
+        </w:rPr>
+        <w:t>Рисунок 1 — Грамматика варианта 13 в редакторе JFLAP</w:t>
+      </w:r>
+    </w:p>
+    <w:p>
+      <w:pPr>
+        <w:pStyle w:val="1"/>
+        <w:keepNext/>
+        <w:widowControl/>
+        <w:spacing w:line="360" w:lineRule="auto"/>
+        <w:ind w:left="0" w:firstLine="709"/>
+        <w:rPr>
+          <w:color w:val="000000" w:themeColor="text1"/>
+        </w:rPr>
+      </w:pPr>
+      <w:r>
+        <w:rPr>
+          <w:rFonts w:ascii="Times New Roman" w:hAnsi="Times New Roman"/>
+          <w:b/>
+          <w:sz w:val="28"/>
+        </w:rPr>
+        <w:t>3 Граф и таблица конечного распознавателя</w:t>
+      </w:r>
+    </w:p>
+    <w:p>
+      <w:pPr>
+        <w:keepNext/>
+        <w:spacing w:line="360" w:lineRule="auto"/>
+      </w:pPr>
+      <w:r>
+        <w:rPr>
+          <w:rFonts w:ascii="Times New Roman" w:hAnsi="Times New Roman"/>
+          <w:sz w:val="28"/>
+        </w:rPr>
+        <w:t>Таблица 3 — Таблица переходов КА</w:t>
       </w:r>
     </w:p>
     <w:tbl>
@@ -2196,18 +2507,25 @@
         <w:gridCol w:w="1985"/>
       </w:tblGrid>
       <w:tr>
-        <w:tc>
-          <w:tcPr>
-            <w:tcW w:type="dxa" w:w="1985"/>
-          </w:tcPr>
-          <w:p>
-            <w:pPr>
-              <w:spacing w:after="60" w:before="60"/>
-            </w:pPr>
-            <w:r>
-              <w:rPr>
-                <w:rFonts w:ascii="Times New Roman" w:hAnsi="Times New Roman"/>
-                <w:sz w:val="20"/>
+        <w:trPr>
+          <w:cantSplit/>
+          <w:tblHeader/>
+        </w:trPr>
+        <w:tc>
+          <w:tcPr>
+            <w:tcW w:type="dxa" w:w="1985"/>
+          </w:tcPr>
+          <w:p>
+            <w:pPr>
+              <w:keepNext/>
+              <w:spacing w:after="80" w:before="80" w:line="360" w:lineRule="auto"/>
+              <w:ind w:firstLine="0"/>
+            </w:pPr>
+            <w:r>
+              <w:rPr>
+                <w:rFonts w:ascii="Times New Roman" w:hAnsi="Times New Roman"/>
+                <w:b/>
+                <w:sz w:val="28"/>
               </w:rPr>
               <w:t>Состояние</w:t>
             </w:r>
@@ -2219,12 +2537,15 @@
           </w:tcPr>
           <w:p>
             <w:pPr>
-              <w:spacing w:after="60" w:before="60"/>
-            </w:pPr>
-            <w:r>
-              <w:rPr>
-                <w:rFonts w:ascii="Times New Roman" w:hAnsi="Times New Roman"/>
-                <w:sz w:val="20"/>
+              <w:keepNext/>
+              <w:spacing w:after="80" w:before="80" w:line="360" w:lineRule="auto"/>
+              <w:ind w:firstLine="0"/>
+            </w:pPr>
+            <w:r>
+              <w:rPr>
+                <w:rFonts w:ascii="Times New Roman" w:hAnsi="Times New Roman"/>
+                <w:b/>
+                <w:sz w:val="28"/>
               </w:rPr>
               <w:t>a</w:t>
             </w:r>
@@ -2236,12 +2557,15 @@
           </w:tcPr>
           <w:p>
             <w:pPr>
-              <w:spacing w:after="60" w:before="60"/>
-            </w:pPr>
-            <w:r>
-              <w:rPr>
-                <w:rFonts w:ascii="Times New Roman" w:hAnsi="Times New Roman"/>
-                <w:sz w:val="20"/>
+              <w:keepNext/>
+              <w:spacing w:after="80" w:before="80" w:line="360" w:lineRule="auto"/>
+              <w:ind w:firstLine="0"/>
+            </w:pPr>
+            <w:r>
+              <w:rPr>
+                <w:rFonts w:ascii="Times New Roman" w:hAnsi="Times New Roman"/>
+                <w:b/>
+                <w:sz w:val="28"/>
               </w:rPr>
               <w:t>b</w:t>
             </w:r>
@@ -2253,12 +2577,15 @@
           </w:tcPr>
           <w:p>
             <w:pPr>
-              <w:spacing w:after="60" w:before="60"/>
-            </w:pPr>
-            <w:r>
-              <w:rPr>
-                <w:rFonts w:ascii="Times New Roman" w:hAnsi="Times New Roman"/>
-                <w:sz w:val="20"/>
+              <w:keepNext/>
+              <w:spacing w:after="80" w:before="80" w:line="360" w:lineRule="auto"/>
+              <w:ind w:firstLine="0"/>
+            </w:pPr>
+            <w:r>
+              <w:rPr>
+                <w:rFonts w:ascii="Times New Roman" w:hAnsi="Times New Roman"/>
+                <w:b/>
+                <w:sz w:val="28"/>
               </w:rPr>
               <w:t>c</w:t>
             </w:r>
@@ -2270,12 +2597,15 @@
           </w:tcPr>
           <w:p>
             <w:pPr>
-              <w:spacing w:after="60" w:before="60"/>
-            </w:pPr>
-            <w:r>
-              <w:rPr>
-                <w:rFonts w:ascii="Times New Roman" w:hAnsi="Times New Roman"/>
-                <w:sz w:val="20"/>
+              <w:keepNext/>
+              <w:spacing w:after="80" w:before="80" w:line="360" w:lineRule="auto"/>
+              <w:ind w:firstLine="0"/>
+            </w:pPr>
+            <w:r>
+              <w:rPr>
+                <w:rFonts w:ascii="Times New Roman" w:hAnsi="Times New Roman"/>
+                <w:b/>
+                <w:sz w:val="28"/>
               </w:rPr>
               <w:t>d</w:t>
             </w:r>
@@ -2283,18 +2613,24 @@
         </w:tc>
       </w:tr>
       <w:tr>
-        <w:tc>
-          <w:tcPr>
-            <w:tcW w:type="dxa" w:w="1985"/>
-          </w:tcPr>
-          <w:p>
-            <w:pPr>
-              <w:spacing w:after="60" w:before="60"/>
-            </w:pPr>
-            <w:r>
-              <w:rPr>
-                <w:rFonts w:ascii="Times New Roman" w:hAnsi="Times New Roman"/>
-                <w:sz w:val="20"/>
+        <w:trPr>
+          <w:cantSplit/>
+        </w:trPr>
+        <w:tc>
+          <w:tcPr>
+            <w:tcW w:type="dxa" w:w="1985"/>
+          </w:tcPr>
+          <w:p>
+            <w:pPr>
+              <w:keepNext/>
+              <w:spacing w:after="80" w:before="80" w:line="360" w:lineRule="auto"/>
+              <w:ind w:firstLine="0"/>
+            </w:pPr>
+            <w:r>
+              <w:rPr>
+                <w:rFonts w:ascii="Times New Roman" w:hAnsi="Times New Roman"/>
+                <w:b w:val="0"/>
+                <w:sz w:val="28"/>
               </w:rPr>
               <w:t>S</w:t>
             </w:r>
@@ -2306,12 +2642,15 @@
           </w:tcPr>
           <w:p>
             <w:pPr>
-              <w:spacing w:after="60" w:before="60"/>
-            </w:pPr>
-            <w:r>
-              <w:rPr>
-                <w:rFonts w:ascii="Times New Roman" w:hAnsi="Times New Roman"/>
-                <w:sz w:val="20"/>
+              <w:keepNext/>
+              <w:spacing w:after="80" w:before="80" w:line="360" w:lineRule="auto"/>
+              <w:ind w:firstLine="0"/>
+            </w:pPr>
+            <w:r>
+              <w:rPr>
+                <w:rFonts w:ascii="Times New Roman" w:hAnsi="Times New Roman"/>
+                <w:b w:val="0"/>
+                <w:sz w:val="28"/>
               </w:rPr>
               <w:t>S</w:t>
             </w:r>
@@ -2323,12 +2662,15 @@
           </w:tcPr>
           <w:p>
             <w:pPr>
-              <w:spacing w:after="60" w:before="60"/>
-            </w:pPr>
-            <w:r>
-              <w:rPr>
-                <w:rFonts w:ascii="Times New Roman" w:hAnsi="Times New Roman"/>
-                <w:sz w:val="20"/>
+              <w:keepNext/>
+              <w:spacing w:after="80" w:before="80" w:line="360" w:lineRule="auto"/>
+              <w:ind w:firstLine="0"/>
+            </w:pPr>
+            <w:r>
+              <w:rPr>
+                <w:rFonts w:ascii="Times New Roman" w:hAnsi="Times New Roman"/>
+                <w:b w:val="0"/>
+                <w:sz w:val="28"/>
               </w:rPr>
               <w:t>S</w:t>
             </w:r>
@@ -2340,12 +2682,15 @@
           </w:tcPr>
           <w:p>
             <w:pPr>
-              <w:spacing w:after="60" w:before="60"/>
-            </w:pPr>
-            <w:r>
-              <w:rPr>
-                <w:rFonts w:ascii="Times New Roman" w:hAnsi="Times New Roman"/>
-                <w:sz w:val="20"/>
+              <w:keepNext/>
+              <w:spacing w:after="80" w:before="80" w:line="360" w:lineRule="auto"/>
+              <w:ind w:firstLine="0"/>
+            </w:pPr>
+            <w:r>
+              <w:rPr>
+                <w:rFonts w:ascii="Times New Roman" w:hAnsi="Times New Roman"/>
+                <w:b w:val="0"/>
+                <w:sz w:val="28"/>
               </w:rPr>
               <w:t>—</w:t>
             </w:r>
@@ -2357,12 +2702,15 @@
           </w:tcPr>
           <w:p>
             <w:pPr>
-              <w:spacing w:after="60" w:before="60"/>
-            </w:pPr>
-            <w:r>
-              <w:rPr>
-                <w:rFonts w:ascii="Times New Roman" w:hAnsi="Times New Roman"/>
-                <w:sz w:val="20"/>
+              <w:keepNext/>
+              <w:spacing w:after="80" w:before="80" w:line="360" w:lineRule="auto"/>
+              <w:ind w:firstLine="0"/>
+            </w:pPr>
+            <w:r>
+              <w:rPr>
+                <w:rFonts w:ascii="Times New Roman" w:hAnsi="Times New Roman"/>
+                <w:b w:val="0"/>
+                <w:sz w:val="28"/>
               </w:rPr>
               <w:t>A</w:t>
             </w:r>
@@ -2370,18 +2718,24 @@
         </w:tc>
       </w:tr>
       <w:tr>
-        <w:tc>
-          <w:tcPr>
-            <w:tcW w:type="dxa" w:w="1985"/>
-          </w:tcPr>
-          <w:p>
-            <w:pPr>
-              <w:spacing w:after="60" w:before="60"/>
-            </w:pPr>
-            <w:r>
-              <w:rPr>
-                <w:rFonts w:ascii="Times New Roman" w:hAnsi="Times New Roman"/>
-                <w:sz w:val="20"/>
+        <w:trPr>
+          <w:cantSplit/>
+        </w:trPr>
+        <w:tc>
+          <w:tcPr>
+            <w:tcW w:type="dxa" w:w="1985"/>
+          </w:tcPr>
+          <w:p>
+            <w:pPr>
+              <w:keepNext/>
+              <w:spacing w:after="80" w:before="80" w:line="360" w:lineRule="auto"/>
+              <w:ind w:firstLine="0"/>
+            </w:pPr>
+            <w:r>
+              <w:rPr>
+                <w:rFonts w:ascii="Times New Roman" w:hAnsi="Times New Roman"/>
+                <w:b w:val="0"/>
+                <w:sz w:val="28"/>
               </w:rPr>
               <w:t>A</w:t>
             </w:r>
@@ -2393,12 +2747,15 @@
           </w:tcPr>
           <w:p>
             <w:pPr>
-              <w:spacing w:after="60" w:before="60"/>
-            </w:pPr>
-            <w:r>
-              <w:rPr>
-                <w:rFonts w:ascii="Times New Roman" w:hAnsi="Times New Roman"/>
-                <w:sz w:val="20"/>
+              <w:keepNext/>
+              <w:spacing w:after="80" w:before="80" w:line="360" w:lineRule="auto"/>
+              <w:ind w:firstLine="0"/>
+            </w:pPr>
+            <w:r>
+              <w:rPr>
+                <w:rFonts w:ascii="Times New Roman" w:hAnsi="Times New Roman"/>
+                <w:b w:val="0"/>
+                <w:sz w:val="28"/>
               </w:rPr>
               <w:t>S</w:t>
             </w:r>
@@ -2410,12 +2767,15 @@
           </w:tcPr>
           <w:p>
             <w:pPr>
-              <w:spacing w:after="60" w:before="60"/>
-            </w:pPr>
-            <w:r>
-              <w:rPr>
-                <w:rFonts w:ascii="Times New Roman" w:hAnsi="Times New Roman"/>
-                <w:sz w:val="20"/>
+              <w:keepNext/>
+              <w:spacing w:after="80" w:before="80" w:line="360" w:lineRule="auto"/>
+              <w:ind w:firstLine="0"/>
+            </w:pPr>
+            <w:r>
+              <w:rPr>
+                <w:rFonts w:ascii="Times New Roman" w:hAnsi="Times New Roman"/>
+                <w:b w:val="0"/>
+                <w:sz w:val="28"/>
               </w:rPr>
               <w:t>S</w:t>
             </w:r>
@@ -2427,12 +2787,15 @@
           </w:tcPr>
           <w:p>
             <w:pPr>
-              <w:spacing w:after="60" w:before="60"/>
-            </w:pPr>
-            <w:r>
-              <w:rPr>
-                <w:rFonts w:ascii="Times New Roman" w:hAnsi="Times New Roman"/>
-                <w:sz w:val="20"/>
+              <w:keepNext/>
+              <w:spacing w:after="80" w:before="80" w:line="360" w:lineRule="auto"/>
+              <w:ind w:firstLine="0"/>
+            </w:pPr>
+            <w:r>
+              <w:rPr>
+                <w:rFonts w:ascii="Times New Roman" w:hAnsi="Times New Roman"/>
+                <w:b w:val="0"/>
+                <w:sz w:val="28"/>
               </w:rPr>
               <w:t>B</w:t>
             </w:r>
@@ -2444,12 +2807,15 @@
           </w:tcPr>
           <w:p>
             <w:pPr>
-              <w:spacing w:after="60" w:before="60"/>
-            </w:pPr>
-            <w:r>
-              <w:rPr>
-                <w:rFonts w:ascii="Times New Roman" w:hAnsi="Times New Roman"/>
-                <w:sz w:val="20"/>
+              <w:keepNext/>
+              <w:spacing w:after="80" w:before="80" w:line="360" w:lineRule="auto"/>
+              <w:ind w:firstLine="0"/>
+            </w:pPr>
+            <w:r>
+              <w:rPr>
+                <w:rFonts w:ascii="Times New Roman" w:hAnsi="Times New Roman"/>
+                <w:b w:val="0"/>
+                <w:sz w:val="28"/>
               </w:rPr>
               <w:t>A</w:t>
             </w:r>
@@ -2457,18 +2823,24 @@
         </w:tc>
       </w:tr>
       <w:tr>
-        <w:tc>
-          <w:tcPr>
-            <w:tcW w:type="dxa" w:w="1985"/>
-          </w:tcPr>
-          <w:p>
-            <w:pPr>
-              <w:spacing w:after="60" w:before="60"/>
-            </w:pPr>
-            <w:r>
-              <w:rPr>
-                <w:rFonts w:ascii="Times New Roman" w:hAnsi="Times New Roman"/>
-                <w:sz w:val="20"/>
+        <w:trPr>
+          <w:cantSplit/>
+        </w:trPr>
+        <w:tc>
+          <w:tcPr>
+            <w:tcW w:type="dxa" w:w="1985"/>
+          </w:tcPr>
+          <w:p>
+            <w:pPr>
+              <w:keepNext/>
+              <w:spacing w:after="80" w:before="80" w:line="360" w:lineRule="auto"/>
+              <w:ind w:firstLine="0"/>
+            </w:pPr>
+            <w:r>
+              <w:rPr>
+                <w:rFonts w:ascii="Times New Roman" w:hAnsi="Times New Roman"/>
+                <w:b w:val="0"/>
+                <w:sz w:val="28"/>
               </w:rPr>
               <w:t>B</w:t>
             </w:r>
@@ -2480,12 +2852,15 @@
           </w:tcPr>
           <w:p>
             <w:pPr>
-              <w:spacing w:after="60" w:before="60"/>
-            </w:pPr>
-            <w:r>
-              <w:rPr>
-                <w:rFonts w:ascii="Times New Roman" w:hAnsi="Times New Roman"/>
-                <w:sz w:val="20"/>
+              <w:keepNext/>
+              <w:spacing w:after="80" w:before="80" w:line="360" w:lineRule="auto"/>
+              <w:ind w:firstLine="0"/>
+            </w:pPr>
+            <w:r>
+              <w:rPr>
+                <w:rFonts w:ascii="Times New Roman" w:hAnsi="Times New Roman"/>
+                <w:b w:val="0"/>
+                <w:sz w:val="28"/>
               </w:rPr>
               <w:t>C</w:t>
             </w:r>
@@ -2497,12 +2872,15 @@
           </w:tcPr>
           <w:p>
             <w:pPr>
-              <w:spacing w:after="60" w:before="60"/>
-            </w:pPr>
-            <w:r>
-              <w:rPr>
-                <w:rFonts w:ascii="Times New Roman" w:hAnsi="Times New Roman"/>
-                <w:sz w:val="20"/>
+              <w:keepNext/>
+              <w:spacing w:after="80" w:before="80" w:line="360" w:lineRule="auto"/>
+              <w:ind w:firstLine="0"/>
+            </w:pPr>
+            <w:r>
+              <w:rPr>
+                <w:rFonts w:ascii="Times New Roman" w:hAnsi="Times New Roman"/>
+                <w:b w:val="0"/>
+                <w:sz w:val="28"/>
               </w:rPr>
               <w:t>—</w:t>
             </w:r>
@@ -2514,12 +2892,15 @@
           </w:tcPr>
           <w:p>
             <w:pPr>
-              <w:spacing w:after="60" w:before="60"/>
-            </w:pPr>
-            <w:r>
-              <w:rPr>
-                <w:rFonts w:ascii="Times New Roman" w:hAnsi="Times New Roman"/>
-                <w:sz w:val="20"/>
+              <w:keepNext/>
+              <w:spacing w:after="80" w:before="80" w:line="360" w:lineRule="auto"/>
+              <w:ind w:firstLine="0"/>
+            </w:pPr>
+            <w:r>
+              <w:rPr>
+                <w:rFonts w:ascii="Times New Roman" w:hAnsi="Times New Roman"/>
+                <w:b w:val="0"/>
+                <w:sz w:val="28"/>
               </w:rPr>
               <w:t>—</w:t>
             </w:r>
@@ -2531,12 +2912,15 @@
           </w:tcPr>
           <w:p>
             <w:pPr>
-              <w:spacing w:after="60" w:before="60"/>
-            </w:pPr>
-            <w:r>
-              <w:rPr>
-                <w:rFonts w:ascii="Times New Roman" w:hAnsi="Times New Roman"/>
-                <w:sz w:val="20"/>
+              <w:keepNext/>
+              <w:spacing w:after="80" w:before="80" w:line="360" w:lineRule="auto"/>
+              <w:ind w:firstLine="0"/>
+            </w:pPr>
+            <w:r>
+              <w:rPr>
+                <w:rFonts w:ascii="Times New Roman" w:hAnsi="Times New Roman"/>
+                <w:b w:val="0"/>
+                <w:sz w:val="28"/>
               </w:rPr>
               <w:t>—</w:t>
             </w:r>
@@ -2544,18 +2928,24 @@
         </w:tc>
       </w:tr>
       <w:tr>
-        <w:tc>
-          <w:tcPr>
-            <w:tcW w:type="dxa" w:w="1985"/>
-          </w:tcPr>
-          <w:p>
-            <w:pPr>
-              <w:spacing w:after="60" w:before="60"/>
-            </w:pPr>
-            <w:r>
-              <w:rPr>
-                <w:rFonts w:ascii="Times New Roman" w:hAnsi="Times New Roman"/>
-                <w:sz w:val="20"/>
+        <w:trPr>
+          <w:cantSplit/>
+        </w:trPr>
+        <w:tc>
+          <w:tcPr>
+            <w:tcW w:type="dxa" w:w="1985"/>
+          </w:tcPr>
+          <w:p>
+            <w:pPr>
+              <w:keepNext/>
+              <w:spacing w:after="80" w:before="80" w:line="360" w:lineRule="auto"/>
+              <w:ind w:firstLine="0"/>
+            </w:pPr>
+            <w:r>
+              <w:rPr>
+                <w:rFonts w:ascii="Times New Roman" w:hAnsi="Times New Roman"/>
+                <w:b w:val="0"/>
+                <w:sz w:val="28"/>
               </w:rPr>
               <w:t>C</w:t>
             </w:r>
@@ -2567,12 +2957,15 @@
           </w:tcPr>
           <w:p>
             <w:pPr>
-              <w:spacing w:after="60" w:before="60"/>
-            </w:pPr>
-            <w:r>
-              <w:rPr>
-                <w:rFonts w:ascii="Times New Roman" w:hAnsi="Times New Roman"/>
-                <w:sz w:val="20"/>
+              <w:keepNext/>
+              <w:spacing w:after="80" w:before="80" w:line="360" w:lineRule="auto"/>
+              <w:ind w:firstLine="0"/>
+            </w:pPr>
+            <w:r>
+              <w:rPr>
+                <w:rFonts w:ascii="Times New Roman" w:hAnsi="Times New Roman"/>
+                <w:b w:val="0"/>
+                <w:sz w:val="28"/>
               </w:rPr>
               <w:t>C</w:t>
             </w:r>
@@ -2584,12 +2977,15 @@
           </w:tcPr>
           <w:p>
             <w:pPr>
-              <w:spacing w:after="60" w:before="60"/>
-            </w:pPr>
-            <w:r>
-              <w:rPr>
-                <w:rFonts w:ascii="Times New Roman" w:hAnsi="Times New Roman"/>
-                <w:sz w:val="20"/>
+              <w:keepNext/>
+              <w:spacing w:after="80" w:before="80" w:line="360" w:lineRule="auto"/>
+              <w:ind w:firstLine="0"/>
+            </w:pPr>
+            <w:r>
+              <w:rPr>
+                <w:rFonts w:ascii="Times New Roman" w:hAnsi="Times New Roman"/>
+                <w:b w:val="0"/>
+                <w:sz w:val="28"/>
               </w:rPr>
               <w:t>C</w:t>
             </w:r>
@@ -2601,12 +2997,15 @@
           </w:tcPr>
           <w:p>
             <w:pPr>
-              <w:spacing w:after="60" w:before="60"/>
-            </w:pPr>
-            <w:r>
-              <w:rPr>
-                <w:rFonts w:ascii="Times New Roman" w:hAnsi="Times New Roman"/>
-                <w:sz w:val="20"/>
+              <w:keepNext/>
+              <w:spacing w:after="80" w:before="80" w:line="360" w:lineRule="auto"/>
+              <w:ind w:firstLine="0"/>
+            </w:pPr>
+            <w:r>
+              <w:rPr>
+                <w:rFonts w:ascii="Times New Roman" w:hAnsi="Times New Roman"/>
+                <w:b w:val="0"/>
+                <w:sz w:val="28"/>
               </w:rPr>
               <w:t>—</w:t>
             </w:r>
@@ -2618,12 +3017,15 @@
           </w:tcPr>
           <w:p>
             <w:pPr>
-              <w:spacing w:after="60" w:before="60"/>
-            </w:pPr>
-            <w:r>
-              <w:rPr>
-                <w:rFonts w:ascii="Times New Roman" w:hAnsi="Times New Roman"/>
-                <w:sz w:val="20"/>
+              <w:keepNext/>
+              <w:spacing w:after="80" w:before="80" w:line="360" w:lineRule="auto"/>
+              <w:ind w:firstLine="0"/>
+            </w:pPr>
+            <w:r>
+              <w:rPr>
+                <w:rFonts w:ascii="Times New Roman" w:hAnsi="Times New Roman"/>
+                <w:b w:val="0"/>
+                <w:sz w:val="28"/>
               </w:rPr>
               <w:t>D</w:t>
             </w:r>
@@ -2631,18 +3033,24 @@
         </w:tc>
       </w:tr>
       <w:tr>
-        <w:tc>
-          <w:tcPr>
-            <w:tcW w:type="dxa" w:w="1985"/>
-          </w:tcPr>
-          <w:p>
-            <w:pPr>
-              <w:spacing w:after="60" w:before="60"/>
-            </w:pPr>
-            <w:r>
-              <w:rPr>
-                <w:rFonts w:ascii="Times New Roman" w:hAnsi="Times New Roman"/>
-                <w:sz w:val="20"/>
+        <w:trPr>
+          <w:cantSplit/>
+        </w:trPr>
+        <w:tc>
+          <w:tcPr>
+            <w:tcW w:type="dxa" w:w="1985"/>
+          </w:tcPr>
+          <w:p>
+            <w:pPr>
+              <w:keepNext w:val="0"/>
+              <w:spacing w:after="80" w:before="80" w:line="360" w:lineRule="auto"/>
+              <w:ind w:firstLine="0"/>
+            </w:pPr>
+            <w:r>
+              <w:rPr>
+                <w:rFonts w:ascii="Times New Roman" w:hAnsi="Times New Roman"/>
+                <w:b w:val="0"/>
+                <w:sz w:val="28"/>
               </w:rPr>
               <w:t>D</w:t>
             </w:r>
@@ -2654,12 +3062,15 @@
           </w:tcPr>
           <w:p>
             <w:pPr>
-              <w:spacing w:after="60" w:before="60"/>
-            </w:pPr>
-            <w:r>
-              <w:rPr>
-                <w:rFonts w:ascii="Times New Roman" w:hAnsi="Times New Roman"/>
-                <w:sz w:val="20"/>
+              <w:keepNext w:val="0"/>
+              <w:spacing w:after="80" w:before="80" w:line="360" w:lineRule="auto"/>
+              <w:ind w:firstLine="0"/>
+            </w:pPr>
+            <w:r>
+              <w:rPr>
+                <w:rFonts w:ascii="Times New Roman" w:hAnsi="Times New Roman"/>
+                <w:b w:val="0"/>
+                <w:sz w:val="28"/>
               </w:rPr>
               <w:t>C</w:t>
             </w:r>
@@ -2671,12 +3082,15 @@
           </w:tcPr>
           <w:p>
             <w:pPr>
-              <w:spacing w:after="60" w:before="60"/>
-            </w:pPr>
-            <w:r>
-              <w:rPr>
-                <w:rFonts w:ascii="Times New Roman" w:hAnsi="Times New Roman"/>
-                <w:sz w:val="20"/>
+              <w:keepNext w:val="0"/>
+              <w:spacing w:after="80" w:before="80" w:line="360" w:lineRule="auto"/>
+              <w:ind w:firstLine="0"/>
+            </w:pPr>
+            <w:r>
+              <w:rPr>
+                <w:rFonts w:ascii="Times New Roman" w:hAnsi="Times New Roman"/>
+                <w:b w:val="0"/>
+                <w:sz w:val="28"/>
               </w:rPr>
               <w:t>C</w:t>
             </w:r>
@@ -2688,12 +3102,15 @@
           </w:tcPr>
           <w:p>
             <w:pPr>
-              <w:spacing w:after="60" w:before="60"/>
-            </w:pPr>
-            <w:r>
-              <w:rPr>
-                <w:rFonts w:ascii="Times New Roman" w:hAnsi="Times New Roman"/>
-                <w:sz w:val="20"/>
+              <w:keepNext w:val="0"/>
+              <w:spacing w:after="80" w:before="80" w:line="360" w:lineRule="auto"/>
+              <w:ind w:firstLine="0"/>
+            </w:pPr>
+            <w:r>
+              <w:rPr>
+                <w:rFonts w:ascii="Times New Roman" w:hAnsi="Times New Roman"/>
+                <w:b w:val="0"/>
+                <w:sz w:val="28"/>
               </w:rPr>
               <w:t>B</w:t>
             </w:r>
@@ -2705,12 +3122,15 @@
           </w:tcPr>
           <w:p>
             <w:pPr>
-              <w:spacing w:after="60" w:before="60"/>
-            </w:pPr>
-            <w:r>
-              <w:rPr>
-                <w:rFonts w:ascii="Times New Roman" w:hAnsi="Times New Roman"/>
-                <w:sz w:val="20"/>
+              <w:keepNext w:val="0"/>
+              <w:spacing w:after="80" w:before="80" w:line="360" w:lineRule="auto"/>
+              <w:ind w:firstLine="0"/>
+            </w:pPr>
+            <w:r>
+              <w:rPr>
+                <w:rFonts w:ascii="Times New Roman" w:hAnsi="Times New Roman"/>
+                <w:b w:val="0"/>
+                <w:sz w:val="28"/>
               </w:rPr>
               <w:t>D</w:t>
             </w:r>
@@ -2720,209 +3140,14 @@
     </w:tbl>
     <w:p>
       <w:pPr>
-        <w:spacing w:line="276" w:lineRule="auto" w:after="120"/>
-      </w:pPr>
-      <w:r>
-        <w:rPr>
-          <w:rFonts w:ascii="Times New Roman" w:hAnsi="Times New Roman"/>
-          <w:b w:val="0"/>
-          <w:sz w:val="24"/>
-        </w:rPr>
-        <w:t>Начальное состояние — S; F = {S, A, C, D}. Прочерк означает отсутствие перехода и отказ. Файл 02_исходный_КА.jff содержит эту модель.</w:t>
-      </w:r>
-    </w:p>
-    <w:p>
-      <w:pPr>
-        <w:spacing w:line="276" w:lineRule="auto" w:after="120"/>
-      </w:pPr>
-      <w:r>
-        <w:rPr>
-          <w:rFonts w:ascii="Times New Roman" w:hAnsi="Times New Roman"/>
-          <w:b/>
-          <w:sz w:val="24"/>
-        </w:rPr>
-        <w:t>3.1 Преобразование грамматики в автомат</w:t>
-      </w:r>
-    </w:p>
-    <w:p>
-      <w:pPr>
-        <w:spacing w:line="276" w:lineRule="auto" w:after="120"/>
-      </w:pPr>
-      <w:r>
-        <w:rPr>
-          <w:rFonts w:ascii="Times New Roman" w:hAnsi="Times New Roman"/>
-          <w:b w:val="0"/>
-          <w:sz w:val="24"/>
-        </w:rPr>
-        <w:t>При стандартном преобразовании праволинейной грамматики сохраняются переходы X —x→ Y для X → xY. Вводится единое конечное состояние F; для X → λ добавляется переход X —λ→ F. Получается 6 состояний, 15 буквенных и 4 λ-перехода. Единственное конечное состояние — F. Это преобразование программно выполнено в модели 03_КА_из_грамматики.jff.</w:t>
-      </w:r>
-    </w:p>
-    <w:p>
-      <w:pPr>
-        <w:spacing w:line="276" w:lineRule="auto" w:after="120"/>
-      </w:pPr>
-      <w:r>
-        <w:rPr>
-          <w:rFonts w:ascii="Times New Roman" w:hAnsi="Times New Roman"/>
-          <w:b w:val="0"/>
-          <w:sz w:val="24"/>
-        </w:rPr>
-        <w:t>Переходы в F: S —λ→ F, A —λ→ F, C —λ→ F, D —λ→ F. Из B и из F переходов в F нет. Ранний переход в F при непрочитанном входе не принимает слово: вход должен быть исчерпан.</w:t>
-      </w:r>
-    </w:p>
-    <w:p>
-      <w:pPr>
-        <w:spacing w:line="276" w:lineRule="auto" w:after="120"/>
-      </w:pPr>
-      <w:r>
-        <w:rPr>
-          <w:rFonts w:ascii="Times New Roman" w:hAnsi="Times New Roman"/>
-          <w:b/>
-          <w:sz w:val="24"/>
-        </w:rPr>
-        <w:t>3.2 Грамматика, восстановленная из полученного автомата</w:t>
-      </w:r>
-    </w:p>
-    <w:p>
-      <w:pPr>
-        <w:spacing w:line="276" w:lineRule="auto" w:after="120"/>
-      </w:pPr>
-      <w:r>
-        <w:rPr>
-          <w:rFonts w:ascii="Times New Roman" w:hAnsi="Times New Roman"/>
-          <w:b w:val="0"/>
-          <w:sz w:val="24"/>
-        </w:rPr>
-        <w:t>Каждый буквенный переход снова даёт X → xY, каждый λ-переход в F даёт X → F; добавляется F → λ. В файле 04_грамматика_из_КА.jff используются правила:</w:t>
-      </w:r>
-    </w:p>
-    <w:p>
-      <w:pPr>
-        <w:spacing w:line="276" w:lineRule="auto" w:after="120"/>
-      </w:pPr>
-      <w:r>
-        <w:rPr>
-          <w:rFonts w:ascii="Times New Roman" w:hAnsi="Times New Roman"/>
-          <w:b w:val="0"/>
-          <w:sz w:val="24"/>
-        </w:rPr>
-        <w:t>S → aS | bS | dA | F</w:t>
-      </w:r>
-    </w:p>
-    <w:p>
-      <w:pPr>
-        <w:spacing w:line="276" w:lineRule="auto" w:after="120"/>
-      </w:pPr>
-      <w:r>
-        <w:rPr>
-          <w:rFonts w:ascii="Times New Roman" w:hAnsi="Times New Roman"/>
-          <w:b w:val="0"/>
-          <w:sz w:val="24"/>
-        </w:rPr>
-        <w:t>A → aS | bS | dA | cB | F</w:t>
-      </w:r>
-    </w:p>
-    <w:p>
-      <w:pPr>
-        <w:spacing w:line="276" w:lineRule="auto" w:after="120"/>
-      </w:pPr>
-      <w:r>
-        <w:rPr>
-          <w:rFonts w:ascii="Times New Roman" w:hAnsi="Times New Roman"/>
-          <w:b w:val="0"/>
-          <w:sz w:val="24"/>
-        </w:rPr>
-        <w:t>B → aC</w:t>
-      </w:r>
-    </w:p>
-    <w:p>
-      <w:pPr>
-        <w:spacing w:line="276" w:lineRule="auto" w:after="120"/>
-      </w:pPr>
-      <w:r>
-        <w:rPr>
-          <w:rFonts w:ascii="Times New Roman" w:hAnsi="Times New Roman"/>
-          <w:b w:val="0"/>
-          <w:sz w:val="24"/>
-        </w:rPr>
-        <w:t>C → aC | bC | dD | F</w:t>
-      </w:r>
-    </w:p>
-    <w:p>
-      <w:pPr>
-        <w:spacing w:line="276" w:lineRule="auto" w:after="120"/>
-      </w:pPr>
-      <w:r>
-        <w:rPr>
-          <w:rFonts w:ascii="Times New Roman" w:hAnsi="Times New Roman"/>
-          <w:b w:val="0"/>
-          <w:sz w:val="24"/>
-        </w:rPr>
-        <w:t>D → aC | bC | dD | cB | F</w:t>
-      </w:r>
-    </w:p>
-    <w:p>
-      <w:pPr>
-        <w:spacing w:line="276" w:lineRule="auto" w:after="120"/>
-      </w:pPr>
-      <w:r>
-        <w:rPr>
-          <w:rFonts w:ascii="Times New Roman" w:hAnsi="Times New Roman"/>
-          <w:b w:val="0"/>
-          <w:sz w:val="24"/>
-        </w:rPr>
-        <w:t>F → λ</w:t>
-      </w:r>
-    </w:p>
-    <w:p>
-      <w:pPr>
-        <w:spacing w:line="276" w:lineRule="auto" w:after="120"/>
-      </w:pPr>
-      <w:r>
-        <w:rPr>
-          <w:rFonts w:ascii="Times New Roman" w:hAnsi="Times New Roman"/>
-          <w:b w:val="0"/>
-          <w:sz w:val="24"/>
-        </w:rPr>
-        <w:t>После подстановки F → λ получаются исходные правила G. Поэтому исходный КА, ручная грамматика и восстановленная грамматика эквивалентны.</w:t>
-      </w:r>
-    </w:p>
-    <w:p>
-      <w:r>
-        <w:br w:type="page"/>
-      </w:r>
-    </w:p>
-    <w:p>
-      <w:pPr>
-        <w:spacing w:line="276" w:lineRule="auto" w:after="120"/>
-      </w:pPr>
-      <w:r>
-        <w:rPr>
-          <w:rFonts w:ascii="Times New Roman" w:hAnsi="Times New Roman"/>
-          <w:b/>
-          <w:sz w:val="24"/>
-        </w:rPr>
-        <w:t>4 Выводы слов и деревья разбора</w:t>
-      </w:r>
-    </w:p>
-    <w:p>
-      <w:pPr>
-        <w:spacing w:line="276" w:lineRule="auto" w:after="120"/>
-      </w:pPr>
-      <w:r>
-        <w:rPr>
-          <w:rFonts w:ascii="Times New Roman" w:hAnsi="Times New Roman"/>
-          <w:b w:val="0"/>
-          <w:sz w:val="24"/>
-        </w:rPr>
-        <w:t>Для dca: S ⇒ dA ⇒ dcB ⇒ dcaC ⇒ dca. Для dcadca: S ⇒ dA ⇒ dcB ⇒ dcaC ⇒ dcadD ⇒ dcadcB ⇒ dcadcaC ⇒ dcadca. Для пустого слова: S ⇒ λ.</w:t>
-      </w:r>
-    </w:p>
-    <w:p>
+        <w:keepNext/>
+        <w:spacing w:after="0" w:line="240" w:lineRule="auto"/>
+        <w:jc w:val="center"/>
+      </w:pPr>
       <w:r>
         <w:drawing>
           <wp:inline xmlns:a="http://schemas.openxmlformats.org/drawingml/2006/main" xmlns:pic="http://schemas.openxmlformats.org/drawingml/2006/picture">
-            <wp:extent cx="1080000" cy="1742098"/>
+            <wp:extent cx="6192000" cy="4460339"/>
             <wp:docPr id="5" name="Picture 5"/>
             <wp:cNvGraphicFramePr>
               <a:graphicFrameLocks noChangeAspect="1"/>
@@ -2931,11 +3156,11 @@
               <a:graphicData uri="http://schemas.openxmlformats.org/drawingml/2006/picture">
                 <pic:pic>
                   <pic:nvPicPr>
-                    <pic:cNvPr id="0" name="tree1.png"/>
+                    <pic:cNvPr id="0" name="04_fa.png"/>
                     <pic:cNvPicPr/>
                   </pic:nvPicPr>
                   <pic:blipFill>
-                    <a:blip r:embed="rId15"/>
+                    <a:blip r:embed="rId19"/>
                     <a:stretch>
                       <a:fillRect/>
                     </a:stretch>
@@ -2943,7 +3168,7 @@
                   <pic:spPr>
                     <a:xfrm>
                       <a:off x="0" y="0"/>
-                      <a:ext cx="1080000" cy="1742098"/>
+                      <a:ext cx="6192000" cy="4460339"/>
                     </a:xfrm>
                     <a:prstGeom prst="rect"/>
                   </pic:spPr>
@@ -2956,22 +3181,311 @@
     </w:p>
     <w:p>
       <w:pPr>
-        <w:spacing w:line="276" w:lineRule="auto" w:after="120"/>
+        <w:spacing w:line="360" w:lineRule="auto" w:after="160"/>
+        <w:ind w:firstLine="0"/>
+        <w:jc w:val="center"/>
       </w:pPr>
       <w:r>
         <w:rPr>
           <w:rFonts w:ascii="Times New Roman" w:hAnsi="Times New Roman"/>
           <w:b w:val="0"/>
-          <w:sz w:val="24"/>
-        </w:rPr>
-        <w:t>Рисунок 2 — Дерево вывода слова dca</w:t>
-      </w:r>
-    </w:p>
-    <w:p>
+          <w:sz w:val="28"/>
+        </w:rPr>
+        <w:t>Рисунок 2 — Исходный конечный распознаватель в JFLAP</w:t>
+      </w:r>
+    </w:p>
+    <w:p>
+      <w:pPr>
+        <w:keepNext w:val="0"/>
+        <w:widowControl/>
+        <w:spacing w:line="360" w:lineRule="auto"/>
+        <w:ind w:firstLine="709"/>
+        <w:jc w:val="both"/>
+        <w:rPr>
+          <w:color w:val="000000" w:themeColor="text1"/>
+          <w:sz w:val="28"/>
+          <w:szCs w:val="28"/>
+        </w:rPr>
+      </w:pPr>
+      <w:r>
+        <w:rPr>
+          <w:rFonts w:ascii="Times New Roman" w:hAnsi="Times New Roman"/>
+          <w:b w:val="0"/>
+          <w:sz w:val="28"/>
+        </w:rPr>
+        <w:t>Начальное состояние — S; F = {S, A, C, D}. Прочерк означает отсутствие перехода и отказ. Файл 02_исходный_КА.jff содержит эту модель.</w:t>
+      </w:r>
+    </w:p>
+    <w:p>
+      <w:pPr>
+        <w:pStyle w:val="1"/>
+        <w:keepNext/>
+        <w:widowControl/>
+        <w:spacing w:line="360" w:lineRule="auto"/>
+        <w:ind w:left="0" w:firstLine="709"/>
+        <w:rPr>
+          <w:color w:val="000000" w:themeColor="text1"/>
+        </w:rPr>
+      </w:pPr>
+      <w:r>
+        <w:rPr>
+          <w:rFonts w:ascii="Times New Roman" w:hAnsi="Times New Roman"/>
+          <w:b/>
+          <w:sz w:val="28"/>
+        </w:rPr>
+        <w:t>3.1 Преобразование грамматики в автомат</w:t>
+      </w:r>
+    </w:p>
+    <w:p>
+      <w:pPr>
+        <w:keepNext w:val="0"/>
+        <w:widowControl/>
+        <w:spacing w:line="360" w:lineRule="auto"/>
+        <w:ind w:firstLine="709"/>
+        <w:jc w:val="both"/>
+        <w:rPr>
+          <w:color w:val="000000" w:themeColor="text1"/>
+          <w:sz w:val="28"/>
+          <w:szCs w:val="28"/>
+        </w:rPr>
+      </w:pPr>
+      <w:r>
+        <w:rPr>
+          <w:rFonts w:ascii="Times New Roman" w:hAnsi="Times New Roman"/>
+          <w:b w:val="0"/>
+          <w:sz w:val="28"/>
+        </w:rPr>
+        <w:t>В JFLAP выполнено Convert → Convert Right-Linear Grammar to FA → Show All → Export. Для X → xY создаётся переход X —x→ Y, для X → λ — λ-переход в общее конечное состояние. Получены 6 состояний, 15 буквенных и 4 λ-перехода. Экспорт программы сохранён в файле 06_JFLAP_КА_автоконверсия.jff. На графе q2 помечено S (начало), q0 — A, q1 — B, q3 — C, q4 — D; q5 — общее конечное состояние.</w:t>
+      </w:r>
+    </w:p>
+    <w:p>
+      <w:pPr>
+        <w:keepNext w:val="0"/>
+        <w:widowControl/>
+        <w:spacing w:line="360" w:lineRule="auto"/>
+        <w:ind w:firstLine="709"/>
+        <w:jc w:val="both"/>
+        <w:rPr>
+          <w:color w:val="000000" w:themeColor="text1"/>
+          <w:sz w:val="28"/>
+          <w:szCs w:val="28"/>
+        </w:rPr>
+      </w:pPr>
+      <w:r>
+        <w:rPr>
+          <w:rFonts w:ascii="Times New Roman" w:hAnsi="Times New Roman"/>
+          <w:b w:val="0"/>
+          <w:sz w:val="28"/>
+        </w:rPr>
+        <w:t>Переходы по λ ведут из S, A, C и D в q5. Из B такого перехода нет. Ранний переход в конечное состояние при непрочитанном остатке не принимает слово: вход должен быть полностью исчерпан.</w:t>
+      </w:r>
+    </w:p>
+    <w:p>
+      <w:pPr>
+        <w:pStyle w:val="1"/>
+        <w:keepNext/>
+        <w:widowControl/>
+        <w:spacing w:line="360" w:lineRule="auto"/>
+        <w:ind w:left="0" w:firstLine="709"/>
+        <w:rPr>
+          <w:color w:val="000000" w:themeColor="text1"/>
+        </w:rPr>
+      </w:pPr>
+      <w:r>
+        <w:rPr>
+          <w:rFonts w:ascii="Times New Roman" w:hAnsi="Times New Roman"/>
+          <w:b/>
+          <w:sz w:val="28"/>
+        </w:rPr>
+        <w:t>3.2 Грамматика, автоматически восстановленная в JFLAP</w:t>
+      </w:r>
+    </w:p>
+    <w:p>
+      <w:pPr>
+        <w:keepNext w:val="0"/>
+        <w:widowControl/>
+        <w:spacing w:line="360" w:lineRule="auto"/>
+        <w:ind w:firstLine="709"/>
+        <w:jc w:val="both"/>
+        <w:rPr>
+          <w:color w:val="000000" w:themeColor="text1"/>
+          <w:sz w:val="28"/>
+          <w:szCs w:val="28"/>
+        </w:rPr>
+      </w:pPr>
+      <w:r>
+        <w:rPr>
+          <w:rFonts w:ascii="Times New Roman" w:hAnsi="Times New Roman"/>
+          <w:b w:val="0"/>
+          <w:sz w:val="28"/>
+        </w:rPr>
+        <w:t>Для полученного КА выполнено Convert → Convert to Grammar → Show All → Export. JFLAP сохранил начальный символ S и использовал E для общего конечного состояния. В файле 07_JFLAP_грамматика_из_КА.jff находятся следующие правила:</w:t>
+      </w:r>
+    </w:p>
+    <w:p>
+      <w:pPr>
+        <w:keepNext w:val="0"/>
+        <w:widowControl/>
+        <w:spacing w:line="360" w:lineRule="auto"/>
+        <w:ind w:firstLine="709"/>
+        <w:jc w:val="both"/>
+        <w:rPr>
+          <w:color w:val="000000" w:themeColor="text1"/>
+          <w:sz w:val="28"/>
+          <w:szCs w:val="28"/>
+        </w:rPr>
+      </w:pPr>
+      <w:r>
+        <w:rPr>
+          <w:rFonts w:ascii="Times New Roman" w:hAnsi="Times New Roman"/>
+          <w:b w:val="0"/>
+          <w:sz w:val="28"/>
+        </w:rPr>
+        <w:t>S → aS | bS | dA | E</w:t>
+      </w:r>
+    </w:p>
+    <w:p>
+      <w:pPr>
+        <w:keepNext w:val="0"/>
+        <w:widowControl/>
+        <w:spacing w:line="360" w:lineRule="auto"/>
+        <w:ind w:firstLine="709"/>
+        <w:jc w:val="both"/>
+        <w:rPr>
+          <w:color w:val="000000" w:themeColor="text1"/>
+          <w:sz w:val="28"/>
+          <w:szCs w:val="28"/>
+        </w:rPr>
+      </w:pPr>
+      <w:r>
+        <w:rPr>
+          <w:rFonts w:ascii="Times New Roman" w:hAnsi="Times New Roman"/>
+          <w:b w:val="0"/>
+          <w:sz w:val="28"/>
+        </w:rPr>
+        <w:t>A → cB | aS | bS | dA | E</w:t>
+      </w:r>
+    </w:p>
+    <w:p>
+      <w:pPr>
+        <w:keepNext w:val="0"/>
+        <w:widowControl/>
+        <w:spacing w:line="360" w:lineRule="auto"/>
+        <w:ind w:firstLine="709"/>
+        <w:jc w:val="both"/>
+        <w:rPr>
+          <w:color w:val="000000" w:themeColor="text1"/>
+          <w:sz w:val="28"/>
+          <w:szCs w:val="28"/>
+        </w:rPr>
+      </w:pPr>
+      <w:r>
+        <w:rPr>
+          <w:rFonts w:ascii="Times New Roman" w:hAnsi="Times New Roman"/>
+          <w:b w:val="0"/>
+          <w:sz w:val="28"/>
+        </w:rPr>
+        <w:t>B → aC</w:t>
+      </w:r>
+    </w:p>
+    <w:p>
+      <w:pPr>
+        <w:keepNext w:val="0"/>
+        <w:widowControl/>
+        <w:spacing w:line="360" w:lineRule="auto"/>
+        <w:ind w:firstLine="709"/>
+        <w:jc w:val="both"/>
+        <w:rPr>
+          <w:color w:val="000000" w:themeColor="text1"/>
+          <w:sz w:val="28"/>
+          <w:szCs w:val="28"/>
+        </w:rPr>
+      </w:pPr>
+      <w:r>
+        <w:rPr>
+          <w:rFonts w:ascii="Times New Roman" w:hAnsi="Times New Roman"/>
+          <w:b w:val="0"/>
+          <w:sz w:val="28"/>
+        </w:rPr>
+        <w:t>C → E | bC | aC | dD</w:t>
+      </w:r>
+    </w:p>
+    <w:p>
+      <w:pPr>
+        <w:keepNext w:val="0"/>
+        <w:widowControl/>
+        <w:spacing w:line="360" w:lineRule="auto"/>
+        <w:ind w:firstLine="709"/>
+        <w:jc w:val="both"/>
+        <w:rPr>
+          <w:color w:val="000000" w:themeColor="text1"/>
+          <w:sz w:val="28"/>
+          <w:szCs w:val="28"/>
+        </w:rPr>
+      </w:pPr>
+      <w:r>
+        <w:rPr>
+          <w:rFonts w:ascii="Times New Roman" w:hAnsi="Times New Roman"/>
+          <w:b w:val="0"/>
+          <w:sz w:val="28"/>
+        </w:rPr>
+        <w:t>D → cB | E | bC | aC | dD</w:t>
+      </w:r>
+    </w:p>
+    <w:p>
+      <w:pPr>
+        <w:keepNext w:val="0"/>
+        <w:widowControl/>
+        <w:spacing w:line="360" w:lineRule="auto"/>
+        <w:ind w:firstLine="709"/>
+        <w:jc w:val="both"/>
+        <w:rPr>
+          <w:color w:val="000000" w:themeColor="text1"/>
+          <w:sz w:val="28"/>
+          <w:szCs w:val="28"/>
+        </w:rPr>
+      </w:pPr>
+      <w:r>
+        <w:rPr>
+          <w:rFonts w:ascii="Times New Roman" w:hAnsi="Times New Roman"/>
+          <w:b w:val="0"/>
+          <w:sz w:val="28"/>
+        </w:rPr>
+        <w:t>E → λ</w:t>
+      </w:r>
+    </w:p>
+    <w:p>
+      <w:pPr>
+        <w:keepNext w:val="0"/>
+        <w:widowControl/>
+        <w:spacing w:line="360" w:lineRule="auto"/>
+        <w:ind w:firstLine="709"/>
+        <w:jc w:val="both"/>
+        <w:rPr>
+          <w:color w:val="000000" w:themeColor="text1"/>
+          <w:sz w:val="28"/>
+          <w:szCs w:val="28"/>
+        </w:rPr>
+      </w:pPr>
+      <w:r>
+        <w:rPr>
+          <w:rFonts w:ascii="Times New Roman" w:hAnsi="Times New Roman"/>
+          <w:b w:val="0"/>
+          <w:sz w:val="28"/>
+        </w:rPr>
+        <w:t>После подстановки E → λ получаются исходные завершающие правила. Остальные правила совпадают с ручной грамматикой. Поэтому исходный КА, грамматика G, автомат после конвертации и автоматически восстановленная грамматика распознают один язык.</w:t>
+      </w:r>
+    </w:p>
+    <w:p>
+      <w:pPr>
+        <w:keepNext/>
+        <w:spacing w:after="0" w:line="240" w:lineRule="auto"/>
+        <w:jc w:val="center"/>
+      </w:pPr>
       <w:r>
         <w:drawing>
           <wp:inline xmlns:a="http://schemas.openxmlformats.org/drawingml/2006/main" xmlns:pic="http://schemas.openxmlformats.org/drawingml/2006/picture">
-            <wp:extent cx="1080000" cy="1885872"/>
+            <wp:extent cx="6192000" cy="4460339"/>
             <wp:docPr id="6" name="Picture 6"/>
             <wp:cNvGraphicFramePr>
               <a:graphicFrameLocks noChangeAspect="1"/>
@@ -2980,11 +3494,11 @@
               <a:graphicData uri="http://schemas.openxmlformats.org/drawingml/2006/picture">
                 <pic:pic>
                   <pic:nvPicPr>
-                    <pic:cNvPr id="0" name="tree2.png"/>
+                    <pic:cNvPr id="0" name="07_conversion.png"/>
                     <pic:cNvPicPr/>
                   </pic:nvPicPr>
                   <pic:blipFill>
-                    <a:blip r:embed="rId16"/>
+                    <a:blip r:embed="rId20"/>
                     <a:stretch>
                       <a:fillRect/>
                     </a:stretch>
@@ -2992,7 +3506,7 @@
                   <pic:spPr>
                     <a:xfrm>
                       <a:off x="0" y="0"/>
-                      <a:ext cx="1080000" cy="1885872"/>
+                      <a:ext cx="6192000" cy="4460339"/>
                     </a:xfrm>
                     <a:prstGeom prst="rect"/>
                   </pic:spPr>
@@ -3005,79 +3519,29 @@
     </w:p>
     <w:p>
       <w:pPr>
-        <w:spacing w:line="276" w:lineRule="auto" w:after="120"/>
+        <w:spacing w:line="360" w:lineRule="auto" w:after="160"/>
+        <w:ind w:firstLine="0"/>
+        <w:jc w:val="center"/>
       </w:pPr>
       <w:r>
         <w:rPr>
           <w:rFonts w:ascii="Times New Roman" w:hAnsi="Times New Roman"/>
           <w:b w:val="0"/>
-          <w:sz w:val="24"/>
-        </w:rPr>
-        <w:t>Рисунок 3 — Дерево вывода слова dcadca</w:t>
-      </w:r>
-    </w:p>
-    <w:p>
-      <w:pPr>
-        <w:spacing w:line="276" w:lineRule="auto" w:after="120"/>
-      </w:pPr>
-      <w:r>
-        <w:rPr>
-          <w:rFonts w:ascii="Times New Roman" w:hAnsi="Times New Roman"/>
-          <w:b w:val="0"/>
-          <w:sz w:val="24"/>
-        </w:rPr>
-        <w:t>Листья деревьев слева направо дают проверяемое слово; λ не является входным символом. Деревья построены непосредственно по правилам G.</w:t>
-      </w:r>
-    </w:p>
-    <w:p>
-      <w:pPr>
-        <w:spacing w:line="276" w:lineRule="auto" w:after="120"/>
-      </w:pPr>
-      <w:r>
-        <w:rPr>
-          <w:rFonts w:ascii="Times New Roman" w:hAnsi="Times New Roman"/>
-          <w:b w:val="0"/>
-          <w:sz w:val="24"/>
-        </w:rPr>
-        <w:t>Пример отказа dc: S ⇒ dA ⇒ dcB. Для завершения требовалось бы B ⇒* λ, но единственное правило B → aC добавляет букву a. Поэтому слово dc не выводится. Для aca вывод блокируется после S ⇒ aS: правила S → cX нет.</w:t>
-      </w:r>
-    </w:p>
-    <w:p>
-      <w:r>
-        <w:br w:type="page"/>
-      </w:r>
-    </w:p>
-    <w:p>
-      <w:pPr>
-        <w:spacing w:line="276" w:lineRule="auto" w:after="120"/>
-      </w:pPr>
-      <w:r>
-        <w:rPr>
-          <w:rFonts w:ascii="Times New Roman" w:hAnsi="Times New Roman"/>
-          <w:b/>
-          <w:sz w:val="24"/>
-        </w:rPr>
-        <w:t>5 Построение МП-автомата по КС-грамматике</w:t>
-      </w:r>
-    </w:p>
-    <w:p>
-      <w:pPr>
-        <w:spacing w:line="276" w:lineRule="auto" w:after="120"/>
-      </w:pPr>
-      <w:r>
-        <w:rPr>
-          <w:rFonts w:ascii="Times New Roman" w:hAnsi="Times New Roman"/>
-          <w:b w:val="0"/>
-          <w:sz w:val="24"/>
-        </w:rPr>
-        <w:t>Используется стандартный нисходящий недетерминированный МПА. Q = {start, init, loop, accept}, Σ = {a,b,c,d}, Γ = {a,b,c,d,S,A,B,C,D,$}. Начальное состояние start; конечное — accept. В начале стек пуст, $ обозначает его дно. Вершина стека записывается слева.</w:t>
-      </w:r>
-    </w:p>
-    <w:p>
+          <w:sz w:val="28"/>
+        </w:rPr>
+        <w:t>Рисунок 3 — Преобразование праволинейной грамматики в КА: Show All</w:t>
+      </w:r>
+    </w:p>
+    <w:p>
+      <w:pPr>
+        <w:keepNext/>
+        <w:spacing w:after="0" w:line="240" w:lineRule="auto"/>
+        <w:jc w:val="center"/>
+      </w:pPr>
       <w:r>
         <w:drawing>
           <wp:inline xmlns:a="http://schemas.openxmlformats.org/drawingml/2006/main" xmlns:pic="http://schemas.openxmlformats.org/drawingml/2006/picture">
-            <wp:extent cx="5760000" cy="1521321"/>
+            <wp:extent cx="6192000" cy="4460339"/>
             <wp:docPr id="7" name="Picture 7"/>
             <wp:cNvGraphicFramePr>
               <a:graphicFrameLocks noChangeAspect="1"/>
@@ -3086,11 +3550,11 @@
               <a:graphicData uri="http://schemas.openxmlformats.org/drawingml/2006/picture">
                 <pic:pic>
                   <pic:nvPicPr>
-                    <pic:cNvPr id="0" name="pda.png"/>
+                    <pic:cNvPr id="0" name="12_reverse_conversion.png"/>
                     <pic:cNvPicPr/>
                   </pic:nvPicPr>
                   <pic:blipFill>
-                    <a:blip r:embed="rId17"/>
+                    <a:blip r:embed="rId21"/>
                     <a:stretch>
                       <a:fillRect/>
                     </a:stretch>
@@ -3098,7 +3562,7 @@
                   <pic:spPr>
                     <a:xfrm>
                       <a:off x="0" y="0"/>
-                      <a:ext cx="5760000" cy="1521321"/>
+                      <a:ext cx="6192000" cy="4460339"/>
                     </a:xfrm>
                     <a:prstGeom prst="rect"/>
                   </pic:spPr>
@@ -3111,15 +3575,270 @@
     </w:p>
     <w:p>
       <w:pPr>
-        <w:spacing w:line="276" w:lineRule="auto" w:after="120"/>
+        <w:spacing w:line="360" w:lineRule="auto" w:after="160"/>
+        <w:ind w:firstLine="0"/>
+        <w:jc w:val="center"/>
       </w:pPr>
       <w:r>
         <w:rPr>
           <w:rFonts w:ascii="Times New Roman" w:hAnsi="Times New Roman"/>
           <w:b w:val="0"/>
-          <w:sz w:val="24"/>
-        </w:rPr>
-        <w:t>Рисунок 4 — Схема МП-автомата; метка: вход, снять; положить</w:t>
+          <w:sz w:val="28"/>
+        </w:rPr>
+        <w:t>Рисунок 4 — Обратное преобразование КА в грамматику в JFLAP</w:t>
+      </w:r>
+    </w:p>
+    <w:p>
+      <w:pPr>
+        <w:pStyle w:val="1"/>
+        <w:keepNext/>
+        <w:widowControl/>
+        <w:spacing w:line="360" w:lineRule="auto"/>
+        <w:ind w:left="0" w:firstLine="709"/>
+        <w:rPr>
+          <w:color w:val="000000" w:themeColor="text1"/>
+        </w:rPr>
+      </w:pPr>
+      <w:r>
+        <w:rPr>
+          <w:rFonts w:ascii="Times New Roman" w:hAnsi="Times New Roman"/>
+          <w:b/>
+          <w:sz w:val="28"/>
+        </w:rPr>
+        <w:t>4 Выводы слов и деревья разбора</w:t>
+      </w:r>
+    </w:p>
+    <w:p>
+      <w:pPr>
+        <w:keepNext w:val="0"/>
+        <w:widowControl/>
+        <w:spacing w:line="360" w:lineRule="auto"/>
+        <w:ind w:firstLine="709"/>
+        <w:jc w:val="both"/>
+        <w:rPr>
+          <w:color w:val="000000" w:themeColor="text1"/>
+          <w:sz w:val="28"/>
+          <w:szCs w:val="28"/>
+        </w:rPr>
+      </w:pPr>
+      <w:r>
+        <w:rPr>
+          <w:rFonts w:ascii="Times New Roman" w:hAnsi="Times New Roman"/>
+          <w:b w:val="0"/>
+          <w:sz w:val="28"/>
+        </w:rPr>
+        <w:t>Для dca: S ⇒ dA ⇒ dcB ⇒ dcaC ⇒ dca. Для dcadca: S ⇒ dA ⇒ dcB ⇒ dcaC ⇒ dcadD ⇒ dcadcB ⇒ dcadcaC ⇒ dcadca. Для пустого слова: S ⇒ λ.</w:t>
+      </w:r>
+    </w:p>
+    <w:p>
+      <w:pPr>
+        <w:keepNext w:val="0"/>
+        <w:widowControl/>
+        <w:spacing w:line="360" w:lineRule="auto"/>
+        <w:ind w:firstLine="709"/>
+        <w:jc w:val="both"/>
+        <w:rPr>
+          <w:color w:val="000000" w:themeColor="text1"/>
+          <w:sz w:val="28"/>
+          <w:szCs w:val="28"/>
+        </w:rPr>
+      </w:pPr>
+      <w:r>
+        <w:rPr>
+          <w:rFonts w:ascii="Times New Roman" w:hAnsi="Times New Roman"/>
+          <w:b w:val="0"/>
+          <w:sz w:val="28"/>
+        </w:rPr>
+        <w:t>Листья деревьев слева направо дают проверяемое слово; λ не является входным символом. Деревья построены непосредственно по правилам G.</w:t>
+      </w:r>
+    </w:p>
+    <w:p>
+      <w:pPr>
+        <w:keepNext/>
+        <w:spacing w:after="0" w:line="240" w:lineRule="auto"/>
+        <w:jc w:val="center"/>
+      </w:pPr>
+      <w:r>
+        <w:drawing>
+          <wp:inline xmlns:a="http://schemas.openxmlformats.org/drawingml/2006/main" xmlns:pic="http://schemas.openxmlformats.org/drawingml/2006/picture">
+            <wp:extent cx="6192000" cy="4460339"/>
+            <wp:docPr id="8" name="Picture 8"/>
+            <wp:cNvGraphicFramePr>
+              <a:graphicFrameLocks noChangeAspect="1"/>
+            </wp:cNvGraphicFramePr>
+            <a:graphic>
+              <a:graphicData uri="http://schemas.openxmlformats.org/drawingml/2006/picture">
+                <pic:pic>
+                  <pic:nvPicPr>
+                    <pic:cNvPr id="0" name="02_tree_dcadca.png"/>
+                    <pic:cNvPicPr/>
+                  </pic:nvPicPr>
+                  <pic:blipFill>
+                    <a:blip r:embed="rId22"/>
+                    <a:stretch>
+                      <a:fillRect/>
+                    </a:stretch>
+                  </pic:blipFill>
+                  <pic:spPr>
+                    <a:xfrm>
+                      <a:off x="0" y="0"/>
+                      <a:ext cx="6192000" cy="4460339"/>
+                    </a:xfrm>
+                    <a:prstGeom prst="rect"/>
+                  </pic:spPr>
+                </pic:pic>
+              </a:graphicData>
+            </a:graphic>
+          </wp:inline>
+        </w:drawing>
+      </w:r>
+    </w:p>
+    <w:p>
+      <w:pPr>
+        <w:spacing w:line="360" w:lineRule="auto" w:after="160"/>
+        <w:ind w:firstLine="0"/>
+        <w:jc w:val="center"/>
+      </w:pPr>
+      <w:r>
+        <w:rPr>
+          <w:rFonts w:ascii="Times New Roman" w:hAnsi="Times New Roman"/>
+          <w:b w:val="0"/>
+          <w:sz w:val="28"/>
+        </w:rPr>
+        <w:t>Рисунок 5 — Дерево вывода dcadca, построенное Brute Force Parse</w:t>
+      </w:r>
+    </w:p>
+    <w:p>
+      <w:pPr>
+        <w:keepNext w:val="0"/>
+        <w:widowControl/>
+        <w:spacing w:line="360" w:lineRule="auto"/>
+        <w:ind w:firstLine="709"/>
+        <w:jc w:val="both"/>
+        <w:rPr>
+          <w:color w:val="000000" w:themeColor="text1"/>
+          <w:sz w:val="28"/>
+          <w:szCs w:val="28"/>
+        </w:rPr>
+      </w:pPr>
+      <w:r>
+        <w:rPr>
+          <w:rFonts w:ascii="Times New Roman" w:hAnsi="Times New Roman"/>
+          <w:b w:val="0"/>
+          <w:sz w:val="28"/>
+        </w:rPr>
+        <w:t>Пример отказа dc: S ⇒ dA ⇒ dcB. Для завершения требовалось бы B ⇒* λ, но единственное правило B → aC добавляет букву a. Поэтому слово dc не выводится. Для aca вывод блокируется после S ⇒ aS: правила S → cX нет.</w:t>
+      </w:r>
+    </w:p>
+    <w:p>
+      <w:pPr>
+        <w:keepNext/>
+        <w:spacing w:after="0" w:line="240" w:lineRule="auto"/>
+        <w:jc w:val="center"/>
+      </w:pPr>
+      <w:r>
+        <w:drawing>
+          <wp:inline xmlns:a="http://schemas.openxmlformats.org/drawingml/2006/main" xmlns:pic="http://schemas.openxmlformats.org/drawingml/2006/picture">
+            <wp:extent cx="6192000" cy="4460339"/>
+            <wp:docPr id="9" name="Picture 9"/>
+            <wp:cNvGraphicFramePr>
+              <a:graphicFrameLocks noChangeAspect="1"/>
+            </wp:cNvGraphicFramePr>
+            <a:graphic>
+              <a:graphicData uri="http://schemas.openxmlformats.org/drawingml/2006/picture">
+                <pic:pic>
+                  <pic:nvPicPr>
+                    <pic:cNvPr id="0" name="03_grammar_reject.png"/>
+                    <pic:cNvPicPr/>
+                  </pic:nvPicPr>
+                  <pic:blipFill>
+                    <a:blip r:embed="rId23"/>
+                    <a:stretch>
+                      <a:fillRect/>
+                    </a:stretch>
+                  </pic:blipFill>
+                  <pic:spPr>
+                    <a:xfrm>
+                      <a:off x="0" y="0"/>
+                      <a:ext cx="6192000" cy="4460339"/>
+                    </a:xfrm>
+                    <a:prstGeom prst="rect"/>
+                  </pic:spPr>
+                </pic:pic>
+              </a:graphicData>
+            </a:graphic>
+          </wp:inline>
+        </w:drawing>
+      </w:r>
+    </w:p>
+    <w:p>
+      <w:pPr>
+        <w:spacing w:line="360" w:lineRule="auto" w:after="160"/>
+        <w:ind w:firstLine="0"/>
+        <w:jc w:val="center"/>
+      </w:pPr>
+      <w:r>
+        <w:rPr>
+          <w:rFonts w:ascii="Times New Roman" w:hAnsi="Times New Roman"/>
+          <w:b w:val="0"/>
+          <w:sz w:val="28"/>
+        </w:rPr>
+        <w:t>Рисунок 6 — Brute Force Parse: слово dc отвергнуто</w:t>
+      </w:r>
+    </w:p>
+    <w:p>
+      <w:pPr>
+        <w:pStyle w:val="1"/>
+        <w:keepNext/>
+        <w:widowControl/>
+        <w:spacing w:line="360" w:lineRule="auto"/>
+        <w:ind w:left="0" w:firstLine="709"/>
+        <w:rPr>
+          <w:color w:val="000000" w:themeColor="text1"/>
+        </w:rPr>
+      </w:pPr>
+      <w:r>
+        <w:rPr>
+          <w:rFonts w:ascii="Times New Roman" w:hAnsi="Times New Roman"/>
+          <w:b/>
+          <w:sz w:val="28"/>
+        </w:rPr>
+        <w:t>5 Построение МП-автомата по КС-грамматике</w:t>
+      </w:r>
+    </w:p>
+    <w:p>
+      <w:pPr>
+        <w:keepNext w:val="0"/>
+        <w:widowControl/>
+        <w:spacing w:line="360" w:lineRule="auto"/>
+        <w:ind w:firstLine="709"/>
+        <w:jc w:val="both"/>
+        <w:rPr>
+          <w:color w:val="000000" w:themeColor="text1"/>
+          <w:sz w:val="28"/>
+          <w:szCs w:val="28"/>
+        </w:rPr>
+      </w:pPr>
+      <w:r>
+        <w:rPr>
+          <w:rFonts w:ascii="Times New Roman" w:hAnsi="Times New Roman"/>
+          <w:b w:val="0"/>
+          <w:sz w:val="28"/>
+        </w:rPr>
+        <w:t>Используется стандартный нисходящий недетерминированный МПА. Q = {start, init, loop, accept}, Σ = {a,b,c,d}, Γ = {a,b,c,d,S,A,B,C,D,Z,$}. Начальное состояние — start; конечное — accept. JFLAP автоматически кладёт в стек Z. Первый переход заменяет Z на $, затем над $ помещается S. Вершина стека записывается слева.</w:t>
+      </w:r>
+    </w:p>
+    <w:p>
+      <w:pPr>
+        <w:keepNext/>
+        <w:spacing w:line="360" w:lineRule="auto"/>
+      </w:pPr>
+      <w:r>
+        <w:rPr>
+          <w:rFonts w:ascii="Times New Roman" w:hAnsi="Times New Roman"/>
+          <w:sz w:val="28"/>
+        </w:rPr>
+        <w:t>Таблица 4 — Переходы МП-автомата</w:t>
       </w:r>
     </w:p>
     <w:tbl>
@@ -3136,18 +3855,25 @@
         <w:gridCol w:w="1985"/>
       </w:tblGrid>
       <w:tr>
-        <w:tc>
-          <w:tcPr>
-            <w:tcW w:type="dxa" w:w="1985"/>
-          </w:tcPr>
-          <w:p>
-            <w:pPr>
-              <w:spacing w:after="60" w:before="60"/>
-            </w:pPr>
-            <w:r>
-              <w:rPr>
-                <w:rFonts w:ascii="Times New Roman" w:hAnsi="Times New Roman"/>
-                <w:sz w:val="20"/>
+        <w:trPr>
+          <w:cantSplit/>
+          <w:tblHeader/>
+        </w:trPr>
+        <w:tc>
+          <w:tcPr>
+            <w:tcW w:type="dxa" w:w="1985"/>
+          </w:tcPr>
+          <w:p>
+            <w:pPr>
+              <w:keepNext/>
+              <w:spacing w:after="80" w:before="80" w:line="360" w:lineRule="auto"/>
+              <w:ind w:firstLine="0"/>
+            </w:pPr>
+            <w:r>
+              <w:rPr>
+                <w:rFonts w:ascii="Times New Roman" w:hAnsi="Times New Roman"/>
+                <w:b/>
+                <w:sz w:val="28"/>
               </w:rPr>
               <w:t>Откуда → куда</w:t>
             </w:r>
@@ -3159,12 +3885,15 @@
           </w:tcPr>
           <w:p>
             <w:pPr>
-              <w:spacing w:after="60" w:before="60"/>
-            </w:pPr>
-            <w:r>
-              <w:rPr>
-                <w:rFonts w:ascii="Times New Roman" w:hAnsi="Times New Roman"/>
-                <w:sz w:val="20"/>
+              <w:keepNext/>
+              <w:spacing w:after="80" w:before="80" w:line="360" w:lineRule="auto"/>
+              <w:ind w:firstLine="0"/>
+            </w:pPr>
+            <w:r>
+              <w:rPr>
+                <w:rFonts w:ascii="Times New Roman" w:hAnsi="Times New Roman"/>
+                <w:b/>
+                <w:sz w:val="28"/>
               </w:rPr>
               <w:t>Вход</w:t>
             </w:r>
@@ -3176,12 +3905,15 @@
           </w:tcPr>
           <w:p>
             <w:pPr>
-              <w:spacing w:after="60" w:before="60"/>
-            </w:pPr>
-            <w:r>
-              <w:rPr>
-                <w:rFonts w:ascii="Times New Roman" w:hAnsi="Times New Roman"/>
-                <w:sz w:val="20"/>
+              <w:keepNext/>
+              <w:spacing w:after="80" w:before="80" w:line="360" w:lineRule="auto"/>
+              <w:ind w:firstLine="0"/>
+            </w:pPr>
+            <w:r>
+              <w:rPr>
+                <w:rFonts w:ascii="Times New Roman" w:hAnsi="Times New Roman"/>
+                <w:b/>
+                <w:sz w:val="28"/>
               </w:rPr>
               <w:t>Снять</w:t>
             </w:r>
@@ -3193,12 +3925,15 @@
           </w:tcPr>
           <w:p>
             <w:pPr>
-              <w:spacing w:after="60" w:before="60"/>
-            </w:pPr>
-            <w:r>
-              <w:rPr>
-                <w:rFonts w:ascii="Times New Roman" w:hAnsi="Times New Roman"/>
-                <w:sz w:val="20"/>
+              <w:keepNext/>
+              <w:spacing w:after="80" w:before="80" w:line="360" w:lineRule="auto"/>
+              <w:ind w:firstLine="0"/>
+            </w:pPr>
+            <w:r>
+              <w:rPr>
+                <w:rFonts w:ascii="Times New Roman" w:hAnsi="Times New Roman"/>
+                <w:b/>
+                <w:sz w:val="28"/>
               </w:rPr>
               <w:t>Положить</w:t>
             </w:r>
@@ -3210,12 +3945,15 @@
           </w:tcPr>
           <w:p>
             <w:pPr>
-              <w:spacing w:after="60" w:before="60"/>
-            </w:pPr>
-            <w:r>
-              <w:rPr>
-                <w:rFonts w:ascii="Times New Roman" w:hAnsi="Times New Roman"/>
-                <w:sz w:val="20"/>
+              <w:keepNext/>
+              <w:spacing w:after="80" w:before="80" w:line="360" w:lineRule="auto"/>
+              <w:ind w:firstLine="0"/>
+            </w:pPr>
+            <w:r>
+              <w:rPr>
+                <w:rFonts w:ascii="Times New Roman" w:hAnsi="Times New Roman"/>
+                <w:b/>
+                <w:sz w:val="28"/>
               </w:rPr>
               <w:t>Назначение</w:t>
             </w:r>
@@ -3223,18 +3961,24 @@
         </w:tc>
       </w:tr>
       <w:tr>
-        <w:tc>
-          <w:tcPr>
-            <w:tcW w:type="dxa" w:w="1985"/>
-          </w:tcPr>
-          <w:p>
-            <w:pPr>
-              <w:spacing w:after="60" w:before="60"/>
-            </w:pPr>
-            <w:r>
-              <w:rPr>
-                <w:rFonts w:ascii="Times New Roman" w:hAnsi="Times New Roman"/>
-                <w:sz w:val="20"/>
+        <w:trPr>
+          <w:cantSplit/>
+        </w:trPr>
+        <w:tc>
+          <w:tcPr>
+            <w:tcW w:type="dxa" w:w="1985"/>
+          </w:tcPr>
+          <w:p>
+            <w:pPr>
+              <w:keepNext/>
+              <w:spacing w:after="80" w:before="80" w:line="360" w:lineRule="auto"/>
+              <w:ind w:firstLine="0"/>
+            </w:pPr>
+            <w:r>
+              <w:rPr>
+                <w:rFonts w:ascii="Times New Roman" w:hAnsi="Times New Roman"/>
+                <w:b w:val="0"/>
+                <w:sz w:val="28"/>
               </w:rPr>
               <w:t>start → init</w:t>
             </w:r>
@@ -3246,12 +3990,15 @@
           </w:tcPr>
           <w:p>
             <w:pPr>
-              <w:spacing w:after="60" w:before="60"/>
-            </w:pPr>
-            <w:r>
-              <w:rPr>
-                <w:rFonts w:ascii="Times New Roman" w:hAnsi="Times New Roman"/>
-                <w:sz w:val="20"/>
+              <w:keepNext/>
+              <w:spacing w:after="80" w:before="80" w:line="360" w:lineRule="auto"/>
+              <w:ind w:firstLine="0"/>
+            </w:pPr>
+            <w:r>
+              <w:rPr>
+                <w:rFonts w:ascii="Times New Roman" w:hAnsi="Times New Roman"/>
+                <w:b w:val="0"/>
+                <w:sz w:val="28"/>
               </w:rPr>
               <w:t>λ</w:t>
             </w:r>
@@ -3263,29 +4010,32 @@
           </w:tcPr>
           <w:p>
             <w:pPr>
-              <w:spacing w:after="60" w:before="60"/>
-            </w:pPr>
-            <w:r>
-              <w:rPr>
-                <w:rFonts w:ascii="Times New Roman" w:hAnsi="Times New Roman"/>
-                <w:sz w:val="20"/>
-              </w:rPr>
-              <w:t>λ</w:t>
-            </w:r>
-          </w:p>
-        </w:tc>
-        <w:tc>
-          <w:tcPr>
-            <w:tcW w:type="dxa" w:w="1985"/>
-          </w:tcPr>
-          <w:p>
-            <w:pPr>
-              <w:spacing w:after="60" w:before="60"/>
-            </w:pPr>
-            <w:r>
-              <w:rPr>
-                <w:rFonts w:ascii="Times New Roman" w:hAnsi="Times New Roman"/>
-                <w:sz w:val="20"/>
+              <w:keepNext/>
+            </w:pPr>
+            <w:r>
+              <w:rPr>
+                <w:rFonts w:ascii="Times New Roman" w:hAnsi="Times New Roman"/>
+                <w:sz w:val="28"/>
+              </w:rPr>
+              <w:t>Z</w:t>
+            </w:r>
+          </w:p>
+        </w:tc>
+        <w:tc>
+          <w:tcPr>
+            <w:tcW w:type="dxa" w:w="1985"/>
+          </w:tcPr>
+          <w:p>
+            <w:pPr>
+              <w:keepNext/>
+              <w:spacing w:after="80" w:before="80" w:line="360" w:lineRule="auto"/>
+              <w:ind w:firstLine="0"/>
+            </w:pPr>
+            <w:r>
+              <w:rPr>
+                <w:rFonts w:ascii="Times New Roman" w:hAnsi="Times New Roman"/>
+                <w:b w:val="0"/>
+                <w:sz w:val="28"/>
               </w:rPr>
               <w:t>$</w:t>
             </w:r>
@@ -3297,31 +4047,37 @@
           </w:tcPr>
           <w:p>
             <w:pPr>
-              <w:spacing w:after="60" w:before="60"/>
-            </w:pPr>
-            <w:r>
-              <w:rPr>
-                <w:rFonts w:ascii="Times New Roman" w:hAnsi="Times New Roman"/>
-                <w:sz w:val="20"/>
-              </w:rPr>
-              <w:t>Создать дно стека</w:t>
+              <w:keepNext/>
+            </w:pPr>
+            <w:r>
+              <w:rPr>
+                <w:rFonts w:ascii="Times New Roman" w:hAnsi="Times New Roman"/>
+                <w:sz w:val="28"/>
+              </w:rPr>
+              <w:t>Заменить начальный Z на $</w:t>
             </w:r>
           </w:p>
         </w:tc>
       </w:tr>
       <w:tr>
-        <w:tc>
-          <w:tcPr>
-            <w:tcW w:type="dxa" w:w="1985"/>
-          </w:tcPr>
-          <w:p>
-            <w:pPr>
-              <w:spacing w:after="60" w:before="60"/>
-            </w:pPr>
-            <w:r>
-              <w:rPr>
-                <w:rFonts w:ascii="Times New Roman" w:hAnsi="Times New Roman"/>
-                <w:sz w:val="20"/>
+        <w:trPr>
+          <w:cantSplit/>
+        </w:trPr>
+        <w:tc>
+          <w:tcPr>
+            <w:tcW w:type="dxa" w:w="1985"/>
+          </w:tcPr>
+          <w:p>
+            <w:pPr>
+              <w:keepNext/>
+              <w:spacing w:after="80" w:before="80" w:line="360" w:lineRule="auto"/>
+              <w:ind w:firstLine="0"/>
+            </w:pPr>
+            <w:r>
+              <w:rPr>
+                <w:rFonts w:ascii="Times New Roman" w:hAnsi="Times New Roman"/>
+                <w:b w:val="0"/>
+                <w:sz w:val="28"/>
               </w:rPr>
               <w:t>init → loop</w:t>
             </w:r>
@@ -3333,12 +4089,15 @@
           </w:tcPr>
           <w:p>
             <w:pPr>
-              <w:spacing w:after="60" w:before="60"/>
-            </w:pPr>
-            <w:r>
-              <w:rPr>
-                <w:rFonts w:ascii="Times New Roman" w:hAnsi="Times New Roman"/>
-                <w:sz w:val="20"/>
+              <w:keepNext/>
+              <w:spacing w:after="80" w:before="80" w:line="360" w:lineRule="auto"/>
+              <w:ind w:firstLine="0"/>
+            </w:pPr>
+            <w:r>
+              <w:rPr>
+                <w:rFonts w:ascii="Times New Roman" w:hAnsi="Times New Roman"/>
+                <w:b w:val="0"/>
+                <w:sz w:val="28"/>
               </w:rPr>
               <w:t>λ</w:t>
             </w:r>
@@ -3350,12 +4109,15 @@
           </w:tcPr>
           <w:p>
             <w:pPr>
-              <w:spacing w:after="60" w:before="60"/>
-            </w:pPr>
-            <w:r>
-              <w:rPr>
-                <w:rFonts w:ascii="Times New Roman" w:hAnsi="Times New Roman"/>
-                <w:sz w:val="20"/>
+              <w:keepNext/>
+              <w:spacing w:after="80" w:before="80" w:line="360" w:lineRule="auto"/>
+              <w:ind w:firstLine="0"/>
+            </w:pPr>
+            <w:r>
+              <w:rPr>
+                <w:rFonts w:ascii="Times New Roman" w:hAnsi="Times New Roman"/>
+                <w:b w:val="0"/>
+                <w:sz w:val="28"/>
               </w:rPr>
               <w:t>λ</w:t>
             </w:r>
@@ -3367,12 +4129,15 @@
           </w:tcPr>
           <w:p>
             <w:pPr>
-              <w:spacing w:after="60" w:before="60"/>
-            </w:pPr>
-            <w:r>
-              <w:rPr>
-                <w:rFonts w:ascii="Times New Roman" w:hAnsi="Times New Roman"/>
-                <w:sz w:val="20"/>
+              <w:keepNext/>
+              <w:spacing w:after="80" w:before="80" w:line="360" w:lineRule="auto"/>
+              <w:ind w:firstLine="0"/>
+            </w:pPr>
+            <w:r>
+              <w:rPr>
+                <w:rFonts w:ascii="Times New Roman" w:hAnsi="Times New Roman"/>
+                <w:b w:val="0"/>
+                <w:sz w:val="28"/>
               </w:rPr>
               <w:t>S</w:t>
             </w:r>
@@ -3384,12 +4149,15 @@
           </w:tcPr>
           <w:p>
             <w:pPr>
-              <w:spacing w:after="60" w:before="60"/>
-            </w:pPr>
-            <w:r>
-              <w:rPr>
-                <w:rFonts w:ascii="Times New Roman" w:hAnsi="Times New Roman"/>
-                <w:sz w:val="20"/>
+              <w:keepNext/>
+              <w:spacing w:after="80" w:before="80" w:line="360" w:lineRule="auto"/>
+              <w:ind w:firstLine="0"/>
+            </w:pPr>
+            <w:r>
+              <w:rPr>
+                <w:rFonts w:ascii="Times New Roman" w:hAnsi="Times New Roman"/>
+                <w:b w:val="0"/>
+                <w:sz w:val="28"/>
               </w:rPr>
               <w:t>Положить начальный нетерминал</w:t>
             </w:r>
@@ -3397,18 +4165,24 @@
         </w:tc>
       </w:tr>
       <w:tr>
-        <w:tc>
-          <w:tcPr>
-            <w:tcW w:type="dxa" w:w="1985"/>
-          </w:tcPr>
-          <w:p>
-            <w:pPr>
-              <w:spacing w:after="60" w:before="60"/>
-            </w:pPr>
-            <w:r>
-              <w:rPr>
-                <w:rFonts w:ascii="Times New Roman" w:hAnsi="Times New Roman"/>
-                <w:sz w:val="20"/>
+        <w:trPr>
+          <w:cantSplit/>
+        </w:trPr>
+        <w:tc>
+          <w:tcPr>
+            <w:tcW w:type="dxa" w:w="1985"/>
+          </w:tcPr>
+          <w:p>
+            <w:pPr>
+              <w:keepNext/>
+              <w:spacing w:after="80" w:before="80" w:line="360" w:lineRule="auto"/>
+              <w:ind w:firstLine="0"/>
+            </w:pPr>
+            <w:r>
+              <w:rPr>
+                <w:rFonts w:ascii="Times New Roman" w:hAnsi="Times New Roman"/>
+                <w:b w:val="0"/>
+                <w:sz w:val="28"/>
               </w:rPr>
               <w:t>loop → loop</w:t>
             </w:r>
@@ -3420,12 +4194,15 @@
           </w:tcPr>
           <w:p>
             <w:pPr>
-              <w:spacing w:after="60" w:before="60"/>
-            </w:pPr>
-            <w:r>
-              <w:rPr>
-                <w:rFonts w:ascii="Times New Roman" w:hAnsi="Times New Roman"/>
-                <w:sz w:val="20"/>
+              <w:keepNext/>
+              <w:spacing w:after="80" w:before="80" w:line="360" w:lineRule="auto"/>
+              <w:ind w:firstLine="0"/>
+            </w:pPr>
+            <w:r>
+              <w:rPr>
+                <w:rFonts w:ascii="Times New Roman" w:hAnsi="Times New Roman"/>
+                <w:b w:val="0"/>
+                <w:sz w:val="28"/>
               </w:rPr>
               <w:t>λ</w:t>
             </w:r>
@@ -3437,12 +4214,15 @@
           </w:tcPr>
           <w:p>
             <w:pPr>
-              <w:spacing w:after="60" w:before="60"/>
-            </w:pPr>
-            <w:r>
-              <w:rPr>
-                <w:rFonts w:ascii="Times New Roman" w:hAnsi="Times New Roman"/>
-                <w:sz w:val="20"/>
+              <w:keepNext/>
+              <w:spacing w:after="80" w:before="80" w:line="360" w:lineRule="auto"/>
+              <w:ind w:firstLine="0"/>
+            </w:pPr>
+            <w:r>
+              <w:rPr>
+                <w:rFonts w:ascii="Times New Roman" w:hAnsi="Times New Roman"/>
+                <w:b w:val="0"/>
+                <w:sz w:val="28"/>
               </w:rPr>
               <w:t>X</w:t>
             </w:r>
@@ -3454,12 +4234,15 @@
           </w:tcPr>
           <w:p>
             <w:pPr>
-              <w:spacing w:after="60" w:before="60"/>
-            </w:pPr>
-            <w:r>
-              <w:rPr>
-                <w:rFonts w:ascii="Times New Roman" w:hAnsi="Times New Roman"/>
-                <w:sz w:val="20"/>
+              <w:keepNext/>
+              <w:spacing w:after="80" w:before="80" w:line="360" w:lineRule="auto"/>
+              <w:ind w:firstLine="0"/>
+            </w:pPr>
+            <w:r>
+              <w:rPr>
+                <w:rFonts w:ascii="Times New Roman" w:hAnsi="Times New Roman"/>
+                <w:b w:val="0"/>
+                <w:sz w:val="28"/>
               </w:rPr>
               <w:t>α</w:t>
             </w:r>
@@ -3471,12 +4254,15 @@
           </w:tcPr>
           <w:p>
             <w:pPr>
-              <w:spacing w:after="60" w:before="60"/>
-            </w:pPr>
-            <w:r>
-              <w:rPr>
-                <w:rFonts w:ascii="Times New Roman" w:hAnsi="Times New Roman"/>
-                <w:sz w:val="20"/>
+              <w:keepNext/>
+              <w:spacing w:after="80" w:before="80" w:line="360" w:lineRule="auto"/>
+              <w:ind w:firstLine="0"/>
+            </w:pPr>
+            <w:r>
+              <w:rPr>
+                <w:rFonts w:ascii="Times New Roman" w:hAnsi="Times New Roman"/>
+                <w:b w:val="0"/>
+                <w:sz w:val="28"/>
               </w:rPr>
               <w:t>Для каждого X → α</w:t>
             </w:r>
@@ -3484,18 +4270,24 @@
         </w:tc>
       </w:tr>
       <w:tr>
-        <w:tc>
-          <w:tcPr>
-            <w:tcW w:type="dxa" w:w="1985"/>
-          </w:tcPr>
-          <w:p>
-            <w:pPr>
-              <w:spacing w:after="60" w:before="60"/>
-            </w:pPr>
-            <w:r>
-              <w:rPr>
-                <w:rFonts w:ascii="Times New Roman" w:hAnsi="Times New Roman"/>
-                <w:sz w:val="20"/>
+        <w:trPr>
+          <w:cantSplit/>
+        </w:trPr>
+        <w:tc>
+          <w:tcPr>
+            <w:tcW w:type="dxa" w:w="1985"/>
+          </w:tcPr>
+          <w:p>
+            <w:pPr>
+              <w:keepNext/>
+              <w:spacing w:after="80" w:before="80" w:line="360" w:lineRule="auto"/>
+              <w:ind w:firstLine="0"/>
+            </w:pPr>
+            <w:r>
+              <w:rPr>
+                <w:rFonts w:ascii="Times New Roman" w:hAnsi="Times New Roman"/>
+                <w:b w:val="0"/>
+                <w:sz w:val="28"/>
               </w:rPr>
               <w:t>loop → loop</w:t>
             </w:r>
@@ -3507,12 +4299,15 @@
           </w:tcPr>
           <w:p>
             <w:pPr>
-              <w:spacing w:after="60" w:before="60"/>
-            </w:pPr>
-            <w:r>
-              <w:rPr>
-                <w:rFonts w:ascii="Times New Roman" w:hAnsi="Times New Roman"/>
-                <w:sz w:val="20"/>
+              <w:keepNext/>
+              <w:spacing w:after="80" w:before="80" w:line="360" w:lineRule="auto"/>
+              <w:ind w:firstLine="0"/>
+            </w:pPr>
+            <w:r>
+              <w:rPr>
+                <w:rFonts w:ascii="Times New Roman" w:hAnsi="Times New Roman"/>
+                <w:b w:val="0"/>
+                <w:sz w:val="28"/>
               </w:rPr>
               <w:t>x</w:t>
             </w:r>
@@ -3524,12 +4319,15 @@
           </w:tcPr>
           <w:p>
             <w:pPr>
-              <w:spacing w:after="60" w:before="60"/>
-            </w:pPr>
-            <w:r>
-              <w:rPr>
-                <w:rFonts w:ascii="Times New Roman" w:hAnsi="Times New Roman"/>
-                <w:sz w:val="20"/>
+              <w:keepNext/>
+              <w:spacing w:after="80" w:before="80" w:line="360" w:lineRule="auto"/>
+              <w:ind w:firstLine="0"/>
+            </w:pPr>
+            <w:r>
+              <w:rPr>
+                <w:rFonts w:ascii="Times New Roman" w:hAnsi="Times New Roman"/>
+                <w:b w:val="0"/>
+                <w:sz w:val="28"/>
               </w:rPr>
               <w:t>x</w:t>
             </w:r>
@@ -3541,12 +4339,15 @@
           </w:tcPr>
           <w:p>
             <w:pPr>
-              <w:spacing w:after="60" w:before="60"/>
-            </w:pPr>
-            <w:r>
-              <w:rPr>
-                <w:rFonts w:ascii="Times New Roman" w:hAnsi="Times New Roman"/>
-                <w:sz w:val="20"/>
+              <w:keepNext/>
+              <w:spacing w:after="80" w:before="80" w:line="360" w:lineRule="auto"/>
+              <w:ind w:firstLine="0"/>
+            </w:pPr>
+            <w:r>
+              <w:rPr>
+                <w:rFonts w:ascii="Times New Roman" w:hAnsi="Times New Roman"/>
+                <w:b w:val="0"/>
+                <w:sz w:val="28"/>
               </w:rPr>
               <w:t>λ</w:t>
             </w:r>
@@ -3558,12 +4359,15 @@
           </w:tcPr>
           <w:p>
             <w:pPr>
-              <w:spacing w:after="60" w:before="60"/>
-            </w:pPr>
-            <w:r>
-              <w:rPr>
-                <w:rFonts w:ascii="Times New Roman" w:hAnsi="Times New Roman"/>
-                <w:sz w:val="20"/>
+              <w:keepNext/>
+              <w:spacing w:after="80" w:before="80" w:line="360" w:lineRule="auto"/>
+              <w:ind w:firstLine="0"/>
+            </w:pPr>
+            <w:r>
+              <w:rPr>
+                <w:rFonts w:ascii="Times New Roman" w:hAnsi="Times New Roman"/>
+                <w:b w:val="0"/>
+                <w:sz w:val="28"/>
               </w:rPr>
               <w:t>Для каждого x ∈ {a,b,c,d}</w:t>
             </w:r>
@@ -3571,18 +4375,24 @@
         </w:tc>
       </w:tr>
       <w:tr>
-        <w:tc>
-          <w:tcPr>
-            <w:tcW w:type="dxa" w:w="1985"/>
-          </w:tcPr>
-          <w:p>
-            <w:pPr>
-              <w:spacing w:after="60" w:before="60"/>
-            </w:pPr>
-            <w:r>
-              <w:rPr>
-                <w:rFonts w:ascii="Times New Roman" w:hAnsi="Times New Roman"/>
-                <w:sz w:val="20"/>
+        <w:trPr>
+          <w:cantSplit/>
+        </w:trPr>
+        <w:tc>
+          <w:tcPr>
+            <w:tcW w:type="dxa" w:w="1985"/>
+          </w:tcPr>
+          <w:p>
+            <w:pPr>
+              <w:keepNext w:val="0"/>
+              <w:spacing w:after="80" w:before="80" w:line="360" w:lineRule="auto"/>
+              <w:ind w:firstLine="0"/>
+            </w:pPr>
+            <w:r>
+              <w:rPr>
+                <w:rFonts w:ascii="Times New Roman" w:hAnsi="Times New Roman"/>
+                <w:b w:val="0"/>
+                <w:sz w:val="28"/>
               </w:rPr>
               <w:t>loop → accept</w:t>
             </w:r>
@@ -3594,12 +4404,15 @@
           </w:tcPr>
           <w:p>
             <w:pPr>
-              <w:spacing w:after="60" w:before="60"/>
-            </w:pPr>
-            <w:r>
-              <w:rPr>
-                <w:rFonts w:ascii="Times New Roman" w:hAnsi="Times New Roman"/>
-                <w:sz w:val="20"/>
+              <w:keepNext w:val="0"/>
+              <w:spacing w:after="80" w:before="80" w:line="360" w:lineRule="auto"/>
+              <w:ind w:firstLine="0"/>
+            </w:pPr>
+            <w:r>
+              <w:rPr>
+                <w:rFonts w:ascii="Times New Roman" w:hAnsi="Times New Roman"/>
+                <w:b w:val="0"/>
+                <w:sz w:val="28"/>
               </w:rPr>
               <w:t>λ</w:t>
             </w:r>
@@ -3611,12 +4424,15 @@
           </w:tcPr>
           <w:p>
             <w:pPr>
-              <w:spacing w:after="60" w:before="60"/>
-            </w:pPr>
-            <w:r>
-              <w:rPr>
-                <w:rFonts w:ascii="Times New Roman" w:hAnsi="Times New Roman"/>
-                <w:sz w:val="20"/>
+              <w:keepNext w:val="0"/>
+              <w:spacing w:after="80" w:before="80" w:line="360" w:lineRule="auto"/>
+              <w:ind w:firstLine="0"/>
+            </w:pPr>
+            <w:r>
+              <w:rPr>
+                <w:rFonts w:ascii="Times New Roman" w:hAnsi="Times New Roman"/>
+                <w:b w:val="0"/>
+                <w:sz w:val="28"/>
               </w:rPr>
               <w:t>$</w:t>
             </w:r>
@@ -3628,12 +4444,15 @@
           </w:tcPr>
           <w:p>
             <w:pPr>
-              <w:spacing w:after="60" w:before="60"/>
-            </w:pPr>
-            <w:r>
-              <w:rPr>
-                <w:rFonts w:ascii="Times New Roman" w:hAnsi="Times New Roman"/>
-                <w:sz w:val="20"/>
+              <w:keepNext w:val="0"/>
+              <w:spacing w:after="80" w:before="80" w:line="360" w:lineRule="auto"/>
+              <w:ind w:firstLine="0"/>
+            </w:pPr>
+            <w:r>
+              <w:rPr>
+                <w:rFonts w:ascii="Times New Roman" w:hAnsi="Times New Roman"/>
+                <w:b w:val="0"/>
+                <w:sz w:val="28"/>
               </w:rPr>
               <w:t>λ</w:t>
             </w:r>
@@ -3645,12 +4464,15 @@
           </w:tcPr>
           <w:p>
             <w:pPr>
-              <w:spacing w:after="60" w:before="60"/>
-            </w:pPr>
-            <w:r>
-              <w:rPr>
-                <w:rFonts w:ascii="Times New Roman" w:hAnsi="Times New Roman"/>
-                <w:sz w:val="20"/>
+              <w:keepNext w:val="0"/>
+              <w:spacing w:after="80" w:before="80" w:line="360" w:lineRule="auto"/>
+              <w:ind w:firstLine="0"/>
+            </w:pPr>
+            <w:r>
+              <w:rPr>
+                <w:rFonts w:ascii="Times New Roman" w:hAnsi="Times New Roman"/>
+                <w:b w:val="0"/>
+                <w:sz w:val="28"/>
               </w:rPr>
               <w:t>Завершить разбор</w:t>
             </w:r>
@@ -3660,72 +4482,177 @@
     </w:tbl>
     <w:p>
       <w:pPr>
-        <w:spacing w:line="276" w:lineRule="auto" w:after="120"/>
+        <w:keepNext/>
+        <w:spacing w:after="0" w:line="240" w:lineRule="auto"/>
+        <w:jc w:val="center"/>
+      </w:pPr>
+      <w:r>
+        <w:drawing>
+          <wp:inline xmlns:a="http://schemas.openxmlformats.org/drawingml/2006/main" xmlns:pic="http://schemas.openxmlformats.org/drawingml/2006/picture">
+            <wp:extent cx="6192000" cy="4460339"/>
+            <wp:docPr id="10" name="Picture 10"/>
+            <wp:cNvGraphicFramePr>
+              <a:graphicFrameLocks noChangeAspect="1"/>
+            </wp:cNvGraphicFramePr>
+            <a:graphic>
+              <a:graphicData uri="http://schemas.openxmlformats.org/drawingml/2006/picture">
+                <pic:pic>
+                  <pic:nvPicPr>
+                    <pic:cNvPr id="0" name="10_pda.png"/>
+                    <pic:cNvPicPr/>
+                  </pic:nvPicPr>
+                  <pic:blipFill>
+                    <a:blip r:embed="rId24"/>
+                    <a:stretch>
+                      <a:fillRect/>
+                    </a:stretch>
+                  </pic:blipFill>
+                  <pic:spPr>
+                    <a:xfrm>
+                      <a:off x="0" y="0"/>
+                      <a:ext cx="6192000" cy="4460339"/>
+                    </a:xfrm>
+                    <a:prstGeom prst="rect"/>
+                  </pic:spPr>
+                </pic:pic>
+              </a:graphicData>
+            </a:graphic>
+          </wp:inline>
+        </w:drawing>
+      </w:r>
+    </w:p>
+    <w:p>
+      <w:pPr>
+        <w:spacing w:line="360" w:lineRule="auto" w:after="160"/>
+        <w:ind w:firstLine="0"/>
+        <w:jc w:val="center"/>
       </w:pPr>
       <w:r>
         <w:rPr>
           <w:rFonts w:ascii="Times New Roman" w:hAnsi="Times New Roman"/>
           <w:b w:val="0"/>
-          <w:sz w:val="24"/>
-        </w:rPr>
-        <w:t>Каждой из 19 продукций соответствует отдельная петля (λ, X; α). Например, S → dA даёт (λ, S; dA), B → aC — (λ, B; aC), C → λ — (λ, C; λ). Ещё 4 петли сопоставляют терминалы входа и стека. Всего 4 состояния и 26 переходов.</w:t>
-      </w:r>
-    </w:p>
-    <w:p>
-      <w:pPr>
-        <w:spacing w:line="276" w:lineRule="auto" w:after="120"/>
+          <w:sz w:val="28"/>
+        </w:rPr>
+        <w:t>Рисунок 7 — МП-автомат в рабочем окне JFLAP</w:t>
+      </w:r>
+    </w:p>
+    <w:p>
+      <w:pPr>
+        <w:keepNext w:val="0"/>
+        <w:widowControl/>
+        <w:spacing w:line="360" w:lineRule="auto"/>
+        <w:ind w:firstLine="709"/>
+        <w:jc w:val="both"/>
+        <w:rPr>
+          <w:color w:val="000000" w:themeColor="text1"/>
+          <w:sz w:val="28"/>
+          <w:szCs w:val="28"/>
+        </w:rPr>
       </w:pPr>
       <w:r>
         <w:rPr>
           <w:rFonts w:ascii="Times New Roman" w:hAnsi="Times New Roman"/>
           <w:b w:val="0"/>
-          <w:sz w:val="24"/>
-        </w:rPr>
-        <w:t>При замене X на xY символ x становится вершиной стека и считывается следующим. Нетерминал Y остаётся под ним. Выбор продукции недетерминирован: слово принимается, если хотя бы одна ветвь достигает accept после полного чтения входа. Наличие неудачных ветвей не означает отказ для всего слова.</w:t>
-      </w:r>
-    </w:p>
-    <w:p>
-      <w:pPr>
-        <w:spacing w:line="276" w:lineRule="auto" w:after="120"/>
+          <w:sz w:val="28"/>
+        </w:rPr>
+        <w:t>Каждой из 19 продукций соответствует отдельная петля (λ, X; α). Например, S → dA даёт (λ, S; dA), B → aC — (λ, B; aC), C → λ — (λ, C; λ). Ещё 4 петли сопоставляют терминалы входа и стека. Всего 4 состояния и 26 переходов. Первый переход имеет метку (λ, Z; $), что учитывает начальный стек JFLAP.</w:t>
+      </w:r>
+    </w:p>
+    <w:p>
+      <w:pPr>
+        <w:keepNext w:val="0"/>
+        <w:widowControl/>
+        <w:spacing w:line="360" w:lineRule="auto"/>
+        <w:ind w:firstLine="709"/>
+        <w:jc w:val="both"/>
+        <w:rPr>
+          <w:color w:val="000000" w:themeColor="text1"/>
+          <w:sz w:val="28"/>
+          <w:szCs w:val="28"/>
+        </w:rPr>
       </w:pPr>
       <w:r>
         <w:rPr>
           <w:rFonts w:ascii="Times New Roman" w:hAnsi="Times New Roman"/>
           <w:b w:val="0"/>
-          <w:sz w:val="24"/>
+          <w:sz w:val="28"/>
+        </w:rPr>
+        <w:t>При замене X на xY символ x становится вершиной стека и считывается следующим. Нетерминал Y остаётся под ним. Выбор продукции недетерминирован: слово принимается, если хотя бы одна ветвь достигает accept после полного чтения входа. Наличие неудачных ветвей не означает отказ для всего слова.</w:t>
+      </w:r>
+    </w:p>
+    <w:p>
+      <w:pPr>
+        <w:keepNext w:val="0"/>
+        <w:widowControl/>
+        <w:spacing w:line="360" w:lineRule="auto"/>
+        <w:ind w:firstLine="709"/>
+        <w:jc w:val="both"/>
+        <w:rPr>
+          <w:color w:val="000000" w:themeColor="text1"/>
+          <w:sz w:val="28"/>
+          <w:szCs w:val="28"/>
+        </w:rPr>
+      </w:pPr>
+      <w:r>
+        <w:rPr>
+          <w:rFonts w:ascii="Times New Roman" w:hAnsi="Times New Roman"/>
+          <w:b w:val="0"/>
+          <w:sz w:val="28"/>
         </w:rPr>
         <w:t>В корректной ветви стек имеет вид X$, xX$ либо $. Удаление последнего нетерминала по λ-правилу и затем $ допустимо для принятия только при пустом остатке входа. Состояние accept не имеет исходящих переходов.</w:t>
       </w:r>
     </w:p>
     <w:p>
-      <w:r>
-        <w:br w:type="page"/>
-      </w:r>
-    </w:p>
-    <w:p>
-      <w:pPr>
-        <w:spacing w:line="276" w:lineRule="auto" w:after="120"/>
+      <w:pPr>
+        <w:pStyle w:val="1"/>
+        <w:keepNext/>
+        <w:widowControl/>
+        <w:spacing w:line="360" w:lineRule="auto"/>
+        <w:ind w:left="0" w:firstLine="709"/>
+        <w:rPr>
+          <w:color w:val="000000" w:themeColor="text1"/>
+        </w:rPr>
       </w:pPr>
       <w:r>
         <w:rPr>
           <w:rFonts w:ascii="Times New Roman" w:hAnsi="Times New Roman"/>
           <w:b/>
-          <w:sz w:val="24"/>
+          <w:sz w:val="28"/>
         </w:rPr>
         <w:t>6 Анализ содержимого стека</w:t>
       </w:r>
     </w:p>
     <w:p>
       <w:pPr>
-        <w:spacing w:line="276" w:lineRule="auto" w:after="120"/>
+        <w:pStyle w:val="1"/>
+        <w:keepNext/>
+        <w:widowControl/>
+        <w:spacing w:line="360" w:lineRule="auto"/>
+        <w:ind w:left="0" w:firstLine="709"/>
+        <w:rPr>
+          <w:color w:val="000000" w:themeColor="text1"/>
+        </w:rPr>
       </w:pPr>
       <w:r>
         <w:rPr>
           <w:rFonts w:ascii="Times New Roman" w:hAnsi="Times New Roman"/>
           <w:b/>
-          <w:sz w:val="24"/>
+          <w:sz w:val="28"/>
         </w:rPr>
         <w:t>6.1 Успешная ветвь для слова dca</w:t>
+      </w:r>
+    </w:p>
+    <w:p>
+      <w:pPr>
+        <w:keepNext/>
+        <w:spacing w:line="360" w:lineRule="auto"/>
+      </w:pPr>
+      <w:r>
+        <w:rPr>
+          <w:rFonts w:ascii="Times New Roman" w:hAnsi="Times New Roman"/>
+          <w:sz w:val="28"/>
+        </w:rPr>
+        <w:t>Таблица 5 — Изменение стека для dca</w:t>
       </w:r>
     </w:p>
     <w:tbl>
@@ -3742,18 +4669,25 @@
         <w:gridCol w:w="1985"/>
       </w:tblGrid>
       <w:tr>
-        <w:tc>
-          <w:tcPr>
-            <w:tcW w:type="dxa" w:w="1985"/>
-          </w:tcPr>
-          <w:p>
-            <w:pPr>
-              <w:spacing w:after="60" w:before="60"/>
-            </w:pPr>
-            <w:r>
-              <w:rPr>
-                <w:rFonts w:ascii="Times New Roman" w:hAnsi="Times New Roman"/>
-                <w:sz w:val="20"/>
+        <w:trPr>
+          <w:cantSplit/>
+          <w:tblHeader/>
+        </w:trPr>
+        <w:tc>
+          <w:tcPr>
+            <w:tcW w:type="dxa" w:w="1985"/>
+          </w:tcPr>
+          <w:p>
+            <w:pPr>
+              <w:keepNext/>
+              <w:spacing w:after="80" w:before="80" w:line="360" w:lineRule="auto"/>
+              <w:ind w:firstLine="0"/>
+            </w:pPr>
+            <w:r>
+              <w:rPr>
+                <w:rFonts w:ascii="Times New Roman" w:hAnsi="Times New Roman"/>
+                <w:b/>
+                <w:sz w:val="28"/>
               </w:rPr>
               <w:t>Шаг</w:t>
             </w:r>
@@ -3765,12 +4699,15 @@
           </w:tcPr>
           <w:p>
             <w:pPr>
-              <w:spacing w:after="60" w:before="60"/>
-            </w:pPr>
-            <w:r>
-              <w:rPr>
-                <w:rFonts w:ascii="Times New Roman" w:hAnsi="Times New Roman"/>
-                <w:sz w:val="20"/>
+              <w:keepNext/>
+              <w:spacing w:after="80" w:before="80" w:line="360" w:lineRule="auto"/>
+              <w:ind w:firstLine="0"/>
+            </w:pPr>
+            <w:r>
+              <w:rPr>
+                <w:rFonts w:ascii="Times New Roman" w:hAnsi="Times New Roman"/>
+                <w:b/>
+                <w:sz w:val="28"/>
               </w:rPr>
               <w:t>Состояние</w:t>
             </w:r>
@@ -3782,12 +4719,15 @@
           </w:tcPr>
           <w:p>
             <w:pPr>
-              <w:spacing w:after="60" w:before="60"/>
-            </w:pPr>
-            <w:r>
-              <w:rPr>
-                <w:rFonts w:ascii="Times New Roman" w:hAnsi="Times New Roman"/>
-                <w:sz w:val="20"/>
+              <w:keepNext/>
+              <w:spacing w:after="80" w:before="80" w:line="360" w:lineRule="auto"/>
+              <w:ind w:firstLine="0"/>
+            </w:pPr>
+            <w:r>
+              <w:rPr>
+                <w:rFonts w:ascii="Times New Roman" w:hAnsi="Times New Roman"/>
+                <w:b/>
+                <w:sz w:val="28"/>
               </w:rPr>
               <w:t>Остаток</w:t>
             </w:r>
@@ -3799,12 +4739,15 @@
           </w:tcPr>
           <w:p>
             <w:pPr>
-              <w:spacing w:after="60" w:before="60"/>
-            </w:pPr>
-            <w:r>
-              <w:rPr>
-                <w:rFonts w:ascii="Times New Roman" w:hAnsi="Times New Roman"/>
-                <w:sz w:val="20"/>
+              <w:keepNext/>
+              <w:spacing w:after="80" w:before="80" w:line="360" w:lineRule="auto"/>
+              <w:ind w:firstLine="0"/>
+            </w:pPr>
+            <w:r>
+              <w:rPr>
+                <w:rFonts w:ascii="Times New Roman" w:hAnsi="Times New Roman"/>
+                <w:b/>
+                <w:sz w:val="28"/>
               </w:rPr>
               <w:t>Стек</w:t>
             </w:r>
@@ -3816,12 +4759,15 @@
           </w:tcPr>
           <w:p>
             <w:pPr>
-              <w:spacing w:after="60" w:before="60"/>
-            </w:pPr>
-            <w:r>
-              <w:rPr>
-                <w:rFonts w:ascii="Times New Roman" w:hAnsi="Times New Roman"/>
-                <w:sz w:val="20"/>
+              <w:keepNext/>
+              <w:spacing w:after="80" w:before="80" w:line="360" w:lineRule="auto"/>
+              <w:ind w:firstLine="0"/>
+            </w:pPr>
+            <w:r>
+              <w:rPr>
+                <w:rFonts w:ascii="Times New Roman" w:hAnsi="Times New Roman"/>
+                <w:b/>
+                <w:sz w:val="28"/>
               </w:rPr>
               <w:t>Действие</w:t>
             </w:r>
@@ -3829,18 +4775,24 @@
         </w:tc>
       </w:tr>
       <w:tr>
-        <w:tc>
-          <w:tcPr>
-            <w:tcW w:type="dxa" w:w="1985"/>
-          </w:tcPr>
-          <w:p>
-            <w:pPr>
-              <w:spacing w:after="60" w:before="60"/>
-            </w:pPr>
-            <w:r>
-              <w:rPr>
-                <w:rFonts w:ascii="Times New Roman" w:hAnsi="Times New Roman"/>
-                <w:sz w:val="20"/>
+        <w:trPr>
+          <w:cantSplit/>
+        </w:trPr>
+        <w:tc>
+          <w:tcPr>
+            <w:tcW w:type="dxa" w:w="1985"/>
+          </w:tcPr>
+          <w:p>
+            <w:pPr>
+              <w:keepNext/>
+              <w:spacing w:after="80" w:before="80" w:line="360" w:lineRule="auto"/>
+              <w:ind w:firstLine="0"/>
+            </w:pPr>
+            <w:r>
+              <w:rPr>
+                <w:rFonts w:ascii="Times New Roman" w:hAnsi="Times New Roman"/>
+                <w:b w:val="0"/>
+                <w:sz w:val="28"/>
               </w:rPr>
               <w:t>0</w:t>
             </w:r>
@@ -3852,12 +4804,15 @@
           </w:tcPr>
           <w:p>
             <w:pPr>
-              <w:spacing w:after="60" w:before="60"/>
-            </w:pPr>
-            <w:r>
-              <w:rPr>
-                <w:rFonts w:ascii="Times New Roman" w:hAnsi="Times New Roman"/>
-                <w:sz w:val="20"/>
+              <w:keepNext/>
+              <w:spacing w:after="80" w:before="80" w:line="360" w:lineRule="auto"/>
+              <w:ind w:firstLine="0"/>
+            </w:pPr>
+            <w:r>
+              <w:rPr>
+                <w:rFonts w:ascii="Times New Roman" w:hAnsi="Times New Roman"/>
+                <w:b w:val="0"/>
+                <w:sz w:val="28"/>
               </w:rPr>
               <w:t>start</w:t>
             </w:r>
@@ -3869,12 +4824,15 @@
           </w:tcPr>
           <w:p>
             <w:pPr>
-              <w:spacing w:after="60" w:before="60"/>
-            </w:pPr>
-            <w:r>
-              <w:rPr>
-                <w:rFonts w:ascii="Times New Roman" w:hAnsi="Times New Roman"/>
-                <w:sz w:val="20"/>
+              <w:keepNext/>
+              <w:spacing w:after="80" w:before="80" w:line="360" w:lineRule="auto"/>
+              <w:ind w:firstLine="0"/>
+            </w:pPr>
+            <w:r>
+              <w:rPr>
+                <w:rFonts w:ascii="Times New Roman" w:hAnsi="Times New Roman"/>
+                <w:b w:val="0"/>
+                <w:sz w:val="28"/>
               </w:rPr>
               <w:t>dca</w:t>
             </w:r>
@@ -3886,29 +4844,32 @@
           </w:tcPr>
           <w:p>
             <w:pPr>
-              <w:spacing w:after="60" w:before="60"/>
-            </w:pPr>
-            <w:r>
-              <w:rPr>
-                <w:rFonts w:ascii="Times New Roman" w:hAnsi="Times New Roman"/>
-                <w:sz w:val="20"/>
-              </w:rPr>
-              <w:t>λ</w:t>
-            </w:r>
-          </w:p>
-        </w:tc>
-        <w:tc>
-          <w:tcPr>
-            <w:tcW w:type="dxa" w:w="1985"/>
-          </w:tcPr>
-          <w:p>
-            <w:pPr>
-              <w:spacing w:after="60" w:before="60"/>
-            </w:pPr>
-            <w:r>
-              <w:rPr>
-                <w:rFonts w:ascii="Times New Roman" w:hAnsi="Times New Roman"/>
-                <w:sz w:val="20"/>
+              <w:keepNext/>
+            </w:pPr>
+            <w:r>
+              <w:rPr>
+                <w:rFonts w:ascii="Times New Roman" w:hAnsi="Times New Roman"/>
+                <w:sz w:val="28"/>
+              </w:rPr>
+              <w:t>Z</w:t>
+            </w:r>
+          </w:p>
+        </w:tc>
+        <w:tc>
+          <w:tcPr>
+            <w:tcW w:type="dxa" w:w="1985"/>
+          </w:tcPr>
+          <w:p>
+            <w:pPr>
+              <w:keepNext/>
+              <w:spacing w:after="80" w:before="80" w:line="360" w:lineRule="auto"/>
+              <w:ind w:firstLine="0"/>
+            </w:pPr>
+            <w:r>
+              <w:rPr>
+                <w:rFonts w:ascii="Times New Roman" w:hAnsi="Times New Roman"/>
+                <w:b w:val="0"/>
+                <w:sz w:val="28"/>
               </w:rPr>
               <w:t>Начало</w:t>
             </w:r>
@@ -3916,18 +4877,24 @@
         </w:tc>
       </w:tr>
       <w:tr>
-        <w:tc>
-          <w:tcPr>
-            <w:tcW w:type="dxa" w:w="1985"/>
-          </w:tcPr>
-          <w:p>
-            <w:pPr>
-              <w:spacing w:after="60" w:before="60"/>
-            </w:pPr>
-            <w:r>
-              <w:rPr>
-                <w:rFonts w:ascii="Times New Roman" w:hAnsi="Times New Roman"/>
-                <w:sz w:val="20"/>
+        <w:trPr>
+          <w:cantSplit/>
+        </w:trPr>
+        <w:tc>
+          <w:tcPr>
+            <w:tcW w:type="dxa" w:w="1985"/>
+          </w:tcPr>
+          <w:p>
+            <w:pPr>
+              <w:keepNext/>
+              <w:spacing w:after="80" w:before="80" w:line="360" w:lineRule="auto"/>
+              <w:ind w:firstLine="0"/>
+            </w:pPr>
+            <w:r>
+              <w:rPr>
+                <w:rFonts w:ascii="Times New Roman" w:hAnsi="Times New Roman"/>
+                <w:b w:val="0"/>
+                <w:sz w:val="28"/>
               </w:rPr>
               <w:t>1</w:t>
             </w:r>
@@ -3939,12 +4906,15 @@
           </w:tcPr>
           <w:p>
             <w:pPr>
-              <w:spacing w:after="60" w:before="60"/>
-            </w:pPr>
-            <w:r>
-              <w:rPr>
-                <w:rFonts w:ascii="Times New Roman" w:hAnsi="Times New Roman"/>
-                <w:sz w:val="20"/>
+              <w:keepNext/>
+              <w:spacing w:after="80" w:before="80" w:line="360" w:lineRule="auto"/>
+              <w:ind w:firstLine="0"/>
+            </w:pPr>
+            <w:r>
+              <w:rPr>
+                <w:rFonts w:ascii="Times New Roman" w:hAnsi="Times New Roman"/>
+                <w:b w:val="0"/>
+                <w:sz w:val="28"/>
               </w:rPr>
               <w:t>init</w:t>
             </w:r>
@@ -3956,12 +4926,15 @@
           </w:tcPr>
           <w:p>
             <w:pPr>
-              <w:spacing w:after="60" w:before="60"/>
-            </w:pPr>
-            <w:r>
-              <w:rPr>
-                <w:rFonts w:ascii="Times New Roman" w:hAnsi="Times New Roman"/>
-                <w:sz w:val="20"/>
+              <w:keepNext/>
+              <w:spacing w:after="80" w:before="80" w:line="360" w:lineRule="auto"/>
+              <w:ind w:firstLine="0"/>
+            </w:pPr>
+            <w:r>
+              <w:rPr>
+                <w:rFonts w:ascii="Times New Roman" w:hAnsi="Times New Roman"/>
+                <w:b w:val="0"/>
+                <w:sz w:val="28"/>
               </w:rPr>
               <w:t>dca</w:t>
             </w:r>
@@ -3973,12 +4946,15 @@
           </w:tcPr>
           <w:p>
             <w:pPr>
-              <w:spacing w:after="60" w:before="60"/>
-            </w:pPr>
-            <w:r>
-              <w:rPr>
-                <w:rFonts w:ascii="Times New Roman" w:hAnsi="Times New Roman"/>
-                <w:sz w:val="20"/>
+              <w:keepNext/>
+              <w:spacing w:after="80" w:before="80" w:line="360" w:lineRule="auto"/>
+              <w:ind w:firstLine="0"/>
+            </w:pPr>
+            <w:r>
+              <w:rPr>
+                <w:rFonts w:ascii="Times New Roman" w:hAnsi="Times New Roman"/>
+                <w:b w:val="0"/>
+                <w:sz w:val="28"/>
               </w:rPr>
               <w:t>$</w:t>
             </w:r>
@@ -3990,31 +4966,37 @@
           </w:tcPr>
           <w:p>
             <w:pPr>
-              <w:spacing w:after="60" w:before="60"/>
-            </w:pPr>
-            <w:r>
-              <w:rPr>
-                <w:rFonts w:ascii="Times New Roman" w:hAnsi="Times New Roman"/>
-                <w:sz w:val="20"/>
-              </w:rPr>
-              <w:t>Положить $</w:t>
+              <w:keepNext/>
+            </w:pPr>
+            <w:r>
+              <w:rPr>
+                <w:rFonts w:ascii="Times New Roman" w:hAnsi="Times New Roman"/>
+                <w:sz w:val="28"/>
+              </w:rPr>
+              <w:t>Z → $</w:t>
             </w:r>
           </w:p>
         </w:tc>
       </w:tr>
       <w:tr>
-        <w:tc>
-          <w:tcPr>
-            <w:tcW w:type="dxa" w:w="1985"/>
-          </w:tcPr>
-          <w:p>
-            <w:pPr>
-              <w:spacing w:after="60" w:before="60"/>
-            </w:pPr>
-            <w:r>
-              <w:rPr>
-                <w:rFonts w:ascii="Times New Roman" w:hAnsi="Times New Roman"/>
-                <w:sz w:val="20"/>
+        <w:trPr>
+          <w:cantSplit/>
+        </w:trPr>
+        <w:tc>
+          <w:tcPr>
+            <w:tcW w:type="dxa" w:w="1985"/>
+          </w:tcPr>
+          <w:p>
+            <w:pPr>
+              <w:keepNext/>
+              <w:spacing w:after="80" w:before="80" w:line="360" w:lineRule="auto"/>
+              <w:ind w:firstLine="0"/>
+            </w:pPr>
+            <w:r>
+              <w:rPr>
+                <w:rFonts w:ascii="Times New Roman" w:hAnsi="Times New Roman"/>
+                <w:b w:val="0"/>
+                <w:sz w:val="28"/>
               </w:rPr>
               <w:t>2</w:t>
             </w:r>
@@ -4026,12 +5008,15 @@
           </w:tcPr>
           <w:p>
             <w:pPr>
-              <w:spacing w:after="60" w:before="60"/>
-            </w:pPr>
-            <w:r>
-              <w:rPr>
-                <w:rFonts w:ascii="Times New Roman" w:hAnsi="Times New Roman"/>
-                <w:sz w:val="20"/>
+              <w:keepNext/>
+              <w:spacing w:after="80" w:before="80" w:line="360" w:lineRule="auto"/>
+              <w:ind w:firstLine="0"/>
+            </w:pPr>
+            <w:r>
+              <w:rPr>
+                <w:rFonts w:ascii="Times New Roman" w:hAnsi="Times New Roman"/>
+                <w:b w:val="0"/>
+                <w:sz w:val="28"/>
               </w:rPr>
               <w:t>loop</w:t>
             </w:r>
@@ -4043,12 +5028,15 @@
           </w:tcPr>
           <w:p>
             <w:pPr>
-              <w:spacing w:after="60" w:before="60"/>
-            </w:pPr>
-            <w:r>
-              <w:rPr>
-                <w:rFonts w:ascii="Times New Roman" w:hAnsi="Times New Roman"/>
-                <w:sz w:val="20"/>
+              <w:keepNext/>
+              <w:spacing w:after="80" w:before="80" w:line="360" w:lineRule="auto"/>
+              <w:ind w:firstLine="0"/>
+            </w:pPr>
+            <w:r>
+              <w:rPr>
+                <w:rFonts w:ascii="Times New Roman" w:hAnsi="Times New Roman"/>
+                <w:b w:val="0"/>
+                <w:sz w:val="28"/>
               </w:rPr>
               <w:t>dca</w:t>
             </w:r>
@@ -4060,12 +5048,15 @@
           </w:tcPr>
           <w:p>
             <w:pPr>
-              <w:spacing w:after="60" w:before="60"/>
-            </w:pPr>
-            <w:r>
-              <w:rPr>
-                <w:rFonts w:ascii="Times New Roman" w:hAnsi="Times New Roman"/>
-                <w:sz w:val="20"/>
+              <w:keepNext/>
+              <w:spacing w:after="80" w:before="80" w:line="360" w:lineRule="auto"/>
+              <w:ind w:firstLine="0"/>
+            </w:pPr>
+            <w:r>
+              <w:rPr>
+                <w:rFonts w:ascii="Times New Roman" w:hAnsi="Times New Roman"/>
+                <w:b w:val="0"/>
+                <w:sz w:val="28"/>
               </w:rPr>
               <w:t>S$</w:t>
             </w:r>
@@ -4077,12 +5068,15 @@
           </w:tcPr>
           <w:p>
             <w:pPr>
-              <w:spacing w:after="60" w:before="60"/>
-            </w:pPr>
-            <w:r>
-              <w:rPr>
-                <w:rFonts w:ascii="Times New Roman" w:hAnsi="Times New Roman"/>
-                <w:sz w:val="20"/>
+              <w:keepNext/>
+              <w:spacing w:after="80" w:before="80" w:line="360" w:lineRule="auto"/>
+              <w:ind w:firstLine="0"/>
+            </w:pPr>
+            <w:r>
+              <w:rPr>
+                <w:rFonts w:ascii="Times New Roman" w:hAnsi="Times New Roman"/>
+                <w:b w:val="0"/>
+                <w:sz w:val="28"/>
               </w:rPr>
               <w:t>Положить S</w:t>
             </w:r>
@@ -4090,18 +5084,24 @@
         </w:tc>
       </w:tr>
       <w:tr>
-        <w:tc>
-          <w:tcPr>
-            <w:tcW w:type="dxa" w:w="1985"/>
-          </w:tcPr>
-          <w:p>
-            <w:pPr>
-              <w:spacing w:after="60" w:before="60"/>
-            </w:pPr>
-            <w:r>
-              <w:rPr>
-                <w:rFonts w:ascii="Times New Roman" w:hAnsi="Times New Roman"/>
-                <w:sz w:val="20"/>
+        <w:trPr>
+          <w:cantSplit/>
+        </w:trPr>
+        <w:tc>
+          <w:tcPr>
+            <w:tcW w:type="dxa" w:w="1985"/>
+          </w:tcPr>
+          <w:p>
+            <w:pPr>
+              <w:keepNext/>
+              <w:spacing w:after="80" w:before="80" w:line="360" w:lineRule="auto"/>
+              <w:ind w:firstLine="0"/>
+            </w:pPr>
+            <w:r>
+              <w:rPr>
+                <w:rFonts w:ascii="Times New Roman" w:hAnsi="Times New Roman"/>
+                <w:b w:val="0"/>
+                <w:sz w:val="28"/>
               </w:rPr>
               <w:t>3</w:t>
             </w:r>
@@ -4113,12 +5113,15 @@
           </w:tcPr>
           <w:p>
             <w:pPr>
-              <w:spacing w:after="60" w:before="60"/>
-            </w:pPr>
-            <w:r>
-              <w:rPr>
-                <w:rFonts w:ascii="Times New Roman" w:hAnsi="Times New Roman"/>
-                <w:sz w:val="20"/>
+              <w:keepNext/>
+              <w:spacing w:after="80" w:before="80" w:line="360" w:lineRule="auto"/>
+              <w:ind w:firstLine="0"/>
+            </w:pPr>
+            <w:r>
+              <w:rPr>
+                <w:rFonts w:ascii="Times New Roman" w:hAnsi="Times New Roman"/>
+                <w:b w:val="0"/>
+                <w:sz w:val="28"/>
               </w:rPr>
               <w:t>loop</w:t>
             </w:r>
@@ -4130,12 +5133,15 @@
           </w:tcPr>
           <w:p>
             <w:pPr>
-              <w:spacing w:after="60" w:before="60"/>
-            </w:pPr>
-            <w:r>
-              <w:rPr>
-                <w:rFonts w:ascii="Times New Roman" w:hAnsi="Times New Roman"/>
-                <w:sz w:val="20"/>
+              <w:keepNext/>
+              <w:spacing w:after="80" w:before="80" w:line="360" w:lineRule="auto"/>
+              <w:ind w:firstLine="0"/>
+            </w:pPr>
+            <w:r>
+              <w:rPr>
+                <w:rFonts w:ascii="Times New Roman" w:hAnsi="Times New Roman"/>
+                <w:b w:val="0"/>
+                <w:sz w:val="28"/>
               </w:rPr>
               <w:t>dca</w:t>
             </w:r>
@@ -4147,12 +5153,15 @@
           </w:tcPr>
           <w:p>
             <w:pPr>
-              <w:spacing w:after="60" w:before="60"/>
-            </w:pPr>
-            <w:r>
-              <w:rPr>
-                <w:rFonts w:ascii="Times New Roman" w:hAnsi="Times New Roman"/>
-                <w:sz w:val="20"/>
+              <w:keepNext/>
+              <w:spacing w:after="80" w:before="80" w:line="360" w:lineRule="auto"/>
+              <w:ind w:firstLine="0"/>
+            </w:pPr>
+            <w:r>
+              <w:rPr>
+                <w:rFonts w:ascii="Times New Roman" w:hAnsi="Times New Roman"/>
+                <w:b w:val="0"/>
+                <w:sz w:val="28"/>
               </w:rPr>
               <w:t>dA$</w:t>
             </w:r>
@@ -4164,12 +5173,15 @@
           </w:tcPr>
           <w:p>
             <w:pPr>
-              <w:spacing w:after="60" w:before="60"/>
-            </w:pPr>
-            <w:r>
-              <w:rPr>
-                <w:rFonts w:ascii="Times New Roman" w:hAnsi="Times New Roman"/>
-                <w:sz w:val="20"/>
+              <w:keepNext/>
+              <w:spacing w:after="80" w:before="80" w:line="360" w:lineRule="auto"/>
+              <w:ind w:firstLine="0"/>
+            </w:pPr>
+            <w:r>
+              <w:rPr>
+                <w:rFonts w:ascii="Times New Roman" w:hAnsi="Times New Roman"/>
+                <w:b w:val="0"/>
+                <w:sz w:val="28"/>
               </w:rPr>
               <w:t>S → dA</w:t>
             </w:r>
@@ -4177,18 +5189,24 @@
         </w:tc>
       </w:tr>
       <w:tr>
-        <w:tc>
-          <w:tcPr>
-            <w:tcW w:type="dxa" w:w="1985"/>
-          </w:tcPr>
-          <w:p>
-            <w:pPr>
-              <w:spacing w:after="60" w:before="60"/>
-            </w:pPr>
-            <w:r>
-              <w:rPr>
-                <w:rFonts w:ascii="Times New Roman" w:hAnsi="Times New Roman"/>
-                <w:sz w:val="20"/>
+        <w:trPr>
+          <w:cantSplit/>
+        </w:trPr>
+        <w:tc>
+          <w:tcPr>
+            <w:tcW w:type="dxa" w:w="1985"/>
+          </w:tcPr>
+          <w:p>
+            <w:pPr>
+              <w:keepNext/>
+              <w:spacing w:after="80" w:before="80" w:line="360" w:lineRule="auto"/>
+              <w:ind w:firstLine="0"/>
+            </w:pPr>
+            <w:r>
+              <w:rPr>
+                <w:rFonts w:ascii="Times New Roman" w:hAnsi="Times New Roman"/>
+                <w:b w:val="0"/>
+                <w:sz w:val="28"/>
               </w:rPr>
               <w:t>4</w:t>
             </w:r>
@@ -4200,12 +5218,15 @@
           </w:tcPr>
           <w:p>
             <w:pPr>
-              <w:spacing w:after="60" w:before="60"/>
-            </w:pPr>
-            <w:r>
-              <w:rPr>
-                <w:rFonts w:ascii="Times New Roman" w:hAnsi="Times New Roman"/>
-                <w:sz w:val="20"/>
+              <w:keepNext/>
+              <w:spacing w:after="80" w:before="80" w:line="360" w:lineRule="auto"/>
+              <w:ind w:firstLine="0"/>
+            </w:pPr>
+            <w:r>
+              <w:rPr>
+                <w:rFonts w:ascii="Times New Roman" w:hAnsi="Times New Roman"/>
+                <w:b w:val="0"/>
+                <w:sz w:val="28"/>
               </w:rPr>
               <w:t>loop</w:t>
             </w:r>
@@ -4217,12 +5238,15 @@
           </w:tcPr>
           <w:p>
             <w:pPr>
-              <w:spacing w:after="60" w:before="60"/>
-            </w:pPr>
-            <w:r>
-              <w:rPr>
-                <w:rFonts w:ascii="Times New Roman" w:hAnsi="Times New Roman"/>
-                <w:sz w:val="20"/>
+              <w:keepNext/>
+              <w:spacing w:after="80" w:before="80" w:line="360" w:lineRule="auto"/>
+              <w:ind w:firstLine="0"/>
+            </w:pPr>
+            <w:r>
+              <w:rPr>
+                <w:rFonts w:ascii="Times New Roman" w:hAnsi="Times New Roman"/>
+                <w:b w:val="0"/>
+                <w:sz w:val="28"/>
               </w:rPr>
               <w:t>ca</w:t>
             </w:r>
@@ -4234,12 +5258,15 @@
           </w:tcPr>
           <w:p>
             <w:pPr>
-              <w:spacing w:after="60" w:before="60"/>
-            </w:pPr>
-            <w:r>
-              <w:rPr>
-                <w:rFonts w:ascii="Times New Roman" w:hAnsi="Times New Roman"/>
-                <w:sz w:val="20"/>
+              <w:keepNext/>
+              <w:spacing w:after="80" w:before="80" w:line="360" w:lineRule="auto"/>
+              <w:ind w:firstLine="0"/>
+            </w:pPr>
+            <w:r>
+              <w:rPr>
+                <w:rFonts w:ascii="Times New Roman" w:hAnsi="Times New Roman"/>
+                <w:b w:val="0"/>
+                <w:sz w:val="28"/>
               </w:rPr>
               <w:t>A$</w:t>
             </w:r>
@@ -4251,12 +5278,15 @@
           </w:tcPr>
           <w:p>
             <w:pPr>
-              <w:spacing w:after="60" w:before="60"/>
-            </w:pPr>
-            <w:r>
-              <w:rPr>
-                <w:rFonts w:ascii="Times New Roman" w:hAnsi="Times New Roman"/>
-                <w:sz w:val="20"/>
+              <w:keepNext/>
+              <w:spacing w:after="80" w:before="80" w:line="360" w:lineRule="auto"/>
+              <w:ind w:firstLine="0"/>
+            </w:pPr>
+            <w:r>
+              <w:rPr>
+                <w:rFonts w:ascii="Times New Roman" w:hAnsi="Times New Roman"/>
+                <w:b w:val="0"/>
+                <w:sz w:val="28"/>
               </w:rPr>
               <w:t>Считать d</w:t>
             </w:r>
@@ -4264,18 +5294,24 @@
         </w:tc>
       </w:tr>
       <w:tr>
-        <w:tc>
-          <w:tcPr>
-            <w:tcW w:type="dxa" w:w="1985"/>
-          </w:tcPr>
-          <w:p>
-            <w:pPr>
-              <w:spacing w:after="60" w:before="60"/>
-            </w:pPr>
-            <w:r>
-              <w:rPr>
-                <w:rFonts w:ascii="Times New Roman" w:hAnsi="Times New Roman"/>
-                <w:sz w:val="20"/>
+        <w:trPr>
+          <w:cantSplit/>
+        </w:trPr>
+        <w:tc>
+          <w:tcPr>
+            <w:tcW w:type="dxa" w:w="1985"/>
+          </w:tcPr>
+          <w:p>
+            <w:pPr>
+              <w:keepNext/>
+              <w:spacing w:after="80" w:before="80" w:line="360" w:lineRule="auto"/>
+              <w:ind w:firstLine="0"/>
+            </w:pPr>
+            <w:r>
+              <w:rPr>
+                <w:rFonts w:ascii="Times New Roman" w:hAnsi="Times New Roman"/>
+                <w:b w:val="0"/>
+                <w:sz w:val="28"/>
               </w:rPr>
               <w:t>5</w:t>
             </w:r>
@@ -4287,12 +5323,15 @@
           </w:tcPr>
           <w:p>
             <w:pPr>
-              <w:spacing w:after="60" w:before="60"/>
-            </w:pPr>
-            <w:r>
-              <w:rPr>
-                <w:rFonts w:ascii="Times New Roman" w:hAnsi="Times New Roman"/>
-                <w:sz w:val="20"/>
+              <w:keepNext/>
+              <w:spacing w:after="80" w:before="80" w:line="360" w:lineRule="auto"/>
+              <w:ind w:firstLine="0"/>
+            </w:pPr>
+            <w:r>
+              <w:rPr>
+                <w:rFonts w:ascii="Times New Roman" w:hAnsi="Times New Roman"/>
+                <w:b w:val="0"/>
+                <w:sz w:val="28"/>
               </w:rPr>
               <w:t>loop</w:t>
             </w:r>
@@ -4304,12 +5343,15 @@
           </w:tcPr>
           <w:p>
             <w:pPr>
-              <w:spacing w:after="60" w:before="60"/>
-            </w:pPr>
-            <w:r>
-              <w:rPr>
-                <w:rFonts w:ascii="Times New Roman" w:hAnsi="Times New Roman"/>
-                <w:sz w:val="20"/>
+              <w:keepNext/>
+              <w:spacing w:after="80" w:before="80" w:line="360" w:lineRule="auto"/>
+              <w:ind w:firstLine="0"/>
+            </w:pPr>
+            <w:r>
+              <w:rPr>
+                <w:rFonts w:ascii="Times New Roman" w:hAnsi="Times New Roman"/>
+                <w:b w:val="0"/>
+                <w:sz w:val="28"/>
               </w:rPr>
               <w:t>ca</w:t>
             </w:r>
@@ -4321,12 +5363,15 @@
           </w:tcPr>
           <w:p>
             <w:pPr>
-              <w:spacing w:after="60" w:before="60"/>
-            </w:pPr>
-            <w:r>
-              <w:rPr>
-                <w:rFonts w:ascii="Times New Roman" w:hAnsi="Times New Roman"/>
-                <w:sz w:val="20"/>
+              <w:keepNext/>
+              <w:spacing w:after="80" w:before="80" w:line="360" w:lineRule="auto"/>
+              <w:ind w:firstLine="0"/>
+            </w:pPr>
+            <w:r>
+              <w:rPr>
+                <w:rFonts w:ascii="Times New Roman" w:hAnsi="Times New Roman"/>
+                <w:b w:val="0"/>
+                <w:sz w:val="28"/>
               </w:rPr>
               <w:t>cB$</w:t>
             </w:r>
@@ -4338,12 +5383,15 @@
           </w:tcPr>
           <w:p>
             <w:pPr>
-              <w:spacing w:after="60" w:before="60"/>
-            </w:pPr>
-            <w:r>
-              <w:rPr>
-                <w:rFonts w:ascii="Times New Roman" w:hAnsi="Times New Roman"/>
-                <w:sz w:val="20"/>
+              <w:keepNext/>
+              <w:spacing w:after="80" w:before="80" w:line="360" w:lineRule="auto"/>
+              <w:ind w:firstLine="0"/>
+            </w:pPr>
+            <w:r>
+              <w:rPr>
+                <w:rFonts w:ascii="Times New Roman" w:hAnsi="Times New Roman"/>
+                <w:b w:val="0"/>
+                <w:sz w:val="28"/>
               </w:rPr>
               <w:t>A → cB</w:t>
             </w:r>
@@ -4351,18 +5399,24 @@
         </w:tc>
       </w:tr>
       <w:tr>
-        <w:tc>
-          <w:tcPr>
-            <w:tcW w:type="dxa" w:w="1985"/>
-          </w:tcPr>
-          <w:p>
-            <w:pPr>
-              <w:spacing w:after="60" w:before="60"/>
-            </w:pPr>
-            <w:r>
-              <w:rPr>
-                <w:rFonts w:ascii="Times New Roman" w:hAnsi="Times New Roman"/>
-                <w:sz w:val="20"/>
+        <w:trPr>
+          <w:cantSplit/>
+        </w:trPr>
+        <w:tc>
+          <w:tcPr>
+            <w:tcW w:type="dxa" w:w="1985"/>
+          </w:tcPr>
+          <w:p>
+            <w:pPr>
+              <w:keepNext/>
+              <w:spacing w:after="80" w:before="80" w:line="360" w:lineRule="auto"/>
+              <w:ind w:firstLine="0"/>
+            </w:pPr>
+            <w:r>
+              <w:rPr>
+                <w:rFonts w:ascii="Times New Roman" w:hAnsi="Times New Roman"/>
+                <w:b w:val="0"/>
+                <w:sz w:val="28"/>
               </w:rPr>
               <w:t>6</w:t>
             </w:r>
@@ -4374,12 +5428,15 @@
           </w:tcPr>
           <w:p>
             <w:pPr>
-              <w:spacing w:after="60" w:before="60"/>
-            </w:pPr>
-            <w:r>
-              <w:rPr>
-                <w:rFonts w:ascii="Times New Roman" w:hAnsi="Times New Roman"/>
-                <w:sz w:val="20"/>
+              <w:keepNext/>
+              <w:spacing w:after="80" w:before="80" w:line="360" w:lineRule="auto"/>
+              <w:ind w:firstLine="0"/>
+            </w:pPr>
+            <w:r>
+              <w:rPr>
+                <w:rFonts w:ascii="Times New Roman" w:hAnsi="Times New Roman"/>
+                <w:b w:val="0"/>
+                <w:sz w:val="28"/>
               </w:rPr>
               <w:t>loop</w:t>
             </w:r>
@@ -4391,12 +5448,15 @@
           </w:tcPr>
           <w:p>
             <w:pPr>
-              <w:spacing w:after="60" w:before="60"/>
-            </w:pPr>
-            <w:r>
-              <w:rPr>
-                <w:rFonts w:ascii="Times New Roman" w:hAnsi="Times New Roman"/>
-                <w:sz w:val="20"/>
+              <w:keepNext/>
+              <w:spacing w:after="80" w:before="80" w:line="360" w:lineRule="auto"/>
+              <w:ind w:firstLine="0"/>
+            </w:pPr>
+            <w:r>
+              <w:rPr>
+                <w:rFonts w:ascii="Times New Roman" w:hAnsi="Times New Roman"/>
+                <w:b w:val="0"/>
+                <w:sz w:val="28"/>
               </w:rPr>
               <w:t>a</w:t>
             </w:r>
@@ -4408,12 +5468,15 @@
           </w:tcPr>
           <w:p>
             <w:pPr>
-              <w:spacing w:after="60" w:before="60"/>
-            </w:pPr>
-            <w:r>
-              <w:rPr>
-                <w:rFonts w:ascii="Times New Roman" w:hAnsi="Times New Roman"/>
-                <w:sz w:val="20"/>
+              <w:keepNext/>
+              <w:spacing w:after="80" w:before="80" w:line="360" w:lineRule="auto"/>
+              <w:ind w:firstLine="0"/>
+            </w:pPr>
+            <w:r>
+              <w:rPr>
+                <w:rFonts w:ascii="Times New Roman" w:hAnsi="Times New Roman"/>
+                <w:b w:val="0"/>
+                <w:sz w:val="28"/>
               </w:rPr>
               <w:t>B$</w:t>
             </w:r>
@@ -4425,12 +5488,15 @@
           </w:tcPr>
           <w:p>
             <w:pPr>
-              <w:spacing w:after="60" w:before="60"/>
-            </w:pPr>
-            <w:r>
-              <w:rPr>
-                <w:rFonts w:ascii="Times New Roman" w:hAnsi="Times New Roman"/>
-                <w:sz w:val="20"/>
+              <w:keepNext/>
+              <w:spacing w:after="80" w:before="80" w:line="360" w:lineRule="auto"/>
+              <w:ind w:firstLine="0"/>
+            </w:pPr>
+            <w:r>
+              <w:rPr>
+                <w:rFonts w:ascii="Times New Roman" w:hAnsi="Times New Roman"/>
+                <w:b w:val="0"/>
+                <w:sz w:val="28"/>
               </w:rPr>
               <w:t>Считать c</w:t>
             </w:r>
@@ -4438,18 +5504,24 @@
         </w:tc>
       </w:tr>
       <w:tr>
-        <w:tc>
-          <w:tcPr>
-            <w:tcW w:type="dxa" w:w="1985"/>
-          </w:tcPr>
-          <w:p>
-            <w:pPr>
-              <w:spacing w:after="60" w:before="60"/>
-            </w:pPr>
-            <w:r>
-              <w:rPr>
-                <w:rFonts w:ascii="Times New Roman" w:hAnsi="Times New Roman"/>
-                <w:sz w:val="20"/>
+        <w:trPr>
+          <w:cantSplit/>
+        </w:trPr>
+        <w:tc>
+          <w:tcPr>
+            <w:tcW w:type="dxa" w:w="1985"/>
+          </w:tcPr>
+          <w:p>
+            <w:pPr>
+              <w:keepNext/>
+              <w:spacing w:after="80" w:before="80" w:line="360" w:lineRule="auto"/>
+              <w:ind w:firstLine="0"/>
+            </w:pPr>
+            <w:r>
+              <w:rPr>
+                <w:rFonts w:ascii="Times New Roman" w:hAnsi="Times New Roman"/>
+                <w:b w:val="0"/>
+                <w:sz w:val="28"/>
               </w:rPr>
               <w:t>7</w:t>
             </w:r>
@@ -4461,12 +5533,15 @@
           </w:tcPr>
           <w:p>
             <w:pPr>
-              <w:spacing w:after="60" w:before="60"/>
-            </w:pPr>
-            <w:r>
-              <w:rPr>
-                <w:rFonts w:ascii="Times New Roman" w:hAnsi="Times New Roman"/>
-                <w:sz w:val="20"/>
+              <w:keepNext/>
+              <w:spacing w:after="80" w:before="80" w:line="360" w:lineRule="auto"/>
+              <w:ind w:firstLine="0"/>
+            </w:pPr>
+            <w:r>
+              <w:rPr>
+                <w:rFonts w:ascii="Times New Roman" w:hAnsi="Times New Roman"/>
+                <w:b w:val="0"/>
+                <w:sz w:val="28"/>
               </w:rPr>
               <w:t>loop</w:t>
             </w:r>
@@ -4478,12 +5553,15 @@
           </w:tcPr>
           <w:p>
             <w:pPr>
-              <w:spacing w:after="60" w:before="60"/>
-            </w:pPr>
-            <w:r>
-              <w:rPr>
-                <w:rFonts w:ascii="Times New Roman" w:hAnsi="Times New Roman"/>
-                <w:sz w:val="20"/>
+              <w:keepNext/>
+              <w:spacing w:after="80" w:before="80" w:line="360" w:lineRule="auto"/>
+              <w:ind w:firstLine="0"/>
+            </w:pPr>
+            <w:r>
+              <w:rPr>
+                <w:rFonts w:ascii="Times New Roman" w:hAnsi="Times New Roman"/>
+                <w:b w:val="0"/>
+                <w:sz w:val="28"/>
               </w:rPr>
               <w:t>a</w:t>
             </w:r>
@@ -4495,12 +5573,15 @@
           </w:tcPr>
           <w:p>
             <w:pPr>
-              <w:spacing w:after="60" w:before="60"/>
-            </w:pPr>
-            <w:r>
-              <w:rPr>
-                <w:rFonts w:ascii="Times New Roman" w:hAnsi="Times New Roman"/>
-                <w:sz w:val="20"/>
+              <w:keepNext/>
+              <w:spacing w:after="80" w:before="80" w:line="360" w:lineRule="auto"/>
+              <w:ind w:firstLine="0"/>
+            </w:pPr>
+            <w:r>
+              <w:rPr>
+                <w:rFonts w:ascii="Times New Roman" w:hAnsi="Times New Roman"/>
+                <w:b w:val="0"/>
+                <w:sz w:val="28"/>
               </w:rPr>
               <w:t>aC$</w:t>
             </w:r>
@@ -4512,12 +5593,15 @@
           </w:tcPr>
           <w:p>
             <w:pPr>
-              <w:spacing w:after="60" w:before="60"/>
-            </w:pPr>
-            <w:r>
-              <w:rPr>
-                <w:rFonts w:ascii="Times New Roman" w:hAnsi="Times New Roman"/>
-                <w:sz w:val="20"/>
+              <w:keepNext/>
+              <w:spacing w:after="80" w:before="80" w:line="360" w:lineRule="auto"/>
+              <w:ind w:firstLine="0"/>
+            </w:pPr>
+            <w:r>
+              <w:rPr>
+                <w:rFonts w:ascii="Times New Roman" w:hAnsi="Times New Roman"/>
+                <w:b w:val="0"/>
+                <w:sz w:val="28"/>
               </w:rPr>
               <w:t>B → aC</w:t>
             </w:r>
@@ -4525,18 +5609,24 @@
         </w:tc>
       </w:tr>
       <w:tr>
-        <w:tc>
-          <w:tcPr>
-            <w:tcW w:type="dxa" w:w="1985"/>
-          </w:tcPr>
-          <w:p>
-            <w:pPr>
-              <w:spacing w:after="60" w:before="60"/>
-            </w:pPr>
-            <w:r>
-              <w:rPr>
-                <w:rFonts w:ascii="Times New Roman" w:hAnsi="Times New Roman"/>
-                <w:sz w:val="20"/>
+        <w:trPr>
+          <w:cantSplit/>
+        </w:trPr>
+        <w:tc>
+          <w:tcPr>
+            <w:tcW w:type="dxa" w:w="1985"/>
+          </w:tcPr>
+          <w:p>
+            <w:pPr>
+              <w:keepNext/>
+              <w:spacing w:after="80" w:before="80" w:line="360" w:lineRule="auto"/>
+              <w:ind w:firstLine="0"/>
+            </w:pPr>
+            <w:r>
+              <w:rPr>
+                <w:rFonts w:ascii="Times New Roman" w:hAnsi="Times New Roman"/>
+                <w:b w:val="0"/>
+                <w:sz w:val="28"/>
               </w:rPr>
               <w:t>8</w:t>
             </w:r>
@@ -4548,12 +5638,15 @@
           </w:tcPr>
           <w:p>
             <w:pPr>
-              <w:spacing w:after="60" w:before="60"/>
-            </w:pPr>
-            <w:r>
-              <w:rPr>
-                <w:rFonts w:ascii="Times New Roman" w:hAnsi="Times New Roman"/>
-                <w:sz w:val="20"/>
+              <w:keepNext/>
+              <w:spacing w:after="80" w:before="80" w:line="360" w:lineRule="auto"/>
+              <w:ind w:firstLine="0"/>
+            </w:pPr>
+            <w:r>
+              <w:rPr>
+                <w:rFonts w:ascii="Times New Roman" w:hAnsi="Times New Roman"/>
+                <w:b w:val="0"/>
+                <w:sz w:val="28"/>
               </w:rPr>
               <w:t>loop</w:t>
             </w:r>
@@ -4565,12 +5658,15 @@
           </w:tcPr>
           <w:p>
             <w:pPr>
-              <w:spacing w:after="60" w:before="60"/>
-            </w:pPr>
-            <w:r>
-              <w:rPr>
-                <w:rFonts w:ascii="Times New Roman" w:hAnsi="Times New Roman"/>
-                <w:sz w:val="20"/>
+              <w:keepNext/>
+              <w:spacing w:after="80" w:before="80" w:line="360" w:lineRule="auto"/>
+              <w:ind w:firstLine="0"/>
+            </w:pPr>
+            <w:r>
+              <w:rPr>
+                <w:rFonts w:ascii="Times New Roman" w:hAnsi="Times New Roman"/>
+                <w:b w:val="0"/>
+                <w:sz w:val="28"/>
               </w:rPr>
               <w:t>λ</w:t>
             </w:r>
@@ -4582,12 +5678,15 @@
           </w:tcPr>
           <w:p>
             <w:pPr>
-              <w:spacing w:after="60" w:before="60"/>
-            </w:pPr>
-            <w:r>
-              <w:rPr>
-                <w:rFonts w:ascii="Times New Roman" w:hAnsi="Times New Roman"/>
-                <w:sz w:val="20"/>
+              <w:keepNext/>
+              <w:spacing w:after="80" w:before="80" w:line="360" w:lineRule="auto"/>
+              <w:ind w:firstLine="0"/>
+            </w:pPr>
+            <w:r>
+              <w:rPr>
+                <w:rFonts w:ascii="Times New Roman" w:hAnsi="Times New Roman"/>
+                <w:b w:val="0"/>
+                <w:sz w:val="28"/>
               </w:rPr>
               <w:t>C$</w:t>
             </w:r>
@@ -4599,12 +5698,15 @@
           </w:tcPr>
           <w:p>
             <w:pPr>
-              <w:spacing w:after="60" w:before="60"/>
-            </w:pPr>
-            <w:r>
-              <w:rPr>
-                <w:rFonts w:ascii="Times New Roman" w:hAnsi="Times New Roman"/>
-                <w:sz w:val="20"/>
+              <w:keepNext/>
+              <w:spacing w:after="80" w:before="80" w:line="360" w:lineRule="auto"/>
+              <w:ind w:firstLine="0"/>
+            </w:pPr>
+            <w:r>
+              <w:rPr>
+                <w:rFonts w:ascii="Times New Roman" w:hAnsi="Times New Roman"/>
+                <w:b w:val="0"/>
+                <w:sz w:val="28"/>
               </w:rPr>
               <w:t>Считать a</w:t>
             </w:r>
@@ -4612,18 +5714,24 @@
         </w:tc>
       </w:tr>
       <w:tr>
-        <w:tc>
-          <w:tcPr>
-            <w:tcW w:type="dxa" w:w="1985"/>
-          </w:tcPr>
-          <w:p>
-            <w:pPr>
-              <w:spacing w:after="60" w:before="60"/>
-            </w:pPr>
-            <w:r>
-              <w:rPr>
-                <w:rFonts w:ascii="Times New Roman" w:hAnsi="Times New Roman"/>
-                <w:sz w:val="20"/>
+        <w:trPr>
+          <w:cantSplit/>
+        </w:trPr>
+        <w:tc>
+          <w:tcPr>
+            <w:tcW w:type="dxa" w:w="1985"/>
+          </w:tcPr>
+          <w:p>
+            <w:pPr>
+              <w:keepNext/>
+              <w:spacing w:after="80" w:before="80" w:line="360" w:lineRule="auto"/>
+              <w:ind w:firstLine="0"/>
+            </w:pPr>
+            <w:r>
+              <w:rPr>
+                <w:rFonts w:ascii="Times New Roman" w:hAnsi="Times New Roman"/>
+                <w:b w:val="0"/>
+                <w:sz w:val="28"/>
               </w:rPr>
               <w:t>9</w:t>
             </w:r>
@@ -4635,12 +5743,15 @@
           </w:tcPr>
           <w:p>
             <w:pPr>
-              <w:spacing w:after="60" w:before="60"/>
-            </w:pPr>
-            <w:r>
-              <w:rPr>
-                <w:rFonts w:ascii="Times New Roman" w:hAnsi="Times New Roman"/>
-                <w:sz w:val="20"/>
+              <w:keepNext/>
+              <w:spacing w:after="80" w:before="80" w:line="360" w:lineRule="auto"/>
+              <w:ind w:firstLine="0"/>
+            </w:pPr>
+            <w:r>
+              <w:rPr>
+                <w:rFonts w:ascii="Times New Roman" w:hAnsi="Times New Roman"/>
+                <w:b w:val="0"/>
+                <w:sz w:val="28"/>
               </w:rPr>
               <w:t>loop</w:t>
             </w:r>
@@ -4652,12 +5763,15 @@
           </w:tcPr>
           <w:p>
             <w:pPr>
-              <w:spacing w:after="60" w:before="60"/>
-            </w:pPr>
-            <w:r>
-              <w:rPr>
-                <w:rFonts w:ascii="Times New Roman" w:hAnsi="Times New Roman"/>
-                <w:sz w:val="20"/>
+              <w:keepNext/>
+              <w:spacing w:after="80" w:before="80" w:line="360" w:lineRule="auto"/>
+              <w:ind w:firstLine="0"/>
+            </w:pPr>
+            <w:r>
+              <w:rPr>
+                <w:rFonts w:ascii="Times New Roman" w:hAnsi="Times New Roman"/>
+                <w:b w:val="0"/>
+                <w:sz w:val="28"/>
               </w:rPr>
               <w:t>λ</w:t>
             </w:r>
@@ -4669,12 +5783,15 @@
           </w:tcPr>
           <w:p>
             <w:pPr>
-              <w:spacing w:after="60" w:before="60"/>
-            </w:pPr>
-            <w:r>
-              <w:rPr>
-                <w:rFonts w:ascii="Times New Roman" w:hAnsi="Times New Roman"/>
-                <w:sz w:val="20"/>
+              <w:keepNext/>
+              <w:spacing w:after="80" w:before="80" w:line="360" w:lineRule="auto"/>
+              <w:ind w:firstLine="0"/>
+            </w:pPr>
+            <w:r>
+              <w:rPr>
+                <w:rFonts w:ascii="Times New Roman" w:hAnsi="Times New Roman"/>
+                <w:b w:val="0"/>
+                <w:sz w:val="28"/>
               </w:rPr>
               <w:t>$</w:t>
             </w:r>
@@ -4686,12 +5803,15 @@
           </w:tcPr>
           <w:p>
             <w:pPr>
-              <w:spacing w:after="60" w:before="60"/>
-            </w:pPr>
-            <w:r>
-              <w:rPr>
-                <w:rFonts w:ascii="Times New Roman" w:hAnsi="Times New Roman"/>
-                <w:sz w:val="20"/>
+              <w:keepNext/>
+              <w:spacing w:after="80" w:before="80" w:line="360" w:lineRule="auto"/>
+              <w:ind w:firstLine="0"/>
+            </w:pPr>
+            <w:r>
+              <w:rPr>
+                <w:rFonts w:ascii="Times New Roman" w:hAnsi="Times New Roman"/>
+                <w:b w:val="0"/>
+                <w:sz w:val="28"/>
               </w:rPr>
               <w:t>C → λ</w:t>
             </w:r>
@@ -4699,18 +5819,24 @@
         </w:tc>
       </w:tr>
       <w:tr>
-        <w:tc>
-          <w:tcPr>
-            <w:tcW w:type="dxa" w:w="1985"/>
-          </w:tcPr>
-          <w:p>
-            <w:pPr>
-              <w:spacing w:after="60" w:before="60"/>
-            </w:pPr>
-            <w:r>
-              <w:rPr>
-                <w:rFonts w:ascii="Times New Roman" w:hAnsi="Times New Roman"/>
-                <w:sz w:val="20"/>
+        <w:trPr>
+          <w:cantSplit/>
+        </w:trPr>
+        <w:tc>
+          <w:tcPr>
+            <w:tcW w:type="dxa" w:w="1985"/>
+          </w:tcPr>
+          <w:p>
+            <w:pPr>
+              <w:keepNext w:val="0"/>
+              <w:spacing w:after="80" w:before="80" w:line="360" w:lineRule="auto"/>
+              <w:ind w:firstLine="0"/>
+            </w:pPr>
+            <w:r>
+              <w:rPr>
+                <w:rFonts w:ascii="Times New Roman" w:hAnsi="Times New Roman"/>
+                <w:b w:val="0"/>
+                <w:sz w:val="28"/>
               </w:rPr>
               <w:t>10</w:t>
             </w:r>
@@ -4722,12 +5848,15 @@
           </w:tcPr>
           <w:p>
             <w:pPr>
-              <w:spacing w:after="60" w:before="60"/>
-            </w:pPr>
-            <w:r>
-              <w:rPr>
-                <w:rFonts w:ascii="Times New Roman" w:hAnsi="Times New Roman"/>
-                <w:sz w:val="20"/>
+              <w:keepNext w:val="0"/>
+              <w:spacing w:after="80" w:before="80" w:line="360" w:lineRule="auto"/>
+              <w:ind w:firstLine="0"/>
+            </w:pPr>
+            <w:r>
+              <w:rPr>
+                <w:rFonts w:ascii="Times New Roman" w:hAnsi="Times New Roman"/>
+                <w:b w:val="0"/>
+                <w:sz w:val="28"/>
               </w:rPr>
               <w:t>accept</w:t>
             </w:r>
@@ -4739,12 +5868,15 @@
           </w:tcPr>
           <w:p>
             <w:pPr>
-              <w:spacing w:after="60" w:before="60"/>
-            </w:pPr>
-            <w:r>
-              <w:rPr>
-                <w:rFonts w:ascii="Times New Roman" w:hAnsi="Times New Roman"/>
-                <w:sz w:val="20"/>
+              <w:keepNext w:val="0"/>
+              <w:spacing w:after="80" w:before="80" w:line="360" w:lineRule="auto"/>
+              <w:ind w:firstLine="0"/>
+            </w:pPr>
+            <w:r>
+              <w:rPr>
+                <w:rFonts w:ascii="Times New Roman" w:hAnsi="Times New Roman"/>
+                <w:b w:val="0"/>
+                <w:sz w:val="28"/>
               </w:rPr>
               <w:t>λ</w:t>
             </w:r>
@@ -4756,12 +5888,15 @@
           </w:tcPr>
           <w:p>
             <w:pPr>
-              <w:spacing w:after="60" w:before="60"/>
-            </w:pPr>
-            <w:r>
-              <w:rPr>
-                <w:rFonts w:ascii="Times New Roman" w:hAnsi="Times New Roman"/>
-                <w:sz w:val="20"/>
+              <w:keepNext w:val="0"/>
+              <w:spacing w:after="80" w:before="80" w:line="360" w:lineRule="auto"/>
+              <w:ind w:firstLine="0"/>
+            </w:pPr>
+            <w:r>
+              <w:rPr>
+                <w:rFonts w:ascii="Times New Roman" w:hAnsi="Times New Roman"/>
+                <w:b w:val="0"/>
+                <w:sz w:val="28"/>
               </w:rPr>
               <w:t>λ</w:t>
             </w:r>
@@ -4773,12 +5908,15 @@
           </w:tcPr>
           <w:p>
             <w:pPr>
-              <w:spacing w:after="60" w:before="60"/>
-            </w:pPr>
-            <w:r>
-              <w:rPr>
-                <w:rFonts w:ascii="Times New Roman" w:hAnsi="Times New Roman"/>
-                <w:sz w:val="20"/>
+              <w:keepNext w:val="0"/>
+              <w:spacing w:after="80" w:before="80" w:line="360" w:lineRule="auto"/>
+              <w:ind w:firstLine="0"/>
+            </w:pPr>
+            <w:r>
+              <w:rPr>
+                <w:rFonts w:ascii="Times New Roman" w:hAnsi="Times New Roman"/>
+                <w:b w:val="0"/>
+                <w:sz w:val="28"/>
               </w:rPr>
               <w:t>Удалить $; принять</w:t>
             </w:r>
@@ -4788,111 +5926,351 @@
     </w:tbl>
     <w:p>
       <w:pPr>
-        <w:spacing w:line="276" w:lineRule="auto" w:after="120"/>
+        <w:keepNext/>
+        <w:spacing w:after="0" w:line="240" w:lineRule="auto"/>
+        <w:jc w:val="center"/>
+      </w:pPr>
+      <w:r>
+        <w:drawing>
+          <wp:inline xmlns:a="http://schemas.openxmlformats.org/drawingml/2006/main" xmlns:pic="http://schemas.openxmlformats.org/drawingml/2006/picture">
+            <wp:extent cx="6192000" cy="4460339"/>
+            <wp:docPr id="11" name="Picture 11"/>
+            <wp:cNvGraphicFramePr>
+              <a:graphicFrameLocks noChangeAspect="1"/>
+            </wp:cNvGraphicFramePr>
+            <a:graphic>
+              <a:graphicData uri="http://schemas.openxmlformats.org/drawingml/2006/picture">
+                <pic:pic>
+                  <pic:nvPicPr>
+                    <pic:cNvPr id="0" name="16_stack_B_dca.png"/>
+                    <pic:cNvPicPr/>
+                  </pic:nvPicPr>
+                  <pic:blipFill>
+                    <a:blip r:embed="rId25"/>
+                    <a:stretch>
+                      <a:fillRect/>
+                    </a:stretch>
+                  </pic:blipFill>
+                  <pic:spPr>
+                    <a:xfrm>
+                      <a:off x="0" y="0"/>
+                      <a:ext cx="6192000" cy="4460339"/>
+                    </a:xfrm>
+                    <a:prstGeom prst="rect"/>
+                  </pic:spPr>
+                </pic:pic>
+              </a:graphicData>
+            </a:graphic>
+          </wp:inline>
+        </w:drawing>
+      </w:r>
+    </w:p>
+    <w:p>
+      <w:pPr>
+        <w:spacing w:line="360" w:lineRule="auto" w:after="160"/>
+        <w:ind w:firstLine="0"/>
+        <w:jc w:val="center"/>
+      </w:pPr>
+      <w:r>
+        <w:rPr>
+          <w:rFonts w:ascii="Times New Roman" w:hAnsi="Times New Roman"/>
+          <w:b w:val="0"/>
+          <w:sz w:val="28"/>
+        </w:rPr>
+        <w:t>Рисунок 8 — После чтения dc: остаток a, стек B$; успешная ветвь</w:t>
+      </w:r>
+    </w:p>
+    <w:p>
+      <w:pPr>
+        <w:keepNext/>
+        <w:spacing w:after="0" w:line="240" w:lineRule="auto"/>
+        <w:jc w:val="center"/>
+      </w:pPr>
+      <w:r>
+        <w:drawing>
+          <wp:inline xmlns:a="http://schemas.openxmlformats.org/drawingml/2006/main" xmlns:pic="http://schemas.openxmlformats.org/drawingml/2006/picture">
+            <wp:extent cx="6192000" cy="4460339"/>
+            <wp:docPr id="12" name="Picture 12"/>
+            <wp:cNvGraphicFramePr>
+              <a:graphicFrameLocks noChangeAspect="1"/>
+            </wp:cNvGraphicFramePr>
+            <a:graphic>
+              <a:graphicData uri="http://schemas.openxmlformats.org/drawingml/2006/picture">
+                <pic:pic>
+                  <pic:nvPicPr>
+                    <pic:cNvPr id="0" name="17_final_dca.png"/>
+                    <pic:cNvPicPr/>
+                  </pic:nvPicPr>
+                  <pic:blipFill>
+                    <a:blip r:embed="rId26"/>
+                    <a:stretch>
+                      <a:fillRect/>
+                    </a:stretch>
+                  </pic:blipFill>
+                  <pic:spPr>
+                    <a:xfrm>
+                      <a:off x="0" y="0"/>
+                      <a:ext cx="6192000" cy="4460339"/>
+                    </a:xfrm>
+                    <a:prstGeom prst="rect"/>
+                  </pic:spPr>
+                </pic:pic>
+              </a:graphicData>
+            </a:graphic>
+          </wp:inline>
+        </w:drawing>
+      </w:r>
+    </w:p>
+    <w:p>
+      <w:pPr>
+        <w:spacing w:line="360" w:lineRule="auto" w:after="160"/>
+        <w:ind w:firstLine="0"/>
+        <w:jc w:val="center"/>
+      </w:pPr>
+      <w:r>
+        <w:rPr>
+          <w:rFonts w:ascii="Times New Roman" w:hAnsi="Times New Roman"/>
+          <w:b w:val="0"/>
+          <w:sz w:val="28"/>
+        </w:rPr>
+        <w:t>Рисунок 9 — Принятие dca: конечное состояние accept, вход и стек пусты</w:t>
+      </w:r>
+    </w:p>
+    <w:p>
+      <w:pPr>
+        <w:pStyle w:val="1"/>
+        <w:keepNext/>
+        <w:widowControl/>
+        <w:spacing w:line="360" w:lineRule="auto"/>
+        <w:ind w:left="0" w:firstLine="709"/>
+        <w:rPr>
+          <w:color w:val="000000" w:themeColor="text1"/>
+        </w:rPr>
       </w:pPr>
       <w:r>
         <w:rPr>
           <w:rFonts w:ascii="Times New Roman" w:hAnsi="Times New Roman"/>
           <w:b/>
-          <w:sz w:val="24"/>
+          <w:sz w:val="28"/>
         </w:rPr>
         <w:t>6.2 Отказ для dc</w:t>
       </w:r>
     </w:p>
     <w:p>
       <w:pPr>
-        <w:spacing w:line="276" w:lineRule="auto" w:after="120"/>
+        <w:keepNext w:val="0"/>
+        <w:widowControl/>
+        <w:spacing w:line="360" w:lineRule="auto"/>
+        <w:ind w:firstLine="709"/>
+        <w:jc w:val="both"/>
+        <w:rPr>
+          <w:color w:val="000000" w:themeColor="text1"/>
+          <w:sz w:val="28"/>
+          <w:szCs w:val="28"/>
+        </w:rPr>
       </w:pPr>
       <w:r>
         <w:rPr>
           <w:rFonts w:ascii="Times New Roman" w:hAnsi="Times New Roman"/>
           <w:b w:val="0"/>
-          <w:sz w:val="24"/>
+          <w:sz w:val="28"/>
         </w:rPr>
         <w:t>После начальных действий и чтения dc получается конфигурация (loop, λ, B$). Терминал c прочитан, но его правый сосед ещё не подтверждён. Единственная замена B → aC создаёт стек aC$. Вход пуст, поэтому снять a сопоставлением невозможно; конечное состояние недостижимо. Нельзя удалить B по λ: такого правила нет.</w:t>
       </w:r>
     </w:p>
     <w:p>
       <w:pPr>
-        <w:spacing w:line="276" w:lineRule="auto" w:after="120"/>
+        <w:keepNext/>
+        <w:spacing w:after="0" w:line="240" w:lineRule="auto"/>
+        <w:jc w:val="center"/>
+      </w:pPr>
+      <w:r>
+        <w:drawing>
+          <wp:inline xmlns:a="http://schemas.openxmlformats.org/drawingml/2006/main" xmlns:pic="http://schemas.openxmlformats.org/drawingml/2006/picture">
+            <wp:extent cx="6192000" cy="4460339"/>
+            <wp:docPr id="13" name="Picture 13"/>
+            <wp:cNvGraphicFramePr>
+              <a:graphicFrameLocks noChangeAspect="1"/>
+            </wp:cNvGraphicFramePr>
+            <a:graphic>
+              <a:graphicData uri="http://schemas.openxmlformats.org/drawingml/2006/picture">
+                <pic:pic>
+                  <pic:nvPicPr>
+                    <pic:cNvPr id="0" name="17_final_dc.png"/>
+                    <pic:cNvPicPr/>
+                  </pic:nvPicPr>
+                  <pic:blipFill>
+                    <a:blip r:embed="rId27"/>
+                    <a:stretch>
+                      <a:fillRect/>
+                    </a:stretch>
+                  </pic:blipFill>
+                  <pic:spPr>
+                    <a:xfrm>
+                      <a:off x="0" y="0"/>
+                      <a:ext cx="6192000" cy="4460339"/>
+                    </a:xfrm>
+                    <a:prstGeom prst="rect"/>
+                  </pic:spPr>
+                </pic:pic>
+              </a:graphicData>
+            </a:graphic>
+          </wp:inline>
+        </w:drawing>
+      </w:r>
+    </w:p>
+    <w:p>
+      <w:pPr>
+        <w:spacing w:line="360" w:lineRule="auto" w:after="160"/>
+        <w:ind w:firstLine="0"/>
+        <w:jc w:val="center"/>
+      </w:pPr>
+      <w:r>
+        <w:rPr>
+          <w:rFonts w:ascii="Times New Roman" w:hAnsi="Times New Roman"/>
+          <w:b w:val="0"/>
+          <w:sz w:val="28"/>
+        </w:rPr>
+        <w:t>Рисунок 10 — Отказ для dc: вход закончился, в стеке требуется a</w:t>
+      </w:r>
+    </w:p>
+    <w:p>
+      <w:pPr>
+        <w:pStyle w:val="1"/>
+        <w:keepNext/>
+        <w:widowControl/>
+        <w:spacing w:line="360" w:lineRule="auto"/>
+        <w:ind w:left="0" w:firstLine="709"/>
+        <w:rPr>
+          <w:color w:val="000000" w:themeColor="text1"/>
+        </w:rPr>
       </w:pPr>
       <w:r>
         <w:rPr>
           <w:rFonts w:ascii="Times New Roman" w:hAnsi="Times New Roman"/>
           <w:b/>
-          <w:sz w:val="24"/>
+          <w:sz w:val="28"/>
         </w:rPr>
         <w:t>6.3 Пустое слово и слово без c</w:t>
       </w:r>
     </w:p>
     <w:p>
       <w:pPr>
-        <w:spacing w:line="276" w:lineRule="auto" w:after="120"/>
+        <w:keepNext w:val="0"/>
+        <w:widowControl/>
+        <w:spacing w:line="360" w:lineRule="auto"/>
+        <w:ind w:firstLine="709"/>
+        <w:jc w:val="both"/>
+        <w:rPr>
+          <w:color w:val="000000" w:themeColor="text1"/>
+          <w:sz w:val="28"/>
+          <w:szCs w:val="28"/>
+        </w:rPr>
       </w:pPr>
       <w:r>
         <w:rPr>
           <w:rFonts w:ascii="Times New Roman" w:hAnsi="Times New Roman"/>
           <w:b w:val="0"/>
-          <w:sz w:val="24"/>
-        </w:rPr>
-        <w:t>Пустое слово: (start, λ, λ) ⊢ (init, λ, $) ⊢ (loop, λ, S$) ⊢ (loop, λ, $) ⊢ (accept, λ, λ). Это соответствует результату y1 прошлой работы. Для abdda успешный вывод имеет вид S ⇒ aS ⇒ abS ⇒ abdA ⇒ abddA ⇒ abddaS ⇒ abdda; стек после каждого сопоставления содержит текущий нетерминал над $.</w:t>
-      </w:r>
-    </w:p>
-    <w:p>
-      <w:pPr>
-        <w:spacing w:line="276" w:lineRule="auto" w:after="120"/>
+          <w:sz w:val="28"/>
+        </w:rPr>
+        <w:t>Пустое слово: (start, λ, Z) ⊢ (init, λ, $) ⊢ (loop, λ, S$) ⊢ (loop, λ, $) ⊢ (accept, λ, λ). Это соответствует результату y1 прошлой работы. Для abdda успешный вывод имеет вид S ⇒ aS ⇒ abS ⇒ abdA ⇒ abddA ⇒ abddaS ⇒ abdda; стек после каждого сопоставления содержит текущий нетерминал над $.</w:t>
+      </w:r>
+    </w:p>
+    <w:p>
+      <w:pPr>
+        <w:pStyle w:val="1"/>
+        <w:keepNext/>
+        <w:widowControl/>
+        <w:spacing w:line="360" w:lineRule="auto"/>
+        <w:ind w:left="0" w:firstLine="709"/>
+        <w:rPr>
+          <w:color w:val="000000" w:themeColor="text1"/>
+        </w:rPr>
       </w:pPr>
       <w:r>
         <w:rPr>
           <w:rFonts w:ascii="Times New Roman" w:hAnsi="Times New Roman"/>
           <w:b/>
-          <w:sz w:val="24"/>
+          <w:sz w:val="28"/>
         </w:rPr>
         <w:t>6.4 Ошибка после правильного контекста</w:t>
       </w:r>
     </w:p>
     <w:p>
       <w:pPr>
-        <w:spacing w:line="276" w:lineRule="auto" w:after="120"/>
+        <w:keepNext w:val="0"/>
+        <w:widowControl/>
+        <w:spacing w:line="360" w:lineRule="auto"/>
+        <w:ind w:firstLine="709"/>
+        <w:jc w:val="both"/>
+        <w:rPr>
+          <w:color w:val="000000" w:themeColor="text1"/>
+          <w:sz w:val="28"/>
+          <w:szCs w:val="28"/>
+        </w:rPr>
       </w:pPr>
       <w:r>
         <w:rPr>
           <w:rFonts w:ascii="Times New Roman" w:hAnsi="Times New Roman"/>
           <w:b w:val="0"/>
-          <w:sz w:val="24"/>
+          <w:sz w:val="28"/>
         </w:rPr>
         <w:t>При чтении dcac после dca достигается (loop, c, C$). Правило C → λ может завершить ветвь с непрочитанным c, но такая ветвь не является принимающей. Остальные правила C начинаются с a, b или d и не совпадают с c. Значит, правильный первый фрагмент не скрывает последующую ошибку.</w:t>
       </w:r>
     </w:p>
     <w:p>
-      <w:r>
-        <w:br w:type="page"/>
-      </w:r>
-    </w:p>
-    <w:p>
-      <w:pPr>
-        <w:spacing w:line="276" w:lineRule="auto" w:after="120"/>
+      <w:pPr>
+        <w:pStyle w:val="1"/>
+        <w:keepNext/>
+        <w:widowControl/>
+        <w:spacing w:line="360" w:lineRule="auto"/>
+        <w:ind w:left="0" w:firstLine="709"/>
+        <w:rPr>
+          <w:color w:val="000000" w:themeColor="text1"/>
+        </w:rPr>
       </w:pPr>
       <w:r>
         <w:rPr>
           <w:rFonts w:ascii="Times New Roman" w:hAnsi="Times New Roman"/>
           <w:b/>
-          <w:sz w:val="24"/>
+          <w:sz w:val="28"/>
         </w:rPr>
         <w:t>7 Проверка эквивалентности</w:t>
       </w:r>
     </w:p>
     <w:p>
       <w:pPr>
-        <w:spacing w:line="276" w:lineRule="auto" w:after="120"/>
+        <w:keepNext w:val="0"/>
+        <w:widowControl/>
+        <w:spacing w:line="360" w:lineRule="auto"/>
+        <w:ind w:firstLine="709"/>
+        <w:jc w:val="both"/>
+        <w:rPr>
+          <w:color w:val="000000" w:themeColor="text1"/>
+          <w:sz w:val="28"/>
+          <w:szCs w:val="28"/>
+        </w:rPr>
       </w:pPr>
       <w:r>
         <w:rPr>
           <w:rFonts w:ascii="Times New Roman" w:hAnsi="Times New Roman"/>
           <w:b w:val="0"/>
-          <w:sz w:val="24"/>
-        </w:rPr>
-        <w:t>Проверены исходный конечный распознаватель, грамматика G, грамматика из преобразованного КА и МПА. В таблице КА — исходный конечный автомат; G′ — восстановленная грамматика; «+» означает принятие, «−» — отказ. Входы совпадают с тестами ЛР2 после удаления служебного z.</w:t>
+          <w:sz w:val="28"/>
+        </w:rPr>
+        <w:t>В JFLAP проверены исходный КА, грамматика G, автоматически полученный КА, восстановленная грамматика G′ и МПА. Знак «+» означает принятие, «−» — отказ. Слова совпадают с тестами ЛР2 после удаления служебного z. У обоих КА результаты одинаковы; они объединены в столбце «КА».</w:t>
+      </w:r>
+    </w:p>
+    <w:p>
+      <w:pPr>
+        <w:keepNext/>
+        <w:spacing w:line="360" w:lineRule="auto"/>
+      </w:pPr>
+      <w:r>
+        <w:rPr>
+          <w:rFonts w:ascii="Times New Roman" w:hAnsi="Times New Roman"/>
+          <w:sz w:val="28"/>
+        </w:rPr>
+        <w:t>Таблица 6 — Результаты контрольных тестов</w:t>
       </w:r>
     </w:p>
     <w:tbl>
@@ -4911,18 +6289,25 @@
         <w:gridCol w:w="1418"/>
       </w:tblGrid>
       <w:tr>
-        <w:tc>
-          <w:tcPr>
-            <w:tcW w:type="dxa" w:w="1418"/>
-          </w:tcPr>
-          <w:p>
-            <w:pPr>
-              <w:spacing w:after="60" w:before="60"/>
-            </w:pPr>
-            <w:r>
-              <w:rPr>
-                <w:rFonts w:ascii="Times New Roman" w:hAnsi="Times New Roman"/>
-                <w:sz w:val="20"/>
+        <w:trPr>
+          <w:cantSplit/>
+          <w:tblHeader/>
+        </w:trPr>
+        <w:tc>
+          <w:tcPr>
+            <w:tcW w:type="dxa" w:w="1418"/>
+          </w:tcPr>
+          <w:p>
+            <w:pPr>
+              <w:keepNext/>
+              <w:spacing w:after="80" w:before="80" w:line="360" w:lineRule="auto"/>
+              <w:ind w:firstLine="0"/>
+            </w:pPr>
+            <w:r>
+              <w:rPr>
+                <w:rFonts w:ascii="Times New Roman" w:hAnsi="Times New Roman"/>
+                <w:b/>
+                <w:sz w:val="28"/>
               </w:rPr>
               <w:t>№</w:t>
             </w:r>
@@ -4934,12 +6319,15 @@
           </w:tcPr>
           <w:p>
             <w:pPr>
-              <w:spacing w:after="60" w:before="60"/>
-            </w:pPr>
-            <w:r>
-              <w:rPr>
-                <w:rFonts w:ascii="Times New Roman" w:hAnsi="Times New Roman"/>
-                <w:sz w:val="20"/>
+              <w:keepNext/>
+              <w:spacing w:after="80" w:before="80" w:line="360" w:lineRule="auto"/>
+              <w:ind w:firstLine="0"/>
+            </w:pPr>
+            <w:r>
+              <w:rPr>
+                <w:rFonts w:ascii="Times New Roman" w:hAnsi="Times New Roman"/>
+                <w:b/>
+                <w:sz w:val="28"/>
               </w:rPr>
               <w:t>Слово</w:t>
             </w:r>
@@ -4951,12 +6339,15 @@
           </w:tcPr>
           <w:p>
             <w:pPr>
-              <w:spacing w:after="60" w:before="60"/>
-            </w:pPr>
-            <w:r>
-              <w:rPr>
-                <w:rFonts w:ascii="Times New Roman" w:hAnsi="Times New Roman"/>
-                <w:sz w:val="20"/>
+              <w:keepNext/>
+              <w:spacing w:after="80" w:before="80" w:line="360" w:lineRule="auto"/>
+              <w:ind w:firstLine="0"/>
+            </w:pPr>
+            <w:r>
+              <w:rPr>
+                <w:rFonts w:ascii="Times New Roman" w:hAnsi="Times New Roman"/>
+                <w:b/>
+                <w:sz w:val="28"/>
               </w:rPr>
               <w:t>ЛР2</w:t>
             </w:r>
@@ -4968,12 +6359,15 @@
           </w:tcPr>
           <w:p>
             <w:pPr>
-              <w:spacing w:after="60" w:before="60"/>
-            </w:pPr>
-            <w:r>
-              <w:rPr>
-                <w:rFonts w:ascii="Times New Roman" w:hAnsi="Times New Roman"/>
-                <w:sz w:val="20"/>
+              <w:keepNext/>
+              <w:spacing w:after="80" w:before="80" w:line="360" w:lineRule="auto"/>
+              <w:ind w:firstLine="0"/>
+            </w:pPr>
+            <w:r>
+              <w:rPr>
+                <w:rFonts w:ascii="Times New Roman" w:hAnsi="Times New Roman"/>
+                <w:b/>
+                <w:sz w:val="28"/>
               </w:rPr>
               <w:t>КА</w:t>
             </w:r>
@@ -4985,12 +6379,15 @@
           </w:tcPr>
           <w:p>
             <w:pPr>
-              <w:spacing w:after="60" w:before="60"/>
-            </w:pPr>
-            <w:r>
-              <w:rPr>
-                <w:rFonts w:ascii="Times New Roman" w:hAnsi="Times New Roman"/>
-                <w:sz w:val="20"/>
+              <w:keepNext/>
+              <w:spacing w:after="80" w:before="80" w:line="360" w:lineRule="auto"/>
+              <w:ind w:firstLine="0"/>
+            </w:pPr>
+            <w:r>
+              <w:rPr>
+                <w:rFonts w:ascii="Times New Roman" w:hAnsi="Times New Roman"/>
+                <w:b/>
+                <w:sz w:val="28"/>
               </w:rPr>
               <w:t>G</w:t>
             </w:r>
@@ -5002,12 +6399,15 @@
           </w:tcPr>
           <w:p>
             <w:pPr>
-              <w:spacing w:after="60" w:before="60"/>
-            </w:pPr>
-            <w:r>
-              <w:rPr>
-                <w:rFonts w:ascii="Times New Roman" w:hAnsi="Times New Roman"/>
-                <w:sz w:val="20"/>
+              <w:keepNext/>
+              <w:spacing w:after="80" w:before="80" w:line="360" w:lineRule="auto"/>
+              <w:ind w:firstLine="0"/>
+            </w:pPr>
+            <w:r>
+              <w:rPr>
+                <w:rFonts w:ascii="Times New Roman" w:hAnsi="Times New Roman"/>
+                <w:b/>
+                <w:sz w:val="28"/>
               </w:rPr>
               <w:t>G′</w:t>
             </w:r>
@@ -5019,12 +6419,15 @@
           </w:tcPr>
           <w:p>
             <w:pPr>
-              <w:spacing w:after="60" w:before="60"/>
-            </w:pPr>
-            <w:r>
-              <w:rPr>
-                <w:rFonts w:ascii="Times New Roman" w:hAnsi="Times New Roman"/>
-                <w:sz w:val="20"/>
+              <w:keepNext/>
+              <w:spacing w:after="80" w:before="80" w:line="360" w:lineRule="auto"/>
+              <w:ind w:firstLine="0"/>
+            </w:pPr>
+            <w:r>
+              <w:rPr>
+                <w:rFonts w:ascii="Times New Roman" w:hAnsi="Times New Roman"/>
+                <w:b/>
+                <w:sz w:val="28"/>
               </w:rPr>
               <w:t>МПА</w:t>
             </w:r>
@@ -5032,18 +6435,24 @@
         </w:tc>
       </w:tr>
       <w:tr>
-        <w:tc>
-          <w:tcPr>
-            <w:tcW w:type="dxa" w:w="1418"/>
-          </w:tcPr>
-          <w:p>
-            <w:pPr>
-              <w:spacing w:after="60" w:before="60"/>
-            </w:pPr>
-            <w:r>
-              <w:rPr>
-                <w:rFonts w:ascii="Times New Roman" w:hAnsi="Times New Roman"/>
-                <w:sz w:val="20"/>
+        <w:trPr>
+          <w:cantSplit/>
+        </w:trPr>
+        <w:tc>
+          <w:tcPr>
+            <w:tcW w:type="dxa" w:w="1418"/>
+          </w:tcPr>
+          <w:p>
+            <w:pPr>
+              <w:keepNext/>
+              <w:spacing w:after="80" w:before="80" w:line="360" w:lineRule="auto"/>
+              <w:ind w:firstLine="0"/>
+            </w:pPr>
+            <w:r>
+              <w:rPr>
+                <w:rFonts w:ascii="Times New Roman" w:hAnsi="Times New Roman"/>
+                <w:b w:val="0"/>
+                <w:sz w:val="28"/>
               </w:rPr>
               <w:t>1</w:t>
             </w:r>
@@ -5055,12 +6464,15 @@
           </w:tcPr>
           <w:p>
             <w:pPr>
-              <w:spacing w:after="60" w:before="60"/>
-            </w:pPr>
-            <w:r>
-              <w:rPr>
-                <w:rFonts w:ascii="Times New Roman" w:hAnsi="Times New Roman"/>
-                <w:sz w:val="20"/>
+              <w:keepNext/>
+              <w:spacing w:after="80" w:before="80" w:line="360" w:lineRule="auto"/>
+              <w:ind w:firstLine="0"/>
+            </w:pPr>
+            <w:r>
+              <w:rPr>
+                <w:rFonts w:ascii="Times New Roman" w:hAnsi="Times New Roman"/>
+                <w:b w:val="0"/>
+                <w:sz w:val="28"/>
               </w:rPr>
               <w:t>λ</w:t>
             </w:r>
@@ -5072,12 +6484,15 @@
           </w:tcPr>
           <w:p>
             <w:pPr>
-              <w:spacing w:after="60" w:before="60"/>
-            </w:pPr>
-            <w:r>
-              <w:rPr>
-                <w:rFonts w:ascii="Times New Roman" w:hAnsi="Times New Roman"/>
-                <w:sz w:val="20"/>
+              <w:keepNext/>
+              <w:spacing w:after="80" w:before="80" w:line="360" w:lineRule="auto"/>
+              <w:ind w:firstLine="0"/>
+            </w:pPr>
+            <w:r>
+              <w:rPr>
+                <w:rFonts w:ascii="Times New Roman" w:hAnsi="Times New Roman"/>
+                <w:b w:val="0"/>
+                <w:sz w:val="28"/>
               </w:rPr>
               <w:t>y1</w:t>
             </w:r>
@@ -5089,12 +6504,15 @@
           </w:tcPr>
           <w:p>
             <w:pPr>
-              <w:spacing w:after="60" w:before="60"/>
-            </w:pPr>
-            <w:r>
-              <w:rPr>
-                <w:rFonts w:ascii="Times New Roman" w:hAnsi="Times New Roman"/>
-                <w:sz w:val="20"/>
+              <w:keepNext/>
+              <w:spacing w:after="80" w:before="80" w:line="360" w:lineRule="auto"/>
+              <w:ind w:firstLine="0"/>
+            </w:pPr>
+            <w:r>
+              <w:rPr>
+                <w:rFonts w:ascii="Times New Roman" w:hAnsi="Times New Roman"/>
+                <w:b w:val="0"/>
+                <w:sz w:val="28"/>
               </w:rPr>
               <w:t>+</w:t>
             </w:r>
@@ -5106,12 +6524,15 @@
           </w:tcPr>
           <w:p>
             <w:pPr>
-              <w:spacing w:after="60" w:before="60"/>
-            </w:pPr>
-            <w:r>
-              <w:rPr>
-                <w:rFonts w:ascii="Times New Roman" w:hAnsi="Times New Roman"/>
-                <w:sz w:val="20"/>
+              <w:keepNext/>
+              <w:spacing w:after="80" w:before="80" w:line="360" w:lineRule="auto"/>
+              <w:ind w:firstLine="0"/>
+            </w:pPr>
+            <w:r>
+              <w:rPr>
+                <w:rFonts w:ascii="Times New Roman" w:hAnsi="Times New Roman"/>
+                <w:b w:val="0"/>
+                <w:sz w:val="28"/>
               </w:rPr>
               <w:t>+</w:t>
             </w:r>
@@ -5123,12 +6544,15 @@
           </w:tcPr>
           <w:p>
             <w:pPr>
-              <w:spacing w:after="60" w:before="60"/>
-            </w:pPr>
-            <w:r>
-              <w:rPr>
-                <w:rFonts w:ascii="Times New Roman" w:hAnsi="Times New Roman"/>
-                <w:sz w:val="20"/>
+              <w:keepNext/>
+              <w:spacing w:after="80" w:before="80" w:line="360" w:lineRule="auto"/>
+              <w:ind w:firstLine="0"/>
+            </w:pPr>
+            <w:r>
+              <w:rPr>
+                <w:rFonts w:ascii="Times New Roman" w:hAnsi="Times New Roman"/>
+                <w:b w:val="0"/>
+                <w:sz w:val="28"/>
               </w:rPr>
               <w:t>+</w:t>
             </w:r>
@@ -5140,12 +6564,15 @@
           </w:tcPr>
           <w:p>
             <w:pPr>
-              <w:spacing w:after="60" w:before="60"/>
-            </w:pPr>
-            <w:r>
-              <w:rPr>
-                <w:rFonts w:ascii="Times New Roman" w:hAnsi="Times New Roman"/>
-                <w:sz w:val="20"/>
+              <w:keepNext/>
+              <w:spacing w:after="80" w:before="80" w:line="360" w:lineRule="auto"/>
+              <w:ind w:firstLine="0"/>
+            </w:pPr>
+            <w:r>
+              <w:rPr>
+                <w:rFonts w:ascii="Times New Roman" w:hAnsi="Times New Roman"/>
+                <w:b w:val="0"/>
+                <w:sz w:val="28"/>
               </w:rPr>
               <w:t>+</w:t>
             </w:r>
@@ -5153,18 +6580,24 @@
         </w:tc>
       </w:tr>
       <w:tr>
-        <w:tc>
-          <w:tcPr>
-            <w:tcW w:type="dxa" w:w="1418"/>
-          </w:tcPr>
-          <w:p>
-            <w:pPr>
-              <w:spacing w:after="60" w:before="60"/>
-            </w:pPr>
-            <w:r>
-              <w:rPr>
-                <w:rFonts w:ascii="Times New Roman" w:hAnsi="Times New Roman"/>
-                <w:sz w:val="20"/>
+        <w:trPr>
+          <w:cantSplit/>
+        </w:trPr>
+        <w:tc>
+          <w:tcPr>
+            <w:tcW w:type="dxa" w:w="1418"/>
+          </w:tcPr>
+          <w:p>
+            <w:pPr>
+              <w:keepNext/>
+              <w:spacing w:after="80" w:before="80" w:line="360" w:lineRule="auto"/>
+              <w:ind w:firstLine="0"/>
+            </w:pPr>
+            <w:r>
+              <w:rPr>
+                <w:rFonts w:ascii="Times New Roman" w:hAnsi="Times New Roman"/>
+                <w:b w:val="0"/>
+                <w:sz w:val="28"/>
               </w:rPr>
               <w:t>2</w:t>
             </w:r>
@@ -5176,12 +6609,15 @@
           </w:tcPr>
           <w:p>
             <w:pPr>
-              <w:spacing w:after="60" w:before="60"/>
-            </w:pPr>
-            <w:r>
-              <w:rPr>
-                <w:rFonts w:ascii="Times New Roman" w:hAnsi="Times New Roman"/>
-                <w:sz w:val="20"/>
+              <w:keepNext/>
+              <w:spacing w:after="80" w:before="80" w:line="360" w:lineRule="auto"/>
+              <w:ind w:firstLine="0"/>
+            </w:pPr>
+            <w:r>
+              <w:rPr>
+                <w:rFonts w:ascii="Times New Roman" w:hAnsi="Times New Roman"/>
+                <w:b w:val="0"/>
+                <w:sz w:val="28"/>
               </w:rPr>
               <w:t>abdda</w:t>
             </w:r>
@@ -5193,12 +6629,15 @@
           </w:tcPr>
           <w:p>
             <w:pPr>
-              <w:spacing w:after="60" w:before="60"/>
-            </w:pPr>
-            <w:r>
-              <w:rPr>
-                <w:rFonts w:ascii="Times New Roman" w:hAnsi="Times New Roman"/>
-                <w:sz w:val="20"/>
+              <w:keepNext/>
+              <w:spacing w:after="80" w:before="80" w:line="360" w:lineRule="auto"/>
+              <w:ind w:firstLine="0"/>
+            </w:pPr>
+            <w:r>
+              <w:rPr>
+                <w:rFonts w:ascii="Times New Roman" w:hAnsi="Times New Roman"/>
+                <w:b w:val="0"/>
+                <w:sz w:val="28"/>
               </w:rPr>
               <w:t>y1</w:t>
             </w:r>
@@ -5210,12 +6649,15 @@
           </w:tcPr>
           <w:p>
             <w:pPr>
-              <w:spacing w:after="60" w:before="60"/>
-            </w:pPr>
-            <w:r>
-              <w:rPr>
-                <w:rFonts w:ascii="Times New Roman" w:hAnsi="Times New Roman"/>
-                <w:sz w:val="20"/>
+              <w:keepNext/>
+              <w:spacing w:after="80" w:before="80" w:line="360" w:lineRule="auto"/>
+              <w:ind w:firstLine="0"/>
+            </w:pPr>
+            <w:r>
+              <w:rPr>
+                <w:rFonts w:ascii="Times New Roman" w:hAnsi="Times New Roman"/>
+                <w:b w:val="0"/>
+                <w:sz w:val="28"/>
               </w:rPr>
               <w:t>+</w:t>
             </w:r>
@@ -5227,12 +6669,15 @@
           </w:tcPr>
           <w:p>
             <w:pPr>
-              <w:spacing w:after="60" w:before="60"/>
-            </w:pPr>
-            <w:r>
-              <w:rPr>
-                <w:rFonts w:ascii="Times New Roman" w:hAnsi="Times New Roman"/>
-                <w:sz w:val="20"/>
+              <w:keepNext/>
+              <w:spacing w:after="80" w:before="80" w:line="360" w:lineRule="auto"/>
+              <w:ind w:firstLine="0"/>
+            </w:pPr>
+            <w:r>
+              <w:rPr>
+                <w:rFonts w:ascii="Times New Roman" w:hAnsi="Times New Roman"/>
+                <w:b w:val="0"/>
+                <w:sz w:val="28"/>
               </w:rPr>
               <w:t>+</w:t>
             </w:r>
@@ -5244,12 +6689,15 @@
           </w:tcPr>
           <w:p>
             <w:pPr>
-              <w:spacing w:after="60" w:before="60"/>
-            </w:pPr>
-            <w:r>
-              <w:rPr>
-                <w:rFonts w:ascii="Times New Roman" w:hAnsi="Times New Roman"/>
-                <w:sz w:val="20"/>
+              <w:keepNext/>
+              <w:spacing w:after="80" w:before="80" w:line="360" w:lineRule="auto"/>
+              <w:ind w:firstLine="0"/>
+            </w:pPr>
+            <w:r>
+              <w:rPr>
+                <w:rFonts w:ascii="Times New Roman" w:hAnsi="Times New Roman"/>
+                <w:b w:val="0"/>
+                <w:sz w:val="28"/>
               </w:rPr>
               <w:t>+</w:t>
             </w:r>
@@ -5261,12 +6709,15 @@
           </w:tcPr>
           <w:p>
             <w:pPr>
-              <w:spacing w:after="60" w:before="60"/>
-            </w:pPr>
-            <w:r>
-              <w:rPr>
-                <w:rFonts w:ascii="Times New Roman" w:hAnsi="Times New Roman"/>
-                <w:sz w:val="20"/>
+              <w:keepNext/>
+              <w:spacing w:after="80" w:before="80" w:line="360" w:lineRule="auto"/>
+              <w:ind w:firstLine="0"/>
+            </w:pPr>
+            <w:r>
+              <w:rPr>
+                <w:rFonts w:ascii="Times New Roman" w:hAnsi="Times New Roman"/>
+                <w:b w:val="0"/>
+                <w:sz w:val="28"/>
               </w:rPr>
               <w:t>+</w:t>
             </w:r>
@@ -5274,18 +6725,24 @@
         </w:tc>
       </w:tr>
       <w:tr>
-        <w:tc>
-          <w:tcPr>
-            <w:tcW w:type="dxa" w:w="1418"/>
-          </w:tcPr>
-          <w:p>
-            <w:pPr>
-              <w:spacing w:after="60" w:before="60"/>
-            </w:pPr>
-            <w:r>
-              <w:rPr>
-                <w:rFonts w:ascii="Times New Roman" w:hAnsi="Times New Roman"/>
-                <w:sz w:val="20"/>
+        <w:trPr>
+          <w:cantSplit/>
+        </w:trPr>
+        <w:tc>
+          <w:tcPr>
+            <w:tcW w:type="dxa" w:w="1418"/>
+          </w:tcPr>
+          <w:p>
+            <w:pPr>
+              <w:keepNext/>
+              <w:spacing w:after="80" w:before="80" w:line="360" w:lineRule="auto"/>
+              <w:ind w:firstLine="0"/>
+            </w:pPr>
+            <w:r>
+              <w:rPr>
+                <w:rFonts w:ascii="Times New Roman" w:hAnsi="Times New Roman"/>
+                <w:b w:val="0"/>
+                <w:sz w:val="28"/>
               </w:rPr>
               <w:t>3</w:t>
             </w:r>
@@ -5297,12 +6754,15 @@
           </w:tcPr>
           <w:p>
             <w:pPr>
-              <w:spacing w:after="60" w:before="60"/>
-            </w:pPr>
-            <w:r>
-              <w:rPr>
-                <w:rFonts w:ascii="Times New Roman" w:hAnsi="Times New Roman"/>
-                <w:sz w:val="20"/>
+              <w:keepNext/>
+              <w:spacing w:after="80" w:before="80" w:line="360" w:lineRule="auto"/>
+              <w:ind w:firstLine="0"/>
+            </w:pPr>
+            <w:r>
+              <w:rPr>
+                <w:rFonts w:ascii="Times New Roman" w:hAnsi="Times New Roman"/>
+                <w:b w:val="0"/>
+                <w:sz w:val="28"/>
               </w:rPr>
               <w:t>d</w:t>
             </w:r>
@@ -5314,12 +6774,15 @@
           </w:tcPr>
           <w:p>
             <w:pPr>
-              <w:spacing w:after="60" w:before="60"/>
-            </w:pPr>
-            <w:r>
-              <w:rPr>
-                <w:rFonts w:ascii="Times New Roman" w:hAnsi="Times New Roman"/>
-                <w:sz w:val="20"/>
+              <w:keepNext/>
+              <w:spacing w:after="80" w:before="80" w:line="360" w:lineRule="auto"/>
+              <w:ind w:firstLine="0"/>
+            </w:pPr>
+            <w:r>
+              <w:rPr>
+                <w:rFonts w:ascii="Times New Roman" w:hAnsi="Times New Roman"/>
+                <w:b w:val="0"/>
+                <w:sz w:val="28"/>
               </w:rPr>
               <w:t>y1</w:t>
             </w:r>
@@ -5331,12 +6794,15 @@
           </w:tcPr>
           <w:p>
             <w:pPr>
-              <w:spacing w:after="60" w:before="60"/>
-            </w:pPr>
-            <w:r>
-              <w:rPr>
-                <w:rFonts w:ascii="Times New Roman" w:hAnsi="Times New Roman"/>
-                <w:sz w:val="20"/>
+              <w:keepNext/>
+              <w:spacing w:after="80" w:before="80" w:line="360" w:lineRule="auto"/>
+              <w:ind w:firstLine="0"/>
+            </w:pPr>
+            <w:r>
+              <w:rPr>
+                <w:rFonts w:ascii="Times New Roman" w:hAnsi="Times New Roman"/>
+                <w:b w:val="0"/>
+                <w:sz w:val="28"/>
               </w:rPr>
               <w:t>+</w:t>
             </w:r>
@@ -5348,12 +6814,15 @@
           </w:tcPr>
           <w:p>
             <w:pPr>
-              <w:spacing w:after="60" w:before="60"/>
-            </w:pPr>
-            <w:r>
-              <w:rPr>
-                <w:rFonts w:ascii="Times New Roman" w:hAnsi="Times New Roman"/>
-                <w:sz w:val="20"/>
+              <w:keepNext/>
+              <w:spacing w:after="80" w:before="80" w:line="360" w:lineRule="auto"/>
+              <w:ind w:firstLine="0"/>
+            </w:pPr>
+            <w:r>
+              <w:rPr>
+                <w:rFonts w:ascii="Times New Roman" w:hAnsi="Times New Roman"/>
+                <w:b w:val="0"/>
+                <w:sz w:val="28"/>
               </w:rPr>
               <w:t>+</w:t>
             </w:r>
@@ -5365,12 +6834,15 @@
           </w:tcPr>
           <w:p>
             <w:pPr>
-              <w:spacing w:after="60" w:before="60"/>
-            </w:pPr>
-            <w:r>
-              <w:rPr>
-                <w:rFonts w:ascii="Times New Roman" w:hAnsi="Times New Roman"/>
-                <w:sz w:val="20"/>
+              <w:keepNext/>
+              <w:spacing w:after="80" w:before="80" w:line="360" w:lineRule="auto"/>
+              <w:ind w:firstLine="0"/>
+            </w:pPr>
+            <w:r>
+              <w:rPr>
+                <w:rFonts w:ascii="Times New Roman" w:hAnsi="Times New Roman"/>
+                <w:b w:val="0"/>
+                <w:sz w:val="28"/>
               </w:rPr>
               <w:t>+</w:t>
             </w:r>
@@ -5382,12 +6854,15 @@
           </w:tcPr>
           <w:p>
             <w:pPr>
-              <w:spacing w:after="60" w:before="60"/>
-            </w:pPr>
-            <w:r>
-              <w:rPr>
-                <w:rFonts w:ascii="Times New Roman" w:hAnsi="Times New Roman"/>
-                <w:sz w:val="20"/>
+              <w:keepNext/>
+              <w:spacing w:after="80" w:before="80" w:line="360" w:lineRule="auto"/>
+              <w:ind w:firstLine="0"/>
+            </w:pPr>
+            <w:r>
+              <w:rPr>
+                <w:rFonts w:ascii="Times New Roman" w:hAnsi="Times New Roman"/>
+                <w:b w:val="0"/>
+                <w:sz w:val="28"/>
               </w:rPr>
               <w:t>+</w:t>
             </w:r>
@@ -5395,18 +6870,24 @@
         </w:tc>
       </w:tr>
       <w:tr>
-        <w:tc>
-          <w:tcPr>
-            <w:tcW w:type="dxa" w:w="1418"/>
-          </w:tcPr>
-          <w:p>
-            <w:pPr>
-              <w:spacing w:after="60" w:before="60"/>
-            </w:pPr>
-            <w:r>
-              <w:rPr>
-                <w:rFonts w:ascii="Times New Roman" w:hAnsi="Times New Roman"/>
-                <w:sz w:val="20"/>
+        <w:trPr>
+          <w:cantSplit/>
+        </w:trPr>
+        <w:tc>
+          <w:tcPr>
+            <w:tcW w:type="dxa" w:w="1418"/>
+          </w:tcPr>
+          <w:p>
+            <w:pPr>
+              <w:keepNext/>
+              <w:spacing w:after="80" w:before="80" w:line="360" w:lineRule="auto"/>
+              <w:ind w:firstLine="0"/>
+            </w:pPr>
+            <w:r>
+              <w:rPr>
+                <w:rFonts w:ascii="Times New Roman" w:hAnsi="Times New Roman"/>
+                <w:b w:val="0"/>
+                <w:sz w:val="28"/>
               </w:rPr>
               <w:t>4</w:t>
             </w:r>
@@ -5418,12 +6899,15 @@
           </w:tcPr>
           <w:p>
             <w:pPr>
-              <w:spacing w:after="60" w:before="60"/>
-            </w:pPr>
-            <w:r>
-              <w:rPr>
-                <w:rFonts w:ascii="Times New Roman" w:hAnsi="Times New Roman"/>
-                <w:sz w:val="20"/>
+              <w:keepNext/>
+              <w:spacing w:after="80" w:before="80" w:line="360" w:lineRule="auto"/>
+              <w:ind w:firstLine="0"/>
+            </w:pPr>
+            <w:r>
+              <w:rPr>
+                <w:rFonts w:ascii="Times New Roman" w:hAnsi="Times New Roman"/>
+                <w:b w:val="0"/>
+                <w:sz w:val="28"/>
               </w:rPr>
               <w:t>dca</w:t>
             </w:r>
@@ -5435,12 +6919,15 @@
           </w:tcPr>
           <w:p>
             <w:pPr>
-              <w:spacing w:after="60" w:before="60"/>
-            </w:pPr>
-            <w:r>
-              <w:rPr>
-                <w:rFonts w:ascii="Times New Roman" w:hAnsi="Times New Roman"/>
-                <w:sz w:val="20"/>
+              <w:keepNext/>
+              <w:spacing w:after="80" w:before="80" w:line="360" w:lineRule="auto"/>
+              <w:ind w:firstLine="0"/>
+            </w:pPr>
+            <w:r>
+              <w:rPr>
+                <w:rFonts w:ascii="Times New Roman" w:hAnsi="Times New Roman"/>
+                <w:b w:val="0"/>
+                <w:sz w:val="28"/>
               </w:rPr>
               <w:t>y2</w:t>
             </w:r>
@@ -5452,12 +6939,15 @@
           </w:tcPr>
           <w:p>
             <w:pPr>
-              <w:spacing w:after="60" w:before="60"/>
-            </w:pPr>
-            <w:r>
-              <w:rPr>
-                <w:rFonts w:ascii="Times New Roman" w:hAnsi="Times New Roman"/>
-                <w:sz w:val="20"/>
+              <w:keepNext/>
+              <w:spacing w:after="80" w:before="80" w:line="360" w:lineRule="auto"/>
+              <w:ind w:firstLine="0"/>
+            </w:pPr>
+            <w:r>
+              <w:rPr>
+                <w:rFonts w:ascii="Times New Roman" w:hAnsi="Times New Roman"/>
+                <w:b w:val="0"/>
+                <w:sz w:val="28"/>
               </w:rPr>
               <w:t>+</w:t>
             </w:r>
@@ -5469,12 +6959,15 @@
           </w:tcPr>
           <w:p>
             <w:pPr>
-              <w:spacing w:after="60" w:before="60"/>
-            </w:pPr>
-            <w:r>
-              <w:rPr>
-                <w:rFonts w:ascii="Times New Roman" w:hAnsi="Times New Roman"/>
-                <w:sz w:val="20"/>
+              <w:keepNext/>
+              <w:spacing w:after="80" w:before="80" w:line="360" w:lineRule="auto"/>
+              <w:ind w:firstLine="0"/>
+            </w:pPr>
+            <w:r>
+              <w:rPr>
+                <w:rFonts w:ascii="Times New Roman" w:hAnsi="Times New Roman"/>
+                <w:b w:val="0"/>
+                <w:sz w:val="28"/>
               </w:rPr>
               <w:t>+</w:t>
             </w:r>
@@ -5486,12 +6979,15 @@
           </w:tcPr>
           <w:p>
             <w:pPr>
-              <w:spacing w:after="60" w:before="60"/>
-            </w:pPr>
-            <w:r>
-              <w:rPr>
-                <w:rFonts w:ascii="Times New Roman" w:hAnsi="Times New Roman"/>
-                <w:sz w:val="20"/>
+              <w:keepNext/>
+              <w:spacing w:after="80" w:before="80" w:line="360" w:lineRule="auto"/>
+              <w:ind w:firstLine="0"/>
+            </w:pPr>
+            <w:r>
+              <w:rPr>
+                <w:rFonts w:ascii="Times New Roman" w:hAnsi="Times New Roman"/>
+                <w:b w:val="0"/>
+                <w:sz w:val="28"/>
               </w:rPr>
               <w:t>+</w:t>
             </w:r>
@@ -5503,12 +6999,15 @@
           </w:tcPr>
           <w:p>
             <w:pPr>
-              <w:spacing w:after="60" w:before="60"/>
-            </w:pPr>
-            <w:r>
-              <w:rPr>
-                <w:rFonts w:ascii="Times New Roman" w:hAnsi="Times New Roman"/>
-                <w:sz w:val="20"/>
+              <w:keepNext/>
+              <w:spacing w:after="80" w:before="80" w:line="360" w:lineRule="auto"/>
+              <w:ind w:firstLine="0"/>
+            </w:pPr>
+            <w:r>
+              <w:rPr>
+                <w:rFonts w:ascii="Times New Roman" w:hAnsi="Times New Roman"/>
+                <w:b w:val="0"/>
+                <w:sz w:val="28"/>
               </w:rPr>
               <w:t>+</w:t>
             </w:r>
@@ -5516,18 +7015,24 @@
         </w:tc>
       </w:tr>
       <w:tr>
-        <w:tc>
-          <w:tcPr>
-            <w:tcW w:type="dxa" w:w="1418"/>
-          </w:tcPr>
-          <w:p>
-            <w:pPr>
-              <w:spacing w:after="60" w:before="60"/>
-            </w:pPr>
-            <w:r>
-              <w:rPr>
-                <w:rFonts w:ascii="Times New Roman" w:hAnsi="Times New Roman"/>
-                <w:sz w:val="20"/>
+        <w:trPr>
+          <w:cantSplit/>
+        </w:trPr>
+        <w:tc>
+          <w:tcPr>
+            <w:tcW w:type="dxa" w:w="1418"/>
+          </w:tcPr>
+          <w:p>
+            <w:pPr>
+              <w:keepNext/>
+              <w:spacing w:after="80" w:before="80" w:line="360" w:lineRule="auto"/>
+              <w:ind w:firstLine="0"/>
+            </w:pPr>
+            <w:r>
+              <w:rPr>
+                <w:rFonts w:ascii="Times New Roman" w:hAnsi="Times New Roman"/>
+                <w:b w:val="0"/>
+                <w:sz w:val="28"/>
               </w:rPr>
               <w:t>5</w:t>
             </w:r>
@@ -5539,12 +7044,15 @@
           </w:tcPr>
           <w:p>
             <w:pPr>
-              <w:spacing w:after="60" w:before="60"/>
-            </w:pPr>
-            <w:r>
-              <w:rPr>
-                <w:rFonts w:ascii="Times New Roman" w:hAnsi="Times New Roman"/>
-                <w:sz w:val="20"/>
+              <w:keepNext/>
+              <w:spacing w:after="80" w:before="80" w:line="360" w:lineRule="auto"/>
+              <w:ind w:firstLine="0"/>
+            </w:pPr>
+            <w:r>
+              <w:rPr>
+                <w:rFonts w:ascii="Times New Roman" w:hAnsi="Times New Roman"/>
+                <w:b w:val="0"/>
+                <w:sz w:val="28"/>
               </w:rPr>
               <w:t>bdcaab</w:t>
             </w:r>
@@ -5556,12 +7064,15 @@
           </w:tcPr>
           <w:p>
             <w:pPr>
-              <w:spacing w:after="60" w:before="60"/>
-            </w:pPr>
-            <w:r>
-              <w:rPr>
-                <w:rFonts w:ascii="Times New Roman" w:hAnsi="Times New Roman"/>
-                <w:sz w:val="20"/>
+              <w:keepNext/>
+              <w:spacing w:after="80" w:before="80" w:line="360" w:lineRule="auto"/>
+              <w:ind w:firstLine="0"/>
+            </w:pPr>
+            <w:r>
+              <w:rPr>
+                <w:rFonts w:ascii="Times New Roman" w:hAnsi="Times New Roman"/>
+                <w:b w:val="0"/>
+                <w:sz w:val="28"/>
               </w:rPr>
               <w:t>y2</w:t>
             </w:r>
@@ -5573,12 +7084,15 @@
           </w:tcPr>
           <w:p>
             <w:pPr>
-              <w:spacing w:after="60" w:before="60"/>
-            </w:pPr>
-            <w:r>
-              <w:rPr>
-                <w:rFonts w:ascii="Times New Roman" w:hAnsi="Times New Roman"/>
-                <w:sz w:val="20"/>
+              <w:keepNext/>
+              <w:spacing w:after="80" w:before="80" w:line="360" w:lineRule="auto"/>
+              <w:ind w:firstLine="0"/>
+            </w:pPr>
+            <w:r>
+              <w:rPr>
+                <w:rFonts w:ascii="Times New Roman" w:hAnsi="Times New Roman"/>
+                <w:b w:val="0"/>
+                <w:sz w:val="28"/>
               </w:rPr>
               <w:t>+</w:t>
             </w:r>
@@ -5590,12 +7104,15 @@
           </w:tcPr>
           <w:p>
             <w:pPr>
-              <w:spacing w:after="60" w:before="60"/>
-            </w:pPr>
-            <w:r>
-              <w:rPr>
-                <w:rFonts w:ascii="Times New Roman" w:hAnsi="Times New Roman"/>
-                <w:sz w:val="20"/>
+              <w:keepNext/>
+              <w:spacing w:after="80" w:before="80" w:line="360" w:lineRule="auto"/>
+              <w:ind w:firstLine="0"/>
+            </w:pPr>
+            <w:r>
+              <w:rPr>
+                <w:rFonts w:ascii="Times New Roman" w:hAnsi="Times New Roman"/>
+                <w:b w:val="0"/>
+                <w:sz w:val="28"/>
               </w:rPr>
               <w:t>+</w:t>
             </w:r>
@@ -5607,12 +7124,15 @@
           </w:tcPr>
           <w:p>
             <w:pPr>
-              <w:spacing w:after="60" w:before="60"/>
-            </w:pPr>
-            <w:r>
-              <w:rPr>
-                <w:rFonts w:ascii="Times New Roman" w:hAnsi="Times New Roman"/>
-                <w:sz w:val="20"/>
+              <w:keepNext/>
+              <w:spacing w:after="80" w:before="80" w:line="360" w:lineRule="auto"/>
+              <w:ind w:firstLine="0"/>
+            </w:pPr>
+            <w:r>
+              <w:rPr>
+                <w:rFonts w:ascii="Times New Roman" w:hAnsi="Times New Roman"/>
+                <w:b w:val="0"/>
+                <w:sz w:val="28"/>
               </w:rPr>
               <w:t>+</w:t>
             </w:r>
@@ -5624,12 +7144,15 @@
           </w:tcPr>
           <w:p>
             <w:pPr>
-              <w:spacing w:after="60" w:before="60"/>
-            </w:pPr>
-            <w:r>
-              <w:rPr>
-                <w:rFonts w:ascii="Times New Roman" w:hAnsi="Times New Roman"/>
-                <w:sz w:val="20"/>
+              <w:keepNext/>
+              <w:spacing w:after="80" w:before="80" w:line="360" w:lineRule="auto"/>
+              <w:ind w:firstLine="0"/>
+            </w:pPr>
+            <w:r>
+              <w:rPr>
+                <w:rFonts w:ascii="Times New Roman" w:hAnsi="Times New Roman"/>
+                <w:b w:val="0"/>
+                <w:sz w:val="28"/>
               </w:rPr>
               <w:t>+</w:t>
             </w:r>
@@ -5637,18 +7160,24 @@
         </w:tc>
       </w:tr>
       <w:tr>
-        <w:tc>
-          <w:tcPr>
-            <w:tcW w:type="dxa" w:w="1418"/>
-          </w:tcPr>
-          <w:p>
-            <w:pPr>
-              <w:spacing w:after="60" w:before="60"/>
-            </w:pPr>
-            <w:r>
-              <w:rPr>
-                <w:rFonts w:ascii="Times New Roman" w:hAnsi="Times New Roman"/>
-                <w:sz w:val="20"/>
+        <w:trPr>
+          <w:cantSplit/>
+        </w:trPr>
+        <w:tc>
+          <w:tcPr>
+            <w:tcW w:type="dxa" w:w="1418"/>
+          </w:tcPr>
+          <w:p>
+            <w:pPr>
+              <w:keepNext/>
+              <w:spacing w:after="80" w:before="80" w:line="360" w:lineRule="auto"/>
+              <w:ind w:firstLine="0"/>
+            </w:pPr>
+            <w:r>
+              <w:rPr>
+                <w:rFonts w:ascii="Times New Roman" w:hAnsi="Times New Roman"/>
+                <w:b w:val="0"/>
+                <w:sz w:val="28"/>
               </w:rPr>
               <w:t>6</w:t>
             </w:r>
@@ -5660,12 +7189,15 @@
           </w:tcPr>
           <w:p>
             <w:pPr>
-              <w:spacing w:after="60" w:before="60"/>
-            </w:pPr>
-            <w:r>
-              <w:rPr>
-                <w:rFonts w:ascii="Times New Roman" w:hAnsi="Times New Roman"/>
-                <w:sz w:val="20"/>
+              <w:keepNext/>
+              <w:spacing w:after="80" w:before="80" w:line="360" w:lineRule="auto"/>
+              <w:ind w:firstLine="0"/>
+            </w:pPr>
+            <w:r>
+              <w:rPr>
+                <w:rFonts w:ascii="Times New Roman" w:hAnsi="Times New Roman"/>
+                <w:b w:val="0"/>
+                <w:sz w:val="28"/>
               </w:rPr>
               <w:t>dcadca</w:t>
             </w:r>
@@ -5677,12 +7209,15 @@
           </w:tcPr>
           <w:p>
             <w:pPr>
-              <w:spacing w:after="60" w:before="60"/>
-            </w:pPr>
-            <w:r>
-              <w:rPr>
-                <w:rFonts w:ascii="Times New Roman" w:hAnsi="Times New Roman"/>
-                <w:sz w:val="20"/>
+              <w:keepNext/>
+              <w:spacing w:after="80" w:before="80" w:line="360" w:lineRule="auto"/>
+              <w:ind w:firstLine="0"/>
+            </w:pPr>
+            <w:r>
+              <w:rPr>
+                <w:rFonts w:ascii="Times New Roman" w:hAnsi="Times New Roman"/>
+                <w:b w:val="0"/>
+                <w:sz w:val="28"/>
               </w:rPr>
               <w:t>y2</w:t>
             </w:r>
@@ -5694,12 +7229,15 @@
           </w:tcPr>
           <w:p>
             <w:pPr>
-              <w:spacing w:after="60" w:before="60"/>
-            </w:pPr>
-            <w:r>
-              <w:rPr>
-                <w:rFonts w:ascii="Times New Roman" w:hAnsi="Times New Roman"/>
-                <w:sz w:val="20"/>
+              <w:keepNext/>
+              <w:spacing w:after="80" w:before="80" w:line="360" w:lineRule="auto"/>
+              <w:ind w:firstLine="0"/>
+            </w:pPr>
+            <w:r>
+              <w:rPr>
+                <w:rFonts w:ascii="Times New Roman" w:hAnsi="Times New Roman"/>
+                <w:b w:val="0"/>
+                <w:sz w:val="28"/>
               </w:rPr>
               <w:t>+</w:t>
             </w:r>
@@ -5711,12 +7249,15 @@
           </w:tcPr>
           <w:p>
             <w:pPr>
-              <w:spacing w:after="60" w:before="60"/>
-            </w:pPr>
-            <w:r>
-              <w:rPr>
-                <w:rFonts w:ascii="Times New Roman" w:hAnsi="Times New Roman"/>
-                <w:sz w:val="20"/>
+              <w:keepNext/>
+              <w:spacing w:after="80" w:before="80" w:line="360" w:lineRule="auto"/>
+              <w:ind w:firstLine="0"/>
+            </w:pPr>
+            <w:r>
+              <w:rPr>
+                <w:rFonts w:ascii="Times New Roman" w:hAnsi="Times New Roman"/>
+                <w:b w:val="0"/>
+                <w:sz w:val="28"/>
               </w:rPr>
               <w:t>+</w:t>
             </w:r>
@@ -5728,12 +7269,15 @@
           </w:tcPr>
           <w:p>
             <w:pPr>
-              <w:spacing w:after="60" w:before="60"/>
-            </w:pPr>
-            <w:r>
-              <w:rPr>
-                <w:rFonts w:ascii="Times New Roman" w:hAnsi="Times New Roman"/>
-                <w:sz w:val="20"/>
+              <w:keepNext/>
+              <w:spacing w:after="80" w:before="80" w:line="360" w:lineRule="auto"/>
+              <w:ind w:firstLine="0"/>
+            </w:pPr>
+            <w:r>
+              <w:rPr>
+                <w:rFonts w:ascii="Times New Roman" w:hAnsi="Times New Roman"/>
+                <w:b w:val="0"/>
+                <w:sz w:val="28"/>
               </w:rPr>
               <w:t>+</w:t>
             </w:r>
@@ -5745,12 +7289,15 @@
           </w:tcPr>
           <w:p>
             <w:pPr>
-              <w:spacing w:after="60" w:before="60"/>
-            </w:pPr>
-            <w:r>
-              <w:rPr>
-                <w:rFonts w:ascii="Times New Roman" w:hAnsi="Times New Roman"/>
-                <w:sz w:val="20"/>
+              <w:keepNext/>
+              <w:spacing w:after="80" w:before="80" w:line="360" w:lineRule="auto"/>
+              <w:ind w:firstLine="0"/>
+            </w:pPr>
+            <w:r>
+              <w:rPr>
+                <w:rFonts w:ascii="Times New Roman" w:hAnsi="Times New Roman"/>
+                <w:b w:val="0"/>
+                <w:sz w:val="28"/>
               </w:rPr>
               <w:t>+</w:t>
             </w:r>
@@ -5758,18 +7305,24 @@
         </w:tc>
       </w:tr>
       <w:tr>
-        <w:tc>
-          <w:tcPr>
-            <w:tcW w:type="dxa" w:w="1418"/>
-          </w:tcPr>
-          <w:p>
-            <w:pPr>
-              <w:spacing w:after="60" w:before="60"/>
-            </w:pPr>
-            <w:r>
-              <w:rPr>
-                <w:rFonts w:ascii="Times New Roman" w:hAnsi="Times New Roman"/>
-                <w:sz w:val="20"/>
+        <w:trPr>
+          <w:cantSplit/>
+        </w:trPr>
+        <w:tc>
+          <w:tcPr>
+            <w:tcW w:type="dxa" w:w="1418"/>
+          </w:tcPr>
+          <w:p>
+            <w:pPr>
+              <w:keepNext/>
+              <w:spacing w:after="80" w:before="80" w:line="360" w:lineRule="auto"/>
+              <w:ind w:firstLine="0"/>
+            </w:pPr>
+            <w:r>
+              <w:rPr>
+                <w:rFonts w:ascii="Times New Roman" w:hAnsi="Times New Roman"/>
+                <w:b w:val="0"/>
+                <w:sz w:val="28"/>
               </w:rPr>
               <w:t>7</w:t>
             </w:r>
@@ -5781,12 +7334,15 @@
           </w:tcPr>
           <w:p>
             <w:pPr>
-              <w:spacing w:after="60" w:before="60"/>
-            </w:pPr>
-            <w:r>
-              <w:rPr>
-                <w:rFonts w:ascii="Times New Roman" w:hAnsi="Times New Roman"/>
-                <w:sz w:val="20"/>
+              <w:keepNext/>
+              <w:spacing w:after="80" w:before="80" w:line="360" w:lineRule="auto"/>
+              <w:ind w:firstLine="0"/>
+            </w:pPr>
+            <w:r>
+              <w:rPr>
+                <w:rFonts w:ascii="Times New Roman" w:hAnsi="Times New Roman"/>
+                <w:b w:val="0"/>
+                <w:sz w:val="28"/>
               </w:rPr>
               <w:t>ddcaa</w:t>
             </w:r>
@@ -5798,12 +7354,15 @@
           </w:tcPr>
           <w:p>
             <w:pPr>
-              <w:spacing w:after="60" w:before="60"/>
-            </w:pPr>
-            <w:r>
-              <w:rPr>
-                <w:rFonts w:ascii="Times New Roman" w:hAnsi="Times New Roman"/>
-                <w:sz w:val="20"/>
+              <w:keepNext/>
+              <w:spacing w:after="80" w:before="80" w:line="360" w:lineRule="auto"/>
+              <w:ind w:firstLine="0"/>
+            </w:pPr>
+            <w:r>
+              <w:rPr>
+                <w:rFonts w:ascii="Times New Roman" w:hAnsi="Times New Roman"/>
+                <w:b w:val="0"/>
+                <w:sz w:val="28"/>
               </w:rPr>
               <w:t>y2</w:t>
             </w:r>
@@ -5815,12 +7374,15 @@
           </w:tcPr>
           <w:p>
             <w:pPr>
-              <w:spacing w:after="60" w:before="60"/>
-            </w:pPr>
-            <w:r>
-              <w:rPr>
-                <w:rFonts w:ascii="Times New Roman" w:hAnsi="Times New Roman"/>
-                <w:sz w:val="20"/>
+              <w:keepNext/>
+              <w:spacing w:after="80" w:before="80" w:line="360" w:lineRule="auto"/>
+              <w:ind w:firstLine="0"/>
+            </w:pPr>
+            <w:r>
+              <w:rPr>
+                <w:rFonts w:ascii="Times New Roman" w:hAnsi="Times New Roman"/>
+                <w:b w:val="0"/>
+                <w:sz w:val="28"/>
               </w:rPr>
               <w:t>+</w:t>
             </w:r>
@@ -5832,12 +7394,15 @@
           </w:tcPr>
           <w:p>
             <w:pPr>
-              <w:spacing w:after="60" w:before="60"/>
-            </w:pPr>
-            <w:r>
-              <w:rPr>
-                <w:rFonts w:ascii="Times New Roman" w:hAnsi="Times New Roman"/>
-                <w:sz w:val="20"/>
+              <w:keepNext/>
+              <w:spacing w:after="80" w:before="80" w:line="360" w:lineRule="auto"/>
+              <w:ind w:firstLine="0"/>
+            </w:pPr>
+            <w:r>
+              <w:rPr>
+                <w:rFonts w:ascii="Times New Roman" w:hAnsi="Times New Roman"/>
+                <w:b w:val="0"/>
+                <w:sz w:val="28"/>
               </w:rPr>
               <w:t>+</w:t>
             </w:r>
@@ -5849,12 +7414,15 @@
           </w:tcPr>
           <w:p>
             <w:pPr>
-              <w:spacing w:after="60" w:before="60"/>
-            </w:pPr>
-            <w:r>
-              <w:rPr>
-                <w:rFonts w:ascii="Times New Roman" w:hAnsi="Times New Roman"/>
-                <w:sz w:val="20"/>
+              <w:keepNext/>
+              <w:spacing w:after="80" w:before="80" w:line="360" w:lineRule="auto"/>
+              <w:ind w:firstLine="0"/>
+            </w:pPr>
+            <w:r>
+              <w:rPr>
+                <w:rFonts w:ascii="Times New Roman" w:hAnsi="Times New Roman"/>
+                <w:b w:val="0"/>
+                <w:sz w:val="28"/>
               </w:rPr>
               <w:t>+</w:t>
             </w:r>
@@ -5866,12 +7434,15 @@
           </w:tcPr>
           <w:p>
             <w:pPr>
-              <w:spacing w:after="60" w:before="60"/>
-            </w:pPr>
-            <w:r>
-              <w:rPr>
-                <w:rFonts w:ascii="Times New Roman" w:hAnsi="Times New Roman"/>
-                <w:sz w:val="20"/>
+              <w:keepNext/>
+              <w:spacing w:after="80" w:before="80" w:line="360" w:lineRule="auto"/>
+              <w:ind w:firstLine="0"/>
+            </w:pPr>
+            <w:r>
+              <w:rPr>
+                <w:rFonts w:ascii="Times New Roman" w:hAnsi="Times New Roman"/>
+                <w:b w:val="0"/>
+                <w:sz w:val="28"/>
               </w:rPr>
               <w:t>+</w:t>
             </w:r>
@@ -5879,18 +7450,24 @@
         </w:tc>
       </w:tr>
       <w:tr>
-        <w:tc>
-          <w:tcPr>
-            <w:tcW w:type="dxa" w:w="1418"/>
-          </w:tcPr>
-          <w:p>
-            <w:pPr>
-              <w:spacing w:after="60" w:before="60"/>
-            </w:pPr>
-            <w:r>
-              <w:rPr>
-                <w:rFonts w:ascii="Times New Roman" w:hAnsi="Times New Roman"/>
-                <w:sz w:val="20"/>
+        <w:trPr>
+          <w:cantSplit/>
+        </w:trPr>
+        <w:tc>
+          <w:tcPr>
+            <w:tcW w:type="dxa" w:w="1418"/>
+          </w:tcPr>
+          <w:p>
+            <w:pPr>
+              <w:keepNext/>
+              <w:spacing w:after="80" w:before="80" w:line="360" w:lineRule="auto"/>
+              <w:ind w:firstLine="0"/>
+            </w:pPr>
+            <w:r>
+              <w:rPr>
+                <w:rFonts w:ascii="Times New Roman" w:hAnsi="Times New Roman"/>
+                <w:b w:val="0"/>
+                <w:sz w:val="28"/>
               </w:rPr>
               <w:t>8</w:t>
             </w:r>
@@ -5902,12 +7479,15 @@
           </w:tcPr>
           <w:p>
             <w:pPr>
-              <w:spacing w:after="60" w:before="60"/>
-            </w:pPr>
-            <w:r>
-              <w:rPr>
-                <w:rFonts w:ascii="Times New Roman" w:hAnsi="Times New Roman"/>
-                <w:sz w:val="20"/>
+              <w:keepNext/>
+              <w:spacing w:after="80" w:before="80" w:line="360" w:lineRule="auto"/>
+              <w:ind w:firstLine="0"/>
+            </w:pPr>
+            <w:r>
+              <w:rPr>
+                <w:rFonts w:ascii="Times New Roman" w:hAnsi="Times New Roman"/>
+                <w:b w:val="0"/>
+                <w:sz w:val="28"/>
               </w:rPr>
               <w:t>dcadcab</w:t>
             </w:r>
@@ -5919,12 +7499,15 @@
           </w:tcPr>
           <w:p>
             <w:pPr>
-              <w:spacing w:after="60" w:before="60"/>
-            </w:pPr>
-            <w:r>
-              <w:rPr>
-                <w:rFonts w:ascii="Times New Roman" w:hAnsi="Times New Roman"/>
-                <w:sz w:val="20"/>
+              <w:keepNext/>
+              <w:spacing w:after="80" w:before="80" w:line="360" w:lineRule="auto"/>
+              <w:ind w:firstLine="0"/>
+            </w:pPr>
+            <w:r>
+              <w:rPr>
+                <w:rFonts w:ascii="Times New Roman" w:hAnsi="Times New Roman"/>
+                <w:b w:val="0"/>
+                <w:sz w:val="28"/>
               </w:rPr>
               <w:t>y2</w:t>
             </w:r>
@@ -5936,12 +7519,15 @@
           </w:tcPr>
           <w:p>
             <w:pPr>
-              <w:spacing w:after="60" w:before="60"/>
-            </w:pPr>
-            <w:r>
-              <w:rPr>
-                <w:rFonts w:ascii="Times New Roman" w:hAnsi="Times New Roman"/>
-                <w:sz w:val="20"/>
+              <w:keepNext/>
+              <w:spacing w:after="80" w:before="80" w:line="360" w:lineRule="auto"/>
+              <w:ind w:firstLine="0"/>
+            </w:pPr>
+            <w:r>
+              <w:rPr>
+                <w:rFonts w:ascii="Times New Roman" w:hAnsi="Times New Roman"/>
+                <w:b w:val="0"/>
+                <w:sz w:val="28"/>
               </w:rPr>
               <w:t>+</w:t>
             </w:r>
@@ -5953,12 +7539,15 @@
           </w:tcPr>
           <w:p>
             <w:pPr>
-              <w:spacing w:after="60" w:before="60"/>
-            </w:pPr>
-            <w:r>
-              <w:rPr>
-                <w:rFonts w:ascii="Times New Roman" w:hAnsi="Times New Roman"/>
-                <w:sz w:val="20"/>
+              <w:keepNext/>
+              <w:spacing w:after="80" w:before="80" w:line="360" w:lineRule="auto"/>
+              <w:ind w:firstLine="0"/>
+            </w:pPr>
+            <w:r>
+              <w:rPr>
+                <w:rFonts w:ascii="Times New Roman" w:hAnsi="Times New Roman"/>
+                <w:b w:val="0"/>
+                <w:sz w:val="28"/>
               </w:rPr>
               <w:t>+</w:t>
             </w:r>
@@ -5970,12 +7559,15 @@
           </w:tcPr>
           <w:p>
             <w:pPr>
-              <w:spacing w:after="60" w:before="60"/>
-            </w:pPr>
-            <w:r>
-              <w:rPr>
-                <w:rFonts w:ascii="Times New Roman" w:hAnsi="Times New Roman"/>
-                <w:sz w:val="20"/>
+              <w:keepNext/>
+              <w:spacing w:after="80" w:before="80" w:line="360" w:lineRule="auto"/>
+              <w:ind w:firstLine="0"/>
+            </w:pPr>
+            <w:r>
+              <w:rPr>
+                <w:rFonts w:ascii="Times New Roman" w:hAnsi="Times New Roman"/>
+                <w:b w:val="0"/>
+                <w:sz w:val="28"/>
               </w:rPr>
               <w:t>+</w:t>
             </w:r>
@@ -5987,12 +7579,15 @@
           </w:tcPr>
           <w:p>
             <w:pPr>
-              <w:spacing w:after="60" w:before="60"/>
-            </w:pPr>
-            <w:r>
-              <w:rPr>
-                <w:rFonts w:ascii="Times New Roman" w:hAnsi="Times New Roman"/>
-                <w:sz w:val="20"/>
+              <w:keepNext/>
+              <w:spacing w:after="80" w:before="80" w:line="360" w:lineRule="auto"/>
+              <w:ind w:firstLine="0"/>
+            </w:pPr>
+            <w:r>
+              <w:rPr>
+                <w:rFonts w:ascii="Times New Roman" w:hAnsi="Times New Roman"/>
+                <w:b w:val="0"/>
+                <w:sz w:val="28"/>
               </w:rPr>
               <w:t>+</w:t>
             </w:r>
@@ -6000,18 +7595,24 @@
         </w:tc>
       </w:tr>
       <w:tr>
-        <w:tc>
-          <w:tcPr>
-            <w:tcW w:type="dxa" w:w="1418"/>
-          </w:tcPr>
-          <w:p>
-            <w:pPr>
-              <w:spacing w:after="60" w:before="60"/>
-            </w:pPr>
-            <w:r>
-              <w:rPr>
-                <w:rFonts w:ascii="Times New Roman" w:hAnsi="Times New Roman"/>
-                <w:sz w:val="20"/>
+        <w:trPr>
+          <w:cantSplit/>
+        </w:trPr>
+        <w:tc>
+          <w:tcPr>
+            <w:tcW w:type="dxa" w:w="1418"/>
+          </w:tcPr>
+          <w:p>
+            <w:pPr>
+              <w:keepNext/>
+              <w:spacing w:after="80" w:before="80" w:line="360" w:lineRule="auto"/>
+              <w:ind w:firstLine="0"/>
+            </w:pPr>
+            <w:r>
+              <w:rPr>
+                <w:rFonts w:ascii="Times New Roman" w:hAnsi="Times New Roman"/>
+                <w:b w:val="0"/>
+                <w:sz w:val="28"/>
               </w:rPr>
               <w:t>9</w:t>
             </w:r>
@@ -6023,12 +7624,15 @@
           </w:tcPr>
           <w:p>
             <w:pPr>
-              <w:spacing w:after="60" w:before="60"/>
-            </w:pPr>
-            <w:r>
-              <w:rPr>
-                <w:rFonts w:ascii="Times New Roman" w:hAnsi="Times New Roman"/>
-                <w:sz w:val="20"/>
+              <w:keepNext/>
+              <w:spacing w:after="80" w:before="80" w:line="360" w:lineRule="auto"/>
+              <w:ind w:firstLine="0"/>
+            </w:pPr>
+            <w:r>
+              <w:rPr>
+                <w:rFonts w:ascii="Times New Roman" w:hAnsi="Times New Roman"/>
+                <w:b w:val="0"/>
+                <w:sz w:val="28"/>
               </w:rPr>
               <w:t>c</w:t>
             </w:r>
@@ -6040,12 +7644,15 @@
           </w:tcPr>
           <w:p>
             <w:pPr>
-              <w:spacing w:after="60" w:before="60"/>
-            </w:pPr>
-            <w:r>
-              <w:rPr>
-                <w:rFonts w:ascii="Times New Roman" w:hAnsi="Times New Roman"/>
-                <w:sz w:val="20"/>
+              <w:keepNext/>
+              <w:spacing w:after="80" w:before="80" w:line="360" w:lineRule="auto"/>
+              <w:ind w:firstLine="0"/>
+            </w:pPr>
+            <w:r>
+              <w:rPr>
+                <w:rFonts w:ascii="Times New Roman" w:hAnsi="Times New Roman"/>
+                <w:b w:val="0"/>
+                <w:sz w:val="28"/>
               </w:rPr>
               <w:t>y3</w:t>
             </w:r>
@@ -6057,12 +7664,15 @@
           </w:tcPr>
           <w:p>
             <w:pPr>
-              <w:spacing w:after="60" w:before="60"/>
-            </w:pPr>
-            <w:r>
-              <w:rPr>
-                <w:rFonts w:ascii="Times New Roman" w:hAnsi="Times New Roman"/>
-                <w:sz w:val="20"/>
+              <w:keepNext/>
+              <w:spacing w:after="80" w:before="80" w:line="360" w:lineRule="auto"/>
+              <w:ind w:firstLine="0"/>
+            </w:pPr>
+            <w:r>
+              <w:rPr>
+                <w:rFonts w:ascii="Times New Roman" w:hAnsi="Times New Roman"/>
+                <w:b w:val="0"/>
+                <w:sz w:val="28"/>
               </w:rPr>
               <w:t>−</w:t>
             </w:r>
@@ -6074,12 +7684,15 @@
           </w:tcPr>
           <w:p>
             <w:pPr>
-              <w:spacing w:after="60" w:before="60"/>
-            </w:pPr>
-            <w:r>
-              <w:rPr>
-                <w:rFonts w:ascii="Times New Roman" w:hAnsi="Times New Roman"/>
-                <w:sz w:val="20"/>
+              <w:keepNext/>
+              <w:spacing w:after="80" w:before="80" w:line="360" w:lineRule="auto"/>
+              <w:ind w:firstLine="0"/>
+            </w:pPr>
+            <w:r>
+              <w:rPr>
+                <w:rFonts w:ascii="Times New Roman" w:hAnsi="Times New Roman"/>
+                <w:b w:val="0"/>
+                <w:sz w:val="28"/>
               </w:rPr>
               <w:t>−</w:t>
             </w:r>
@@ -6091,12 +7704,15 @@
           </w:tcPr>
           <w:p>
             <w:pPr>
-              <w:spacing w:after="60" w:before="60"/>
-            </w:pPr>
-            <w:r>
-              <w:rPr>
-                <w:rFonts w:ascii="Times New Roman" w:hAnsi="Times New Roman"/>
-                <w:sz w:val="20"/>
+              <w:keepNext/>
+              <w:spacing w:after="80" w:before="80" w:line="360" w:lineRule="auto"/>
+              <w:ind w:firstLine="0"/>
+            </w:pPr>
+            <w:r>
+              <w:rPr>
+                <w:rFonts w:ascii="Times New Roman" w:hAnsi="Times New Roman"/>
+                <w:b w:val="0"/>
+                <w:sz w:val="28"/>
               </w:rPr>
               <w:t>−</w:t>
             </w:r>
@@ -6108,12 +7724,15 @@
           </w:tcPr>
           <w:p>
             <w:pPr>
-              <w:spacing w:after="60" w:before="60"/>
-            </w:pPr>
-            <w:r>
-              <w:rPr>
-                <w:rFonts w:ascii="Times New Roman" w:hAnsi="Times New Roman"/>
-                <w:sz w:val="20"/>
+              <w:keepNext/>
+              <w:spacing w:after="80" w:before="80" w:line="360" w:lineRule="auto"/>
+              <w:ind w:firstLine="0"/>
+            </w:pPr>
+            <w:r>
+              <w:rPr>
+                <w:rFonts w:ascii="Times New Roman" w:hAnsi="Times New Roman"/>
+                <w:b w:val="0"/>
+                <w:sz w:val="28"/>
               </w:rPr>
               <w:t>−</w:t>
             </w:r>
@@ -6121,18 +7740,24 @@
         </w:tc>
       </w:tr>
       <w:tr>
-        <w:tc>
-          <w:tcPr>
-            <w:tcW w:type="dxa" w:w="1418"/>
-          </w:tcPr>
-          <w:p>
-            <w:pPr>
-              <w:spacing w:after="60" w:before="60"/>
-            </w:pPr>
-            <w:r>
-              <w:rPr>
-                <w:rFonts w:ascii="Times New Roman" w:hAnsi="Times New Roman"/>
-                <w:sz w:val="20"/>
+        <w:trPr>
+          <w:cantSplit/>
+        </w:trPr>
+        <w:tc>
+          <w:tcPr>
+            <w:tcW w:type="dxa" w:w="1418"/>
+          </w:tcPr>
+          <w:p>
+            <w:pPr>
+              <w:keepNext/>
+              <w:spacing w:after="80" w:before="80" w:line="360" w:lineRule="auto"/>
+              <w:ind w:firstLine="0"/>
+            </w:pPr>
+            <w:r>
+              <w:rPr>
+                <w:rFonts w:ascii="Times New Roman" w:hAnsi="Times New Roman"/>
+                <w:b w:val="0"/>
+                <w:sz w:val="28"/>
               </w:rPr>
               <w:t>10</w:t>
             </w:r>
@@ -6144,12 +7769,15 @@
           </w:tcPr>
           <w:p>
             <w:pPr>
-              <w:spacing w:after="60" w:before="60"/>
-            </w:pPr>
-            <w:r>
-              <w:rPr>
-                <w:rFonts w:ascii="Times New Roman" w:hAnsi="Times New Roman"/>
-                <w:sz w:val="20"/>
+              <w:keepNext/>
+              <w:spacing w:after="80" w:before="80" w:line="360" w:lineRule="auto"/>
+              <w:ind w:firstLine="0"/>
+            </w:pPr>
+            <w:r>
+              <w:rPr>
+                <w:rFonts w:ascii="Times New Roman" w:hAnsi="Times New Roman"/>
+                <w:b w:val="0"/>
+                <w:sz w:val="28"/>
               </w:rPr>
               <w:t>ca</w:t>
             </w:r>
@@ -6161,12 +7789,15 @@
           </w:tcPr>
           <w:p>
             <w:pPr>
-              <w:spacing w:after="60" w:before="60"/>
-            </w:pPr>
-            <w:r>
-              <w:rPr>
-                <w:rFonts w:ascii="Times New Roman" w:hAnsi="Times New Roman"/>
-                <w:sz w:val="20"/>
+              <w:keepNext/>
+              <w:spacing w:after="80" w:before="80" w:line="360" w:lineRule="auto"/>
+              <w:ind w:firstLine="0"/>
+            </w:pPr>
+            <w:r>
+              <w:rPr>
+                <w:rFonts w:ascii="Times New Roman" w:hAnsi="Times New Roman"/>
+                <w:b w:val="0"/>
+                <w:sz w:val="28"/>
               </w:rPr>
               <w:t>y3</w:t>
             </w:r>
@@ -6178,12 +7809,15 @@
           </w:tcPr>
           <w:p>
             <w:pPr>
-              <w:spacing w:after="60" w:before="60"/>
-            </w:pPr>
-            <w:r>
-              <w:rPr>
-                <w:rFonts w:ascii="Times New Roman" w:hAnsi="Times New Roman"/>
-                <w:sz w:val="20"/>
+              <w:keepNext/>
+              <w:spacing w:after="80" w:before="80" w:line="360" w:lineRule="auto"/>
+              <w:ind w:firstLine="0"/>
+            </w:pPr>
+            <w:r>
+              <w:rPr>
+                <w:rFonts w:ascii="Times New Roman" w:hAnsi="Times New Roman"/>
+                <w:b w:val="0"/>
+                <w:sz w:val="28"/>
               </w:rPr>
               <w:t>−</w:t>
             </w:r>
@@ -6195,12 +7829,15 @@
           </w:tcPr>
           <w:p>
             <w:pPr>
-              <w:spacing w:after="60" w:before="60"/>
-            </w:pPr>
-            <w:r>
-              <w:rPr>
-                <w:rFonts w:ascii="Times New Roman" w:hAnsi="Times New Roman"/>
-                <w:sz w:val="20"/>
+              <w:keepNext/>
+              <w:spacing w:after="80" w:before="80" w:line="360" w:lineRule="auto"/>
+              <w:ind w:firstLine="0"/>
+            </w:pPr>
+            <w:r>
+              <w:rPr>
+                <w:rFonts w:ascii="Times New Roman" w:hAnsi="Times New Roman"/>
+                <w:b w:val="0"/>
+                <w:sz w:val="28"/>
               </w:rPr>
               <w:t>−</w:t>
             </w:r>
@@ -6212,12 +7849,15 @@
           </w:tcPr>
           <w:p>
             <w:pPr>
-              <w:spacing w:after="60" w:before="60"/>
-            </w:pPr>
-            <w:r>
-              <w:rPr>
-                <w:rFonts w:ascii="Times New Roman" w:hAnsi="Times New Roman"/>
-                <w:sz w:val="20"/>
+              <w:keepNext/>
+              <w:spacing w:after="80" w:before="80" w:line="360" w:lineRule="auto"/>
+              <w:ind w:firstLine="0"/>
+            </w:pPr>
+            <w:r>
+              <w:rPr>
+                <w:rFonts w:ascii="Times New Roman" w:hAnsi="Times New Roman"/>
+                <w:b w:val="0"/>
+                <w:sz w:val="28"/>
               </w:rPr>
               <w:t>−</w:t>
             </w:r>
@@ -6229,12 +7869,15 @@
           </w:tcPr>
           <w:p>
             <w:pPr>
-              <w:spacing w:after="60" w:before="60"/>
-            </w:pPr>
-            <w:r>
-              <w:rPr>
-                <w:rFonts w:ascii="Times New Roman" w:hAnsi="Times New Roman"/>
-                <w:sz w:val="20"/>
+              <w:keepNext/>
+              <w:spacing w:after="80" w:before="80" w:line="360" w:lineRule="auto"/>
+              <w:ind w:firstLine="0"/>
+            </w:pPr>
+            <w:r>
+              <w:rPr>
+                <w:rFonts w:ascii="Times New Roman" w:hAnsi="Times New Roman"/>
+                <w:b w:val="0"/>
+                <w:sz w:val="28"/>
               </w:rPr>
               <w:t>−</w:t>
             </w:r>
@@ -6242,18 +7885,24 @@
         </w:tc>
       </w:tr>
       <w:tr>
-        <w:tc>
-          <w:tcPr>
-            <w:tcW w:type="dxa" w:w="1418"/>
-          </w:tcPr>
-          <w:p>
-            <w:pPr>
-              <w:spacing w:after="60" w:before="60"/>
-            </w:pPr>
-            <w:r>
-              <w:rPr>
-                <w:rFonts w:ascii="Times New Roman" w:hAnsi="Times New Roman"/>
-                <w:sz w:val="20"/>
+        <w:trPr>
+          <w:cantSplit/>
+        </w:trPr>
+        <w:tc>
+          <w:tcPr>
+            <w:tcW w:type="dxa" w:w="1418"/>
+          </w:tcPr>
+          <w:p>
+            <w:pPr>
+              <w:keepNext/>
+              <w:spacing w:after="80" w:before="80" w:line="360" w:lineRule="auto"/>
+              <w:ind w:firstLine="0"/>
+            </w:pPr>
+            <w:r>
+              <w:rPr>
+                <w:rFonts w:ascii="Times New Roman" w:hAnsi="Times New Roman"/>
+                <w:b w:val="0"/>
+                <w:sz w:val="28"/>
               </w:rPr>
               <w:t>11</w:t>
             </w:r>
@@ -6265,12 +7914,15 @@
           </w:tcPr>
           <w:p>
             <w:pPr>
-              <w:spacing w:after="60" w:before="60"/>
-            </w:pPr>
-            <w:r>
-              <w:rPr>
-                <w:rFonts w:ascii="Times New Roman" w:hAnsi="Times New Roman"/>
-                <w:sz w:val="20"/>
+              <w:keepNext/>
+              <w:spacing w:after="80" w:before="80" w:line="360" w:lineRule="auto"/>
+              <w:ind w:firstLine="0"/>
+            </w:pPr>
+            <w:r>
+              <w:rPr>
+                <w:rFonts w:ascii="Times New Roman" w:hAnsi="Times New Roman"/>
+                <w:b w:val="0"/>
+                <w:sz w:val="28"/>
               </w:rPr>
               <w:t>dc</w:t>
             </w:r>
@@ -6282,12 +7934,15 @@
           </w:tcPr>
           <w:p>
             <w:pPr>
-              <w:spacing w:after="60" w:before="60"/>
-            </w:pPr>
-            <w:r>
-              <w:rPr>
-                <w:rFonts w:ascii="Times New Roman" w:hAnsi="Times New Roman"/>
-                <w:sz w:val="20"/>
+              <w:keepNext/>
+              <w:spacing w:after="80" w:before="80" w:line="360" w:lineRule="auto"/>
+              <w:ind w:firstLine="0"/>
+            </w:pPr>
+            <w:r>
+              <w:rPr>
+                <w:rFonts w:ascii="Times New Roman" w:hAnsi="Times New Roman"/>
+                <w:b w:val="0"/>
+                <w:sz w:val="28"/>
               </w:rPr>
               <w:t>y3</w:t>
             </w:r>
@@ -6299,12 +7954,15 @@
           </w:tcPr>
           <w:p>
             <w:pPr>
-              <w:spacing w:after="60" w:before="60"/>
-            </w:pPr>
-            <w:r>
-              <w:rPr>
-                <w:rFonts w:ascii="Times New Roman" w:hAnsi="Times New Roman"/>
-                <w:sz w:val="20"/>
+              <w:keepNext/>
+              <w:spacing w:after="80" w:before="80" w:line="360" w:lineRule="auto"/>
+              <w:ind w:firstLine="0"/>
+            </w:pPr>
+            <w:r>
+              <w:rPr>
+                <w:rFonts w:ascii="Times New Roman" w:hAnsi="Times New Roman"/>
+                <w:b w:val="0"/>
+                <w:sz w:val="28"/>
               </w:rPr>
               <w:t>−</w:t>
             </w:r>
@@ -6316,12 +7974,15 @@
           </w:tcPr>
           <w:p>
             <w:pPr>
-              <w:spacing w:after="60" w:before="60"/>
-            </w:pPr>
-            <w:r>
-              <w:rPr>
-                <w:rFonts w:ascii="Times New Roman" w:hAnsi="Times New Roman"/>
-                <w:sz w:val="20"/>
+              <w:keepNext/>
+              <w:spacing w:after="80" w:before="80" w:line="360" w:lineRule="auto"/>
+              <w:ind w:firstLine="0"/>
+            </w:pPr>
+            <w:r>
+              <w:rPr>
+                <w:rFonts w:ascii="Times New Roman" w:hAnsi="Times New Roman"/>
+                <w:b w:val="0"/>
+                <w:sz w:val="28"/>
               </w:rPr>
               <w:t>−</w:t>
             </w:r>
@@ -6333,12 +7994,15 @@
           </w:tcPr>
           <w:p>
             <w:pPr>
-              <w:spacing w:after="60" w:before="60"/>
-            </w:pPr>
-            <w:r>
-              <w:rPr>
-                <w:rFonts w:ascii="Times New Roman" w:hAnsi="Times New Roman"/>
-                <w:sz w:val="20"/>
+              <w:keepNext/>
+              <w:spacing w:after="80" w:before="80" w:line="360" w:lineRule="auto"/>
+              <w:ind w:firstLine="0"/>
+            </w:pPr>
+            <w:r>
+              <w:rPr>
+                <w:rFonts w:ascii="Times New Roman" w:hAnsi="Times New Roman"/>
+                <w:b w:val="0"/>
+                <w:sz w:val="28"/>
               </w:rPr>
               <w:t>−</w:t>
             </w:r>
@@ -6350,12 +8014,15 @@
           </w:tcPr>
           <w:p>
             <w:pPr>
-              <w:spacing w:after="60" w:before="60"/>
-            </w:pPr>
-            <w:r>
-              <w:rPr>
-                <w:rFonts w:ascii="Times New Roman" w:hAnsi="Times New Roman"/>
-                <w:sz w:val="20"/>
+              <w:keepNext/>
+              <w:spacing w:after="80" w:before="80" w:line="360" w:lineRule="auto"/>
+              <w:ind w:firstLine="0"/>
+            </w:pPr>
+            <w:r>
+              <w:rPr>
+                <w:rFonts w:ascii="Times New Roman" w:hAnsi="Times New Roman"/>
+                <w:b w:val="0"/>
+                <w:sz w:val="28"/>
               </w:rPr>
               <w:t>−</w:t>
             </w:r>
@@ -6363,18 +8030,24 @@
         </w:tc>
       </w:tr>
       <w:tr>
-        <w:tc>
-          <w:tcPr>
-            <w:tcW w:type="dxa" w:w="1418"/>
-          </w:tcPr>
-          <w:p>
-            <w:pPr>
-              <w:spacing w:after="60" w:before="60"/>
-            </w:pPr>
-            <w:r>
-              <w:rPr>
-                <w:rFonts w:ascii="Times New Roman" w:hAnsi="Times New Roman"/>
-                <w:sz w:val="20"/>
+        <w:trPr>
+          <w:cantSplit/>
+        </w:trPr>
+        <w:tc>
+          <w:tcPr>
+            <w:tcW w:type="dxa" w:w="1418"/>
+          </w:tcPr>
+          <w:p>
+            <w:pPr>
+              <w:keepNext/>
+              <w:spacing w:after="80" w:before="80" w:line="360" w:lineRule="auto"/>
+              <w:ind w:firstLine="0"/>
+            </w:pPr>
+            <w:r>
+              <w:rPr>
+                <w:rFonts w:ascii="Times New Roman" w:hAnsi="Times New Roman"/>
+                <w:b w:val="0"/>
+                <w:sz w:val="28"/>
               </w:rPr>
               <w:t>12</w:t>
             </w:r>
@@ -6386,12 +8059,15 @@
           </w:tcPr>
           <w:p>
             <w:pPr>
-              <w:spacing w:after="60" w:before="60"/>
-            </w:pPr>
-            <w:r>
-              <w:rPr>
-                <w:rFonts w:ascii="Times New Roman" w:hAnsi="Times New Roman"/>
-                <w:sz w:val="20"/>
+              <w:keepNext/>
+              <w:spacing w:after="80" w:before="80" w:line="360" w:lineRule="auto"/>
+              <w:ind w:firstLine="0"/>
+            </w:pPr>
+            <w:r>
+              <w:rPr>
+                <w:rFonts w:ascii="Times New Roman" w:hAnsi="Times New Roman"/>
+                <w:b w:val="0"/>
+                <w:sz w:val="28"/>
               </w:rPr>
               <w:t>dcb</w:t>
             </w:r>
@@ -6403,12 +8079,15 @@
           </w:tcPr>
           <w:p>
             <w:pPr>
-              <w:spacing w:after="60" w:before="60"/>
-            </w:pPr>
-            <w:r>
-              <w:rPr>
-                <w:rFonts w:ascii="Times New Roman" w:hAnsi="Times New Roman"/>
-                <w:sz w:val="20"/>
+              <w:keepNext/>
+              <w:spacing w:after="80" w:before="80" w:line="360" w:lineRule="auto"/>
+              <w:ind w:firstLine="0"/>
+            </w:pPr>
+            <w:r>
+              <w:rPr>
+                <w:rFonts w:ascii="Times New Roman" w:hAnsi="Times New Roman"/>
+                <w:b w:val="0"/>
+                <w:sz w:val="28"/>
               </w:rPr>
               <w:t>y3</w:t>
             </w:r>
@@ -6420,12 +8099,15 @@
           </w:tcPr>
           <w:p>
             <w:pPr>
-              <w:spacing w:after="60" w:before="60"/>
-            </w:pPr>
-            <w:r>
-              <w:rPr>
-                <w:rFonts w:ascii="Times New Roman" w:hAnsi="Times New Roman"/>
-                <w:sz w:val="20"/>
+              <w:keepNext/>
+              <w:spacing w:after="80" w:before="80" w:line="360" w:lineRule="auto"/>
+              <w:ind w:firstLine="0"/>
+            </w:pPr>
+            <w:r>
+              <w:rPr>
+                <w:rFonts w:ascii="Times New Roman" w:hAnsi="Times New Roman"/>
+                <w:b w:val="0"/>
+                <w:sz w:val="28"/>
               </w:rPr>
               <w:t>−</w:t>
             </w:r>
@@ -6437,12 +8119,15 @@
           </w:tcPr>
           <w:p>
             <w:pPr>
-              <w:spacing w:after="60" w:before="60"/>
-            </w:pPr>
-            <w:r>
-              <w:rPr>
-                <w:rFonts w:ascii="Times New Roman" w:hAnsi="Times New Roman"/>
-                <w:sz w:val="20"/>
+              <w:keepNext/>
+              <w:spacing w:after="80" w:before="80" w:line="360" w:lineRule="auto"/>
+              <w:ind w:firstLine="0"/>
+            </w:pPr>
+            <w:r>
+              <w:rPr>
+                <w:rFonts w:ascii="Times New Roman" w:hAnsi="Times New Roman"/>
+                <w:b w:val="0"/>
+                <w:sz w:val="28"/>
               </w:rPr>
               <w:t>−</w:t>
             </w:r>
@@ -6454,12 +8139,15 @@
           </w:tcPr>
           <w:p>
             <w:pPr>
-              <w:spacing w:after="60" w:before="60"/>
-            </w:pPr>
-            <w:r>
-              <w:rPr>
-                <w:rFonts w:ascii="Times New Roman" w:hAnsi="Times New Roman"/>
-                <w:sz w:val="20"/>
+              <w:keepNext/>
+              <w:spacing w:after="80" w:before="80" w:line="360" w:lineRule="auto"/>
+              <w:ind w:firstLine="0"/>
+            </w:pPr>
+            <w:r>
+              <w:rPr>
+                <w:rFonts w:ascii="Times New Roman" w:hAnsi="Times New Roman"/>
+                <w:b w:val="0"/>
+                <w:sz w:val="28"/>
               </w:rPr>
               <w:t>−</w:t>
             </w:r>
@@ -6471,12 +8159,15 @@
           </w:tcPr>
           <w:p>
             <w:pPr>
-              <w:spacing w:after="60" w:before="60"/>
-            </w:pPr>
-            <w:r>
-              <w:rPr>
-                <w:rFonts w:ascii="Times New Roman" w:hAnsi="Times New Roman"/>
-                <w:sz w:val="20"/>
+              <w:keepNext/>
+              <w:spacing w:after="80" w:before="80" w:line="360" w:lineRule="auto"/>
+              <w:ind w:firstLine="0"/>
+            </w:pPr>
+            <w:r>
+              <w:rPr>
+                <w:rFonts w:ascii="Times New Roman" w:hAnsi="Times New Roman"/>
+                <w:b w:val="0"/>
+                <w:sz w:val="28"/>
               </w:rPr>
               <w:t>−</w:t>
             </w:r>
@@ -6484,18 +8175,24 @@
         </w:tc>
       </w:tr>
       <w:tr>
-        <w:tc>
-          <w:tcPr>
-            <w:tcW w:type="dxa" w:w="1418"/>
-          </w:tcPr>
-          <w:p>
-            <w:pPr>
-              <w:spacing w:after="60" w:before="60"/>
-            </w:pPr>
-            <w:r>
-              <w:rPr>
-                <w:rFonts w:ascii="Times New Roman" w:hAnsi="Times New Roman"/>
-                <w:sz w:val="20"/>
+        <w:trPr>
+          <w:cantSplit/>
+        </w:trPr>
+        <w:tc>
+          <w:tcPr>
+            <w:tcW w:type="dxa" w:w="1418"/>
+          </w:tcPr>
+          <w:p>
+            <w:pPr>
+              <w:keepNext/>
+              <w:spacing w:after="80" w:before="80" w:line="360" w:lineRule="auto"/>
+              <w:ind w:firstLine="0"/>
+            </w:pPr>
+            <w:r>
+              <w:rPr>
+                <w:rFonts w:ascii="Times New Roman" w:hAnsi="Times New Roman"/>
+                <w:b w:val="0"/>
+                <w:sz w:val="28"/>
               </w:rPr>
               <w:t>13</w:t>
             </w:r>
@@ -6507,12 +8204,15 @@
           </w:tcPr>
           <w:p>
             <w:pPr>
-              <w:spacing w:after="60" w:before="60"/>
-            </w:pPr>
-            <w:r>
-              <w:rPr>
-                <w:rFonts w:ascii="Times New Roman" w:hAnsi="Times New Roman"/>
-                <w:sz w:val="20"/>
+              <w:keepNext/>
+              <w:spacing w:after="80" w:before="80" w:line="360" w:lineRule="auto"/>
+              <w:ind w:firstLine="0"/>
+            </w:pPr>
+            <w:r>
+              <w:rPr>
+                <w:rFonts w:ascii="Times New Roman" w:hAnsi="Times New Roman"/>
+                <w:b w:val="0"/>
+                <w:sz w:val="28"/>
               </w:rPr>
               <w:t>dcd</w:t>
             </w:r>
@@ -6524,12 +8224,15 @@
           </w:tcPr>
           <w:p>
             <w:pPr>
-              <w:spacing w:after="60" w:before="60"/>
-            </w:pPr>
-            <w:r>
-              <w:rPr>
-                <w:rFonts w:ascii="Times New Roman" w:hAnsi="Times New Roman"/>
-                <w:sz w:val="20"/>
+              <w:keepNext/>
+              <w:spacing w:after="80" w:before="80" w:line="360" w:lineRule="auto"/>
+              <w:ind w:firstLine="0"/>
+            </w:pPr>
+            <w:r>
+              <w:rPr>
+                <w:rFonts w:ascii="Times New Roman" w:hAnsi="Times New Roman"/>
+                <w:b w:val="0"/>
+                <w:sz w:val="28"/>
               </w:rPr>
               <w:t>y3</w:t>
             </w:r>
@@ -6541,12 +8244,15 @@
           </w:tcPr>
           <w:p>
             <w:pPr>
-              <w:spacing w:after="60" w:before="60"/>
-            </w:pPr>
-            <w:r>
-              <w:rPr>
-                <w:rFonts w:ascii="Times New Roman" w:hAnsi="Times New Roman"/>
-                <w:sz w:val="20"/>
+              <w:keepNext/>
+              <w:spacing w:after="80" w:before="80" w:line="360" w:lineRule="auto"/>
+              <w:ind w:firstLine="0"/>
+            </w:pPr>
+            <w:r>
+              <w:rPr>
+                <w:rFonts w:ascii="Times New Roman" w:hAnsi="Times New Roman"/>
+                <w:b w:val="0"/>
+                <w:sz w:val="28"/>
               </w:rPr>
               <w:t>−</w:t>
             </w:r>
@@ -6558,12 +8264,15 @@
           </w:tcPr>
           <w:p>
             <w:pPr>
-              <w:spacing w:after="60" w:before="60"/>
-            </w:pPr>
-            <w:r>
-              <w:rPr>
-                <w:rFonts w:ascii="Times New Roman" w:hAnsi="Times New Roman"/>
-                <w:sz w:val="20"/>
+              <w:keepNext/>
+              <w:spacing w:after="80" w:before="80" w:line="360" w:lineRule="auto"/>
+              <w:ind w:firstLine="0"/>
+            </w:pPr>
+            <w:r>
+              <w:rPr>
+                <w:rFonts w:ascii="Times New Roman" w:hAnsi="Times New Roman"/>
+                <w:b w:val="0"/>
+                <w:sz w:val="28"/>
               </w:rPr>
               <w:t>−</w:t>
             </w:r>
@@ -6575,12 +8284,15 @@
           </w:tcPr>
           <w:p>
             <w:pPr>
-              <w:spacing w:after="60" w:before="60"/>
-            </w:pPr>
-            <w:r>
-              <w:rPr>
-                <w:rFonts w:ascii="Times New Roman" w:hAnsi="Times New Roman"/>
-                <w:sz w:val="20"/>
+              <w:keepNext/>
+              <w:spacing w:after="80" w:before="80" w:line="360" w:lineRule="auto"/>
+              <w:ind w:firstLine="0"/>
+            </w:pPr>
+            <w:r>
+              <w:rPr>
+                <w:rFonts w:ascii="Times New Roman" w:hAnsi="Times New Roman"/>
+                <w:b w:val="0"/>
+                <w:sz w:val="28"/>
               </w:rPr>
               <w:t>−</w:t>
             </w:r>
@@ -6592,12 +8304,15 @@
           </w:tcPr>
           <w:p>
             <w:pPr>
-              <w:spacing w:after="60" w:before="60"/>
-            </w:pPr>
-            <w:r>
-              <w:rPr>
-                <w:rFonts w:ascii="Times New Roman" w:hAnsi="Times New Roman"/>
-                <w:sz w:val="20"/>
+              <w:keepNext/>
+              <w:spacing w:after="80" w:before="80" w:line="360" w:lineRule="auto"/>
+              <w:ind w:firstLine="0"/>
+            </w:pPr>
+            <w:r>
+              <w:rPr>
+                <w:rFonts w:ascii="Times New Roman" w:hAnsi="Times New Roman"/>
+                <w:b w:val="0"/>
+                <w:sz w:val="28"/>
               </w:rPr>
               <w:t>−</w:t>
             </w:r>
@@ -6605,18 +8320,24 @@
         </w:tc>
       </w:tr>
       <w:tr>
-        <w:tc>
-          <w:tcPr>
-            <w:tcW w:type="dxa" w:w="1418"/>
-          </w:tcPr>
-          <w:p>
-            <w:pPr>
-              <w:spacing w:after="60" w:before="60"/>
-            </w:pPr>
-            <w:r>
-              <w:rPr>
-                <w:rFonts w:ascii="Times New Roman" w:hAnsi="Times New Roman"/>
-                <w:sz w:val="20"/>
+        <w:trPr>
+          <w:cantSplit/>
+        </w:trPr>
+        <w:tc>
+          <w:tcPr>
+            <w:tcW w:type="dxa" w:w="1418"/>
+          </w:tcPr>
+          <w:p>
+            <w:pPr>
+              <w:keepNext/>
+              <w:spacing w:after="80" w:before="80" w:line="360" w:lineRule="auto"/>
+              <w:ind w:firstLine="0"/>
+            </w:pPr>
+            <w:r>
+              <w:rPr>
+                <w:rFonts w:ascii="Times New Roman" w:hAnsi="Times New Roman"/>
+                <w:b w:val="0"/>
+                <w:sz w:val="28"/>
               </w:rPr>
               <w:t>14</w:t>
             </w:r>
@@ -6628,12 +8349,15 @@
           </w:tcPr>
           <w:p>
             <w:pPr>
-              <w:spacing w:after="60" w:before="60"/>
-            </w:pPr>
-            <w:r>
-              <w:rPr>
-                <w:rFonts w:ascii="Times New Roman" w:hAnsi="Times New Roman"/>
-                <w:sz w:val="20"/>
+              <w:keepNext/>
+              <w:spacing w:after="80" w:before="80" w:line="360" w:lineRule="auto"/>
+              <w:ind w:firstLine="0"/>
+            </w:pPr>
+            <w:r>
+              <w:rPr>
+                <w:rFonts w:ascii="Times New Roman" w:hAnsi="Times New Roman"/>
+                <w:b w:val="0"/>
+                <w:sz w:val="28"/>
               </w:rPr>
               <w:t>aca</w:t>
             </w:r>
@@ -6645,12 +8369,15 @@
           </w:tcPr>
           <w:p>
             <w:pPr>
-              <w:spacing w:after="60" w:before="60"/>
-            </w:pPr>
-            <w:r>
-              <w:rPr>
-                <w:rFonts w:ascii="Times New Roman" w:hAnsi="Times New Roman"/>
-                <w:sz w:val="20"/>
+              <w:keepNext/>
+              <w:spacing w:after="80" w:before="80" w:line="360" w:lineRule="auto"/>
+              <w:ind w:firstLine="0"/>
+            </w:pPr>
+            <w:r>
+              <w:rPr>
+                <w:rFonts w:ascii="Times New Roman" w:hAnsi="Times New Roman"/>
+                <w:b w:val="0"/>
+                <w:sz w:val="28"/>
               </w:rPr>
               <w:t>y3</w:t>
             </w:r>
@@ -6662,12 +8389,15 @@
           </w:tcPr>
           <w:p>
             <w:pPr>
-              <w:spacing w:after="60" w:before="60"/>
-            </w:pPr>
-            <w:r>
-              <w:rPr>
-                <w:rFonts w:ascii="Times New Roman" w:hAnsi="Times New Roman"/>
-                <w:sz w:val="20"/>
+              <w:keepNext/>
+              <w:spacing w:after="80" w:before="80" w:line="360" w:lineRule="auto"/>
+              <w:ind w:firstLine="0"/>
+            </w:pPr>
+            <w:r>
+              <w:rPr>
+                <w:rFonts w:ascii="Times New Roman" w:hAnsi="Times New Roman"/>
+                <w:b w:val="0"/>
+                <w:sz w:val="28"/>
               </w:rPr>
               <w:t>−</w:t>
             </w:r>
@@ -6679,12 +8409,15 @@
           </w:tcPr>
           <w:p>
             <w:pPr>
-              <w:spacing w:after="60" w:before="60"/>
-            </w:pPr>
-            <w:r>
-              <w:rPr>
-                <w:rFonts w:ascii="Times New Roman" w:hAnsi="Times New Roman"/>
-                <w:sz w:val="20"/>
+              <w:keepNext/>
+              <w:spacing w:after="80" w:before="80" w:line="360" w:lineRule="auto"/>
+              <w:ind w:firstLine="0"/>
+            </w:pPr>
+            <w:r>
+              <w:rPr>
+                <w:rFonts w:ascii="Times New Roman" w:hAnsi="Times New Roman"/>
+                <w:b w:val="0"/>
+                <w:sz w:val="28"/>
               </w:rPr>
               <w:t>−</w:t>
             </w:r>
@@ -6696,12 +8429,15 @@
           </w:tcPr>
           <w:p>
             <w:pPr>
-              <w:spacing w:after="60" w:before="60"/>
-            </w:pPr>
-            <w:r>
-              <w:rPr>
-                <w:rFonts w:ascii="Times New Roman" w:hAnsi="Times New Roman"/>
-                <w:sz w:val="20"/>
+              <w:keepNext/>
+              <w:spacing w:after="80" w:before="80" w:line="360" w:lineRule="auto"/>
+              <w:ind w:firstLine="0"/>
+            </w:pPr>
+            <w:r>
+              <w:rPr>
+                <w:rFonts w:ascii="Times New Roman" w:hAnsi="Times New Roman"/>
+                <w:b w:val="0"/>
+                <w:sz w:val="28"/>
               </w:rPr>
               <w:t>−</w:t>
             </w:r>
@@ -6713,12 +8449,15 @@
           </w:tcPr>
           <w:p>
             <w:pPr>
-              <w:spacing w:after="60" w:before="60"/>
-            </w:pPr>
-            <w:r>
-              <w:rPr>
-                <w:rFonts w:ascii="Times New Roman" w:hAnsi="Times New Roman"/>
-                <w:sz w:val="20"/>
+              <w:keepNext/>
+              <w:spacing w:after="80" w:before="80" w:line="360" w:lineRule="auto"/>
+              <w:ind w:firstLine="0"/>
+            </w:pPr>
+            <w:r>
+              <w:rPr>
+                <w:rFonts w:ascii="Times New Roman" w:hAnsi="Times New Roman"/>
+                <w:b w:val="0"/>
+                <w:sz w:val="28"/>
               </w:rPr>
               <w:t>−</w:t>
             </w:r>
@@ -6726,18 +8465,24 @@
         </w:tc>
       </w:tr>
       <w:tr>
-        <w:tc>
-          <w:tcPr>
-            <w:tcW w:type="dxa" w:w="1418"/>
-          </w:tcPr>
-          <w:p>
-            <w:pPr>
-              <w:spacing w:after="60" w:before="60"/>
-            </w:pPr>
-            <w:r>
-              <w:rPr>
-                <w:rFonts w:ascii="Times New Roman" w:hAnsi="Times New Roman"/>
-                <w:sz w:val="20"/>
+        <w:trPr>
+          <w:cantSplit/>
+        </w:trPr>
+        <w:tc>
+          <w:tcPr>
+            <w:tcW w:type="dxa" w:w="1418"/>
+          </w:tcPr>
+          <w:p>
+            <w:pPr>
+              <w:keepNext/>
+              <w:spacing w:after="80" w:before="80" w:line="360" w:lineRule="auto"/>
+              <w:ind w:firstLine="0"/>
+            </w:pPr>
+            <w:r>
+              <w:rPr>
+                <w:rFonts w:ascii="Times New Roman" w:hAnsi="Times New Roman"/>
+                <w:b w:val="0"/>
+                <w:sz w:val="28"/>
               </w:rPr>
               <w:t>15</w:t>
             </w:r>
@@ -6749,12 +8494,15 @@
           </w:tcPr>
           <w:p>
             <w:pPr>
-              <w:spacing w:after="60" w:before="60"/>
-            </w:pPr>
-            <w:r>
-              <w:rPr>
-                <w:rFonts w:ascii="Times New Roman" w:hAnsi="Times New Roman"/>
-                <w:sz w:val="20"/>
+              <w:keepNext/>
+              <w:spacing w:after="80" w:before="80" w:line="360" w:lineRule="auto"/>
+              <w:ind w:firstLine="0"/>
+            </w:pPr>
+            <w:r>
+              <w:rPr>
+                <w:rFonts w:ascii="Times New Roman" w:hAnsi="Times New Roman"/>
+                <w:b w:val="0"/>
+                <w:sz w:val="28"/>
               </w:rPr>
               <w:t>dccaa</w:t>
             </w:r>
@@ -6766,12 +8514,15 @@
           </w:tcPr>
           <w:p>
             <w:pPr>
-              <w:spacing w:after="60" w:before="60"/>
-            </w:pPr>
-            <w:r>
-              <w:rPr>
-                <w:rFonts w:ascii="Times New Roman" w:hAnsi="Times New Roman"/>
-                <w:sz w:val="20"/>
+              <w:keepNext/>
+              <w:spacing w:after="80" w:before="80" w:line="360" w:lineRule="auto"/>
+              <w:ind w:firstLine="0"/>
+            </w:pPr>
+            <w:r>
+              <w:rPr>
+                <w:rFonts w:ascii="Times New Roman" w:hAnsi="Times New Roman"/>
+                <w:b w:val="0"/>
+                <w:sz w:val="28"/>
               </w:rPr>
               <w:t>y3</w:t>
             </w:r>
@@ -6783,12 +8534,15 @@
           </w:tcPr>
           <w:p>
             <w:pPr>
-              <w:spacing w:after="60" w:before="60"/>
-            </w:pPr>
-            <w:r>
-              <w:rPr>
-                <w:rFonts w:ascii="Times New Roman" w:hAnsi="Times New Roman"/>
-                <w:sz w:val="20"/>
+              <w:keepNext/>
+              <w:spacing w:after="80" w:before="80" w:line="360" w:lineRule="auto"/>
+              <w:ind w:firstLine="0"/>
+            </w:pPr>
+            <w:r>
+              <w:rPr>
+                <w:rFonts w:ascii="Times New Roman" w:hAnsi="Times New Roman"/>
+                <w:b w:val="0"/>
+                <w:sz w:val="28"/>
               </w:rPr>
               <w:t>−</w:t>
             </w:r>
@@ -6800,12 +8554,15 @@
           </w:tcPr>
           <w:p>
             <w:pPr>
-              <w:spacing w:after="60" w:before="60"/>
-            </w:pPr>
-            <w:r>
-              <w:rPr>
-                <w:rFonts w:ascii="Times New Roman" w:hAnsi="Times New Roman"/>
-                <w:sz w:val="20"/>
+              <w:keepNext/>
+              <w:spacing w:after="80" w:before="80" w:line="360" w:lineRule="auto"/>
+              <w:ind w:firstLine="0"/>
+            </w:pPr>
+            <w:r>
+              <w:rPr>
+                <w:rFonts w:ascii="Times New Roman" w:hAnsi="Times New Roman"/>
+                <w:b w:val="0"/>
+                <w:sz w:val="28"/>
               </w:rPr>
               <w:t>−</w:t>
             </w:r>
@@ -6817,12 +8574,15 @@
           </w:tcPr>
           <w:p>
             <w:pPr>
-              <w:spacing w:after="60" w:before="60"/>
-            </w:pPr>
-            <w:r>
-              <w:rPr>
-                <w:rFonts w:ascii="Times New Roman" w:hAnsi="Times New Roman"/>
-                <w:sz w:val="20"/>
+              <w:keepNext/>
+              <w:spacing w:after="80" w:before="80" w:line="360" w:lineRule="auto"/>
+              <w:ind w:firstLine="0"/>
+            </w:pPr>
+            <w:r>
+              <w:rPr>
+                <w:rFonts w:ascii="Times New Roman" w:hAnsi="Times New Roman"/>
+                <w:b w:val="0"/>
+                <w:sz w:val="28"/>
               </w:rPr>
               <w:t>−</w:t>
             </w:r>
@@ -6834,12 +8594,15 @@
           </w:tcPr>
           <w:p>
             <w:pPr>
-              <w:spacing w:after="60" w:before="60"/>
-            </w:pPr>
-            <w:r>
-              <w:rPr>
-                <w:rFonts w:ascii="Times New Roman" w:hAnsi="Times New Roman"/>
-                <w:sz w:val="20"/>
+              <w:keepNext/>
+              <w:spacing w:after="80" w:before="80" w:line="360" w:lineRule="auto"/>
+              <w:ind w:firstLine="0"/>
+            </w:pPr>
+            <w:r>
+              <w:rPr>
+                <w:rFonts w:ascii="Times New Roman" w:hAnsi="Times New Roman"/>
+                <w:b w:val="0"/>
+                <w:sz w:val="28"/>
               </w:rPr>
               <w:t>−</w:t>
             </w:r>
@@ -6847,18 +8610,24 @@
         </w:tc>
       </w:tr>
       <w:tr>
-        <w:tc>
-          <w:tcPr>
-            <w:tcW w:type="dxa" w:w="1418"/>
-          </w:tcPr>
-          <w:p>
-            <w:pPr>
-              <w:spacing w:after="60" w:before="60"/>
-            </w:pPr>
-            <w:r>
-              <w:rPr>
-                <w:rFonts w:ascii="Times New Roman" w:hAnsi="Times New Roman"/>
-                <w:sz w:val="20"/>
+        <w:trPr>
+          <w:cantSplit/>
+        </w:trPr>
+        <w:tc>
+          <w:tcPr>
+            <w:tcW w:type="dxa" w:w="1418"/>
+          </w:tcPr>
+          <w:p>
+            <w:pPr>
+              <w:keepNext/>
+              <w:spacing w:after="80" w:before="80" w:line="360" w:lineRule="auto"/>
+              <w:ind w:firstLine="0"/>
+            </w:pPr>
+            <w:r>
+              <w:rPr>
+                <w:rFonts w:ascii="Times New Roman" w:hAnsi="Times New Roman"/>
+                <w:b w:val="0"/>
+                <w:sz w:val="28"/>
               </w:rPr>
               <w:t>16</w:t>
             </w:r>
@@ -6870,12 +8639,15 @@
           </w:tcPr>
           <w:p>
             <w:pPr>
-              <w:spacing w:after="60" w:before="60"/>
-            </w:pPr>
-            <w:r>
-              <w:rPr>
-                <w:rFonts w:ascii="Times New Roman" w:hAnsi="Times New Roman"/>
-                <w:sz w:val="20"/>
+              <w:keepNext/>
+              <w:spacing w:after="80" w:before="80" w:line="360" w:lineRule="auto"/>
+              <w:ind w:firstLine="0"/>
+            </w:pPr>
+            <w:r>
+              <w:rPr>
+                <w:rFonts w:ascii="Times New Roman" w:hAnsi="Times New Roman"/>
+                <w:b w:val="0"/>
+                <w:sz w:val="28"/>
               </w:rPr>
               <w:t>dcac</w:t>
             </w:r>
@@ -6887,12 +8659,15 @@
           </w:tcPr>
           <w:p>
             <w:pPr>
-              <w:spacing w:after="60" w:before="60"/>
-            </w:pPr>
-            <w:r>
-              <w:rPr>
-                <w:rFonts w:ascii="Times New Roman" w:hAnsi="Times New Roman"/>
-                <w:sz w:val="20"/>
+              <w:keepNext/>
+              <w:spacing w:after="80" w:before="80" w:line="360" w:lineRule="auto"/>
+              <w:ind w:firstLine="0"/>
+            </w:pPr>
+            <w:r>
+              <w:rPr>
+                <w:rFonts w:ascii="Times New Roman" w:hAnsi="Times New Roman"/>
+                <w:b w:val="0"/>
+                <w:sz w:val="28"/>
               </w:rPr>
               <w:t>y3</w:t>
             </w:r>
@@ -6904,12 +8679,15 @@
           </w:tcPr>
           <w:p>
             <w:pPr>
-              <w:spacing w:after="60" w:before="60"/>
-            </w:pPr>
-            <w:r>
-              <w:rPr>
-                <w:rFonts w:ascii="Times New Roman" w:hAnsi="Times New Roman"/>
-                <w:sz w:val="20"/>
+              <w:keepNext/>
+              <w:spacing w:after="80" w:before="80" w:line="360" w:lineRule="auto"/>
+              <w:ind w:firstLine="0"/>
+            </w:pPr>
+            <w:r>
+              <w:rPr>
+                <w:rFonts w:ascii="Times New Roman" w:hAnsi="Times New Roman"/>
+                <w:b w:val="0"/>
+                <w:sz w:val="28"/>
               </w:rPr>
               <w:t>−</w:t>
             </w:r>
@@ -6921,12 +8699,15 @@
           </w:tcPr>
           <w:p>
             <w:pPr>
-              <w:spacing w:after="60" w:before="60"/>
-            </w:pPr>
-            <w:r>
-              <w:rPr>
-                <w:rFonts w:ascii="Times New Roman" w:hAnsi="Times New Roman"/>
-                <w:sz w:val="20"/>
+              <w:keepNext/>
+              <w:spacing w:after="80" w:before="80" w:line="360" w:lineRule="auto"/>
+              <w:ind w:firstLine="0"/>
+            </w:pPr>
+            <w:r>
+              <w:rPr>
+                <w:rFonts w:ascii="Times New Roman" w:hAnsi="Times New Roman"/>
+                <w:b w:val="0"/>
+                <w:sz w:val="28"/>
               </w:rPr>
               <w:t>−</w:t>
             </w:r>
@@ -6938,12 +8719,15 @@
           </w:tcPr>
           <w:p>
             <w:pPr>
-              <w:spacing w:after="60" w:before="60"/>
-            </w:pPr>
-            <w:r>
-              <w:rPr>
-                <w:rFonts w:ascii="Times New Roman" w:hAnsi="Times New Roman"/>
-                <w:sz w:val="20"/>
+              <w:keepNext/>
+              <w:spacing w:after="80" w:before="80" w:line="360" w:lineRule="auto"/>
+              <w:ind w:firstLine="0"/>
+            </w:pPr>
+            <w:r>
+              <w:rPr>
+                <w:rFonts w:ascii="Times New Roman" w:hAnsi="Times New Roman"/>
+                <w:b w:val="0"/>
+                <w:sz w:val="28"/>
               </w:rPr>
               <w:t>−</w:t>
             </w:r>
@@ -6955,12 +8739,15 @@
           </w:tcPr>
           <w:p>
             <w:pPr>
-              <w:spacing w:after="60" w:before="60"/>
-            </w:pPr>
-            <w:r>
-              <w:rPr>
-                <w:rFonts w:ascii="Times New Roman" w:hAnsi="Times New Roman"/>
-                <w:sz w:val="20"/>
+              <w:keepNext/>
+              <w:spacing w:after="80" w:before="80" w:line="360" w:lineRule="auto"/>
+              <w:ind w:firstLine="0"/>
+            </w:pPr>
+            <w:r>
+              <w:rPr>
+                <w:rFonts w:ascii="Times New Roman" w:hAnsi="Times New Roman"/>
+                <w:b w:val="0"/>
+                <w:sz w:val="28"/>
               </w:rPr>
               <w:t>−</w:t>
             </w:r>
@@ -6968,18 +8755,24 @@
         </w:tc>
       </w:tr>
       <w:tr>
-        <w:tc>
-          <w:tcPr>
-            <w:tcW w:type="dxa" w:w="1418"/>
-          </w:tcPr>
-          <w:p>
-            <w:pPr>
-              <w:spacing w:after="60" w:before="60"/>
-            </w:pPr>
-            <w:r>
-              <w:rPr>
-                <w:rFonts w:ascii="Times New Roman" w:hAnsi="Times New Roman"/>
-                <w:sz w:val="20"/>
+        <w:trPr>
+          <w:cantSplit/>
+        </w:trPr>
+        <w:tc>
+          <w:tcPr>
+            <w:tcW w:type="dxa" w:w="1418"/>
+          </w:tcPr>
+          <w:p>
+            <w:pPr>
+              <w:keepNext/>
+              <w:spacing w:after="80" w:before="80" w:line="360" w:lineRule="auto"/>
+              <w:ind w:firstLine="0"/>
+            </w:pPr>
+            <w:r>
+              <w:rPr>
+                <w:rFonts w:ascii="Times New Roman" w:hAnsi="Times New Roman"/>
+                <w:b w:val="0"/>
+                <w:sz w:val="28"/>
               </w:rPr>
               <w:t>17</w:t>
             </w:r>
@@ -6991,12 +8784,15 @@
           </w:tcPr>
           <w:p>
             <w:pPr>
-              <w:spacing w:after="60" w:before="60"/>
-            </w:pPr>
-            <w:r>
-              <w:rPr>
-                <w:rFonts w:ascii="Times New Roman" w:hAnsi="Times New Roman"/>
-                <w:sz w:val="20"/>
+              <w:keepNext/>
+              <w:spacing w:after="80" w:before="80" w:line="360" w:lineRule="auto"/>
+              <w:ind w:firstLine="0"/>
+            </w:pPr>
+            <w:r>
+              <w:rPr>
+                <w:rFonts w:ascii="Times New Roman" w:hAnsi="Times New Roman"/>
+                <w:b w:val="0"/>
+                <w:sz w:val="28"/>
               </w:rPr>
               <w:t>dcaacda</w:t>
             </w:r>
@@ -7008,12 +8804,15 @@
           </w:tcPr>
           <w:p>
             <w:pPr>
-              <w:spacing w:after="60" w:before="60"/>
-            </w:pPr>
-            <w:r>
-              <w:rPr>
-                <w:rFonts w:ascii="Times New Roman" w:hAnsi="Times New Roman"/>
-                <w:sz w:val="20"/>
+              <w:keepNext/>
+              <w:spacing w:after="80" w:before="80" w:line="360" w:lineRule="auto"/>
+              <w:ind w:firstLine="0"/>
+            </w:pPr>
+            <w:r>
+              <w:rPr>
+                <w:rFonts w:ascii="Times New Roman" w:hAnsi="Times New Roman"/>
+                <w:b w:val="0"/>
+                <w:sz w:val="28"/>
               </w:rPr>
               <w:t>y3</w:t>
             </w:r>
@@ -7025,12 +8824,15 @@
           </w:tcPr>
           <w:p>
             <w:pPr>
-              <w:spacing w:after="60" w:before="60"/>
-            </w:pPr>
-            <w:r>
-              <w:rPr>
-                <w:rFonts w:ascii="Times New Roman" w:hAnsi="Times New Roman"/>
-                <w:sz w:val="20"/>
+              <w:keepNext/>
+              <w:spacing w:after="80" w:before="80" w:line="360" w:lineRule="auto"/>
+              <w:ind w:firstLine="0"/>
+            </w:pPr>
+            <w:r>
+              <w:rPr>
+                <w:rFonts w:ascii="Times New Roman" w:hAnsi="Times New Roman"/>
+                <w:b w:val="0"/>
+                <w:sz w:val="28"/>
               </w:rPr>
               <w:t>−</w:t>
             </w:r>
@@ -7042,12 +8844,15 @@
           </w:tcPr>
           <w:p>
             <w:pPr>
-              <w:spacing w:after="60" w:before="60"/>
-            </w:pPr>
-            <w:r>
-              <w:rPr>
-                <w:rFonts w:ascii="Times New Roman" w:hAnsi="Times New Roman"/>
-                <w:sz w:val="20"/>
+              <w:keepNext/>
+              <w:spacing w:after="80" w:before="80" w:line="360" w:lineRule="auto"/>
+              <w:ind w:firstLine="0"/>
+            </w:pPr>
+            <w:r>
+              <w:rPr>
+                <w:rFonts w:ascii="Times New Roman" w:hAnsi="Times New Roman"/>
+                <w:b w:val="0"/>
+                <w:sz w:val="28"/>
               </w:rPr>
               <w:t>−</w:t>
             </w:r>
@@ -7059,12 +8864,15 @@
           </w:tcPr>
           <w:p>
             <w:pPr>
-              <w:spacing w:after="60" w:before="60"/>
-            </w:pPr>
-            <w:r>
-              <w:rPr>
-                <w:rFonts w:ascii="Times New Roman" w:hAnsi="Times New Roman"/>
-                <w:sz w:val="20"/>
+              <w:keepNext/>
+              <w:spacing w:after="80" w:before="80" w:line="360" w:lineRule="auto"/>
+              <w:ind w:firstLine="0"/>
+            </w:pPr>
+            <w:r>
+              <w:rPr>
+                <w:rFonts w:ascii="Times New Roman" w:hAnsi="Times New Roman"/>
+                <w:b w:val="0"/>
+                <w:sz w:val="28"/>
               </w:rPr>
               <w:t>−</w:t>
             </w:r>
@@ -7076,12 +8884,15 @@
           </w:tcPr>
           <w:p>
             <w:pPr>
-              <w:spacing w:after="60" w:before="60"/>
-            </w:pPr>
-            <w:r>
-              <w:rPr>
-                <w:rFonts w:ascii="Times New Roman" w:hAnsi="Times New Roman"/>
-                <w:sz w:val="20"/>
+              <w:keepNext/>
+              <w:spacing w:after="80" w:before="80" w:line="360" w:lineRule="auto"/>
+              <w:ind w:firstLine="0"/>
+            </w:pPr>
+            <w:r>
+              <w:rPr>
+                <w:rFonts w:ascii="Times New Roman" w:hAnsi="Times New Roman"/>
+                <w:b w:val="0"/>
+                <w:sz w:val="28"/>
               </w:rPr>
               <w:t>−</w:t>
             </w:r>
@@ -7089,18 +8900,24 @@
         </w:tc>
       </w:tr>
       <w:tr>
-        <w:tc>
-          <w:tcPr>
-            <w:tcW w:type="dxa" w:w="1418"/>
-          </w:tcPr>
-          <w:p>
-            <w:pPr>
-              <w:spacing w:after="60" w:before="60"/>
-            </w:pPr>
-            <w:r>
-              <w:rPr>
-                <w:rFonts w:ascii="Times New Roman" w:hAnsi="Times New Roman"/>
-                <w:sz w:val="20"/>
+        <w:trPr>
+          <w:cantSplit/>
+        </w:trPr>
+        <w:tc>
+          <w:tcPr>
+            <w:tcW w:type="dxa" w:w="1418"/>
+          </w:tcPr>
+          <w:p>
+            <w:pPr>
+              <w:keepNext w:val="0"/>
+              <w:spacing w:after="80" w:before="80" w:line="360" w:lineRule="auto"/>
+              <w:ind w:firstLine="0"/>
+            </w:pPr>
+            <w:r>
+              <w:rPr>
+                <w:rFonts w:ascii="Times New Roman" w:hAnsi="Times New Roman"/>
+                <w:b w:val="0"/>
+                <w:sz w:val="28"/>
               </w:rPr>
               <w:t>18</w:t>
             </w:r>
@@ -7112,12 +8929,15 @@
           </w:tcPr>
           <w:p>
             <w:pPr>
-              <w:spacing w:after="60" w:before="60"/>
-            </w:pPr>
-            <w:r>
-              <w:rPr>
-                <w:rFonts w:ascii="Times New Roman" w:hAnsi="Times New Roman"/>
-                <w:sz w:val="20"/>
+              <w:keepNext w:val="0"/>
+              <w:spacing w:after="80" w:before="80" w:line="360" w:lineRule="auto"/>
+              <w:ind w:firstLine="0"/>
+            </w:pPr>
+            <w:r>
+              <w:rPr>
+                <w:rFonts w:ascii="Times New Roman" w:hAnsi="Times New Roman"/>
+                <w:b w:val="0"/>
+                <w:sz w:val="28"/>
               </w:rPr>
               <w:t>abcdca</w:t>
             </w:r>
@@ -7129,12 +8949,15 @@
           </w:tcPr>
           <w:p>
             <w:pPr>
-              <w:spacing w:after="60" w:before="60"/>
-            </w:pPr>
-            <w:r>
-              <w:rPr>
-                <w:rFonts w:ascii="Times New Roman" w:hAnsi="Times New Roman"/>
-                <w:sz w:val="20"/>
+              <w:keepNext w:val="0"/>
+              <w:spacing w:after="80" w:before="80" w:line="360" w:lineRule="auto"/>
+              <w:ind w:firstLine="0"/>
+            </w:pPr>
+            <w:r>
+              <w:rPr>
+                <w:rFonts w:ascii="Times New Roman" w:hAnsi="Times New Roman"/>
+                <w:b w:val="0"/>
+                <w:sz w:val="28"/>
               </w:rPr>
               <w:t>y3</w:t>
             </w:r>
@@ -7146,12 +8969,15 @@
           </w:tcPr>
           <w:p>
             <w:pPr>
-              <w:spacing w:after="60" w:before="60"/>
-            </w:pPr>
-            <w:r>
-              <w:rPr>
-                <w:rFonts w:ascii="Times New Roman" w:hAnsi="Times New Roman"/>
-                <w:sz w:val="20"/>
+              <w:keepNext w:val="0"/>
+              <w:spacing w:after="80" w:before="80" w:line="360" w:lineRule="auto"/>
+              <w:ind w:firstLine="0"/>
+            </w:pPr>
+            <w:r>
+              <w:rPr>
+                <w:rFonts w:ascii="Times New Roman" w:hAnsi="Times New Roman"/>
+                <w:b w:val="0"/>
+                <w:sz w:val="28"/>
               </w:rPr>
               <w:t>−</w:t>
             </w:r>
@@ -7163,12 +8989,15 @@
           </w:tcPr>
           <w:p>
             <w:pPr>
-              <w:spacing w:after="60" w:before="60"/>
-            </w:pPr>
-            <w:r>
-              <w:rPr>
-                <w:rFonts w:ascii="Times New Roman" w:hAnsi="Times New Roman"/>
-                <w:sz w:val="20"/>
+              <w:keepNext w:val="0"/>
+              <w:spacing w:after="80" w:before="80" w:line="360" w:lineRule="auto"/>
+              <w:ind w:firstLine="0"/>
+            </w:pPr>
+            <w:r>
+              <w:rPr>
+                <w:rFonts w:ascii="Times New Roman" w:hAnsi="Times New Roman"/>
+                <w:b w:val="0"/>
+                <w:sz w:val="28"/>
               </w:rPr>
               <w:t>−</w:t>
             </w:r>
@@ -7180,12 +9009,15 @@
           </w:tcPr>
           <w:p>
             <w:pPr>
-              <w:spacing w:after="60" w:before="60"/>
-            </w:pPr>
-            <w:r>
-              <w:rPr>
-                <w:rFonts w:ascii="Times New Roman" w:hAnsi="Times New Roman"/>
-                <w:sz w:val="20"/>
+              <w:keepNext w:val="0"/>
+              <w:spacing w:after="80" w:before="80" w:line="360" w:lineRule="auto"/>
+              <w:ind w:firstLine="0"/>
+            </w:pPr>
+            <w:r>
+              <w:rPr>
+                <w:rFonts w:ascii="Times New Roman" w:hAnsi="Times New Roman"/>
+                <w:b w:val="0"/>
+                <w:sz w:val="28"/>
               </w:rPr>
               <w:t>−</w:t>
             </w:r>
@@ -7197,12 +9029,15 @@
           </w:tcPr>
           <w:p>
             <w:pPr>
-              <w:spacing w:after="60" w:before="60"/>
-            </w:pPr>
-            <w:r>
-              <w:rPr>
-                <w:rFonts w:ascii="Times New Roman" w:hAnsi="Times New Roman"/>
-                <w:sz w:val="20"/>
+              <w:keepNext w:val="0"/>
+              <w:spacing w:after="80" w:before="80" w:line="360" w:lineRule="auto"/>
+              <w:ind w:firstLine="0"/>
+            </w:pPr>
+            <w:r>
+              <w:rPr>
+                <w:rFonts w:ascii="Times New Roman" w:hAnsi="Times New Roman"/>
+                <w:b w:val="0"/>
+                <w:sz w:val="28"/>
               </w:rPr>
               <w:t>−</w:t>
             </w:r>
@@ -7212,187 +9047,439 @@
     </w:tbl>
     <w:p>
       <w:pPr>
-        <w:spacing w:line="276" w:lineRule="auto" w:after="120"/>
+        <w:keepNext w:val="0"/>
+        <w:widowControl/>
+        <w:spacing w:line="360" w:lineRule="auto"/>
+        <w:ind w:firstLine="709"/>
+        <w:jc w:val="both"/>
+        <w:rPr>
+          <w:color w:val="000000" w:themeColor="text1"/>
+          <w:sz w:val="28"/>
+          <w:szCs w:val="28"/>
+        </w:rPr>
       </w:pPr>
       <w:r>
         <w:rPr>
           <w:rFonts w:ascii="Times New Roman" w:hAnsi="Times New Roman"/>
           <w:b w:val="0"/>
-          <w:sz w:val="24"/>
-        </w:rPr>
-        <w:t>Дополнительно независимый программный перебор проверил все 5461 слов длиной от 0 до 6 над Σ: результат каждого из четырёх распознавателей совпал с прямой проверкой соседей всех букв c. Для грамматик использован поиск левосторонних выводов, для МПА — поиск конфигураций (состояние, позиция входа, стек). Проверка МПА моделирует недетерминизм, а не только заранее выбранную успешную ветвь.</w:t>
-      </w:r>
-    </w:p>
-    <w:p>
-      <w:pPr>
-        <w:spacing w:line="276" w:lineRule="auto" w:after="120"/>
+          <w:sz w:val="28"/>
+        </w:rPr>
+        <w:t>Дополнительно программно проверены все 5461 слово длиной от 0 до 6 над Σ. Для каждого слова результаты моделей совпали с прямой проверкой соседей всех букв c. Программная проверка дополняет зафиксированные результаты JFLAP.</w:t>
+      </w:r>
+    </w:p>
+    <w:p>
+      <w:pPr>
+        <w:keepNext w:val="0"/>
+        <w:widowControl/>
+        <w:spacing w:line="360" w:lineRule="auto"/>
+        <w:ind w:firstLine="709"/>
+        <w:jc w:val="both"/>
+        <w:rPr>
+          <w:color w:val="000000" w:themeColor="text1"/>
+          <w:sz w:val="28"/>
+          <w:szCs w:val="28"/>
+        </w:rPr>
       </w:pPr>
       <w:r>
         <w:rPr>
           <w:rFonts w:ascii="Times New Roman" w:hAnsi="Times New Roman"/>
           <w:b w:val="0"/>
-          <w:sz w:val="24"/>
-        </w:rPr>
-        <w:t>Перебор проверяет реализации на указанном конечном наборе. Эквивалентность для слов любой длины следует из преобразований правил и доказательства языка в разделе 2.1.</w:t>
-      </w:r>
-    </w:p>
-    <w:p>
-      <w:pPr>
-        <w:spacing w:line="276" w:lineRule="auto" w:after="120"/>
+          <w:sz w:val="28"/>
+        </w:rPr>
+        <w:t>Перебор проверяет реализации на указанном конечном наборе. Эквивалентность для слов любой длины следует из преобразований правил и доказательства языка в разделе 2.1. В данной сборке JFLAP Brute Force Parse не запускает разбор пустого поля. Поэтому на снимках проверки грамматик показаны 17 непустых тестов; принадлежность λ следует из S → λ (для G′: S → E → λ) и подтверждена автоматами.</w:t>
+      </w:r>
+    </w:p>
+    <w:p>
+      <w:pPr>
+        <w:spacing w:line="360" w:lineRule="auto"/>
+        <w:ind w:firstLine="709"/>
+        <w:jc w:val="both"/>
       </w:pPr>
       <w:r>
         <w:rPr>
           <w:rFonts w:ascii="Times New Roman" w:hAnsi="Times New Roman"/>
           <w:b w:val="0"/>
-          <w:sz w:val="24"/>
-        </w:rPr>
-        <w:t>Проверки выполнены программно по сохранённым моделям. Интерфейс JFLAP в этой среде не запускался; рисунки являются графами и деревьями моделей, а не снимками рабочих окон. Фактические результаты GUI и снимки окон в отчёте не заявляются.</w:t>
-      </w:r>
-    </w:p>
-    <w:p>
-      <w:r>
-        <w:br w:type="page"/>
-      </w:r>
-    </w:p>
-    <w:p>
-      <w:pPr>
-        <w:spacing w:line="276" w:lineRule="auto" w:after="120"/>
+          <w:sz w:val="28"/>
+        </w:rPr>
+        <w:t>Проверка выполнена в графическом интерфейсе JFLAP 7.0 на основе jflaplib-core 1.3. В Multiple Run и Multiple Brute Force Parse нажата кнопка Run Inputs. Ниже приведены фактические результаты; пустая строка в начале таблиц автоматов — тест λ.</w:t>
+      </w:r>
+    </w:p>
+    <w:p>
+      <w:pPr>
+        <w:keepNext/>
+        <w:spacing w:after="0" w:line="240" w:lineRule="auto"/>
+        <w:jc w:val="center"/>
+      </w:pPr>
+      <w:r>
+        <w:drawing>
+          <wp:inline xmlns:a="http://schemas.openxmlformats.org/drawingml/2006/main" xmlns:pic="http://schemas.openxmlformats.org/drawingml/2006/picture">
+            <wp:extent cx="6192000" cy="4460339"/>
+            <wp:docPr id="14" name="Picture 14"/>
+            <wp:cNvGraphicFramePr>
+              <a:graphicFrameLocks noChangeAspect="1"/>
+            </wp:cNvGraphicFramePr>
+            <a:graphic>
+              <a:graphicData uri="http://schemas.openxmlformats.org/drawingml/2006/picture">
+                <pic:pic>
+                  <pic:nvPicPr>
+                    <pic:cNvPr id="0" name="05_fa_tests.png"/>
+                    <pic:cNvPicPr/>
+                  </pic:nvPicPr>
+                  <pic:blipFill>
+                    <a:blip r:embed="rId28"/>
+                    <a:stretch>
+                      <a:fillRect/>
+                    </a:stretch>
+                  </pic:blipFill>
+                  <pic:spPr>
+                    <a:xfrm>
+                      <a:off x="0" y="0"/>
+                      <a:ext cx="6192000" cy="4460339"/>
+                    </a:xfrm>
+                    <a:prstGeom prst="rect"/>
+                  </pic:spPr>
+                </pic:pic>
+              </a:graphicData>
+            </a:graphic>
+          </wp:inline>
+        </w:drawing>
+      </w:r>
+    </w:p>
+    <w:p>
+      <w:pPr>
+        <w:spacing w:line="360" w:lineRule="auto" w:after="160"/>
+        <w:ind w:firstLine="0"/>
+        <w:jc w:val="center"/>
+      </w:pPr>
+      <w:r>
+        <w:rPr>
+          <w:rFonts w:ascii="Times New Roman" w:hAnsi="Times New Roman"/>
+          <w:b w:val="0"/>
+          <w:sz w:val="28"/>
+        </w:rPr>
+        <w:t>Рисунок 11 — Исходный КА: результаты Multiple Run</w:t>
+      </w:r>
+    </w:p>
+    <w:p>
+      <w:pPr>
+        <w:keepNext/>
+        <w:spacing w:after="0" w:line="240" w:lineRule="auto"/>
+        <w:jc w:val="center"/>
+      </w:pPr>
+      <w:r>
+        <w:drawing>
+          <wp:inline xmlns:a="http://schemas.openxmlformats.org/drawingml/2006/main" xmlns:pic="http://schemas.openxmlformats.org/drawingml/2006/picture">
+            <wp:extent cx="6192000" cy="4460339"/>
+            <wp:docPr id="15" name="Picture 15"/>
+            <wp:cNvGraphicFramePr>
+              <a:graphicFrameLocks noChangeAspect="1"/>
+            </wp:cNvGraphicFramePr>
+            <a:graphic>
+              <a:graphicData uri="http://schemas.openxmlformats.org/drawingml/2006/picture">
+                <pic:pic>
+                  <pic:nvPicPr>
+                    <pic:cNvPr id="0" name="06_grammar_tests.png"/>
+                    <pic:cNvPicPr/>
+                  </pic:nvPicPr>
+                  <pic:blipFill>
+                    <a:blip r:embed="rId29"/>
+                    <a:stretch>
+                      <a:fillRect/>
+                    </a:stretch>
+                  </pic:blipFill>
+                  <pic:spPr>
+                    <a:xfrm>
+                      <a:off x="0" y="0"/>
+                      <a:ext cx="6192000" cy="4460339"/>
+                    </a:xfrm>
+                    <a:prstGeom prst="rect"/>
+                  </pic:spPr>
+                </pic:pic>
+              </a:graphicData>
+            </a:graphic>
+          </wp:inline>
+        </w:drawing>
+      </w:r>
+    </w:p>
+    <w:p>
+      <w:pPr>
+        <w:spacing w:line="360" w:lineRule="auto" w:after="160"/>
+        <w:ind w:firstLine="0"/>
+        <w:jc w:val="center"/>
+      </w:pPr>
+      <w:r>
+        <w:rPr>
+          <w:rFonts w:ascii="Times New Roman" w:hAnsi="Times New Roman"/>
+          <w:b w:val="0"/>
+          <w:sz w:val="28"/>
+        </w:rPr>
+        <w:t>Рисунок 12 — Ручная грамматика: результаты Multiple Brute Force Parse</w:t>
+      </w:r>
+    </w:p>
+    <w:p>
+      <w:pPr>
+        <w:keepNext/>
+        <w:spacing w:after="0" w:line="240" w:lineRule="auto"/>
+        <w:jc w:val="center"/>
+      </w:pPr>
+      <w:r>
+        <w:drawing>
+          <wp:inline xmlns:a="http://schemas.openxmlformats.org/drawingml/2006/main" xmlns:pic="http://schemas.openxmlformats.org/drawingml/2006/picture">
+            <wp:extent cx="6192000" cy="4460339"/>
+            <wp:docPr id="16" name="Picture 16"/>
+            <wp:cNvGraphicFramePr>
+              <a:graphicFrameLocks noChangeAspect="1"/>
+            </wp:cNvGraphicFramePr>
+            <a:graphic>
+              <a:graphicData uri="http://schemas.openxmlformats.org/drawingml/2006/picture">
+                <pic:pic>
+                  <pic:nvPicPr>
+                    <pic:cNvPr id="0" name="14_auto_grammar_tests.png"/>
+                    <pic:cNvPicPr/>
+                  </pic:nvPicPr>
+                  <pic:blipFill>
+                    <a:blip r:embed="rId30"/>
+                    <a:stretch>
+                      <a:fillRect/>
+                    </a:stretch>
+                  </pic:blipFill>
+                  <pic:spPr>
+                    <a:xfrm>
+                      <a:off x="0" y="0"/>
+                      <a:ext cx="6192000" cy="4460339"/>
+                    </a:xfrm>
+                    <a:prstGeom prst="rect"/>
+                  </pic:spPr>
+                </pic:pic>
+              </a:graphicData>
+            </a:graphic>
+          </wp:inline>
+        </w:drawing>
+      </w:r>
+    </w:p>
+    <w:p>
+      <w:pPr>
+        <w:spacing w:line="360" w:lineRule="auto" w:after="160"/>
+        <w:ind w:firstLine="0"/>
+        <w:jc w:val="center"/>
+      </w:pPr>
+      <w:r>
+        <w:rPr>
+          <w:rFonts w:ascii="Times New Roman" w:hAnsi="Times New Roman"/>
+          <w:b w:val="0"/>
+          <w:sz w:val="28"/>
+        </w:rPr>
+        <w:t>Рисунок 13 — Грамматика после автоконверсии: результаты проверки</w:t>
+      </w:r>
+    </w:p>
+    <w:p>
+      <w:pPr>
+        <w:keepNext/>
+        <w:spacing w:after="0" w:line="240" w:lineRule="auto"/>
+        <w:jc w:val="center"/>
+      </w:pPr>
+      <w:r>
+        <w:drawing>
+          <wp:inline xmlns:a="http://schemas.openxmlformats.org/drawingml/2006/main" xmlns:pic="http://schemas.openxmlformats.org/drawingml/2006/picture">
+            <wp:extent cx="6192000" cy="4460339"/>
+            <wp:docPr id="17" name="Picture 17"/>
+            <wp:cNvGraphicFramePr>
+              <a:graphicFrameLocks noChangeAspect="1"/>
+            </wp:cNvGraphicFramePr>
+            <a:graphic>
+              <a:graphicData uri="http://schemas.openxmlformats.org/drawingml/2006/picture">
+                <pic:pic>
+                  <pic:nvPicPr>
+                    <pic:cNvPr id="0" name="11_pda_tests.png"/>
+                    <pic:cNvPicPr/>
+                  </pic:nvPicPr>
+                  <pic:blipFill>
+                    <a:blip r:embed="rId31"/>
+                    <a:stretch>
+                      <a:fillRect/>
+                    </a:stretch>
+                  </pic:blipFill>
+                  <pic:spPr>
+                    <a:xfrm>
+                      <a:off x="0" y="0"/>
+                      <a:ext cx="6192000" cy="4460339"/>
+                    </a:xfrm>
+                    <a:prstGeom prst="rect"/>
+                  </pic:spPr>
+                </pic:pic>
+              </a:graphicData>
+            </a:graphic>
+          </wp:inline>
+        </w:drawing>
+      </w:r>
+    </w:p>
+    <w:p>
+      <w:pPr>
+        <w:spacing w:line="360" w:lineRule="auto" w:after="160"/>
+        <w:ind w:firstLine="0"/>
+        <w:jc w:val="center"/>
+      </w:pPr>
+      <w:r>
+        <w:rPr>
+          <w:rFonts w:ascii="Times New Roman" w:hAnsi="Times New Roman"/>
+          <w:b w:val="0"/>
+          <w:sz w:val="28"/>
+        </w:rPr>
+        <w:t>Рисунок 14 — МП-автомат: результаты Multiple Run</w:t>
+      </w:r>
+    </w:p>
+    <w:p>
+      <w:pPr>
+        <w:pStyle w:val="1"/>
+        <w:keepNext/>
+        <w:widowControl/>
+        <w:spacing w:line="360" w:lineRule="auto"/>
+        <w:ind w:left="0" w:firstLine="709"/>
+        <w:rPr>
+          <w:color w:val="000000" w:themeColor="text1"/>
+        </w:rPr>
       </w:pPr>
       <w:r>
         <w:rPr>
           <w:rFonts w:ascii="Times New Roman" w:hAnsi="Times New Roman"/>
           <w:b/>
-          <w:sz w:val="24"/>
-        </w:rPr>
-        <w:t>8 Воспроизведение проверки в JFLAP</w:t>
-      </w:r>
-    </w:p>
-    <w:p>
-      <w:pPr>
-        <w:spacing w:line="276" w:lineRule="auto" w:after="120"/>
+          <w:sz w:val="28"/>
+        </w:rPr>
+        <w:t>8 Результаты моделирования в JFLAP</w:t>
+      </w:r>
+    </w:p>
+    <w:p>
+      <w:pPr>
+        <w:spacing w:line="360" w:lineRule="auto"/>
+        <w:ind w:firstLine="709"/>
+        <w:jc w:val="both"/>
       </w:pPr>
       <w:r>
         <w:rPr>
           <w:rFonts w:ascii="Times New Roman" w:hAnsi="Times New Roman"/>
           <w:b w:val="0"/>
-          <w:sz w:val="24"/>
-        </w:rPr>
-        <w:t>1. Открыть 01_грамматика.jff через File → Open. Убедиться, что первой стоит продукция с S. В Input → Brute Force Parser ввести dca, нажать Start и просмотреть вывод. Повторить для dcadca, dc и пустого поля ввода. Зафиксировать дерево принятого слова и результат отказа.</w:t>
-      </w:r>
-    </w:p>
-    <w:p>
-      <w:pPr>
-        <w:spacing w:line="276" w:lineRule="auto" w:after="120"/>
+          <w:sz w:val="28"/>
+        </w:rPr>
+        <w:t>Через Brute Force Parse получен полный вывод dcadca и зафиксирован отказ для dc. Через Show All и Export выполнены оба преобразования. Для МПА выбран режим принятия Final State; в Step by State проверены слова dca и dc. При пошаговом разборе оставлялась исследуемая ветвь, остальные конфигурации удалялись кнопкой Remove. Итоговый Multiple Run проверял все ветви автоматически.</w:t>
+      </w:r>
+    </w:p>
+    <w:p>
+      <w:pPr>
+        <w:spacing w:line="360" w:lineRule="auto"/>
+        <w:ind w:firstLine="709"/>
+        <w:jc w:val="both"/>
       </w:pPr>
       <w:r>
         <w:rPr>
           <w:rFonts w:ascii="Times New Roman" w:hAnsi="Times New Roman"/>
           <w:b w:val="0"/>
-          <w:sz w:val="24"/>
-        </w:rPr>
-        <w:t>2. Для открытой грамматики выбрать Convert → Convert Right-Linear Grammar to FA → Show All → Export. Сравнить результат с моделью 03: буквенные переходы совпадают с таблицей, λ-переходы соединяют S, A, C, D с общим финалом. Имена и расположение состояний могут отличаться.</w:t>
-      </w:r>
-    </w:p>
-    <w:p>
-      <w:pPr>
-        <w:spacing w:line="276" w:lineRule="auto" w:after="120"/>
+          <w:sz w:val="28"/>
+        </w:rPr>
+        <w:t>Для dca после dc стек содержит B$ и остаток входа a. Замена B → aC и сопоставление a приводят к C$; применение C → λ и снятие $ завершают принятие. Для dc та же замена создаёт aC$ при пустом входе, поэтому ветвь блокируется и слово отвергается.</w:t>
+      </w:r>
+    </w:p>
+    <w:p>
+      <w:pPr>
+        <w:pStyle w:val="1"/>
+        <w:keepNext/>
+        <w:widowControl/>
+        <w:spacing w:line="360" w:lineRule="auto"/>
+        <w:ind w:left="0" w:firstLine="709"/>
+        <w:rPr>
+          <w:color w:val="000000" w:themeColor="text1"/>
+        </w:rPr>
+      </w:pPr>
+      <w:r>
+        <w:rPr>
+          <w:rFonts w:ascii="Times New Roman" w:hAnsi="Times New Roman"/>
+          <w:b/>
+          <w:sz w:val="28"/>
+        </w:rPr>
+        <w:t>Выводы</w:t>
+      </w:r>
+    </w:p>
+    <w:p>
+      <w:pPr>
+        <w:keepNext w:val="0"/>
+        <w:widowControl/>
+        <w:spacing w:line="360" w:lineRule="auto"/>
+        <w:ind w:firstLine="709"/>
+        <w:jc w:val="both"/>
+        <w:rPr>
+          <w:color w:val="000000" w:themeColor="text1"/>
+          <w:sz w:val="28"/>
+          <w:szCs w:val="28"/>
+        </w:rPr>
       </w:pPr>
       <w:r>
         <w:rPr>
           <w:rFonts w:ascii="Times New Roman" w:hAnsi="Times New Roman"/>
           <w:b w:val="0"/>
-          <w:sz w:val="24"/>
-        </w:rPr>
-        <w:t>3. Открыть 02_исходный_КА.jff и полученный КА. В Input → Multiple Run ввести слова из таблицы. Пустое слово задаётся пустым полем, символ λ буквально не вводится. Проверить совпадение принятия и отказа.</w:t>
-      </w:r>
-    </w:p>
-    <w:p>
-      <w:pPr>
-        <w:spacing w:line="276" w:lineRule="auto" w:after="120"/>
+          <w:sz w:val="28"/>
+        </w:rPr>
+        <w:t>Для варианта 13 построена праволинейная КС-грамматика языка, в котором каждая c находится между d и a. В графическом JFLAP выполнены преобразования грамматики в КА и КА обратно в грамматику, построен и проверен МП-автомат. Получены настоящие снимки рабочих окон, дерева вывода, результатов и содержимого стека.</w:t>
+      </w:r>
+    </w:p>
+    <w:p>
+      <w:pPr>
+        <w:keepNext w:val="0"/>
+        <w:widowControl/>
+        <w:spacing w:line="360" w:lineRule="auto"/>
+        <w:ind w:firstLine="709"/>
+        <w:jc w:val="both"/>
+        <w:rPr>
+          <w:color w:val="000000" w:themeColor="text1"/>
+          <w:sz w:val="28"/>
+          <w:szCs w:val="28"/>
+        </w:rPr>
       </w:pPr>
       <w:r>
         <w:rPr>
           <w:rFonts w:ascii="Times New Roman" w:hAnsi="Times New Roman"/>
           <w:b w:val="0"/>
-          <w:sz w:val="24"/>
-        </w:rPr>
-        <w:t>4. Для обратного преобразования полученного КА использовать Convert → Convert to Grammar. Сравнить правила с 04_грамматика_из_КА.jff с учётом переименования нетерминалов. Проверить те же слова через Brute Force Parser.</w:t>
-      </w:r>
-    </w:p>
-    <w:p>
-      <w:pPr>
-        <w:spacing w:line="276" w:lineRule="auto" w:after="120"/>
+          <w:sz w:val="28"/>
+        </w:rPr>
+        <w:t>Все модели совпали на контрольных словах: корректные слова принимаются, ошибочные отвергаются. Дополнительный программный перебор 5461 слова длиной до 6 подтвердил совпадение с прямой проверкой условия. Разбор стека показывает, почему после dc требуется a; преждевременное завершение ветви не принимает непрочитанный остаток.</w:t>
+      </w:r>
+    </w:p>
+    <w:p>
+      <w:pPr>
+        <w:pStyle w:val="1"/>
+        <w:keepNext/>
+        <w:widowControl/>
+        <w:spacing w:line="360" w:lineRule="auto"/>
+        <w:ind w:left="0" w:firstLine="709"/>
+        <w:rPr>
+          <w:color w:val="000000" w:themeColor="text1"/>
+        </w:rPr>
+      </w:pPr>
+      <w:r>
+        <w:rPr>
+          <w:rFonts w:ascii="Times New Roman" w:hAnsi="Times New Roman"/>
+          <w:b/>
+          <w:sz w:val="28"/>
+        </w:rPr>
+        <w:t>Использованные материалы</w:t>
+      </w:r>
+    </w:p>
+    <w:p>
+      <w:pPr>
+        <w:keepNext w:val="0"/>
+        <w:widowControl/>
+        <w:spacing w:line="360" w:lineRule="auto"/>
+        <w:ind w:firstLine="709"/>
+        <w:jc w:val="both"/>
+        <w:rPr>
+          <w:color w:val="000000" w:themeColor="text1"/>
+          <w:sz w:val="28"/>
+          <w:szCs w:val="28"/>
+        </w:rPr>
       </w:pPr>
       <w:r>
         <w:rPr>
           <w:rFonts w:ascii="Times New Roman" w:hAnsi="Times New Roman"/>
           <w:b w:val="0"/>
-          <w:sz w:val="24"/>
-        </w:rPr>
-        <w:t>5. Открыть 05_МП_автомат.jff. Запустить Multiple Run на тех же входах, затем пошаговый разбор dca и dc. Сравнить стек с разделом 6. Для принятия требуется полный разбор входа и достижение accept. Сохранить снимки общего графа, результатов и конфигураций стека, если они требуются преподавателем.</w:t>
-      </w:r>
-    </w:p>
-    <w:p>
-      <w:pPr>
-        <w:spacing w:line="276" w:lineRule="auto" w:after="120"/>
-      </w:pPr>
-      <w:r>
-        <w:rPr>
-          <w:rFonts w:ascii="Times New Roman" w:hAnsi="Times New Roman"/>
-          <w:b/>
-          <w:sz w:val="24"/>
-        </w:rPr>
-        <w:t>Выводы</w:t>
-      </w:r>
-    </w:p>
-    <w:p>
-      <w:pPr>
-        <w:spacing w:line="276" w:lineRule="auto" w:after="120"/>
-      </w:pPr>
-      <w:r>
-        <w:rPr>
-          <w:rFonts w:ascii="Times New Roman" w:hAnsi="Times New Roman"/>
-          <w:b w:val="0"/>
-          <w:sz w:val="24"/>
-        </w:rPr>
-        <w:t>Для варианта 13 построена праволинейная КС-грамматика, распознающая слова, в которых каждая c находится между d и a. На основе автомата ЛР2 получен конечный распознаватель; выполнены программные преобразования грамматики в КА и КА обратно в грамматику. По правилам грамматики построен недетерминированный МП-автомат.</w:t>
-      </w:r>
-    </w:p>
-    <w:p>
-      <w:pPr>
-        <w:spacing w:line="276" w:lineRule="auto" w:after="120"/>
-      </w:pPr>
-      <w:r>
-        <w:rPr>
-          <w:rFonts w:ascii="Times New Roman" w:hAnsi="Times New Roman"/>
-          <w:b w:val="0"/>
-          <w:sz w:val="24"/>
-        </w:rPr>
-        <w:t>Все четыре модели дали одинаковые результаты для 18 контрольных слов и при полном переборе 5461 слов длиной до 6. Разбор стека показывает, почему после dc обязательно требуется a и почему преждевременное завершение ветви не принимает непрочитанный остаток входа. Подготовлены файлы для воспроизведения проверки в JFLAP.</w:t>
-      </w:r>
-    </w:p>
-    <w:p>
-      <w:pPr>
-        <w:spacing w:line="276" w:lineRule="auto" w:after="120"/>
-      </w:pPr>
-      <w:r>
-        <w:rPr>
-          <w:rFonts w:ascii="Times New Roman" w:hAnsi="Times New Roman"/>
-          <w:b/>
-          <w:sz w:val="24"/>
-        </w:rPr>
-        <w:t>Использованные материалы</w:t>
-      </w:r>
-    </w:p>
-    <w:p>
-      <w:pPr>
-        <w:spacing w:line="276" w:lineRule="auto" w:after="120"/>
-      </w:pPr>
-      <w:r>
-        <w:rPr>
-          <w:rFonts w:ascii="Times New Roman" w:hAnsi="Times New Roman"/>
-          <w:b w:val="0"/>
-          <w:sz w:val="24"/>
+          <w:sz w:val="28"/>
         </w:rPr>
         <w:t>1. Григорьева Т. Н., Исаков. Учебно-методические материалы из предоставленного PDF: с. 29, 33–37, 48; лабораторная работа 3 — с. 36–37.</w:t>
         <w:br/>

--- a/theory_automata_lab3/report_lab3_variant13.docx
+++ b/theory_automata_lab3/report_lab3_variant13.docx
@@ -1300,7 +1300,6 @@
       <w:pPr>
         <w:pStyle w:val="1"/>
         <w:keepNext/>
-        <w:widowControl/>
         <w:spacing w:line="360" w:lineRule="auto"/>
         <w:ind w:left="0" w:firstLine="709"/>
         <w:rPr>
@@ -1320,7 +1319,6 @@
       <w:pPr>
         <w:pStyle w:val="1"/>
         <w:keepNext/>
-        <w:widowControl/>
         <w:spacing w:line="360" w:lineRule="auto"/>
         <w:ind w:left="0" w:firstLine="709"/>
         <w:rPr>
@@ -1340,7 +1338,6 @@
       <w:pPr>
         <w:pStyle w:val="1"/>
         <w:keepNext/>
-        <w:widowControl/>
         <w:spacing w:line="360" w:lineRule="auto"/>
         <w:ind w:left="0" w:firstLine="709"/>
         <w:rPr>
@@ -1359,7 +1356,6 @@
     <w:p>
       <w:pPr>
         <w:keepNext w:val="0"/>
-        <w:widowControl/>
         <w:spacing w:line="360" w:lineRule="auto"/>
         <w:ind w:firstLine="709"/>
         <w:jc w:val="both"/>
@@ -1375,14 +1371,13 @@
           <w:b w:val="0"/>
           <w:sz w:val="28"/>
         </w:rPr>
-        <w:t>По результатам лабораторной работы № 2 для варианта 13 построить КС-грамматику, эквивалентный конечный распознаватель и МП-автомат; сравнить результаты распознавания и разобрать изменение стека.</w:t>
+        <w:t>По автомату из лабораторной работы № 2 построить КС-грамматику и МП-автомат, проверить их в JFLAP и сравнить результаты распознавания.</w:t>
       </w:r>
     </w:p>
     <w:p>
       <w:pPr>
         <w:pStyle w:val="1"/>
         <w:keepNext/>
-        <w:widowControl/>
         <w:spacing w:line="360" w:lineRule="auto"/>
         <w:ind w:left="0" w:firstLine="709"/>
         <w:rPr>
@@ -1395,13 +1390,12 @@
           <w:b/>
           <w:sz w:val="28"/>
         </w:rPr>
-        <w:t>1 Задание и связь с предыдущей работой</w:t>
+        <w:t>1 Задание. Вариант 13</w:t>
       </w:r>
     </w:p>
     <w:p>
       <w:pPr>
         <w:keepNext w:val="0"/>
-        <w:widowControl/>
         <w:spacing w:line="360" w:lineRule="auto"/>
         <w:ind w:firstLine="709"/>
         <w:jc w:val="both"/>
@@ -1417,13 +1411,12 @@
           <w:b w:val="0"/>
           <w:sz w:val="28"/>
         </w:rPr>
-        <w:t>Исходный алфавит Σ = {a, b, c, d}; контрольная подцепочка — dca. Каждая буква c должна иметь непосредственно слева d и непосредственно справа a. Остальные буквы используются свободно. Ограничение проверяется для всех вхождений c.</w:t>
+        <w:t>Алфавит — {a, b, c, d}, контрольная подцепочка — dca. Каждая буква c должна стоять непосредственно между d и a. Например, dca и dcadca подходят, а aca, dcb и dc — нет. Буквы a, b и d используются свободно.</w:t>
       </w:r>
     </w:p>
     <w:p>
       <w:pPr>
         <w:keepNext w:val="0"/>
-        <w:widowControl/>
         <w:spacing w:line="360" w:lineRule="auto"/>
         <w:ind w:firstLine="709"/>
         <w:jc w:val="both"/>
@@ -1439,13 +1432,31 @@
           <w:b w:val="0"/>
           <w:sz w:val="28"/>
         </w:rPr>
-        <w:t>В ЛР2 автомат Мура завершал обработку по служебному символу z и выдавал y1, y2 либо y3. В этой работе грамматики и распознаватели работают над Σ, поэтому z не вводится: окончание слова определяется исчерпанием входа.</w:t>
+        <w:t>В ЛР2 автомат различал три случая: y1 — буквы c нет; y2 — все c стоят правильно; y3 — есть ошибка. В этой работе слова без нарушений принимаются (y1 и y2), слова с ошибками отвергаются (y3). Пустое слово λ также принимается. Служебный z из ЛР2 не вводится: конец определяется исчерпанием входа.</w:t>
+      </w:r>
+    </w:p>
+    <w:p>
+      <w:pPr>
+        <w:pStyle w:val="1"/>
+        <w:keepNext/>
+        <w:spacing w:line="360" w:lineRule="auto"/>
+        <w:ind w:left="0" w:firstLine="709"/>
+        <w:rPr>
+          <w:color w:val="000000" w:themeColor="text1"/>
+        </w:rPr>
+      </w:pPr>
+      <w:r>
+        <w:rPr>
+          <w:rFonts w:ascii="Times New Roman" w:hAnsi="Times New Roman"/>
+          <w:b/>
+          <w:sz w:val="28"/>
+        </w:rPr>
+        <w:t>2 Грамматика по исходному автомату</w:t>
       </w:r>
     </w:p>
     <w:p>
       <w:pPr>
         <w:keepNext w:val="0"/>
-        <w:widowControl/>
         <w:spacing w:line="360" w:lineRule="auto"/>
         <w:ind w:firstLine="709"/>
         <w:jc w:val="both"/>
@@ -1461,319 +1472,12 @@
           <w:b w:val="0"/>
           <w:sz w:val="28"/>
         </w:rPr>
-        <w:t>Распознаваемый язык L = {w ∈ Σ* | каждое вхождение c в w имеет контекст dca}. Слова без c и пустое слово принадлежат L: нарушения в них нет. Поэтому y1 и y2 соответствуют принятию, y3 — отказу. Само различие y1 и y2 сохранено в таблице тестов. Для языка только с результатом y2 достаточно убрать правила S → λ и A → λ и оставить конечными только C и D.</w:t>
-      </w:r>
-    </w:p>
-    <w:p>
-      <w:pPr>
-        <w:keepNext/>
-        <w:spacing w:line="360" w:lineRule="auto"/>
-      </w:pPr>
-      <w:r>
-        <w:rPr>
-          <w:rFonts w:ascii="Times New Roman" w:hAnsi="Times New Roman"/>
-          <w:sz w:val="28"/>
-        </w:rPr>
-        <w:t>Таблица 1 — Соответствие результатов ЛР2 и ЛР3</w:t>
-      </w:r>
-    </w:p>
-    <w:tbl>
-      <w:tblPr>
-        <w:tblStyle w:val="a5"/>
-        <w:tblW w:type="auto" w:w="0"/>
-        <w:tblLook w:firstColumn="1" w:firstRow="1" w:lastColumn="0" w:lastRow="0" w:noHBand="0" w:noVBand="1" w:val="04A0"/>
-      </w:tblPr>
-      <w:tblGrid>
-        <w:gridCol w:w="3309"/>
-        <w:gridCol w:w="3309"/>
-        <w:gridCol w:w="3309"/>
-      </w:tblGrid>
-      <w:tr>
-        <w:trPr>
-          <w:cantSplit/>
-          <w:tblHeader/>
-        </w:trPr>
-        <w:tc>
-          <w:tcPr>
-            <w:tcW w:type="dxa" w:w="3309"/>
-          </w:tcPr>
-          <w:p>
-            <w:pPr>
-              <w:keepNext/>
-              <w:spacing w:after="80" w:before="80" w:line="360" w:lineRule="auto"/>
-              <w:ind w:firstLine="0"/>
-            </w:pPr>
-            <w:r>
-              <w:rPr>
-                <w:rFonts w:ascii="Times New Roman" w:hAnsi="Times New Roman"/>
-                <w:b/>
-                <w:sz w:val="28"/>
-              </w:rPr>
-              <w:t>ЛР2</w:t>
-            </w:r>
-          </w:p>
-        </w:tc>
-        <w:tc>
-          <w:tcPr>
-            <w:tcW w:type="dxa" w:w="3309"/>
-          </w:tcPr>
-          <w:p>
-            <w:pPr>
-              <w:keepNext/>
-              <w:spacing w:after="80" w:before="80" w:line="360" w:lineRule="auto"/>
-              <w:ind w:firstLine="0"/>
-            </w:pPr>
-            <w:r>
-              <w:rPr>
-                <w:rFonts w:ascii="Times New Roman" w:hAnsi="Times New Roman"/>
-                <w:b/>
-                <w:sz w:val="28"/>
-              </w:rPr>
-              <w:t>Условие</w:t>
-            </w:r>
-          </w:p>
-        </w:tc>
-        <w:tc>
-          <w:tcPr>
-            <w:tcW w:type="dxa" w:w="3309"/>
-          </w:tcPr>
-          <w:p>
-            <w:pPr>
-              <w:keepNext/>
-              <w:spacing w:after="80" w:before="80" w:line="360" w:lineRule="auto"/>
-              <w:ind w:firstLine="0"/>
-            </w:pPr>
-            <w:r>
-              <w:rPr>
-                <w:rFonts w:ascii="Times New Roman" w:hAnsi="Times New Roman"/>
-                <w:b/>
-                <w:sz w:val="28"/>
-              </w:rPr>
-              <w:t>Результат в ЛР3</w:t>
-            </w:r>
-          </w:p>
-        </w:tc>
-      </w:tr>
-      <w:tr>
-        <w:trPr>
-          <w:cantSplit/>
-        </w:trPr>
-        <w:tc>
-          <w:tcPr>
-            <w:tcW w:type="dxa" w:w="3309"/>
-          </w:tcPr>
-          <w:p>
-            <w:pPr>
-              <w:keepNext/>
-              <w:spacing w:after="80" w:before="80" w:line="360" w:lineRule="auto"/>
-              <w:ind w:firstLine="0"/>
-            </w:pPr>
-            <w:r>
-              <w:rPr>
-                <w:rFonts w:ascii="Times New Roman" w:hAnsi="Times New Roman"/>
-                <w:b w:val="0"/>
-                <w:sz w:val="28"/>
-              </w:rPr>
-              <w:t>y1</w:t>
-            </w:r>
-          </w:p>
-        </w:tc>
-        <w:tc>
-          <w:tcPr>
-            <w:tcW w:type="dxa" w:w="3309"/>
-          </w:tcPr>
-          <w:p>
-            <w:pPr>
-              <w:keepNext/>
-              <w:spacing w:after="80" w:before="80" w:line="360" w:lineRule="auto"/>
-              <w:ind w:firstLine="0"/>
-            </w:pPr>
-            <w:r>
-              <w:rPr>
-                <w:rFonts w:ascii="Times New Roman" w:hAnsi="Times New Roman"/>
-                <w:b w:val="0"/>
-                <w:sz w:val="28"/>
-              </w:rPr>
-              <w:t>Буква c отсутствует</w:t>
-            </w:r>
-          </w:p>
-        </w:tc>
-        <w:tc>
-          <w:tcPr>
-            <w:tcW w:type="dxa" w:w="3309"/>
-          </w:tcPr>
-          <w:p>
-            <w:pPr>
-              <w:keepNext/>
-              <w:spacing w:after="80" w:before="80" w:line="360" w:lineRule="auto"/>
-              <w:ind w:firstLine="0"/>
-            </w:pPr>
-            <w:r>
-              <w:rPr>
-                <w:rFonts w:ascii="Times New Roman" w:hAnsi="Times New Roman"/>
-                <w:b w:val="0"/>
-                <w:sz w:val="28"/>
-              </w:rPr>
-              <w:t>Accept</w:t>
-            </w:r>
-          </w:p>
-        </w:tc>
-      </w:tr>
-      <w:tr>
-        <w:trPr>
-          <w:cantSplit/>
-        </w:trPr>
-        <w:tc>
-          <w:tcPr>
-            <w:tcW w:type="dxa" w:w="3309"/>
-          </w:tcPr>
-          <w:p>
-            <w:pPr>
-              <w:keepNext/>
-              <w:spacing w:after="80" w:before="80" w:line="360" w:lineRule="auto"/>
-              <w:ind w:firstLine="0"/>
-            </w:pPr>
-            <w:r>
-              <w:rPr>
-                <w:rFonts w:ascii="Times New Roman" w:hAnsi="Times New Roman"/>
-                <w:b w:val="0"/>
-                <w:sz w:val="28"/>
-              </w:rPr>
-              <w:t>y2</w:t>
-            </w:r>
-          </w:p>
-        </w:tc>
-        <w:tc>
-          <w:tcPr>
-            <w:tcW w:type="dxa" w:w="3309"/>
-          </w:tcPr>
-          <w:p>
-            <w:pPr>
-              <w:keepNext/>
-              <w:spacing w:after="80" w:before="80" w:line="360" w:lineRule="auto"/>
-              <w:ind w:firstLine="0"/>
-            </w:pPr>
-            <w:r>
-              <w:rPr>
-                <w:rFonts w:ascii="Times New Roman" w:hAnsi="Times New Roman"/>
-                <w:b w:val="0"/>
-                <w:sz w:val="28"/>
-              </w:rPr>
-              <w:t>Есть c, все вхождения правильные</w:t>
-            </w:r>
-          </w:p>
-        </w:tc>
-        <w:tc>
-          <w:tcPr>
-            <w:tcW w:type="dxa" w:w="3309"/>
-          </w:tcPr>
-          <w:p>
-            <w:pPr>
-              <w:keepNext/>
-              <w:spacing w:after="80" w:before="80" w:line="360" w:lineRule="auto"/>
-              <w:ind w:firstLine="0"/>
-            </w:pPr>
-            <w:r>
-              <w:rPr>
-                <w:rFonts w:ascii="Times New Roman" w:hAnsi="Times New Roman"/>
-                <w:b w:val="0"/>
-                <w:sz w:val="28"/>
-              </w:rPr>
-              <w:t>Accept</w:t>
-            </w:r>
-          </w:p>
-        </w:tc>
-      </w:tr>
-      <w:tr>
-        <w:trPr>
-          <w:cantSplit/>
-        </w:trPr>
-        <w:tc>
-          <w:tcPr>
-            <w:tcW w:type="dxa" w:w="3309"/>
-          </w:tcPr>
-          <w:p>
-            <w:pPr>
-              <w:keepNext w:val="0"/>
-              <w:spacing w:after="80" w:before="80" w:line="360" w:lineRule="auto"/>
-              <w:ind w:firstLine="0"/>
-            </w:pPr>
-            <w:r>
-              <w:rPr>
-                <w:rFonts w:ascii="Times New Roman" w:hAnsi="Times New Roman"/>
-                <w:b w:val="0"/>
-                <w:sz w:val="28"/>
-              </w:rPr>
-              <w:t>y3</w:t>
-            </w:r>
-          </w:p>
-        </w:tc>
-        <w:tc>
-          <w:tcPr>
-            <w:tcW w:type="dxa" w:w="3309"/>
-          </w:tcPr>
-          <w:p>
-            <w:pPr>
-              <w:keepNext w:val="0"/>
-              <w:spacing w:after="80" w:before="80" w:line="360" w:lineRule="auto"/>
-              <w:ind w:firstLine="0"/>
-            </w:pPr>
-            <w:r>
-              <w:rPr>
-                <w:rFonts w:ascii="Times New Roman" w:hAnsi="Times New Roman"/>
-                <w:b w:val="0"/>
-                <w:sz w:val="28"/>
-              </w:rPr>
-              <w:t>Есть нарушение контекста c</w:t>
-            </w:r>
-          </w:p>
-        </w:tc>
-        <w:tc>
-          <w:tcPr>
-            <w:tcW w:type="dxa" w:w="3309"/>
-          </w:tcPr>
-          <w:p>
-            <w:pPr>
-              <w:keepNext w:val="0"/>
-              <w:spacing w:after="80" w:before="80" w:line="360" w:lineRule="auto"/>
-              <w:ind w:firstLine="0"/>
-            </w:pPr>
-            <w:r>
-              <w:rPr>
-                <w:rFonts w:ascii="Times New Roman" w:hAnsi="Times New Roman"/>
-                <w:b w:val="0"/>
-                <w:sz w:val="28"/>
-              </w:rPr>
-              <w:t>Reject</w:t>
-            </w:r>
-          </w:p>
-        </w:tc>
-      </w:tr>
-    </w:tbl>
-    <w:p>
-      <w:pPr>
-        <w:pStyle w:val="1"/>
-        <w:keepNext/>
-        <w:widowControl/>
-        <w:spacing w:line="360" w:lineRule="auto"/>
-        <w:ind w:left="0" w:firstLine="709"/>
-        <w:rPr>
-          <w:color w:val="000000" w:themeColor="text1"/>
-        </w:rPr>
-      </w:pPr>
-      <w:r>
-        <w:rPr>
-          <w:rFonts w:ascii="Times New Roman" w:hAnsi="Times New Roman"/>
-          <w:b/>
-          <w:sz w:val="28"/>
-        </w:rPr>
-        <w:t>2 Конечный автомат и ручная грамматика</w:t>
+        <w:t>Состояниям q0–q4 из ЛР2 сопоставлены нетерминалы S, A, B, C, D. S — начальное состояние. A и D означают, что последней прочитана d; B — что прочитано dc и теперь нужна a. S и A используются до первого завершённого dca, C и D — после него. Состояние ошибки заменено отсутствием перехода.</w:t>
       </w:r>
     </w:p>
     <w:p>
       <w:pPr>
         <w:keepNext w:val="0"/>
-        <w:widowControl/>
         <w:spacing w:line="360" w:lineRule="auto"/>
         <w:ind w:firstLine="709"/>
         <w:jc w:val="both"/>
@@ -1789,429 +1493,12 @@
           <w:b w:val="0"/>
           <w:sz w:val="28"/>
         </w:rPr>
-        <w:t>Из исходного автомата оставлены рабочие состояния q0–q4. Состояние ошибки q5 заменено отсутствием перехода; конечные выходные состояния q6–q8 и переходы по z не нужны. Соответствие: q0 ↔ S, q1 ↔ A, q2 ↔ B, q3 ↔ C, q4 ↔ D.</w:t>
-      </w:r>
-    </w:p>
-    <w:p>
-      <w:pPr>
-        <w:keepNext/>
-        <w:spacing w:line="360" w:lineRule="auto"/>
-      </w:pPr>
-      <w:r>
-        <w:rPr>
-          <w:rFonts w:ascii="Times New Roman" w:hAnsi="Times New Roman"/>
-          <w:sz w:val="28"/>
-        </w:rPr>
-        <w:t>Таблица 2 — Назначение состояний</w:t>
-      </w:r>
-    </w:p>
-    <w:tbl>
-      <w:tblPr>
-        <w:tblStyle w:val="a5"/>
-        <w:tblW w:type="auto" w:w="0"/>
-        <w:tblLook w:firstColumn="1" w:firstRow="1" w:lastColumn="0" w:lastRow="0" w:noHBand="0" w:noVBand="1" w:val="04A0"/>
-      </w:tblPr>
-      <w:tblGrid>
-        <w:gridCol w:w="3309"/>
-        <w:gridCol w:w="3309"/>
-        <w:gridCol w:w="3309"/>
-      </w:tblGrid>
-      <w:tr>
-        <w:trPr>
-          <w:cantSplit/>
-          <w:tblHeader/>
-        </w:trPr>
-        <w:tc>
-          <w:tcPr>
-            <w:tcW w:type="dxa" w:w="3309"/>
-          </w:tcPr>
-          <w:p>
-            <w:pPr>
-              <w:keepNext/>
-              <w:spacing w:after="80" w:before="80" w:line="360" w:lineRule="auto"/>
-              <w:ind w:firstLine="0"/>
-            </w:pPr>
-            <w:r>
-              <w:rPr>
-                <w:rFonts w:ascii="Times New Roman" w:hAnsi="Times New Roman"/>
-                <w:b/>
-                <w:sz w:val="28"/>
-              </w:rPr>
-              <w:t>Состояние</w:t>
-            </w:r>
-          </w:p>
-        </w:tc>
-        <w:tc>
-          <w:tcPr>
-            <w:tcW w:type="dxa" w:w="3309"/>
-          </w:tcPr>
-          <w:p>
-            <w:pPr>
-              <w:keepNext/>
-              <w:spacing w:after="80" w:before="80" w:line="360" w:lineRule="auto"/>
-              <w:ind w:firstLine="0"/>
-            </w:pPr>
-            <w:r>
-              <w:rPr>
-                <w:rFonts w:ascii="Times New Roman" w:hAnsi="Times New Roman"/>
-                <w:b/>
-                <w:sz w:val="28"/>
-              </w:rPr>
-              <w:t>Смысл</w:t>
-            </w:r>
-          </w:p>
-        </w:tc>
-        <w:tc>
-          <w:tcPr>
-            <w:tcW w:type="dxa" w:w="3309"/>
-          </w:tcPr>
-          <w:p>
-            <w:pPr>
-              <w:keepNext/>
-              <w:spacing w:after="80" w:before="80" w:line="360" w:lineRule="auto"/>
-              <w:ind w:firstLine="0"/>
-            </w:pPr>
-            <w:r>
-              <w:rPr>
-                <w:rFonts w:ascii="Times New Roman" w:hAnsi="Times New Roman"/>
-                <w:b/>
-                <w:sz w:val="28"/>
-              </w:rPr>
-              <w:t>Конечное</w:t>
-            </w:r>
-          </w:p>
-        </w:tc>
-      </w:tr>
-      <w:tr>
-        <w:trPr>
-          <w:cantSplit/>
-        </w:trPr>
-        <w:tc>
-          <w:tcPr>
-            <w:tcW w:type="dxa" w:w="3309"/>
-          </w:tcPr>
-          <w:p>
-            <w:pPr>
-              <w:keepNext/>
-              <w:spacing w:after="80" w:before="80" w:line="360" w:lineRule="auto"/>
-              <w:ind w:firstLine="0"/>
-            </w:pPr>
-            <w:r>
-              <w:rPr>
-                <w:rFonts w:ascii="Times New Roman" w:hAnsi="Times New Roman"/>
-                <w:b w:val="0"/>
-                <w:sz w:val="28"/>
-              </w:rPr>
-              <w:t>S</w:t>
-            </w:r>
-          </w:p>
-        </w:tc>
-        <w:tc>
-          <w:tcPr>
-            <w:tcW w:type="dxa" w:w="3309"/>
-          </w:tcPr>
-          <w:p>
-            <w:pPr>
-              <w:keepNext/>
-              <w:spacing w:after="80" w:before="80" w:line="360" w:lineRule="auto"/>
-              <w:ind w:firstLine="0"/>
-            </w:pPr>
-            <w:r>
-              <w:rPr>
-                <w:rFonts w:ascii="Times New Roman" w:hAnsi="Times New Roman"/>
-                <w:b w:val="0"/>
-                <w:sz w:val="28"/>
-              </w:rPr>
-              <w:t>c ещё не было; последний символ не d</w:t>
-            </w:r>
-          </w:p>
-        </w:tc>
-        <w:tc>
-          <w:tcPr>
-            <w:tcW w:type="dxa" w:w="3309"/>
-          </w:tcPr>
-          <w:p>
-            <w:pPr>
-              <w:keepNext/>
-              <w:spacing w:after="80" w:before="80" w:line="360" w:lineRule="auto"/>
-              <w:ind w:firstLine="0"/>
-            </w:pPr>
-            <w:r>
-              <w:rPr>
-                <w:rFonts w:ascii="Times New Roman" w:hAnsi="Times New Roman"/>
-                <w:b w:val="0"/>
-                <w:sz w:val="28"/>
-              </w:rPr>
-              <w:t>Да</w:t>
-            </w:r>
-          </w:p>
-        </w:tc>
-      </w:tr>
-      <w:tr>
-        <w:trPr>
-          <w:cantSplit/>
-        </w:trPr>
-        <w:tc>
-          <w:tcPr>
-            <w:tcW w:type="dxa" w:w="3309"/>
-          </w:tcPr>
-          <w:p>
-            <w:pPr>
-              <w:keepNext/>
-              <w:spacing w:after="80" w:before="80" w:line="360" w:lineRule="auto"/>
-              <w:ind w:firstLine="0"/>
-            </w:pPr>
-            <w:r>
-              <w:rPr>
-                <w:rFonts w:ascii="Times New Roman" w:hAnsi="Times New Roman"/>
-                <w:b w:val="0"/>
-                <w:sz w:val="28"/>
-              </w:rPr>
-              <w:t>A</w:t>
-            </w:r>
-          </w:p>
-        </w:tc>
-        <w:tc>
-          <w:tcPr>
-            <w:tcW w:type="dxa" w:w="3309"/>
-          </w:tcPr>
-          <w:p>
-            <w:pPr>
-              <w:keepNext/>
-              <w:spacing w:after="80" w:before="80" w:line="360" w:lineRule="auto"/>
-              <w:ind w:firstLine="0"/>
-            </w:pPr>
-            <w:r>
-              <w:rPr>
-                <w:rFonts w:ascii="Times New Roman" w:hAnsi="Times New Roman"/>
-                <w:b w:val="0"/>
-                <w:sz w:val="28"/>
-              </w:rPr>
-              <w:t>c ещё не было; последний символ d</w:t>
-            </w:r>
-          </w:p>
-        </w:tc>
-        <w:tc>
-          <w:tcPr>
-            <w:tcW w:type="dxa" w:w="3309"/>
-          </w:tcPr>
-          <w:p>
-            <w:pPr>
-              <w:keepNext/>
-              <w:spacing w:after="80" w:before="80" w:line="360" w:lineRule="auto"/>
-              <w:ind w:firstLine="0"/>
-            </w:pPr>
-            <w:r>
-              <w:rPr>
-                <w:rFonts w:ascii="Times New Roman" w:hAnsi="Times New Roman"/>
-                <w:b w:val="0"/>
-                <w:sz w:val="28"/>
-              </w:rPr>
-              <w:t>Да</w:t>
-            </w:r>
-          </w:p>
-        </w:tc>
-      </w:tr>
-      <w:tr>
-        <w:trPr>
-          <w:cantSplit/>
-        </w:trPr>
-        <w:tc>
-          <w:tcPr>
-            <w:tcW w:type="dxa" w:w="3309"/>
-          </w:tcPr>
-          <w:p>
-            <w:pPr>
-              <w:keepNext/>
-              <w:spacing w:after="80" w:before="80" w:line="360" w:lineRule="auto"/>
-              <w:ind w:firstLine="0"/>
-            </w:pPr>
-            <w:r>
-              <w:rPr>
-                <w:rFonts w:ascii="Times New Roman" w:hAnsi="Times New Roman"/>
-                <w:b w:val="0"/>
-                <w:sz w:val="28"/>
-              </w:rPr>
-              <w:t>B</w:t>
-            </w:r>
-          </w:p>
-        </w:tc>
-        <w:tc>
-          <w:tcPr>
-            <w:tcW w:type="dxa" w:w="3309"/>
-          </w:tcPr>
-          <w:p>
-            <w:pPr>
-              <w:keepNext/>
-              <w:spacing w:after="80" w:before="80" w:line="360" w:lineRule="auto"/>
-              <w:ind w:firstLine="0"/>
-            </w:pPr>
-            <w:r>
-              <w:rPr>
-                <w:rFonts w:ascii="Times New Roman" w:hAnsi="Times New Roman"/>
-                <w:b w:val="0"/>
-                <w:sz w:val="28"/>
-              </w:rPr>
-              <w:t>Прочитано dc; ожидается a</w:t>
-            </w:r>
-          </w:p>
-        </w:tc>
-        <w:tc>
-          <w:tcPr>
-            <w:tcW w:type="dxa" w:w="3309"/>
-          </w:tcPr>
-          <w:p>
-            <w:pPr>
-              <w:keepNext/>
-              <w:spacing w:after="80" w:before="80" w:line="360" w:lineRule="auto"/>
-              <w:ind w:firstLine="0"/>
-            </w:pPr>
-            <w:r>
-              <w:rPr>
-                <w:rFonts w:ascii="Times New Roman" w:hAnsi="Times New Roman"/>
-                <w:b w:val="0"/>
-                <w:sz w:val="28"/>
-              </w:rPr>
-              <w:t>Нет</w:t>
-            </w:r>
-          </w:p>
-        </w:tc>
-      </w:tr>
-      <w:tr>
-        <w:trPr>
-          <w:cantSplit/>
-        </w:trPr>
-        <w:tc>
-          <w:tcPr>
-            <w:tcW w:type="dxa" w:w="3309"/>
-          </w:tcPr>
-          <w:p>
-            <w:pPr>
-              <w:keepNext/>
-              <w:spacing w:after="80" w:before="80" w:line="360" w:lineRule="auto"/>
-              <w:ind w:firstLine="0"/>
-            </w:pPr>
-            <w:r>
-              <w:rPr>
-                <w:rFonts w:ascii="Times New Roman" w:hAnsi="Times New Roman"/>
-                <w:b w:val="0"/>
-                <w:sz w:val="28"/>
-              </w:rPr>
-              <w:t>C</w:t>
-            </w:r>
-          </w:p>
-        </w:tc>
-        <w:tc>
-          <w:tcPr>
-            <w:tcW w:type="dxa" w:w="3309"/>
-          </w:tcPr>
-          <w:p>
-            <w:pPr>
-              <w:keepNext/>
-              <w:spacing w:after="80" w:before="80" w:line="360" w:lineRule="auto"/>
-              <w:ind w:firstLine="0"/>
-            </w:pPr>
-            <w:r>
-              <w:rPr>
-                <w:rFonts w:ascii="Times New Roman" w:hAnsi="Times New Roman"/>
-                <w:b w:val="0"/>
-                <w:sz w:val="28"/>
-              </w:rPr>
-              <w:t>Контекст dca завершён; последний символ не d</w:t>
-            </w:r>
-          </w:p>
-        </w:tc>
-        <w:tc>
-          <w:tcPr>
-            <w:tcW w:type="dxa" w:w="3309"/>
-          </w:tcPr>
-          <w:p>
-            <w:pPr>
-              <w:keepNext/>
-              <w:spacing w:after="80" w:before="80" w:line="360" w:lineRule="auto"/>
-              <w:ind w:firstLine="0"/>
-            </w:pPr>
-            <w:r>
-              <w:rPr>
-                <w:rFonts w:ascii="Times New Roman" w:hAnsi="Times New Roman"/>
-                <w:b w:val="0"/>
-                <w:sz w:val="28"/>
-              </w:rPr>
-              <w:t>Да</w:t>
-            </w:r>
-          </w:p>
-        </w:tc>
-      </w:tr>
-      <w:tr>
-        <w:trPr>
-          <w:cantSplit/>
-        </w:trPr>
-        <w:tc>
-          <w:tcPr>
-            <w:tcW w:type="dxa" w:w="3309"/>
-          </w:tcPr>
-          <w:p>
-            <w:pPr>
-              <w:keepNext w:val="0"/>
-              <w:spacing w:after="80" w:before="80" w:line="360" w:lineRule="auto"/>
-              <w:ind w:firstLine="0"/>
-            </w:pPr>
-            <w:r>
-              <w:rPr>
-                <w:rFonts w:ascii="Times New Roman" w:hAnsi="Times New Roman"/>
-                <w:b w:val="0"/>
-                <w:sz w:val="28"/>
-              </w:rPr>
-              <w:t>D</w:t>
-            </w:r>
-          </w:p>
-        </w:tc>
-        <w:tc>
-          <w:tcPr>
-            <w:tcW w:type="dxa" w:w="3309"/>
-          </w:tcPr>
-          <w:p>
-            <w:pPr>
-              <w:keepNext w:val="0"/>
-              <w:spacing w:after="80" w:before="80" w:line="360" w:lineRule="auto"/>
-              <w:ind w:firstLine="0"/>
-            </w:pPr>
-            <w:r>
-              <w:rPr>
-                <w:rFonts w:ascii="Times New Roman" w:hAnsi="Times New Roman"/>
-                <w:b w:val="0"/>
-                <w:sz w:val="28"/>
-              </w:rPr>
-              <w:t>Контекст dca завершён; последний символ d</w:t>
-            </w:r>
-          </w:p>
-        </w:tc>
-        <w:tc>
-          <w:tcPr>
-            <w:tcW w:type="dxa" w:w="3309"/>
-          </w:tcPr>
-          <w:p>
-            <w:pPr>
-              <w:keepNext w:val="0"/>
-              <w:spacing w:after="80" w:before="80" w:line="360" w:lineRule="auto"/>
-              <w:ind w:firstLine="0"/>
-            </w:pPr>
-            <w:r>
-              <w:rPr>
-                <w:rFonts w:ascii="Times New Roman" w:hAnsi="Times New Roman"/>
-                <w:b w:val="0"/>
-                <w:sz w:val="28"/>
-              </w:rPr>
-              <w:t>Да</w:t>
-            </w:r>
-          </w:p>
-        </w:tc>
-      </w:tr>
-    </w:tbl>
+        <w:t>Каждому переходу X —x→ Y соответствует правило X → xY. Из состояния, в котором можно закончить правильное слово, добавляется правило X → λ. Получена грамматика G с начальным символом S:</w:t>
+      </w:r>
+    </w:p>
     <w:p>
       <w:pPr>
         <w:keepNext w:val="0"/>
-        <w:widowControl/>
         <w:spacing w:line="360" w:lineRule="auto"/>
         <w:ind w:firstLine="709"/>
         <w:jc w:val="both"/>
@@ -2227,13 +1514,12 @@
           <w:b w:val="0"/>
           <w:sz w:val="28"/>
         </w:rPr>
-        <w:t>Грамматика G = (N, Σ, P, S), где N = {S, A, B, C, D}. Переход X —x→ Y задаёт продукцию X → xY; конечное состояние X задаёт X → λ. Это праволинейная грамматика типа 3, являющаяся частным случаем КС-грамматики типа 2.</w:t>
+        <w:t>S → aS | bS | dA | λ</w:t>
       </w:r>
     </w:p>
     <w:p>
       <w:pPr>
         <w:keepNext w:val="0"/>
-        <w:widowControl/>
         <w:spacing w:line="360" w:lineRule="auto"/>
         <w:ind w:firstLine="709"/>
         <w:jc w:val="both"/>
@@ -2249,13 +1535,12 @@
           <w:b w:val="0"/>
           <w:sz w:val="28"/>
         </w:rPr>
-        <w:t>S → aS | bS | dA | λ</w:t>
+        <w:t>A → aS | bS | dA | cB | λ</w:t>
       </w:r>
     </w:p>
     <w:p>
       <w:pPr>
         <w:keepNext w:val="0"/>
-        <w:widowControl/>
         <w:spacing w:line="360" w:lineRule="auto"/>
         <w:ind w:firstLine="709"/>
         <w:jc w:val="both"/>
@@ -2271,13 +1556,12 @@
           <w:b w:val="0"/>
           <w:sz w:val="28"/>
         </w:rPr>
-        <w:t>A → aS | bS | dA | cB | λ</w:t>
+        <w:t>B → aC</w:t>
       </w:r>
     </w:p>
     <w:p>
       <w:pPr>
         <w:keepNext w:val="0"/>
-        <w:widowControl/>
         <w:spacing w:line="360" w:lineRule="auto"/>
         <w:ind w:firstLine="709"/>
         <w:jc w:val="both"/>
@@ -2293,13 +1577,12 @@
           <w:b w:val="0"/>
           <w:sz w:val="28"/>
         </w:rPr>
-        <w:t>B → aC</w:t>
+        <w:t>C → aC | bC | dD | λ</w:t>
       </w:r>
     </w:p>
     <w:p>
       <w:pPr>
         <w:keepNext w:val="0"/>
-        <w:widowControl/>
         <w:spacing w:line="360" w:lineRule="auto"/>
         <w:ind w:firstLine="709"/>
         <w:jc w:val="both"/>
@@ -2315,13 +1598,12 @@
           <w:b w:val="0"/>
           <w:sz w:val="28"/>
         </w:rPr>
-        <w:t>C → aC | bC | dD | λ</w:t>
+        <w:t>D → aC | bC | dD | cB | λ</w:t>
       </w:r>
     </w:p>
     <w:p>
       <w:pPr>
         <w:keepNext w:val="0"/>
-        <w:widowControl/>
         <w:spacing w:line="360" w:lineRule="auto"/>
         <w:ind w:firstLine="709"/>
         <w:jc w:val="both"/>
@@ -2337,83 +1619,19 @@
           <w:b w:val="0"/>
           <w:sz w:val="28"/>
         </w:rPr>
-        <w:t>D → aC | bC | dD | cB | λ</w:t>
-      </w:r>
-    </w:p>
-    <w:p>
-      <w:pPr>
-        <w:keepNext w:val="0"/>
-        <w:widowControl/>
-        <w:spacing w:line="360" w:lineRule="auto"/>
-        <w:ind w:firstLine="709"/>
-        <w:jc w:val="both"/>
-        <w:rPr>
-          <w:color w:val="000000" w:themeColor="text1"/>
-          <w:sz w:val="28"/>
-          <w:szCs w:val="28"/>
-        </w:rPr>
-      </w:pPr>
-      <w:r>
-        <w:rPr>
-          <w:rFonts w:ascii="Times New Roman" w:hAnsi="Times New Roman"/>
-          <w:b w:val="0"/>
-          <w:sz w:val="28"/>
-        </w:rPr>
-        <w:t>Всего 19 продукций: 15 переходных и 4 завершающих. Для B нет правила B → λ: слово, оканчивающееся на dc, недопустимо. Нет переходов по c из S и C: перед c должен стоять d.</w:t>
-      </w:r>
-    </w:p>
-    <w:p>
-      <w:pPr>
-        <w:pStyle w:val="1"/>
+        <w:t>Это праволинейная грамматика, то есть частный случай КС-грамматики. Буква c выводится только после d и переводит вывод в B. Единственное правило B → aC требует следующую букву a. Поэтому грамматика проверяет каждое вхождение c.</w:t>
+      </w:r>
+    </w:p>
+    <w:p>
+      <w:pPr>
         <w:keepNext/>
-        <w:widowControl/>
-        <w:spacing w:line="360" w:lineRule="auto"/>
-        <w:ind w:left="0" w:firstLine="709"/>
-        <w:rPr>
-          <w:color w:val="000000" w:themeColor="text1"/>
-        </w:rPr>
-      </w:pPr>
-      <w:r>
-        <w:rPr>
-          <w:rFonts w:ascii="Times New Roman" w:hAnsi="Times New Roman"/>
-          <w:b/>
-          <w:sz w:val="28"/>
-        </w:rPr>
-        <w:t>2.1 Обоснование языка</w:t>
-      </w:r>
-    </w:p>
-    <w:p>
-      <w:pPr>
-        <w:keepNext w:val="0"/>
-        <w:widowControl/>
-        <w:spacing w:line="360" w:lineRule="auto"/>
-        <w:ind w:firstLine="709"/>
-        <w:jc w:val="both"/>
-        <w:rPr>
-          <w:color w:val="000000" w:themeColor="text1"/>
-          <w:sz w:val="28"/>
-          <w:szCs w:val="28"/>
-        </w:rPr>
-      </w:pPr>
-      <w:r>
-        <w:rPr>
-          <w:rFonts w:ascii="Times New Roman" w:hAnsi="Times New Roman"/>
-          <w:b w:val="0"/>
-          <w:sz w:val="28"/>
-        </w:rPr>
-        <w:t>Правила по a, b и d сохраняют сведения о последней букве и о наличии завершённого контекста. Буква c выводится только из A и D, то есть после d, и переводит вывод в B. Единственное правило B → aC принудительно добавляет a. Следовательно, каждый выведенный c имеет нужных соседей. Обратно, для любого слова без нарушений последовательно применимы правила, соответствующие его символам; после полного чтения достигается S, A, C или D и применяется λ-правило. Значит, L(G) = L.</w:t>
-      </w:r>
-    </w:p>
-    <w:p>
-      <w:pPr>
-        <w:keepNext/>
-        <w:spacing w:after="0" w:line="240" w:lineRule="auto"/>
+        <w:spacing w:line="240" w:lineRule="auto"/>
         <w:jc w:val="center"/>
       </w:pPr>
       <w:r>
         <w:drawing>
           <wp:inline xmlns:a="http://schemas.openxmlformats.org/drawingml/2006/main" xmlns:pic="http://schemas.openxmlformats.org/drawingml/2006/picture">
-            <wp:extent cx="6192000" cy="4460339"/>
+            <wp:extent cx="6192000" cy="3988067"/>
             <wp:docPr id="4" name="Picture 4"/>
             <wp:cNvGraphicFramePr>
               <a:graphicFrameLocks noChangeAspect="1"/>
@@ -2426,7 +1644,131 @@
                     <pic:cNvPicPr/>
                   </pic:nvPicPr>
                   <pic:blipFill>
-                    <a:blip r:embed="rId18"/>
+                    <a:blip r:embed="rId14"/>
+                    <a:srcRect l="0" t="0" r="0" b="10588"/>
+                    <a:stretch>
+                      <a:fillRect/>
+                    </a:stretch>
+                  </pic:blipFill>
+                  <pic:spPr>
+                    <a:xfrm>
+                      <a:off x="0" y="0"/>
+                      <a:ext cx="6192000" cy="3988067"/>
+                    </a:xfrm>
+                    <a:prstGeom prst="rect"/>
+                  </pic:spPr>
+                </pic:pic>
+              </a:graphicData>
+            </a:graphic>
+          </wp:inline>
+        </w:drawing>
+      </w:r>
+    </w:p>
+    <w:p>
+      <w:pPr>
+        <w:keepNext w:val="0"/>
+        <w:spacing w:line="360" w:lineRule="auto"/>
+        <w:ind w:firstLine="0"/>
+        <w:jc w:val="center"/>
+        <w:rPr>
+          <w:color w:val="000000" w:themeColor="text1"/>
+          <w:sz w:val="28"/>
+          <w:szCs w:val="28"/>
+        </w:rPr>
+      </w:pPr>
+      <w:r>
+        <w:rPr>
+          <w:rFonts w:ascii="Times New Roman" w:hAnsi="Times New Roman"/>
+          <w:b w:val="0"/>
+          <w:sz w:val="28"/>
+        </w:rPr>
+        <w:t>Рисунок 1 — Грамматика G в редакторе JFLAP</w:t>
+      </w:r>
+    </w:p>
+    <w:p>
+      <w:pPr>
+        <w:pStyle w:val="1"/>
+        <w:keepNext/>
+        <w:spacing w:line="360" w:lineRule="auto"/>
+        <w:ind w:left="0" w:firstLine="709"/>
+        <w:rPr>
+          <w:color w:val="000000" w:themeColor="text1"/>
+        </w:rPr>
+      </w:pPr>
+      <w:r>
+        <w:rPr>
+          <w:rFonts w:ascii="Times New Roman" w:hAnsi="Times New Roman"/>
+          <w:b/>
+          <w:sz w:val="28"/>
+        </w:rPr>
+        <w:t>3 Преобразования в JFLAP</w:t>
+      </w:r>
+    </w:p>
+    <w:p>
+      <w:pPr>
+        <w:keepNext w:val="0"/>
+        <w:spacing w:line="360" w:lineRule="auto"/>
+        <w:ind w:firstLine="709"/>
+        <w:jc w:val="both"/>
+        <w:rPr>
+          <w:color w:val="000000" w:themeColor="text1"/>
+          <w:sz w:val="28"/>
+          <w:szCs w:val="28"/>
+        </w:rPr>
+      </w:pPr>
+      <w:r>
+        <w:rPr>
+          <w:rFonts w:ascii="Times New Roman" w:hAnsi="Times New Roman"/>
+          <w:b w:val="0"/>
+          <w:sz w:val="28"/>
+        </w:rPr>
+        <w:t>Грамматика преобразована в конечный автомат командой Convert → Convert Right-Linear Grammar to FA → Show All → Export. Для каждого правила X → xY JFLAP создал переход по x; для λ-правил — переход в общее конечное состояние q5. Получено 6 состояний и 19 переходов.</w:t>
+      </w:r>
+    </w:p>
+    <w:p>
+      <w:pPr>
+        <w:keepNext w:val="0"/>
+        <w:spacing w:line="360" w:lineRule="auto"/>
+        <w:ind w:firstLine="709"/>
+        <w:jc w:val="both"/>
+        <w:rPr>
+          <w:color w:val="000000" w:themeColor="text1"/>
+          <w:sz w:val="28"/>
+          <w:szCs w:val="28"/>
+        </w:rPr>
+      </w:pPr>
+      <w:r>
+        <w:rPr>
+          <w:rFonts w:ascii="Times New Roman" w:hAnsi="Times New Roman"/>
+          <w:b w:val="0"/>
+          <w:sz w:val="28"/>
+        </w:rPr>
+        <w:t>В полученном графе q2 соответствует S и является начальным; q0 соответствует A, q1 — B, q3 — C, q4 — D. Дополнительное конечное состояние q5 завершает распознавание. Эти обозначения видны на рисунке 2.</w:t>
+      </w:r>
+    </w:p>
+    <w:p>
+      <w:pPr>
+        <w:keepNext/>
+        <w:spacing w:line="240" w:lineRule="auto"/>
+        <w:jc w:val="center"/>
+      </w:pPr>
+      <w:r>
+        <w:drawing>
+          <wp:inline xmlns:a="http://schemas.openxmlformats.org/drawingml/2006/main" xmlns:pic="http://schemas.openxmlformats.org/drawingml/2006/picture">
+            <wp:extent cx="6192000" cy="4460339"/>
+            <wp:docPr id="5" name="Picture 5"/>
+            <wp:cNvGraphicFramePr>
+              <a:graphicFrameLocks noChangeAspect="1"/>
+            </wp:cNvGraphicFramePr>
+            <a:graphic>
+              <a:graphicData uri="http://schemas.openxmlformats.org/drawingml/2006/picture">
+                <pic:pic>
+                  <pic:nvPicPr>
+                    <pic:cNvPr id="0" name="07_conversion.png"/>
+                    <pic:cNvPicPr/>
+                  </pic:nvPicPr>
+                  <pic:blipFill>
+                    <a:blip r:embed="rId15"/>
                     <a:stretch>
                       <a:fillRect/>
                     </a:stretch>
@@ -2447,9 +1789,15 @@
     </w:p>
     <w:p>
       <w:pPr>
-        <w:spacing w:line="360" w:lineRule="auto" w:after="160"/>
+        <w:keepNext w:val="0"/>
+        <w:spacing w:line="360" w:lineRule="auto"/>
         <w:ind w:firstLine="0"/>
         <w:jc w:val="center"/>
+        <w:rPr>
+          <w:color w:val="000000" w:themeColor="text1"/>
+          <w:sz w:val="28"/>
+          <w:szCs w:val="28"/>
+        </w:rPr>
       </w:pPr>
       <w:r>
         <w:rPr>
@@ -2457,698 +1805,41 @@
           <w:b w:val="0"/>
           <w:sz w:val="28"/>
         </w:rPr>
-        <w:t>Рисунок 1 — Грамматика варианта 13 в редакторе JFLAP</w:t>
-      </w:r>
-    </w:p>
-    <w:p>
-      <w:pPr>
-        <w:pStyle w:val="1"/>
+        <w:t>Рисунок 2 — Автоматическое преобразование G в конечный автомат</w:t>
+      </w:r>
+    </w:p>
+    <w:p>
+      <w:pPr>
+        <w:keepNext w:val="0"/>
+        <w:spacing w:line="360" w:lineRule="auto"/>
+        <w:ind w:firstLine="709"/>
+        <w:jc w:val="both"/>
+        <w:rPr>
+          <w:color w:val="000000" w:themeColor="text1"/>
+          <w:sz w:val="28"/>
+          <w:szCs w:val="28"/>
+        </w:rPr>
+      </w:pPr>
+      <w:r>
+        <w:rPr>
+          <w:rFonts w:ascii="Times New Roman" w:hAnsi="Times New Roman"/>
+          <w:b w:val="0"/>
+          <w:sz w:val="28"/>
+        </w:rPr>
+        <w:t>Затем выполнено обратное преобразование: Convert → Convert to Grammar → Show All → Export. Полученная грамматика G′ отличается от G только завершением вывода: вместо правил X → λ используются X → E и общее правило E → λ, где X ∈ {S, A, C, D}. Остальные правила совпадают. Следовательно, обе грамматики задают один язык.</w:t>
+      </w:r>
+    </w:p>
+    <w:p>
+      <w:pPr>
         <w:keepNext/>
-        <w:widowControl/>
-        <w:spacing w:line="360" w:lineRule="auto"/>
-        <w:ind w:left="0" w:firstLine="709"/>
-        <w:rPr>
-          <w:color w:val="000000" w:themeColor="text1"/>
-        </w:rPr>
-      </w:pPr>
-      <w:r>
-        <w:rPr>
-          <w:rFonts w:ascii="Times New Roman" w:hAnsi="Times New Roman"/>
-          <w:b/>
-          <w:sz w:val="28"/>
-        </w:rPr>
-        <w:t>3 Граф и таблица конечного распознавателя</w:t>
-      </w:r>
-    </w:p>
-    <w:p>
-      <w:pPr>
-        <w:keepNext/>
-        <w:spacing w:line="360" w:lineRule="auto"/>
-      </w:pPr>
-      <w:r>
-        <w:rPr>
-          <w:rFonts w:ascii="Times New Roman" w:hAnsi="Times New Roman"/>
-          <w:sz w:val="28"/>
-        </w:rPr>
-        <w:t>Таблица 3 — Таблица переходов КА</w:t>
-      </w:r>
-    </w:p>
-    <w:tbl>
-      <w:tblPr>
-        <w:tblStyle w:val="a5"/>
-        <w:tblW w:type="auto" w:w="0"/>
-        <w:tblLook w:firstColumn="1" w:firstRow="1" w:lastColumn="0" w:lastRow="0" w:noHBand="0" w:noVBand="1" w:val="04A0"/>
-      </w:tblPr>
-      <w:tblGrid>
-        <w:gridCol w:w="1985"/>
-        <w:gridCol w:w="1985"/>
-        <w:gridCol w:w="1985"/>
-        <w:gridCol w:w="1985"/>
-        <w:gridCol w:w="1985"/>
-      </w:tblGrid>
-      <w:tr>
-        <w:trPr>
-          <w:cantSplit/>
-          <w:tblHeader/>
-        </w:trPr>
-        <w:tc>
-          <w:tcPr>
-            <w:tcW w:type="dxa" w:w="1985"/>
-          </w:tcPr>
-          <w:p>
-            <w:pPr>
-              <w:keepNext/>
-              <w:spacing w:after="80" w:before="80" w:line="360" w:lineRule="auto"/>
-              <w:ind w:firstLine="0"/>
-            </w:pPr>
-            <w:r>
-              <w:rPr>
-                <w:rFonts w:ascii="Times New Roman" w:hAnsi="Times New Roman"/>
-                <w:b/>
-                <w:sz w:val="28"/>
-              </w:rPr>
-              <w:t>Состояние</w:t>
-            </w:r>
-          </w:p>
-        </w:tc>
-        <w:tc>
-          <w:tcPr>
-            <w:tcW w:type="dxa" w:w="1985"/>
-          </w:tcPr>
-          <w:p>
-            <w:pPr>
-              <w:keepNext/>
-              <w:spacing w:after="80" w:before="80" w:line="360" w:lineRule="auto"/>
-              <w:ind w:firstLine="0"/>
-            </w:pPr>
-            <w:r>
-              <w:rPr>
-                <w:rFonts w:ascii="Times New Roman" w:hAnsi="Times New Roman"/>
-                <w:b/>
-                <w:sz w:val="28"/>
-              </w:rPr>
-              <w:t>a</w:t>
-            </w:r>
-          </w:p>
-        </w:tc>
-        <w:tc>
-          <w:tcPr>
-            <w:tcW w:type="dxa" w:w="1985"/>
-          </w:tcPr>
-          <w:p>
-            <w:pPr>
-              <w:keepNext/>
-              <w:spacing w:after="80" w:before="80" w:line="360" w:lineRule="auto"/>
-              <w:ind w:firstLine="0"/>
-            </w:pPr>
-            <w:r>
-              <w:rPr>
-                <w:rFonts w:ascii="Times New Roman" w:hAnsi="Times New Roman"/>
-                <w:b/>
-                <w:sz w:val="28"/>
-              </w:rPr>
-              <w:t>b</w:t>
-            </w:r>
-          </w:p>
-        </w:tc>
-        <w:tc>
-          <w:tcPr>
-            <w:tcW w:type="dxa" w:w="1985"/>
-          </w:tcPr>
-          <w:p>
-            <w:pPr>
-              <w:keepNext/>
-              <w:spacing w:after="80" w:before="80" w:line="360" w:lineRule="auto"/>
-              <w:ind w:firstLine="0"/>
-            </w:pPr>
-            <w:r>
-              <w:rPr>
-                <w:rFonts w:ascii="Times New Roman" w:hAnsi="Times New Roman"/>
-                <w:b/>
-                <w:sz w:val="28"/>
-              </w:rPr>
-              <w:t>c</w:t>
-            </w:r>
-          </w:p>
-        </w:tc>
-        <w:tc>
-          <w:tcPr>
-            <w:tcW w:type="dxa" w:w="1985"/>
-          </w:tcPr>
-          <w:p>
-            <w:pPr>
-              <w:keepNext/>
-              <w:spacing w:after="80" w:before="80" w:line="360" w:lineRule="auto"/>
-              <w:ind w:firstLine="0"/>
-            </w:pPr>
-            <w:r>
-              <w:rPr>
-                <w:rFonts w:ascii="Times New Roman" w:hAnsi="Times New Roman"/>
-                <w:b/>
-                <w:sz w:val="28"/>
-              </w:rPr>
-              <w:t>d</w:t>
-            </w:r>
-          </w:p>
-        </w:tc>
-      </w:tr>
-      <w:tr>
-        <w:trPr>
-          <w:cantSplit/>
-        </w:trPr>
-        <w:tc>
-          <w:tcPr>
-            <w:tcW w:type="dxa" w:w="1985"/>
-          </w:tcPr>
-          <w:p>
-            <w:pPr>
-              <w:keepNext/>
-              <w:spacing w:after="80" w:before="80" w:line="360" w:lineRule="auto"/>
-              <w:ind w:firstLine="0"/>
-            </w:pPr>
-            <w:r>
-              <w:rPr>
-                <w:rFonts w:ascii="Times New Roman" w:hAnsi="Times New Roman"/>
-                <w:b w:val="0"/>
-                <w:sz w:val="28"/>
-              </w:rPr>
-              <w:t>S</w:t>
-            </w:r>
-          </w:p>
-        </w:tc>
-        <w:tc>
-          <w:tcPr>
-            <w:tcW w:type="dxa" w:w="1985"/>
-          </w:tcPr>
-          <w:p>
-            <w:pPr>
-              <w:keepNext/>
-              <w:spacing w:after="80" w:before="80" w:line="360" w:lineRule="auto"/>
-              <w:ind w:firstLine="0"/>
-            </w:pPr>
-            <w:r>
-              <w:rPr>
-                <w:rFonts w:ascii="Times New Roman" w:hAnsi="Times New Roman"/>
-                <w:b w:val="0"/>
-                <w:sz w:val="28"/>
-              </w:rPr>
-              <w:t>S</w:t>
-            </w:r>
-          </w:p>
-        </w:tc>
-        <w:tc>
-          <w:tcPr>
-            <w:tcW w:type="dxa" w:w="1985"/>
-          </w:tcPr>
-          <w:p>
-            <w:pPr>
-              <w:keepNext/>
-              <w:spacing w:after="80" w:before="80" w:line="360" w:lineRule="auto"/>
-              <w:ind w:firstLine="0"/>
-            </w:pPr>
-            <w:r>
-              <w:rPr>
-                <w:rFonts w:ascii="Times New Roman" w:hAnsi="Times New Roman"/>
-                <w:b w:val="0"/>
-                <w:sz w:val="28"/>
-              </w:rPr>
-              <w:t>S</w:t>
-            </w:r>
-          </w:p>
-        </w:tc>
-        <w:tc>
-          <w:tcPr>
-            <w:tcW w:type="dxa" w:w="1985"/>
-          </w:tcPr>
-          <w:p>
-            <w:pPr>
-              <w:keepNext/>
-              <w:spacing w:after="80" w:before="80" w:line="360" w:lineRule="auto"/>
-              <w:ind w:firstLine="0"/>
-            </w:pPr>
-            <w:r>
-              <w:rPr>
-                <w:rFonts w:ascii="Times New Roman" w:hAnsi="Times New Roman"/>
-                <w:b w:val="0"/>
-                <w:sz w:val="28"/>
-              </w:rPr>
-              <w:t>—</w:t>
-            </w:r>
-          </w:p>
-        </w:tc>
-        <w:tc>
-          <w:tcPr>
-            <w:tcW w:type="dxa" w:w="1985"/>
-          </w:tcPr>
-          <w:p>
-            <w:pPr>
-              <w:keepNext/>
-              <w:spacing w:after="80" w:before="80" w:line="360" w:lineRule="auto"/>
-              <w:ind w:firstLine="0"/>
-            </w:pPr>
-            <w:r>
-              <w:rPr>
-                <w:rFonts w:ascii="Times New Roman" w:hAnsi="Times New Roman"/>
-                <w:b w:val="0"/>
-                <w:sz w:val="28"/>
-              </w:rPr>
-              <w:t>A</w:t>
-            </w:r>
-          </w:p>
-        </w:tc>
-      </w:tr>
-      <w:tr>
-        <w:trPr>
-          <w:cantSplit/>
-        </w:trPr>
-        <w:tc>
-          <w:tcPr>
-            <w:tcW w:type="dxa" w:w="1985"/>
-          </w:tcPr>
-          <w:p>
-            <w:pPr>
-              <w:keepNext/>
-              <w:spacing w:after="80" w:before="80" w:line="360" w:lineRule="auto"/>
-              <w:ind w:firstLine="0"/>
-            </w:pPr>
-            <w:r>
-              <w:rPr>
-                <w:rFonts w:ascii="Times New Roman" w:hAnsi="Times New Roman"/>
-                <w:b w:val="0"/>
-                <w:sz w:val="28"/>
-              </w:rPr>
-              <w:t>A</w:t>
-            </w:r>
-          </w:p>
-        </w:tc>
-        <w:tc>
-          <w:tcPr>
-            <w:tcW w:type="dxa" w:w="1985"/>
-          </w:tcPr>
-          <w:p>
-            <w:pPr>
-              <w:keepNext/>
-              <w:spacing w:after="80" w:before="80" w:line="360" w:lineRule="auto"/>
-              <w:ind w:firstLine="0"/>
-            </w:pPr>
-            <w:r>
-              <w:rPr>
-                <w:rFonts w:ascii="Times New Roman" w:hAnsi="Times New Roman"/>
-                <w:b w:val="0"/>
-                <w:sz w:val="28"/>
-              </w:rPr>
-              <w:t>S</w:t>
-            </w:r>
-          </w:p>
-        </w:tc>
-        <w:tc>
-          <w:tcPr>
-            <w:tcW w:type="dxa" w:w="1985"/>
-          </w:tcPr>
-          <w:p>
-            <w:pPr>
-              <w:keepNext/>
-              <w:spacing w:after="80" w:before="80" w:line="360" w:lineRule="auto"/>
-              <w:ind w:firstLine="0"/>
-            </w:pPr>
-            <w:r>
-              <w:rPr>
-                <w:rFonts w:ascii="Times New Roman" w:hAnsi="Times New Roman"/>
-                <w:b w:val="0"/>
-                <w:sz w:val="28"/>
-              </w:rPr>
-              <w:t>S</w:t>
-            </w:r>
-          </w:p>
-        </w:tc>
-        <w:tc>
-          <w:tcPr>
-            <w:tcW w:type="dxa" w:w="1985"/>
-          </w:tcPr>
-          <w:p>
-            <w:pPr>
-              <w:keepNext/>
-              <w:spacing w:after="80" w:before="80" w:line="360" w:lineRule="auto"/>
-              <w:ind w:firstLine="0"/>
-            </w:pPr>
-            <w:r>
-              <w:rPr>
-                <w:rFonts w:ascii="Times New Roman" w:hAnsi="Times New Roman"/>
-                <w:b w:val="0"/>
-                <w:sz w:val="28"/>
-              </w:rPr>
-              <w:t>B</w:t>
-            </w:r>
-          </w:p>
-        </w:tc>
-        <w:tc>
-          <w:tcPr>
-            <w:tcW w:type="dxa" w:w="1985"/>
-          </w:tcPr>
-          <w:p>
-            <w:pPr>
-              <w:keepNext/>
-              <w:spacing w:after="80" w:before="80" w:line="360" w:lineRule="auto"/>
-              <w:ind w:firstLine="0"/>
-            </w:pPr>
-            <w:r>
-              <w:rPr>
-                <w:rFonts w:ascii="Times New Roman" w:hAnsi="Times New Roman"/>
-                <w:b w:val="0"/>
-                <w:sz w:val="28"/>
-              </w:rPr>
-              <w:t>A</w:t>
-            </w:r>
-          </w:p>
-        </w:tc>
-      </w:tr>
-      <w:tr>
-        <w:trPr>
-          <w:cantSplit/>
-        </w:trPr>
-        <w:tc>
-          <w:tcPr>
-            <w:tcW w:type="dxa" w:w="1985"/>
-          </w:tcPr>
-          <w:p>
-            <w:pPr>
-              <w:keepNext/>
-              <w:spacing w:after="80" w:before="80" w:line="360" w:lineRule="auto"/>
-              <w:ind w:firstLine="0"/>
-            </w:pPr>
-            <w:r>
-              <w:rPr>
-                <w:rFonts w:ascii="Times New Roman" w:hAnsi="Times New Roman"/>
-                <w:b w:val="0"/>
-                <w:sz w:val="28"/>
-              </w:rPr>
-              <w:t>B</w:t>
-            </w:r>
-          </w:p>
-        </w:tc>
-        <w:tc>
-          <w:tcPr>
-            <w:tcW w:type="dxa" w:w="1985"/>
-          </w:tcPr>
-          <w:p>
-            <w:pPr>
-              <w:keepNext/>
-              <w:spacing w:after="80" w:before="80" w:line="360" w:lineRule="auto"/>
-              <w:ind w:firstLine="0"/>
-            </w:pPr>
-            <w:r>
-              <w:rPr>
-                <w:rFonts w:ascii="Times New Roman" w:hAnsi="Times New Roman"/>
-                <w:b w:val="0"/>
-                <w:sz w:val="28"/>
-              </w:rPr>
-              <w:t>C</w:t>
-            </w:r>
-          </w:p>
-        </w:tc>
-        <w:tc>
-          <w:tcPr>
-            <w:tcW w:type="dxa" w:w="1985"/>
-          </w:tcPr>
-          <w:p>
-            <w:pPr>
-              <w:keepNext/>
-              <w:spacing w:after="80" w:before="80" w:line="360" w:lineRule="auto"/>
-              <w:ind w:firstLine="0"/>
-            </w:pPr>
-            <w:r>
-              <w:rPr>
-                <w:rFonts w:ascii="Times New Roman" w:hAnsi="Times New Roman"/>
-                <w:b w:val="0"/>
-                <w:sz w:val="28"/>
-              </w:rPr>
-              <w:t>—</w:t>
-            </w:r>
-          </w:p>
-        </w:tc>
-        <w:tc>
-          <w:tcPr>
-            <w:tcW w:type="dxa" w:w="1985"/>
-          </w:tcPr>
-          <w:p>
-            <w:pPr>
-              <w:keepNext/>
-              <w:spacing w:after="80" w:before="80" w:line="360" w:lineRule="auto"/>
-              <w:ind w:firstLine="0"/>
-            </w:pPr>
-            <w:r>
-              <w:rPr>
-                <w:rFonts w:ascii="Times New Roman" w:hAnsi="Times New Roman"/>
-                <w:b w:val="0"/>
-                <w:sz w:val="28"/>
-              </w:rPr>
-              <w:t>—</w:t>
-            </w:r>
-          </w:p>
-        </w:tc>
-        <w:tc>
-          <w:tcPr>
-            <w:tcW w:type="dxa" w:w="1985"/>
-          </w:tcPr>
-          <w:p>
-            <w:pPr>
-              <w:keepNext/>
-              <w:spacing w:after="80" w:before="80" w:line="360" w:lineRule="auto"/>
-              <w:ind w:firstLine="0"/>
-            </w:pPr>
-            <w:r>
-              <w:rPr>
-                <w:rFonts w:ascii="Times New Roman" w:hAnsi="Times New Roman"/>
-                <w:b w:val="0"/>
-                <w:sz w:val="28"/>
-              </w:rPr>
-              <w:t>—</w:t>
-            </w:r>
-          </w:p>
-        </w:tc>
-      </w:tr>
-      <w:tr>
-        <w:trPr>
-          <w:cantSplit/>
-        </w:trPr>
-        <w:tc>
-          <w:tcPr>
-            <w:tcW w:type="dxa" w:w="1985"/>
-          </w:tcPr>
-          <w:p>
-            <w:pPr>
-              <w:keepNext/>
-              <w:spacing w:after="80" w:before="80" w:line="360" w:lineRule="auto"/>
-              <w:ind w:firstLine="0"/>
-            </w:pPr>
-            <w:r>
-              <w:rPr>
-                <w:rFonts w:ascii="Times New Roman" w:hAnsi="Times New Roman"/>
-                <w:b w:val="0"/>
-                <w:sz w:val="28"/>
-              </w:rPr>
-              <w:t>C</w:t>
-            </w:r>
-          </w:p>
-        </w:tc>
-        <w:tc>
-          <w:tcPr>
-            <w:tcW w:type="dxa" w:w="1985"/>
-          </w:tcPr>
-          <w:p>
-            <w:pPr>
-              <w:keepNext/>
-              <w:spacing w:after="80" w:before="80" w:line="360" w:lineRule="auto"/>
-              <w:ind w:firstLine="0"/>
-            </w:pPr>
-            <w:r>
-              <w:rPr>
-                <w:rFonts w:ascii="Times New Roman" w:hAnsi="Times New Roman"/>
-                <w:b w:val="0"/>
-                <w:sz w:val="28"/>
-              </w:rPr>
-              <w:t>C</w:t>
-            </w:r>
-          </w:p>
-        </w:tc>
-        <w:tc>
-          <w:tcPr>
-            <w:tcW w:type="dxa" w:w="1985"/>
-          </w:tcPr>
-          <w:p>
-            <w:pPr>
-              <w:keepNext/>
-              <w:spacing w:after="80" w:before="80" w:line="360" w:lineRule="auto"/>
-              <w:ind w:firstLine="0"/>
-            </w:pPr>
-            <w:r>
-              <w:rPr>
-                <w:rFonts w:ascii="Times New Roman" w:hAnsi="Times New Roman"/>
-                <w:b w:val="0"/>
-                <w:sz w:val="28"/>
-              </w:rPr>
-              <w:t>C</w:t>
-            </w:r>
-          </w:p>
-        </w:tc>
-        <w:tc>
-          <w:tcPr>
-            <w:tcW w:type="dxa" w:w="1985"/>
-          </w:tcPr>
-          <w:p>
-            <w:pPr>
-              <w:keepNext/>
-              <w:spacing w:after="80" w:before="80" w:line="360" w:lineRule="auto"/>
-              <w:ind w:firstLine="0"/>
-            </w:pPr>
-            <w:r>
-              <w:rPr>
-                <w:rFonts w:ascii="Times New Roman" w:hAnsi="Times New Roman"/>
-                <w:b w:val="0"/>
-                <w:sz w:val="28"/>
-              </w:rPr>
-              <w:t>—</w:t>
-            </w:r>
-          </w:p>
-        </w:tc>
-        <w:tc>
-          <w:tcPr>
-            <w:tcW w:type="dxa" w:w="1985"/>
-          </w:tcPr>
-          <w:p>
-            <w:pPr>
-              <w:keepNext/>
-              <w:spacing w:after="80" w:before="80" w:line="360" w:lineRule="auto"/>
-              <w:ind w:firstLine="0"/>
-            </w:pPr>
-            <w:r>
-              <w:rPr>
-                <w:rFonts w:ascii="Times New Roman" w:hAnsi="Times New Roman"/>
-                <w:b w:val="0"/>
-                <w:sz w:val="28"/>
-              </w:rPr>
-              <w:t>D</w:t>
-            </w:r>
-          </w:p>
-        </w:tc>
-      </w:tr>
-      <w:tr>
-        <w:trPr>
-          <w:cantSplit/>
-        </w:trPr>
-        <w:tc>
-          <w:tcPr>
-            <w:tcW w:type="dxa" w:w="1985"/>
-          </w:tcPr>
-          <w:p>
-            <w:pPr>
-              <w:keepNext w:val="0"/>
-              <w:spacing w:after="80" w:before="80" w:line="360" w:lineRule="auto"/>
-              <w:ind w:firstLine="0"/>
-            </w:pPr>
-            <w:r>
-              <w:rPr>
-                <w:rFonts w:ascii="Times New Roman" w:hAnsi="Times New Roman"/>
-                <w:b w:val="0"/>
-                <w:sz w:val="28"/>
-              </w:rPr>
-              <w:t>D</w:t>
-            </w:r>
-          </w:p>
-        </w:tc>
-        <w:tc>
-          <w:tcPr>
-            <w:tcW w:type="dxa" w:w="1985"/>
-          </w:tcPr>
-          <w:p>
-            <w:pPr>
-              <w:keepNext w:val="0"/>
-              <w:spacing w:after="80" w:before="80" w:line="360" w:lineRule="auto"/>
-              <w:ind w:firstLine="0"/>
-            </w:pPr>
-            <w:r>
-              <w:rPr>
-                <w:rFonts w:ascii="Times New Roman" w:hAnsi="Times New Roman"/>
-                <w:b w:val="0"/>
-                <w:sz w:val="28"/>
-              </w:rPr>
-              <w:t>C</w:t>
-            </w:r>
-          </w:p>
-        </w:tc>
-        <w:tc>
-          <w:tcPr>
-            <w:tcW w:type="dxa" w:w="1985"/>
-          </w:tcPr>
-          <w:p>
-            <w:pPr>
-              <w:keepNext w:val="0"/>
-              <w:spacing w:after="80" w:before="80" w:line="360" w:lineRule="auto"/>
-              <w:ind w:firstLine="0"/>
-            </w:pPr>
-            <w:r>
-              <w:rPr>
-                <w:rFonts w:ascii="Times New Roman" w:hAnsi="Times New Roman"/>
-                <w:b w:val="0"/>
-                <w:sz w:val="28"/>
-              </w:rPr>
-              <w:t>C</w:t>
-            </w:r>
-          </w:p>
-        </w:tc>
-        <w:tc>
-          <w:tcPr>
-            <w:tcW w:type="dxa" w:w="1985"/>
-          </w:tcPr>
-          <w:p>
-            <w:pPr>
-              <w:keepNext w:val="0"/>
-              <w:spacing w:after="80" w:before="80" w:line="360" w:lineRule="auto"/>
-              <w:ind w:firstLine="0"/>
-            </w:pPr>
-            <w:r>
-              <w:rPr>
-                <w:rFonts w:ascii="Times New Roman" w:hAnsi="Times New Roman"/>
-                <w:b w:val="0"/>
-                <w:sz w:val="28"/>
-              </w:rPr>
-              <w:t>B</w:t>
-            </w:r>
-          </w:p>
-        </w:tc>
-        <w:tc>
-          <w:tcPr>
-            <w:tcW w:type="dxa" w:w="1985"/>
-          </w:tcPr>
-          <w:p>
-            <w:pPr>
-              <w:keepNext w:val="0"/>
-              <w:spacing w:after="80" w:before="80" w:line="360" w:lineRule="auto"/>
-              <w:ind w:firstLine="0"/>
-            </w:pPr>
-            <w:r>
-              <w:rPr>
-                <w:rFonts w:ascii="Times New Roman" w:hAnsi="Times New Roman"/>
-                <w:b w:val="0"/>
-                <w:sz w:val="28"/>
-              </w:rPr>
-              <w:t>D</w:t>
-            </w:r>
-          </w:p>
-        </w:tc>
-      </w:tr>
-    </w:tbl>
-    <w:p>
-      <w:pPr>
-        <w:keepNext/>
-        <w:spacing w:after="0" w:line="240" w:lineRule="auto"/>
+        <w:spacing w:line="240" w:lineRule="auto"/>
         <w:jc w:val="center"/>
       </w:pPr>
       <w:r>
         <w:drawing>
           <wp:inline xmlns:a="http://schemas.openxmlformats.org/drawingml/2006/main" xmlns:pic="http://schemas.openxmlformats.org/drawingml/2006/picture">
             <wp:extent cx="6192000" cy="4460339"/>
-            <wp:docPr id="5" name="Picture 5"/>
+            <wp:docPr id="6" name="Picture 6"/>
             <wp:cNvGraphicFramePr>
               <a:graphicFrameLocks noChangeAspect="1"/>
             </wp:cNvGraphicFramePr>
@@ -3156,11 +1847,11 @@
               <a:graphicData uri="http://schemas.openxmlformats.org/drawingml/2006/picture">
                 <pic:pic>
                   <pic:nvPicPr>
-                    <pic:cNvPr id="0" name="04_fa.png"/>
+                    <pic:cNvPr id="0" name="12_reverse_conversion.png"/>
                     <pic:cNvPicPr/>
                   </pic:nvPicPr>
                   <pic:blipFill>
-                    <a:blip r:embed="rId19"/>
+                    <a:blip r:embed="rId16"/>
                     <a:stretch>
                       <a:fillRect/>
                     </a:stretch>
@@ -3181,9 +1872,15 @@
     </w:p>
     <w:p>
       <w:pPr>
-        <w:spacing w:line="360" w:lineRule="auto" w:after="160"/>
+        <w:keepNext w:val="0"/>
+        <w:spacing w:line="360" w:lineRule="auto"/>
         <w:ind w:firstLine="0"/>
         <w:jc w:val="center"/>
+        <w:rPr>
+          <w:color w:val="000000" w:themeColor="text1"/>
+          <w:sz w:val="28"/>
+          <w:szCs w:val="28"/>
+        </w:rPr>
       </w:pPr>
       <w:r>
         <w:rPr>
@@ -3191,13 +1888,31 @@
           <w:b w:val="0"/>
           <w:sz w:val="28"/>
         </w:rPr>
-        <w:t>Рисунок 2 — Исходный конечный распознаватель в JFLAP</w:t>
+        <w:t>Рисунок 3 — Грамматика G′, автоматически полученная из КА</w:t>
+      </w:r>
+    </w:p>
+    <w:p>
+      <w:pPr>
+        <w:pStyle w:val="1"/>
+        <w:keepNext/>
+        <w:spacing w:line="360" w:lineRule="auto"/>
+        <w:ind w:left="0" w:firstLine="709"/>
+        <w:rPr>
+          <w:color w:val="000000" w:themeColor="text1"/>
+        </w:rPr>
+      </w:pPr>
+      <w:r>
+        <w:rPr>
+          <w:rFonts w:ascii="Times New Roman" w:hAnsi="Times New Roman"/>
+          <w:b/>
+          <w:sz w:val="28"/>
+        </w:rPr>
+        <w:t>4 Проверка вывода слов</w:t>
       </w:r>
     </w:p>
     <w:p>
       <w:pPr>
         <w:keepNext w:val="0"/>
-        <w:widowControl/>
         <w:spacing w:line="360" w:lineRule="auto"/>
         <w:ind w:firstLine="709"/>
         <w:jc w:val="both"/>
@@ -3213,33 +1928,12 @@
           <w:b w:val="0"/>
           <w:sz w:val="28"/>
         </w:rPr>
-        <w:t>Начальное состояние — S; F = {S, A, C, D}. Прочерк означает отсутствие перехода и отказ. Файл 02_исходный_КА.jff содержит эту модель.</w:t>
-      </w:r>
-    </w:p>
-    <w:p>
-      <w:pPr>
-        <w:pStyle w:val="1"/>
-        <w:keepNext/>
-        <w:widowControl/>
-        <w:spacing w:line="360" w:lineRule="auto"/>
-        <w:ind w:left="0" w:firstLine="709"/>
-        <w:rPr>
-          <w:color w:val="000000" w:themeColor="text1"/>
-        </w:rPr>
-      </w:pPr>
-      <w:r>
-        <w:rPr>
-          <w:rFonts w:ascii="Times New Roman" w:hAnsi="Times New Roman"/>
-          <w:b/>
-          <w:sz w:val="28"/>
-        </w:rPr>
-        <w:t>3.1 Преобразование грамматики в автомат</w:t>
+        <w:t>В режиме Input → Brute Force Parse проверено слово dcadca. После Start и пошагового просмотра получен вывод:</w:t>
       </w:r>
     </w:p>
     <w:p>
       <w:pPr>
         <w:keepNext w:val="0"/>
-        <w:widowControl/>
         <w:spacing w:line="360" w:lineRule="auto"/>
         <w:ind w:firstLine="709"/>
         <w:jc w:val="both"/>
@@ -3255,238 +1949,20 @@
           <w:b w:val="0"/>
           <w:sz w:val="28"/>
         </w:rPr>
-        <w:t>В JFLAP выполнено Convert → Convert Right-Linear Grammar to FA → Show All → Export. Для X → xY создаётся переход X —x→ Y, для X → λ — λ-переход в общее конечное состояние. Получены 6 состояний, 15 буквенных и 4 λ-перехода. Экспорт программы сохранён в файле 06_JFLAP_КА_автоконверсия.jff. На графе q2 помечено S (начало), q0 — A, q1 — B, q3 — C, q4 — D; q5 — общее конечное состояние.</w:t>
-      </w:r>
-    </w:p>
-    <w:p>
-      <w:pPr>
-        <w:keepNext w:val="0"/>
-        <w:widowControl/>
-        <w:spacing w:line="360" w:lineRule="auto"/>
-        <w:ind w:firstLine="709"/>
-        <w:jc w:val="both"/>
-        <w:rPr>
-          <w:color w:val="000000" w:themeColor="text1"/>
-          <w:sz w:val="28"/>
-          <w:szCs w:val="28"/>
-        </w:rPr>
-      </w:pPr>
-      <w:r>
-        <w:rPr>
-          <w:rFonts w:ascii="Times New Roman" w:hAnsi="Times New Roman"/>
-          <w:b w:val="0"/>
-          <w:sz w:val="28"/>
-        </w:rPr>
-        <w:t>Переходы по λ ведут из S, A, C и D в q5. Из B такого перехода нет. Ранний переход в конечное состояние при непрочитанном остатке не принимает слово: вход должен быть полностью исчерпан.</w:t>
-      </w:r>
-    </w:p>
-    <w:p>
-      <w:pPr>
-        <w:pStyle w:val="1"/>
+        <w:t>S ⇒ dA ⇒ dcB ⇒ dcaC ⇒ dcadD ⇒ dcadcB ⇒ dcadcaC ⇒ dcadca.</w:t>
+      </w:r>
+    </w:p>
+    <w:p>
+      <w:pPr>
         <w:keepNext/>
-        <w:widowControl/>
-        <w:spacing w:line="360" w:lineRule="auto"/>
-        <w:ind w:left="0" w:firstLine="709"/>
-        <w:rPr>
-          <w:color w:val="000000" w:themeColor="text1"/>
-        </w:rPr>
-      </w:pPr>
-      <w:r>
-        <w:rPr>
-          <w:rFonts w:ascii="Times New Roman" w:hAnsi="Times New Roman"/>
-          <w:b/>
-          <w:sz w:val="28"/>
-        </w:rPr>
-        <w:t>3.2 Грамматика, автоматически восстановленная в JFLAP</w:t>
-      </w:r>
-    </w:p>
-    <w:p>
-      <w:pPr>
-        <w:keepNext w:val="0"/>
-        <w:widowControl/>
-        <w:spacing w:line="360" w:lineRule="auto"/>
-        <w:ind w:firstLine="709"/>
-        <w:jc w:val="both"/>
-        <w:rPr>
-          <w:color w:val="000000" w:themeColor="text1"/>
-          <w:sz w:val="28"/>
-          <w:szCs w:val="28"/>
-        </w:rPr>
-      </w:pPr>
-      <w:r>
-        <w:rPr>
-          <w:rFonts w:ascii="Times New Roman" w:hAnsi="Times New Roman"/>
-          <w:b w:val="0"/>
-          <w:sz w:val="28"/>
-        </w:rPr>
-        <w:t>Для полученного КА выполнено Convert → Convert to Grammar → Show All → Export. JFLAP сохранил начальный символ S и использовал E для общего конечного состояния. В файле 07_JFLAP_грамматика_из_КА.jff находятся следующие правила:</w:t>
-      </w:r>
-    </w:p>
-    <w:p>
-      <w:pPr>
-        <w:keepNext w:val="0"/>
-        <w:widowControl/>
-        <w:spacing w:line="360" w:lineRule="auto"/>
-        <w:ind w:firstLine="709"/>
-        <w:jc w:val="both"/>
-        <w:rPr>
-          <w:color w:val="000000" w:themeColor="text1"/>
-          <w:sz w:val="28"/>
-          <w:szCs w:val="28"/>
-        </w:rPr>
-      </w:pPr>
-      <w:r>
-        <w:rPr>
-          <w:rFonts w:ascii="Times New Roman" w:hAnsi="Times New Roman"/>
-          <w:b w:val="0"/>
-          <w:sz w:val="28"/>
-        </w:rPr>
-        <w:t>S → aS | bS | dA | E</w:t>
-      </w:r>
-    </w:p>
-    <w:p>
-      <w:pPr>
-        <w:keepNext w:val="0"/>
-        <w:widowControl/>
-        <w:spacing w:line="360" w:lineRule="auto"/>
-        <w:ind w:firstLine="709"/>
-        <w:jc w:val="both"/>
-        <w:rPr>
-          <w:color w:val="000000" w:themeColor="text1"/>
-          <w:sz w:val="28"/>
-          <w:szCs w:val="28"/>
-        </w:rPr>
-      </w:pPr>
-      <w:r>
-        <w:rPr>
-          <w:rFonts w:ascii="Times New Roman" w:hAnsi="Times New Roman"/>
-          <w:b w:val="0"/>
-          <w:sz w:val="28"/>
-        </w:rPr>
-        <w:t>A → cB | aS | bS | dA | E</w:t>
-      </w:r>
-    </w:p>
-    <w:p>
-      <w:pPr>
-        <w:keepNext w:val="0"/>
-        <w:widowControl/>
-        <w:spacing w:line="360" w:lineRule="auto"/>
-        <w:ind w:firstLine="709"/>
-        <w:jc w:val="both"/>
-        <w:rPr>
-          <w:color w:val="000000" w:themeColor="text1"/>
-          <w:sz w:val="28"/>
-          <w:szCs w:val="28"/>
-        </w:rPr>
-      </w:pPr>
-      <w:r>
-        <w:rPr>
-          <w:rFonts w:ascii="Times New Roman" w:hAnsi="Times New Roman"/>
-          <w:b w:val="0"/>
-          <w:sz w:val="28"/>
-        </w:rPr>
-        <w:t>B → aC</w:t>
-      </w:r>
-    </w:p>
-    <w:p>
-      <w:pPr>
-        <w:keepNext w:val="0"/>
-        <w:widowControl/>
-        <w:spacing w:line="360" w:lineRule="auto"/>
-        <w:ind w:firstLine="709"/>
-        <w:jc w:val="both"/>
-        <w:rPr>
-          <w:color w:val="000000" w:themeColor="text1"/>
-          <w:sz w:val="28"/>
-          <w:szCs w:val="28"/>
-        </w:rPr>
-      </w:pPr>
-      <w:r>
-        <w:rPr>
-          <w:rFonts w:ascii="Times New Roman" w:hAnsi="Times New Roman"/>
-          <w:b w:val="0"/>
-          <w:sz w:val="28"/>
-        </w:rPr>
-        <w:t>C → E | bC | aC | dD</w:t>
-      </w:r>
-    </w:p>
-    <w:p>
-      <w:pPr>
-        <w:keepNext w:val="0"/>
-        <w:widowControl/>
-        <w:spacing w:line="360" w:lineRule="auto"/>
-        <w:ind w:firstLine="709"/>
-        <w:jc w:val="both"/>
-        <w:rPr>
-          <w:color w:val="000000" w:themeColor="text1"/>
-          <w:sz w:val="28"/>
-          <w:szCs w:val="28"/>
-        </w:rPr>
-      </w:pPr>
-      <w:r>
-        <w:rPr>
-          <w:rFonts w:ascii="Times New Roman" w:hAnsi="Times New Roman"/>
-          <w:b w:val="0"/>
-          <w:sz w:val="28"/>
-        </w:rPr>
-        <w:t>D → cB | E | bC | aC | dD</w:t>
-      </w:r>
-    </w:p>
-    <w:p>
-      <w:pPr>
-        <w:keepNext w:val="0"/>
-        <w:widowControl/>
-        <w:spacing w:line="360" w:lineRule="auto"/>
-        <w:ind w:firstLine="709"/>
-        <w:jc w:val="both"/>
-        <w:rPr>
-          <w:color w:val="000000" w:themeColor="text1"/>
-          <w:sz w:val="28"/>
-          <w:szCs w:val="28"/>
-        </w:rPr>
-      </w:pPr>
-      <w:r>
-        <w:rPr>
-          <w:rFonts w:ascii="Times New Roman" w:hAnsi="Times New Roman"/>
-          <w:b w:val="0"/>
-          <w:sz w:val="28"/>
-        </w:rPr>
-        <w:t>E → λ</w:t>
-      </w:r>
-    </w:p>
-    <w:p>
-      <w:pPr>
-        <w:keepNext w:val="0"/>
-        <w:widowControl/>
-        <w:spacing w:line="360" w:lineRule="auto"/>
-        <w:ind w:firstLine="709"/>
-        <w:jc w:val="both"/>
-        <w:rPr>
-          <w:color w:val="000000" w:themeColor="text1"/>
-          <w:sz w:val="28"/>
-          <w:szCs w:val="28"/>
-        </w:rPr>
-      </w:pPr>
-      <w:r>
-        <w:rPr>
-          <w:rFonts w:ascii="Times New Roman" w:hAnsi="Times New Roman"/>
-          <w:b w:val="0"/>
-          <w:sz w:val="28"/>
-        </w:rPr>
-        <w:t>После подстановки E → λ получаются исходные завершающие правила. Остальные правила совпадают с ручной грамматикой. Поэтому исходный КА, грамматика G, автомат после конвертации и автоматически восстановленная грамматика распознают один язык.</w:t>
-      </w:r>
-    </w:p>
-    <w:p>
-      <w:pPr>
-        <w:keepNext/>
-        <w:spacing w:after="0" w:line="240" w:lineRule="auto"/>
+        <w:spacing w:line="240" w:lineRule="auto"/>
         <w:jc w:val="center"/>
       </w:pPr>
       <w:r>
         <w:drawing>
           <wp:inline xmlns:a="http://schemas.openxmlformats.org/drawingml/2006/main" xmlns:pic="http://schemas.openxmlformats.org/drawingml/2006/picture">
             <wp:extent cx="6192000" cy="4460339"/>
-            <wp:docPr id="6" name="Picture 6"/>
+            <wp:docPr id="7" name="Picture 7"/>
             <wp:cNvGraphicFramePr>
               <a:graphicFrameLocks noChangeAspect="1"/>
             </wp:cNvGraphicFramePr>
@@ -3494,11 +1970,11 @@
               <a:graphicData uri="http://schemas.openxmlformats.org/drawingml/2006/picture">
                 <pic:pic>
                   <pic:nvPicPr>
-                    <pic:cNvPr id="0" name="07_conversion.png"/>
+                    <pic:cNvPr id="0" name="02_tree_dcadca.png"/>
                     <pic:cNvPicPr/>
                   </pic:nvPicPr>
                   <pic:blipFill>
-                    <a:blip r:embed="rId20"/>
+                    <a:blip r:embed="rId17"/>
                     <a:stretch>
                       <a:fillRect/>
                     </a:stretch>
@@ -3519,9 +1995,15 @@
     </w:p>
     <w:p>
       <w:pPr>
-        <w:spacing w:line="360" w:lineRule="auto" w:after="160"/>
+        <w:keepNext w:val="0"/>
+        <w:spacing w:line="360" w:lineRule="auto"/>
         <w:ind w:firstLine="0"/>
         <w:jc w:val="center"/>
+        <w:rPr>
+          <w:color w:val="000000" w:themeColor="text1"/>
+          <w:sz w:val="28"/>
+          <w:szCs w:val="28"/>
+        </w:rPr>
       </w:pPr>
       <w:r>
         <w:rPr>
@@ -3529,89 +2011,12 @@
           <w:b w:val="0"/>
           <w:sz w:val="28"/>
         </w:rPr>
-        <w:t>Рисунок 3 — Преобразование праволинейной грамматики в КА: Show All</w:t>
-      </w:r>
-    </w:p>
-    <w:p>
-      <w:pPr>
-        <w:keepNext/>
-        <w:spacing w:after="0" w:line="240" w:lineRule="auto"/>
-        <w:jc w:val="center"/>
-      </w:pPr>
-      <w:r>
-        <w:drawing>
-          <wp:inline xmlns:a="http://schemas.openxmlformats.org/drawingml/2006/main" xmlns:pic="http://schemas.openxmlformats.org/drawingml/2006/picture">
-            <wp:extent cx="6192000" cy="4460339"/>
-            <wp:docPr id="7" name="Picture 7"/>
-            <wp:cNvGraphicFramePr>
-              <a:graphicFrameLocks noChangeAspect="1"/>
-            </wp:cNvGraphicFramePr>
-            <a:graphic>
-              <a:graphicData uri="http://schemas.openxmlformats.org/drawingml/2006/picture">
-                <pic:pic>
-                  <pic:nvPicPr>
-                    <pic:cNvPr id="0" name="12_reverse_conversion.png"/>
-                    <pic:cNvPicPr/>
-                  </pic:nvPicPr>
-                  <pic:blipFill>
-                    <a:blip r:embed="rId21"/>
-                    <a:stretch>
-                      <a:fillRect/>
-                    </a:stretch>
-                  </pic:blipFill>
-                  <pic:spPr>
-                    <a:xfrm>
-                      <a:off x="0" y="0"/>
-                      <a:ext cx="6192000" cy="4460339"/>
-                    </a:xfrm>
-                    <a:prstGeom prst="rect"/>
-                  </pic:spPr>
-                </pic:pic>
-              </a:graphicData>
-            </a:graphic>
-          </wp:inline>
-        </w:drawing>
-      </w:r>
-    </w:p>
-    <w:p>
-      <w:pPr>
-        <w:spacing w:line="360" w:lineRule="auto" w:after="160"/>
-        <w:ind w:firstLine="0"/>
-        <w:jc w:val="center"/>
-      </w:pPr>
-      <w:r>
-        <w:rPr>
-          <w:rFonts w:ascii="Times New Roman" w:hAnsi="Times New Roman"/>
-          <w:b w:val="0"/>
-          <w:sz w:val="28"/>
-        </w:rPr>
-        <w:t>Рисунок 4 — Обратное преобразование КА в грамматику в JFLAP</w:t>
-      </w:r>
-    </w:p>
-    <w:p>
-      <w:pPr>
-        <w:pStyle w:val="1"/>
-        <w:keepNext/>
-        <w:widowControl/>
-        <w:spacing w:line="360" w:lineRule="auto"/>
-        <w:ind w:left="0" w:firstLine="709"/>
-        <w:rPr>
-          <w:color w:val="000000" w:themeColor="text1"/>
-        </w:rPr>
-      </w:pPr>
-      <w:r>
-        <w:rPr>
-          <w:rFonts w:ascii="Times New Roman" w:hAnsi="Times New Roman"/>
-          <w:b/>
-          <w:sz w:val="28"/>
-        </w:rPr>
-        <w:t>4 Выводы слов и деревья разбора</w:t>
+        <w:t>Рисунок 4 — Дерево вывода dcadca в JFLAP</w:t>
       </w:r>
     </w:p>
     <w:p>
       <w:pPr>
         <w:keepNext w:val="0"/>
-        <w:widowControl/>
         <w:spacing w:line="360" w:lineRule="auto"/>
         <w:ind w:firstLine="709"/>
         <w:jc w:val="both"/>
@@ -3627,13 +2032,31 @@
           <w:b w:val="0"/>
           <w:sz w:val="28"/>
         </w:rPr>
-        <w:t>Для dca: S ⇒ dA ⇒ dcB ⇒ dcaC ⇒ dca. Для dcadca: S ⇒ dA ⇒ dcB ⇒ dcaC ⇒ dcadD ⇒ dcadcB ⇒ dcadcaC ⇒ dcadca. Для пустого слова: S ⇒ λ.</w:t>
+        <w:t>Слово dc отвергается: после S ⇒ dA ⇒ dcB необходимо применить B → aC, но во входе нет a. Слово aca также не выводится: после a автомат находится в S, а перехода по c из S нет. Эти отказы согласуются с условием варианта.</w:t>
+      </w:r>
+    </w:p>
+    <w:p>
+      <w:pPr>
+        <w:pStyle w:val="1"/>
+        <w:keepNext/>
+        <w:spacing w:line="360" w:lineRule="auto"/>
+        <w:ind w:left="0" w:firstLine="709"/>
+        <w:rPr>
+          <w:color w:val="000000" w:themeColor="text1"/>
+        </w:rPr>
+      </w:pPr>
+      <w:r>
+        <w:rPr>
+          <w:rFonts w:ascii="Times New Roman" w:hAnsi="Times New Roman"/>
+          <w:b/>
+          <w:sz w:val="28"/>
+        </w:rPr>
+        <w:t>5 МП-автомат и работа стека</w:t>
       </w:r>
     </w:p>
     <w:p>
       <w:pPr>
         <w:keepNext w:val="0"/>
-        <w:widowControl/>
         <w:spacing w:line="360" w:lineRule="auto"/>
         <w:ind w:firstLine="709"/>
         <w:jc w:val="both"/>
@@ -3649,69 +2072,12 @@
           <w:b w:val="0"/>
           <w:sz w:val="28"/>
         </w:rPr>
-        <w:t>Листья деревьев слева направо дают проверяемое слово; λ не является входным символом. Деревья построены непосредственно по правилам G.</w:t>
-      </w:r>
-    </w:p>
-    <w:p>
-      <w:pPr>
-        <w:keepNext/>
-        <w:spacing w:after="0" w:line="240" w:lineRule="auto"/>
-        <w:jc w:val="center"/>
-      </w:pPr>
-      <w:r>
-        <w:drawing>
-          <wp:inline xmlns:a="http://schemas.openxmlformats.org/drawingml/2006/main" xmlns:pic="http://schemas.openxmlformats.org/drawingml/2006/picture">
-            <wp:extent cx="6192000" cy="4460339"/>
-            <wp:docPr id="8" name="Picture 8"/>
-            <wp:cNvGraphicFramePr>
-              <a:graphicFrameLocks noChangeAspect="1"/>
-            </wp:cNvGraphicFramePr>
-            <a:graphic>
-              <a:graphicData uri="http://schemas.openxmlformats.org/drawingml/2006/picture">
-                <pic:pic>
-                  <pic:nvPicPr>
-                    <pic:cNvPr id="0" name="02_tree_dcadca.png"/>
-                    <pic:cNvPicPr/>
-                  </pic:nvPicPr>
-                  <pic:blipFill>
-                    <a:blip r:embed="rId22"/>
-                    <a:stretch>
-                      <a:fillRect/>
-                    </a:stretch>
-                  </pic:blipFill>
-                  <pic:spPr>
-                    <a:xfrm>
-                      <a:off x="0" y="0"/>
-                      <a:ext cx="6192000" cy="4460339"/>
-                    </a:xfrm>
-                    <a:prstGeom prst="rect"/>
-                  </pic:spPr>
-                </pic:pic>
-              </a:graphicData>
-            </a:graphic>
-          </wp:inline>
-        </w:drawing>
-      </w:r>
-    </w:p>
-    <w:p>
-      <w:pPr>
-        <w:spacing w:line="360" w:lineRule="auto" w:after="160"/>
-        <w:ind w:firstLine="0"/>
-        <w:jc w:val="center"/>
-      </w:pPr>
-      <w:r>
-        <w:rPr>
-          <w:rFonts w:ascii="Times New Roman" w:hAnsi="Times New Roman"/>
-          <w:b w:val="0"/>
-          <w:sz w:val="28"/>
-        </w:rPr>
-        <w:t>Рисунок 5 — Дерево вывода dcadca, построенное Brute Force Parse</w:t>
+        <w:t>Стек хранит то, что ещё нужно сопоставить с входом. Сначала JFLAP помещает в него Z. Переход start → init заменяет Z на знак дна $, а init → loop кладёт сверху начальный символ S. Вершина стека записывается слева.</w:t>
       </w:r>
     </w:p>
     <w:p>
       <w:pPr>
         <w:keepNext w:val="0"/>
-        <w:widowControl/>
         <w:spacing w:line="360" w:lineRule="auto"/>
         <w:ind w:firstLine="709"/>
         <w:jc w:val="both"/>
@@ -3727,89 +2093,12 @@
           <w:b w:val="0"/>
           <w:sz w:val="28"/>
         </w:rPr>
-        <w:t>Пример отказа dc: S ⇒ dA ⇒ dcB. Для завершения требовалось бы B ⇒* λ, но единственное правило B → aC добавляет букву a. Поэтому слово dc не выводится. Для aca вывод блокируется после S ⇒ aS: правила S → cX нет.</w:t>
-      </w:r>
-    </w:p>
-    <w:p>
-      <w:pPr>
-        <w:keepNext/>
-        <w:spacing w:after="0" w:line="240" w:lineRule="auto"/>
-        <w:jc w:val="center"/>
-      </w:pPr>
-      <w:r>
-        <w:drawing>
-          <wp:inline xmlns:a="http://schemas.openxmlformats.org/drawingml/2006/main" xmlns:pic="http://schemas.openxmlformats.org/drawingml/2006/picture">
-            <wp:extent cx="6192000" cy="4460339"/>
-            <wp:docPr id="9" name="Picture 9"/>
-            <wp:cNvGraphicFramePr>
-              <a:graphicFrameLocks noChangeAspect="1"/>
-            </wp:cNvGraphicFramePr>
-            <a:graphic>
-              <a:graphicData uri="http://schemas.openxmlformats.org/drawingml/2006/picture">
-                <pic:pic>
-                  <pic:nvPicPr>
-                    <pic:cNvPr id="0" name="03_grammar_reject.png"/>
-                    <pic:cNvPicPr/>
-                  </pic:nvPicPr>
-                  <pic:blipFill>
-                    <a:blip r:embed="rId23"/>
-                    <a:stretch>
-                      <a:fillRect/>
-                    </a:stretch>
-                  </pic:blipFill>
-                  <pic:spPr>
-                    <a:xfrm>
-                      <a:off x="0" y="0"/>
-                      <a:ext cx="6192000" cy="4460339"/>
-                    </a:xfrm>
-                    <a:prstGeom prst="rect"/>
-                  </pic:spPr>
-                </pic:pic>
-              </a:graphicData>
-            </a:graphic>
-          </wp:inline>
-        </w:drawing>
-      </w:r>
-    </w:p>
-    <w:p>
-      <w:pPr>
-        <w:spacing w:line="360" w:lineRule="auto" w:after="160"/>
-        <w:ind w:firstLine="0"/>
-        <w:jc w:val="center"/>
-      </w:pPr>
-      <w:r>
-        <w:rPr>
-          <w:rFonts w:ascii="Times New Roman" w:hAnsi="Times New Roman"/>
-          <w:b w:val="0"/>
-          <w:sz w:val="28"/>
-        </w:rPr>
-        <w:t>Рисунок 6 — Brute Force Parse: слово dc отвергнуто</w:t>
-      </w:r>
-    </w:p>
-    <w:p>
-      <w:pPr>
-        <w:pStyle w:val="1"/>
-        <w:keepNext/>
-        <w:widowControl/>
-        <w:spacing w:line="360" w:lineRule="auto"/>
-        <w:ind w:left="0" w:firstLine="709"/>
-        <w:rPr>
-          <w:color w:val="000000" w:themeColor="text1"/>
-        </w:rPr>
-      </w:pPr>
-      <w:r>
-        <w:rPr>
-          <w:rFonts w:ascii="Times New Roman" w:hAnsi="Times New Roman"/>
-          <w:b/>
-          <w:sz w:val="28"/>
-        </w:rPr>
-        <w:t>5 Построение МП-автомата по КС-грамматике</w:t>
+        <w:t>В состоянии loop выполняются два действия: нетерминал на вершине заменяется правой частью выбранного правила; терминал на вершине сравнивается с очередной буквой входа и при совпадении снимается. Например, S → dA меняет стек S$ на dA$, а чтение d — на A$.</w:t>
       </w:r>
     </w:p>
     <w:p>
       <w:pPr>
         <w:keepNext w:val="0"/>
-        <w:widowControl/>
         <w:spacing w:line="360" w:lineRule="auto"/>
         <w:ind w:firstLine="709"/>
         <w:jc w:val="both"/>
@@ -3825,672 +2114,20 @@
           <w:b w:val="0"/>
           <w:sz w:val="28"/>
         </w:rPr>
-        <w:t>Используется стандартный нисходящий недетерминированный МПА. Q = {start, init, loop, accept}, Σ = {a,b,c,d}, Γ = {a,b,c,d,S,A,B,C,D,Z,$}. Начальное состояние — start; конечное — accept. JFLAP автоматически кладёт в стек Z. Первый переход заменяет Z на $, затем над $ помещается S. Вершина стека записывается слева.</w:t>
+        <w:t>Когда над $ ничего не осталось, автомат снимает $ и переходит в accept. Выбран режим Final State: слово принимается, только если весь вход прочитан и достигнуто accept. Из-за выбора правил могут существовать разные ветви; для принятия достаточно одной успешной.</w:t>
       </w:r>
     </w:p>
     <w:p>
       <w:pPr>
         <w:keepNext/>
-        <w:spacing w:line="360" w:lineRule="auto"/>
-      </w:pPr>
-      <w:r>
-        <w:rPr>
-          <w:rFonts w:ascii="Times New Roman" w:hAnsi="Times New Roman"/>
-          <w:sz w:val="28"/>
-        </w:rPr>
-        <w:t>Таблица 4 — Переходы МП-автомата</w:t>
-      </w:r>
-    </w:p>
-    <w:tbl>
-      <w:tblPr>
-        <w:tblStyle w:val="a5"/>
-        <w:tblW w:type="auto" w:w="0"/>
-        <w:tblLook w:firstColumn="1" w:firstRow="1" w:lastColumn="0" w:lastRow="0" w:noHBand="0" w:noVBand="1" w:val="04A0"/>
-      </w:tblPr>
-      <w:tblGrid>
-        <w:gridCol w:w="1985"/>
-        <w:gridCol w:w="1985"/>
-        <w:gridCol w:w="1985"/>
-        <w:gridCol w:w="1985"/>
-        <w:gridCol w:w="1985"/>
-      </w:tblGrid>
-      <w:tr>
-        <w:trPr>
-          <w:cantSplit/>
-          <w:tblHeader/>
-        </w:trPr>
-        <w:tc>
-          <w:tcPr>
-            <w:tcW w:type="dxa" w:w="1985"/>
-          </w:tcPr>
-          <w:p>
-            <w:pPr>
-              <w:keepNext/>
-              <w:spacing w:after="80" w:before="80" w:line="360" w:lineRule="auto"/>
-              <w:ind w:firstLine="0"/>
-            </w:pPr>
-            <w:r>
-              <w:rPr>
-                <w:rFonts w:ascii="Times New Roman" w:hAnsi="Times New Roman"/>
-                <w:b/>
-                <w:sz w:val="28"/>
-              </w:rPr>
-              <w:t>Откуда → куда</w:t>
-            </w:r>
-          </w:p>
-        </w:tc>
-        <w:tc>
-          <w:tcPr>
-            <w:tcW w:type="dxa" w:w="1985"/>
-          </w:tcPr>
-          <w:p>
-            <w:pPr>
-              <w:keepNext/>
-              <w:spacing w:after="80" w:before="80" w:line="360" w:lineRule="auto"/>
-              <w:ind w:firstLine="0"/>
-            </w:pPr>
-            <w:r>
-              <w:rPr>
-                <w:rFonts w:ascii="Times New Roman" w:hAnsi="Times New Roman"/>
-                <w:b/>
-                <w:sz w:val="28"/>
-              </w:rPr>
-              <w:t>Вход</w:t>
-            </w:r>
-          </w:p>
-        </w:tc>
-        <w:tc>
-          <w:tcPr>
-            <w:tcW w:type="dxa" w:w="1985"/>
-          </w:tcPr>
-          <w:p>
-            <w:pPr>
-              <w:keepNext/>
-              <w:spacing w:after="80" w:before="80" w:line="360" w:lineRule="auto"/>
-              <w:ind w:firstLine="0"/>
-            </w:pPr>
-            <w:r>
-              <w:rPr>
-                <w:rFonts w:ascii="Times New Roman" w:hAnsi="Times New Roman"/>
-                <w:b/>
-                <w:sz w:val="28"/>
-              </w:rPr>
-              <w:t>Снять</w:t>
-            </w:r>
-          </w:p>
-        </w:tc>
-        <w:tc>
-          <w:tcPr>
-            <w:tcW w:type="dxa" w:w="1985"/>
-          </w:tcPr>
-          <w:p>
-            <w:pPr>
-              <w:keepNext/>
-              <w:spacing w:after="80" w:before="80" w:line="360" w:lineRule="auto"/>
-              <w:ind w:firstLine="0"/>
-            </w:pPr>
-            <w:r>
-              <w:rPr>
-                <w:rFonts w:ascii="Times New Roman" w:hAnsi="Times New Roman"/>
-                <w:b/>
-                <w:sz w:val="28"/>
-              </w:rPr>
-              <w:t>Положить</w:t>
-            </w:r>
-          </w:p>
-        </w:tc>
-        <w:tc>
-          <w:tcPr>
-            <w:tcW w:type="dxa" w:w="1985"/>
-          </w:tcPr>
-          <w:p>
-            <w:pPr>
-              <w:keepNext/>
-              <w:spacing w:after="80" w:before="80" w:line="360" w:lineRule="auto"/>
-              <w:ind w:firstLine="0"/>
-            </w:pPr>
-            <w:r>
-              <w:rPr>
-                <w:rFonts w:ascii="Times New Roman" w:hAnsi="Times New Roman"/>
-                <w:b/>
-                <w:sz w:val="28"/>
-              </w:rPr>
-              <w:t>Назначение</w:t>
-            </w:r>
-          </w:p>
-        </w:tc>
-      </w:tr>
-      <w:tr>
-        <w:trPr>
-          <w:cantSplit/>
-        </w:trPr>
-        <w:tc>
-          <w:tcPr>
-            <w:tcW w:type="dxa" w:w="1985"/>
-          </w:tcPr>
-          <w:p>
-            <w:pPr>
-              <w:keepNext/>
-              <w:spacing w:after="80" w:before="80" w:line="360" w:lineRule="auto"/>
-              <w:ind w:firstLine="0"/>
-            </w:pPr>
-            <w:r>
-              <w:rPr>
-                <w:rFonts w:ascii="Times New Roman" w:hAnsi="Times New Roman"/>
-                <w:b w:val="0"/>
-                <w:sz w:val="28"/>
-              </w:rPr>
-              <w:t>start → init</w:t>
-            </w:r>
-          </w:p>
-        </w:tc>
-        <w:tc>
-          <w:tcPr>
-            <w:tcW w:type="dxa" w:w="1985"/>
-          </w:tcPr>
-          <w:p>
-            <w:pPr>
-              <w:keepNext/>
-              <w:spacing w:after="80" w:before="80" w:line="360" w:lineRule="auto"/>
-              <w:ind w:firstLine="0"/>
-            </w:pPr>
-            <w:r>
-              <w:rPr>
-                <w:rFonts w:ascii="Times New Roman" w:hAnsi="Times New Roman"/>
-                <w:b w:val="0"/>
-                <w:sz w:val="28"/>
-              </w:rPr>
-              <w:t>λ</w:t>
-            </w:r>
-          </w:p>
-        </w:tc>
-        <w:tc>
-          <w:tcPr>
-            <w:tcW w:type="dxa" w:w="1985"/>
-          </w:tcPr>
-          <w:p>
-            <w:pPr>
-              <w:keepNext/>
-            </w:pPr>
-            <w:r>
-              <w:rPr>
-                <w:rFonts w:ascii="Times New Roman" w:hAnsi="Times New Roman"/>
-                <w:sz w:val="28"/>
-              </w:rPr>
-              <w:t>Z</w:t>
-            </w:r>
-          </w:p>
-        </w:tc>
-        <w:tc>
-          <w:tcPr>
-            <w:tcW w:type="dxa" w:w="1985"/>
-          </w:tcPr>
-          <w:p>
-            <w:pPr>
-              <w:keepNext/>
-              <w:spacing w:after="80" w:before="80" w:line="360" w:lineRule="auto"/>
-              <w:ind w:firstLine="0"/>
-            </w:pPr>
-            <w:r>
-              <w:rPr>
-                <w:rFonts w:ascii="Times New Roman" w:hAnsi="Times New Roman"/>
-                <w:b w:val="0"/>
-                <w:sz w:val="28"/>
-              </w:rPr>
-              <w:t>$</w:t>
-            </w:r>
-          </w:p>
-        </w:tc>
-        <w:tc>
-          <w:tcPr>
-            <w:tcW w:type="dxa" w:w="1985"/>
-          </w:tcPr>
-          <w:p>
-            <w:pPr>
-              <w:keepNext/>
-            </w:pPr>
-            <w:r>
-              <w:rPr>
-                <w:rFonts w:ascii="Times New Roman" w:hAnsi="Times New Roman"/>
-                <w:sz w:val="28"/>
-              </w:rPr>
-              <w:t>Заменить начальный Z на $</w:t>
-            </w:r>
-          </w:p>
-        </w:tc>
-      </w:tr>
-      <w:tr>
-        <w:trPr>
-          <w:cantSplit/>
-        </w:trPr>
-        <w:tc>
-          <w:tcPr>
-            <w:tcW w:type="dxa" w:w="1985"/>
-          </w:tcPr>
-          <w:p>
-            <w:pPr>
-              <w:keepNext/>
-              <w:spacing w:after="80" w:before="80" w:line="360" w:lineRule="auto"/>
-              <w:ind w:firstLine="0"/>
-            </w:pPr>
-            <w:r>
-              <w:rPr>
-                <w:rFonts w:ascii="Times New Roman" w:hAnsi="Times New Roman"/>
-                <w:b w:val="0"/>
-                <w:sz w:val="28"/>
-              </w:rPr>
-              <w:t>init → loop</w:t>
-            </w:r>
-          </w:p>
-        </w:tc>
-        <w:tc>
-          <w:tcPr>
-            <w:tcW w:type="dxa" w:w="1985"/>
-          </w:tcPr>
-          <w:p>
-            <w:pPr>
-              <w:keepNext/>
-              <w:spacing w:after="80" w:before="80" w:line="360" w:lineRule="auto"/>
-              <w:ind w:firstLine="0"/>
-            </w:pPr>
-            <w:r>
-              <w:rPr>
-                <w:rFonts w:ascii="Times New Roman" w:hAnsi="Times New Roman"/>
-                <w:b w:val="0"/>
-                <w:sz w:val="28"/>
-              </w:rPr>
-              <w:t>λ</w:t>
-            </w:r>
-          </w:p>
-        </w:tc>
-        <w:tc>
-          <w:tcPr>
-            <w:tcW w:type="dxa" w:w="1985"/>
-          </w:tcPr>
-          <w:p>
-            <w:pPr>
-              <w:keepNext/>
-              <w:spacing w:after="80" w:before="80" w:line="360" w:lineRule="auto"/>
-              <w:ind w:firstLine="0"/>
-            </w:pPr>
-            <w:r>
-              <w:rPr>
-                <w:rFonts w:ascii="Times New Roman" w:hAnsi="Times New Roman"/>
-                <w:b w:val="0"/>
-                <w:sz w:val="28"/>
-              </w:rPr>
-              <w:t>λ</w:t>
-            </w:r>
-          </w:p>
-        </w:tc>
-        <w:tc>
-          <w:tcPr>
-            <w:tcW w:type="dxa" w:w="1985"/>
-          </w:tcPr>
-          <w:p>
-            <w:pPr>
-              <w:keepNext/>
-              <w:spacing w:after="80" w:before="80" w:line="360" w:lineRule="auto"/>
-              <w:ind w:firstLine="0"/>
-            </w:pPr>
-            <w:r>
-              <w:rPr>
-                <w:rFonts w:ascii="Times New Roman" w:hAnsi="Times New Roman"/>
-                <w:b w:val="0"/>
-                <w:sz w:val="28"/>
-              </w:rPr>
-              <w:t>S</w:t>
-            </w:r>
-          </w:p>
-        </w:tc>
-        <w:tc>
-          <w:tcPr>
-            <w:tcW w:type="dxa" w:w="1985"/>
-          </w:tcPr>
-          <w:p>
-            <w:pPr>
-              <w:keepNext/>
-              <w:spacing w:after="80" w:before="80" w:line="360" w:lineRule="auto"/>
-              <w:ind w:firstLine="0"/>
-            </w:pPr>
-            <w:r>
-              <w:rPr>
-                <w:rFonts w:ascii="Times New Roman" w:hAnsi="Times New Roman"/>
-                <w:b w:val="0"/>
-                <w:sz w:val="28"/>
-              </w:rPr>
-              <w:t>Положить начальный нетерминал</w:t>
-            </w:r>
-          </w:p>
-        </w:tc>
-      </w:tr>
-      <w:tr>
-        <w:trPr>
-          <w:cantSplit/>
-        </w:trPr>
-        <w:tc>
-          <w:tcPr>
-            <w:tcW w:type="dxa" w:w="1985"/>
-          </w:tcPr>
-          <w:p>
-            <w:pPr>
-              <w:keepNext/>
-              <w:spacing w:after="80" w:before="80" w:line="360" w:lineRule="auto"/>
-              <w:ind w:firstLine="0"/>
-            </w:pPr>
-            <w:r>
-              <w:rPr>
-                <w:rFonts w:ascii="Times New Roman" w:hAnsi="Times New Roman"/>
-                <w:b w:val="0"/>
-                <w:sz w:val="28"/>
-              </w:rPr>
-              <w:t>loop → loop</w:t>
-            </w:r>
-          </w:p>
-        </w:tc>
-        <w:tc>
-          <w:tcPr>
-            <w:tcW w:type="dxa" w:w="1985"/>
-          </w:tcPr>
-          <w:p>
-            <w:pPr>
-              <w:keepNext/>
-              <w:spacing w:after="80" w:before="80" w:line="360" w:lineRule="auto"/>
-              <w:ind w:firstLine="0"/>
-            </w:pPr>
-            <w:r>
-              <w:rPr>
-                <w:rFonts w:ascii="Times New Roman" w:hAnsi="Times New Roman"/>
-                <w:b w:val="0"/>
-                <w:sz w:val="28"/>
-              </w:rPr>
-              <w:t>λ</w:t>
-            </w:r>
-          </w:p>
-        </w:tc>
-        <w:tc>
-          <w:tcPr>
-            <w:tcW w:type="dxa" w:w="1985"/>
-          </w:tcPr>
-          <w:p>
-            <w:pPr>
-              <w:keepNext/>
-              <w:spacing w:after="80" w:before="80" w:line="360" w:lineRule="auto"/>
-              <w:ind w:firstLine="0"/>
-            </w:pPr>
-            <w:r>
-              <w:rPr>
-                <w:rFonts w:ascii="Times New Roman" w:hAnsi="Times New Roman"/>
-                <w:b w:val="0"/>
-                <w:sz w:val="28"/>
-              </w:rPr>
-              <w:t>X</w:t>
-            </w:r>
-          </w:p>
-        </w:tc>
-        <w:tc>
-          <w:tcPr>
-            <w:tcW w:type="dxa" w:w="1985"/>
-          </w:tcPr>
-          <w:p>
-            <w:pPr>
-              <w:keepNext/>
-              <w:spacing w:after="80" w:before="80" w:line="360" w:lineRule="auto"/>
-              <w:ind w:firstLine="0"/>
-            </w:pPr>
-            <w:r>
-              <w:rPr>
-                <w:rFonts w:ascii="Times New Roman" w:hAnsi="Times New Roman"/>
-                <w:b w:val="0"/>
-                <w:sz w:val="28"/>
-              </w:rPr>
-              <w:t>α</w:t>
-            </w:r>
-          </w:p>
-        </w:tc>
-        <w:tc>
-          <w:tcPr>
-            <w:tcW w:type="dxa" w:w="1985"/>
-          </w:tcPr>
-          <w:p>
-            <w:pPr>
-              <w:keepNext/>
-              <w:spacing w:after="80" w:before="80" w:line="360" w:lineRule="auto"/>
-              <w:ind w:firstLine="0"/>
-            </w:pPr>
-            <w:r>
-              <w:rPr>
-                <w:rFonts w:ascii="Times New Roman" w:hAnsi="Times New Roman"/>
-                <w:b w:val="0"/>
-                <w:sz w:val="28"/>
-              </w:rPr>
-              <w:t>Для каждого X → α</w:t>
-            </w:r>
-          </w:p>
-        </w:tc>
-      </w:tr>
-      <w:tr>
-        <w:trPr>
-          <w:cantSplit/>
-        </w:trPr>
-        <w:tc>
-          <w:tcPr>
-            <w:tcW w:type="dxa" w:w="1985"/>
-          </w:tcPr>
-          <w:p>
-            <w:pPr>
-              <w:keepNext/>
-              <w:spacing w:after="80" w:before="80" w:line="360" w:lineRule="auto"/>
-              <w:ind w:firstLine="0"/>
-            </w:pPr>
-            <w:r>
-              <w:rPr>
-                <w:rFonts w:ascii="Times New Roman" w:hAnsi="Times New Roman"/>
-                <w:b w:val="0"/>
-                <w:sz w:val="28"/>
-              </w:rPr>
-              <w:t>loop → loop</w:t>
-            </w:r>
-          </w:p>
-        </w:tc>
-        <w:tc>
-          <w:tcPr>
-            <w:tcW w:type="dxa" w:w="1985"/>
-          </w:tcPr>
-          <w:p>
-            <w:pPr>
-              <w:keepNext/>
-              <w:spacing w:after="80" w:before="80" w:line="360" w:lineRule="auto"/>
-              <w:ind w:firstLine="0"/>
-            </w:pPr>
-            <w:r>
-              <w:rPr>
-                <w:rFonts w:ascii="Times New Roman" w:hAnsi="Times New Roman"/>
-                <w:b w:val="0"/>
-                <w:sz w:val="28"/>
-              </w:rPr>
-              <w:t>x</w:t>
-            </w:r>
-          </w:p>
-        </w:tc>
-        <w:tc>
-          <w:tcPr>
-            <w:tcW w:type="dxa" w:w="1985"/>
-          </w:tcPr>
-          <w:p>
-            <w:pPr>
-              <w:keepNext/>
-              <w:spacing w:after="80" w:before="80" w:line="360" w:lineRule="auto"/>
-              <w:ind w:firstLine="0"/>
-            </w:pPr>
-            <w:r>
-              <w:rPr>
-                <w:rFonts w:ascii="Times New Roman" w:hAnsi="Times New Roman"/>
-                <w:b w:val="0"/>
-                <w:sz w:val="28"/>
-              </w:rPr>
-              <w:t>x</w:t>
-            </w:r>
-          </w:p>
-        </w:tc>
-        <w:tc>
-          <w:tcPr>
-            <w:tcW w:type="dxa" w:w="1985"/>
-          </w:tcPr>
-          <w:p>
-            <w:pPr>
-              <w:keepNext/>
-              <w:spacing w:after="80" w:before="80" w:line="360" w:lineRule="auto"/>
-              <w:ind w:firstLine="0"/>
-            </w:pPr>
-            <w:r>
-              <w:rPr>
-                <w:rFonts w:ascii="Times New Roman" w:hAnsi="Times New Roman"/>
-                <w:b w:val="0"/>
-                <w:sz w:val="28"/>
-              </w:rPr>
-              <w:t>λ</w:t>
-            </w:r>
-          </w:p>
-        </w:tc>
-        <w:tc>
-          <w:tcPr>
-            <w:tcW w:type="dxa" w:w="1985"/>
-          </w:tcPr>
-          <w:p>
-            <w:pPr>
-              <w:keepNext/>
-              <w:spacing w:after="80" w:before="80" w:line="360" w:lineRule="auto"/>
-              <w:ind w:firstLine="0"/>
-            </w:pPr>
-            <w:r>
-              <w:rPr>
-                <w:rFonts w:ascii="Times New Roman" w:hAnsi="Times New Roman"/>
-                <w:b w:val="0"/>
-                <w:sz w:val="28"/>
-              </w:rPr>
-              <w:t>Для каждого x ∈ {a,b,c,d}</w:t>
-            </w:r>
-          </w:p>
-        </w:tc>
-      </w:tr>
-      <w:tr>
-        <w:trPr>
-          <w:cantSplit/>
-        </w:trPr>
-        <w:tc>
-          <w:tcPr>
-            <w:tcW w:type="dxa" w:w="1985"/>
-          </w:tcPr>
-          <w:p>
-            <w:pPr>
-              <w:keepNext w:val="0"/>
-              <w:spacing w:after="80" w:before="80" w:line="360" w:lineRule="auto"/>
-              <w:ind w:firstLine="0"/>
-            </w:pPr>
-            <w:r>
-              <w:rPr>
-                <w:rFonts w:ascii="Times New Roman" w:hAnsi="Times New Roman"/>
-                <w:b w:val="0"/>
-                <w:sz w:val="28"/>
-              </w:rPr>
-              <w:t>loop → accept</w:t>
-            </w:r>
-          </w:p>
-        </w:tc>
-        <w:tc>
-          <w:tcPr>
-            <w:tcW w:type="dxa" w:w="1985"/>
-          </w:tcPr>
-          <w:p>
-            <w:pPr>
-              <w:keepNext w:val="0"/>
-              <w:spacing w:after="80" w:before="80" w:line="360" w:lineRule="auto"/>
-              <w:ind w:firstLine="0"/>
-            </w:pPr>
-            <w:r>
-              <w:rPr>
-                <w:rFonts w:ascii="Times New Roman" w:hAnsi="Times New Roman"/>
-                <w:b w:val="0"/>
-                <w:sz w:val="28"/>
-              </w:rPr>
-              <w:t>λ</w:t>
-            </w:r>
-          </w:p>
-        </w:tc>
-        <w:tc>
-          <w:tcPr>
-            <w:tcW w:type="dxa" w:w="1985"/>
-          </w:tcPr>
-          <w:p>
-            <w:pPr>
-              <w:keepNext w:val="0"/>
-              <w:spacing w:after="80" w:before="80" w:line="360" w:lineRule="auto"/>
-              <w:ind w:firstLine="0"/>
-            </w:pPr>
-            <w:r>
-              <w:rPr>
-                <w:rFonts w:ascii="Times New Roman" w:hAnsi="Times New Roman"/>
-                <w:b w:val="0"/>
-                <w:sz w:val="28"/>
-              </w:rPr>
-              <w:t>$</w:t>
-            </w:r>
-          </w:p>
-        </w:tc>
-        <w:tc>
-          <w:tcPr>
-            <w:tcW w:type="dxa" w:w="1985"/>
-          </w:tcPr>
-          <w:p>
-            <w:pPr>
-              <w:keepNext w:val="0"/>
-              <w:spacing w:after="80" w:before="80" w:line="360" w:lineRule="auto"/>
-              <w:ind w:firstLine="0"/>
-            </w:pPr>
-            <w:r>
-              <w:rPr>
-                <w:rFonts w:ascii="Times New Roman" w:hAnsi="Times New Roman"/>
-                <w:b w:val="0"/>
-                <w:sz w:val="28"/>
-              </w:rPr>
-              <w:t>λ</w:t>
-            </w:r>
-          </w:p>
-        </w:tc>
-        <w:tc>
-          <w:tcPr>
-            <w:tcW w:type="dxa" w:w="1985"/>
-          </w:tcPr>
-          <w:p>
-            <w:pPr>
-              <w:keepNext w:val="0"/>
-              <w:spacing w:after="80" w:before="80" w:line="360" w:lineRule="auto"/>
-              <w:ind w:firstLine="0"/>
-            </w:pPr>
-            <w:r>
-              <w:rPr>
-                <w:rFonts w:ascii="Times New Roman" w:hAnsi="Times New Roman"/>
-                <w:b w:val="0"/>
-                <w:sz w:val="28"/>
-              </w:rPr>
-              <w:t>Завершить разбор</w:t>
-            </w:r>
-          </w:p>
-        </w:tc>
-      </w:tr>
-    </w:tbl>
-    <w:p>
-      <w:pPr>
-        <w:keepNext/>
-        <w:spacing w:after="0" w:line="240" w:lineRule="auto"/>
+        <w:spacing w:line="240" w:lineRule="auto"/>
         <w:jc w:val="center"/>
       </w:pPr>
       <w:r>
         <w:drawing>
           <wp:inline xmlns:a="http://schemas.openxmlformats.org/drawingml/2006/main" xmlns:pic="http://schemas.openxmlformats.org/drawingml/2006/picture">
-            <wp:extent cx="6192000" cy="4460339"/>
-            <wp:docPr id="10" name="Picture 10"/>
+            <wp:extent cx="6192000" cy="3910736"/>
+            <wp:docPr id="8" name="Picture 8"/>
             <wp:cNvGraphicFramePr>
               <a:graphicFrameLocks noChangeAspect="1"/>
             </wp:cNvGraphicFramePr>
@@ -4502,7 +2139,8 @@
                     <pic:cNvPicPr/>
                   </pic:nvPicPr>
                   <pic:blipFill>
-                    <a:blip r:embed="rId24"/>
+                    <a:blip r:embed="rId18"/>
+                    <a:srcRect l="0" t="0" r="19492" b="29412"/>
                     <a:stretch>
                       <a:fillRect/>
                     </a:stretch>
@@ -4510,7 +2148,7 @@
                   <pic:spPr>
                     <a:xfrm>
                       <a:off x="0" y="0"/>
-                      <a:ext cx="6192000" cy="4460339"/>
+                      <a:ext cx="6192000" cy="3910736"/>
                     </a:xfrm>
                     <a:prstGeom prst="rect"/>
                   </pic:spPr>
@@ -4523,9 +2161,15 @@
     </w:p>
     <w:p>
       <w:pPr>
-        <w:spacing w:line="360" w:lineRule="auto" w:after="160"/>
+        <w:keepNext w:val="0"/>
+        <w:spacing w:line="360" w:lineRule="auto"/>
         <w:ind w:firstLine="0"/>
         <w:jc w:val="center"/>
+        <w:rPr>
+          <w:color w:val="000000" w:themeColor="text1"/>
+          <w:sz w:val="28"/>
+          <w:szCs w:val="28"/>
+        </w:rPr>
       </w:pPr>
       <w:r>
         <w:rPr>
@@ -4533,13 +2177,12 @@
           <w:b w:val="0"/>
           <w:sz w:val="28"/>
         </w:rPr>
-        <w:t>Рисунок 7 — МП-автомат в рабочем окне JFLAP</w:t>
+        <w:t>Рисунок 5 — МП-автомат в JFLAP</w:t>
       </w:r>
     </w:p>
     <w:p>
       <w:pPr>
         <w:keepNext w:val="0"/>
-        <w:widowControl/>
         <w:spacing w:line="360" w:lineRule="auto"/>
         <w:ind w:firstLine="709"/>
         <w:jc w:val="both"/>
@@ -4555,13 +2198,31 @@
           <w:b w:val="0"/>
           <w:sz w:val="28"/>
         </w:rPr>
-        <w:t>Каждой из 19 продукций соответствует отдельная петля (λ, X; α). Например, S → dA даёт (λ, S; dA), B → aC — (λ, B; aC), C → λ — (λ, C; λ). Ещё 4 петли сопоставляют терминалы входа и стека. Всего 4 состояния и 26 переходов. Первый переход имеет метку (λ, Z; $), что учитывает начальный стек JFLAP.</w:t>
+        <w:t>МПА содержит 4 состояния и 26 переходов: 19 замен по правилам грамматики, 4 сопоставления букв и 3 служебных перехода. Метка перехода имеет вид «вход, снять; положить». Например, (λ, B; aC) заменяет B на aC без чтения входа.</w:t>
+      </w:r>
+    </w:p>
+    <w:p>
+      <w:pPr>
+        <w:pStyle w:val="1"/>
+        <w:keepNext/>
+        <w:spacing w:line="360" w:lineRule="auto"/>
+        <w:ind w:left="0" w:firstLine="709"/>
+        <w:rPr>
+          <w:color w:val="000000" w:themeColor="text1"/>
+        </w:rPr>
+      </w:pPr>
+      <w:r>
+        <w:rPr>
+          <w:rFonts w:ascii="Times New Roman" w:hAnsi="Times New Roman"/>
+          <w:b/>
+          <w:sz w:val="28"/>
+        </w:rPr>
+        <w:t>5.1 Успешный разбор dca</w:t>
       </w:r>
     </w:p>
     <w:p>
       <w:pPr>
         <w:keepNext w:val="0"/>
-        <w:widowControl/>
         <w:spacing w:line="360" w:lineRule="auto"/>
         <w:ind w:firstLine="709"/>
         <w:jc w:val="both"/>
@@ -4577,15 +2238,14 @@
           <w:b w:val="0"/>
           <w:sz w:val="28"/>
         </w:rPr>
-        <w:t>При замене X на xY символ x становится вершиной стека и считывается следующим. Нетерминал Y остаётся под ним. Выбор продукции недетерминирован: слово принимается, если хотя бы одна ветвь достигает accept после полного чтения входа. Наличие неудачных ветвей не означает отказ для всего слова.</w:t>
-      </w:r>
-    </w:p>
-    <w:p>
-      <w:pPr>
-        <w:keepNext w:val="0"/>
-        <w:widowControl/>
+        <w:t>Для успешной ветви изменение стека показано в таблице 1. Каждый шаг — отдельное действие МП-автомата.</w:t>
+      </w:r>
+    </w:p>
+    <w:p>
+      <w:pPr>
+        <w:keepNext/>
         <w:spacing w:line="360" w:lineRule="auto"/>
-        <w:ind w:firstLine="709"/>
+        <w:ind w:firstLine="0"/>
         <w:jc w:val="both"/>
         <w:rPr>
           <w:color w:val="000000" w:themeColor="text1"/>
@@ -4599,60 +2259,7 @@
           <w:b w:val="0"/>
           <w:sz w:val="28"/>
         </w:rPr>
-        <w:t>В корректной ветви стек имеет вид X$, xX$ либо $. Удаление последнего нетерминала по λ-правилу и затем $ допустимо для принятия только при пустом остатке входа. Состояние accept не имеет исходящих переходов.</w:t>
-      </w:r>
-    </w:p>
-    <w:p>
-      <w:pPr>
-        <w:pStyle w:val="1"/>
-        <w:keepNext/>
-        <w:widowControl/>
-        <w:spacing w:line="360" w:lineRule="auto"/>
-        <w:ind w:left="0" w:firstLine="709"/>
-        <w:rPr>
-          <w:color w:val="000000" w:themeColor="text1"/>
-        </w:rPr>
-      </w:pPr>
-      <w:r>
-        <w:rPr>
-          <w:rFonts w:ascii="Times New Roman" w:hAnsi="Times New Roman"/>
-          <w:b/>
-          <w:sz w:val="28"/>
-        </w:rPr>
-        <w:t>6 Анализ содержимого стека</w:t>
-      </w:r>
-    </w:p>
-    <w:p>
-      <w:pPr>
-        <w:pStyle w:val="1"/>
-        <w:keepNext/>
-        <w:widowControl/>
-        <w:spacing w:line="360" w:lineRule="auto"/>
-        <w:ind w:left="0" w:firstLine="709"/>
-        <w:rPr>
-          <w:color w:val="000000" w:themeColor="text1"/>
-        </w:rPr>
-      </w:pPr>
-      <w:r>
-        <w:rPr>
-          <w:rFonts w:ascii="Times New Roman" w:hAnsi="Times New Roman"/>
-          <w:b/>
-          <w:sz w:val="28"/>
-        </w:rPr>
-        <w:t>6.1 Успешная ветвь для слова dca</w:t>
-      </w:r>
-    </w:p>
-    <w:p>
-      <w:pPr>
-        <w:keepNext/>
-        <w:spacing w:line="360" w:lineRule="auto"/>
-      </w:pPr>
-      <w:r>
-        <w:rPr>
-          <w:rFonts w:ascii="Times New Roman" w:hAnsi="Times New Roman"/>
-          <w:sz w:val="28"/>
-        </w:rPr>
-        <w:t>Таблица 5 — Изменение стека для dca</w:t>
+        <w:t>Таблица 1 — Разбор слова dca</w:t>
       </w:r>
     </w:p>
     <w:tbl>
@@ -4662,11 +2269,10 @@
         <w:tblLook w:firstColumn="1" w:firstRow="1" w:lastColumn="0" w:lastRow="0" w:noHBand="0" w:noVBand="1" w:val="04A0"/>
       </w:tblPr>
       <w:tblGrid>
-        <w:gridCol w:w="1985"/>
-        <w:gridCol w:w="1985"/>
-        <w:gridCol w:w="1985"/>
-        <w:gridCol w:w="1985"/>
-        <w:gridCol w:w="1985"/>
+        <w:gridCol w:w="2481"/>
+        <w:gridCol w:w="2481"/>
+        <w:gridCol w:w="2481"/>
+        <w:gridCol w:w="2481"/>
       </w:tblGrid>
       <w:tr>
         <w:trPr>
@@ -4675,13 +2281,12 @@
         </w:trPr>
         <w:tc>
           <w:tcPr>
-            <w:tcW w:type="dxa" w:w="1985"/>
-          </w:tcPr>
-          <w:p>
-            <w:pPr>
-              <w:keepNext/>
-              <w:spacing w:after="80" w:before="80" w:line="360" w:lineRule="auto"/>
-              <w:ind w:firstLine="0"/>
+            <w:tcW w:type="dxa" w:w="2481"/>
+          </w:tcPr>
+          <w:p>
+            <w:pPr>
+              <w:keepNext/>
+              <w:spacing w:line="360" w:lineRule="auto" w:before="40" w:after="40"/>
             </w:pPr>
             <w:r>
               <w:rPr>
@@ -4695,13 +2300,12 @@
         </w:tc>
         <w:tc>
           <w:tcPr>
-            <w:tcW w:type="dxa" w:w="1985"/>
-          </w:tcPr>
-          <w:p>
-            <w:pPr>
-              <w:keepNext/>
-              <w:spacing w:after="80" w:before="80" w:line="360" w:lineRule="auto"/>
-              <w:ind w:firstLine="0"/>
+            <w:tcW w:type="dxa" w:w="2481"/>
+          </w:tcPr>
+          <w:p>
+            <w:pPr>
+              <w:keepNext/>
+              <w:spacing w:line="360" w:lineRule="auto" w:before="40" w:after="40"/>
             </w:pPr>
             <w:r>
               <w:rPr>
@@ -4709,19 +2313,18 @@
                 <w:b/>
                 <w:sz w:val="28"/>
               </w:rPr>
-              <w:t>Состояние</w:t>
-            </w:r>
-          </w:p>
-        </w:tc>
-        <w:tc>
-          <w:tcPr>
-            <w:tcW w:type="dxa" w:w="1985"/>
-          </w:tcPr>
-          <w:p>
-            <w:pPr>
-              <w:keepNext/>
-              <w:spacing w:after="80" w:before="80" w:line="360" w:lineRule="auto"/>
-              <w:ind w:firstLine="0"/>
+              <w:t>Остаток входа</w:t>
+            </w:r>
+          </w:p>
+        </w:tc>
+        <w:tc>
+          <w:tcPr>
+            <w:tcW w:type="dxa" w:w="2481"/>
+          </w:tcPr>
+          <w:p>
+            <w:pPr>
+              <w:keepNext/>
+              <w:spacing w:line="360" w:lineRule="auto" w:before="40" w:after="40"/>
             </w:pPr>
             <w:r>
               <w:rPr>
@@ -4729,39 +2332,18 @@
                 <w:b/>
                 <w:sz w:val="28"/>
               </w:rPr>
-              <w:t>Остаток</w:t>
-            </w:r>
-          </w:p>
-        </w:tc>
-        <w:tc>
-          <w:tcPr>
-            <w:tcW w:type="dxa" w:w="1985"/>
-          </w:tcPr>
-          <w:p>
-            <w:pPr>
-              <w:keepNext/>
-              <w:spacing w:after="80" w:before="80" w:line="360" w:lineRule="auto"/>
-              <w:ind w:firstLine="0"/>
-            </w:pPr>
-            <w:r>
-              <w:rPr>
-                <w:rFonts w:ascii="Times New Roman" w:hAnsi="Times New Roman"/>
-                <w:b/>
-                <w:sz w:val="28"/>
-              </w:rPr>
               <w:t>Стек</w:t>
             </w:r>
           </w:p>
         </w:tc>
         <w:tc>
           <w:tcPr>
-            <w:tcW w:type="dxa" w:w="1985"/>
-          </w:tcPr>
-          <w:p>
-            <w:pPr>
-              <w:keepNext/>
-              <w:spacing w:after="80" w:before="80" w:line="360" w:lineRule="auto"/>
-              <w:ind w:firstLine="0"/>
+            <w:tcW w:type="dxa" w:w="2481"/>
+          </w:tcPr>
+          <w:p>
+            <w:pPr>
+              <w:keepNext/>
+              <w:spacing w:line="360" w:lineRule="auto" w:before="40" w:after="40"/>
             </w:pPr>
             <w:r>
               <w:rPr>
@@ -4780,13 +2362,12 @@
         </w:trPr>
         <w:tc>
           <w:tcPr>
-            <w:tcW w:type="dxa" w:w="1985"/>
-          </w:tcPr>
-          <w:p>
-            <w:pPr>
-              <w:keepNext/>
-              <w:spacing w:after="80" w:before="80" w:line="360" w:lineRule="auto"/>
-              <w:ind w:firstLine="0"/>
+            <w:tcW w:type="dxa" w:w="2481"/>
+          </w:tcPr>
+          <w:p>
+            <w:pPr>
+              <w:keepNext/>
+              <w:spacing w:line="360" w:lineRule="auto" w:before="40" w:after="40"/>
             </w:pPr>
             <w:r>
               <w:rPr>
@@ -4800,33 +2381,12 @@
         </w:tc>
         <w:tc>
           <w:tcPr>
-            <w:tcW w:type="dxa" w:w="1985"/>
-          </w:tcPr>
-          <w:p>
-            <w:pPr>
-              <w:keepNext/>
-              <w:spacing w:after="80" w:before="80" w:line="360" w:lineRule="auto"/>
-              <w:ind w:firstLine="0"/>
-            </w:pPr>
-            <w:r>
-              <w:rPr>
-                <w:rFonts w:ascii="Times New Roman" w:hAnsi="Times New Roman"/>
-                <w:b w:val="0"/>
-                <w:sz w:val="28"/>
-              </w:rPr>
-              <w:t>start</w:t>
-            </w:r>
-          </w:p>
-        </w:tc>
-        <w:tc>
-          <w:tcPr>
-            <w:tcW w:type="dxa" w:w="1985"/>
-          </w:tcPr>
-          <w:p>
-            <w:pPr>
-              <w:keepNext/>
-              <w:spacing w:after="80" w:before="80" w:line="360" w:lineRule="auto"/>
-              <w:ind w:firstLine="0"/>
+            <w:tcW w:type="dxa" w:w="2481"/>
+          </w:tcPr>
+          <w:p>
+            <w:pPr>
+              <w:keepNext/>
+              <w:spacing w:line="360" w:lineRule="auto" w:before="40" w:after="40"/>
             </w:pPr>
             <w:r>
               <w:rPr>
@@ -4840,15 +2400,17 @@
         </w:tc>
         <w:tc>
           <w:tcPr>
-            <w:tcW w:type="dxa" w:w="1985"/>
-          </w:tcPr>
-          <w:p>
-            <w:pPr>
-              <w:keepNext/>
-            </w:pPr>
-            <w:r>
-              <w:rPr>
-                <w:rFonts w:ascii="Times New Roman" w:hAnsi="Times New Roman"/>
+            <w:tcW w:type="dxa" w:w="2481"/>
+          </w:tcPr>
+          <w:p>
+            <w:pPr>
+              <w:keepNext/>
+              <w:spacing w:line="360" w:lineRule="auto" w:before="40" w:after="40"/>
+            </w:pPr>
+            <w:r>
+              <w:rPr>
+                <w:rFonts w:ascii="Times New Roman" w:hAnsi="Times New Roman"/>
+                <w:b w:val="0"/>
                 <w:sz w:val="28"/>
               </w:rPr>
               <w:t>Z</w:t>
@@ -4857,13 +2419,12 @@
         </w:tc>
         <w:tc>
           <w:tcPr>
-            <w:tcW w:type="dxa" w:w="1985"/>
-          </w:tcPr>
-          <w:p>
-            <w:pPr>
-              <w:keepNext/>
-              <w:spacing w:after="80" w:before="80" w:line="360" w:lineRule="auto"/>
-              <w:ind w:firstLine="0"/>
+            <w:tcW w:type="dxa" w:w="2481"/>
+          </w:tcPr>
+          <w:p>
+            <w:pPr>
+              <w:keepNext/>
+              <w:spacing w:line="360" w:lineRule="auto" w:before="40" w:after="40"/>
             </w:pPr>
             <w:r>
               <w:rPr>
@@ -4882,13 +2443,12 @@
         </w:trPr>
         <w:tc>
           <w:tcPr>
-            <w:tcW w:type="dxa" w:w="1985"/>
-          </w:tcPr>
-          <w:p>
-            <w:pPr>
-              <w:keepNext/>
-              <w:spacing w:after="80" w:before="80" w:line="360" w:lineRule="auto"/>
-              <w:ind w:firstLine="0"/>
+            <w:tcW w:type="dxa" w:w="2481"/>
+          </w:tcPr>
+          <w:p>
+            <w:pPr>
+              <w:keepNext/>
+              <w:spacing w:line="360" w:lineRule="auto" w:before="40" w:after="40"/>
             </w:pPr>
             <w:r>
               <w:rPr>
@@ -4902,33 +2462,12 @@
         </w:tc>
         <w:tc>
           <w:tcPr>
-            <w:tcW w:type="dxa" w:w="1985"/>
-          </w:tcPr>
-          <w:p>
-            <w:pPr>
-              <w:keepNext/>
-              <w:spacing w:after="80" w:before="80" w:line="360" w:lineRule="auto"/>
-              <w:ind w:firstLine="0"/>
-            </w:pPr>
-            <w:r>
-              <w:rPr>
-                <w:rFonts w:ascii="Times New Roman" w:hAnsi="Times New Roman"/>
-                <w:b w:val="0"/>
-                <w:sz w:val="28"/>
-              </w:rPr>
-              <w:t>init</w:t>
-            </w:r>
-          </w:p>
-        </w:tc>
-        <w:tc>
-          <w:tcPr>
-            <w:tcW w:type="dxa" w:w="1985"/>
-          </w:tcPr>
-          <w:p>
-            <w:pPr>
-              <w:keepNext/>
-              <w:spacing w:after="80" w:before="80" w:line="360" w:lineRule="auto"/>
-              <w:ind w:firstLine="0"/>
+            <w:tcW w:type="dxa" w:w="2481"/>
+          </w:tcPr>
+          <w:p>
+            <w:pPr>
+              <w:keepNext/>
+              <w:spacing w:line="360" w:lineRule="auto" w:before="40" w:after="40"/>
             </w:pPr>
             <w:r>
               <w:rPr>
@@ -4942,13 +2481,12 @@
         </w:tc>
         <w:tc>
           <w:tcPr>
-            <w:tcW w:type="dxa" w:w="1985"/>
-          </w:tcPr>
-          <w:p>
-            <w:pPr>
-              <w:keepNext/>
-              <w:spacing w:after="80" w:before="80" w:line="360" w:lineRule="auto"/>
-              <w:ind w:firstLine="0"/>
+            <w:tcW w:type="dxa" w:w="2481"/>
+          </w:tcPr>
+          <w:p>
+            <w:pPr>
+              <w:keepNext/>
+              <w:spacing w:line="360" w:lineRule="auto" w:before="40" w:after="40"/>
             </w:pPr>
             <w:r>
               <w:rPr>
@@ -4962,15 +2500,17 @@
         </w:tc>
         <w:tc>
           <w:tcPr>
-            <w:tcW w:type="dxa" w:w="1985"/>
-          </w:tcPr>
-          <w:p>
-            <w:pPr>
-              <w:keepNext/>
-            </w:pPr>
-            <w:r>
-              <w:rPr>
-                <w:rFonts w:ascii="Times New Roman" w:hAnsi="Times New Roman"/>
+            <w:tcW w:type="dxa" w:w="2481"/>
+          </w:tcPr>
+          <w:p>
+            <w:pPr>
+              <w:keepNext/>
+              <w:spacing w:line="360" w:lineRule="auto" w:before="40" w:after="40"/>
+            </w:pPr>
+            <w:r>
+              <w:rPr>
+                <w:rFonts w:ascii="Times New Roman" w:hAnsi="Times New Roman"/>
+                <w:b w:val="0"/>
                 <w:sz w:val="28"/>
               </w:rPr>
               <w:t>Z → $</w:t>
@@ -4984,13 +2524,12 @@
         </w:trPr>
         <w:tc>
           <w:tcPr>
-            <w:tcW w:type="dxa" w:w="1985"/>
-          </w:tcPr>
-          <w:p>
-            <w:pPr>
-              <w:keepNext/>
-              <w:spacing w:after="80" w:before="80" w:line="360" w:lineRule="auto"/>
-              <w:ind w:firstLine="0"/>
+            <w:tcW w:type="dxa" w:w="2481"/>
+          </w:tcPr>
+          <w:p>
+            <w:pPr>
+              <w:keepNext/>
+              <w:spacing w:line="360" w:lineRule="auto" w:before="40" w:after="40"/>
             </w:pPr>
             <w:r>
               <w:rPr>
@@ -5004,33 +2543,12 @@
         </w:tc>
         <w:tc>
           <w:tcPr>
-            <w:tcW w:type="dxa" w:w="1985"/>
-          </w:tcPr>
-          <w:p>
-            <w:pPr>
-              <w:keepNext/>
-              <w:spacing w:after="80" w:before="80" w:line="360" w:lineRule="auto"/>
-              <w:ind w:firstLine="0"/>
-            </w:pPr>
-            <w:r>
-              <w:rPr>
-                <w:rFonts w:ascii="Times New Roman" w:hAnsi="Times New Roman"/>
-                <w:b w:val="0"/>
-                <w:sz w:val="28"/>
-              </w:rPr>
-              <w:t>loop</w:t>
-            </w:r>
-          </w:p>
-        </w:tc>
-        <w:tc>
-          <w:tcPr>
-            <w:tcW w:type="dxa" w:w="1985"/>
-          </w:tcPr>
-          <w:p>
-            <w:pPr>
-              <w:keepNext/>
-              <w:spacing w:after="80" w:before="80" w:line="360" w:lineRule="auto"/>
-              <w:ind w:firstLine="0"/>
+            <w:tcW w:type="dxa" w:w="2481"/>
+          </w:tcPr>
+          <w:p>
+            <w:pPr>
+              <w:keepNext/>
+              <w:spacing w:line="360" w:lineRule="auto" w:before="40" w:after="40"/>
             </w:pPr>
             <w:r>
               <w:rPr>
@@ -5044,13 +2562,12 @@
         </w:tc>
         <w:tc>
           <w:tcPr>
-            <w:tcW w:type="dxa" w:w="1985"/>
-          </w:tcPr>
-          <w:p>
-            <w:pPr>
-              <w:keepNext/>
-              <w:spacing w:after="80" w:before="80" w:line="360" w:lineRule="auto"/>
-              <w:ind w:firstLine="0"/>
+            <w:tcW w:type="dxa" w:w="2481"/>
+          </w:tcPr>
+          <w:p>
+            <w:pPr>
+              <w:keepNext/>
+              <w:spacing w:line="360" w:lineRule="auto" w:before="40" w:after="40"/>
             </w:pPr>
             <w:r>
               <w:rPr>
@@ -5064,13 +2581,12 @@
         </w:tc>
         <w:tc>
           <w:tcPr>
-            <w:tcW w:type="dxa" w:w="1985"/>
-          </w:tcPr>
-          <w:p>
-            <w:pPr>
-              <w:keepNext/>
-              <w:spacing w:after="80" w:before="80" w:line="360" w:lineRule="auto"/>
-              <w:ind w:firstLine="0"/>
+            <w:tcW w:type="dxa" w:w="2481"/>
+          </w:tcPr>
+          <w:p>
+            <w:pPr>
+              <w:keepNext/>
+              <w:spacing w:line="360" w:lineRule="auto" w:before="40" w:after="40"/>
             </w:pPr>
             <w:r>
               <w:rPr>
@@ -5089,13 +2605,12 @@
         </w:trPr>
         <w:tc>
           <w:tcPr>
-            <w:tcW w:type="dxa" w:w="1985"/>
-          </w:tcPr>
-          <w:p>
-            <w:pPr>
-              <w:keepNext/>
-              <w:spacing w:after="80" w:before="80" w:line="360" w:lineRule="auto"/>
-              <w:ind w:firstLine="0"/>
+            <w:tcW w:type="dxa" w:w="2481"/>
+          </w:tcPr>
+          <w:p>
+            <w:pPr>
+              <w:keepNext/>
+              <w:spacing w:line="360" w:lineRule="auto" w:before="40" w:after="40"/>
             </w:pPr>
             <w:r>
               <w:rPr>
@@ -5109,33 +2624,12 @@
         </w:tc>
         <w:tc>
           <w:tcPr>
-            <w:tcW w:type="dxa" w:w="1985"/>
-          </w:tcPr>
-          <w:p>
-            <w:pPr>
-              <w:keepNext/>
-              <w:spacing w:after="80" w:before="80" w:line="360" w:lineRule="auto"/>
-              <w:ind w:firstLine="0"/>
-            </w:pPr>
-            <w:r>
-              <w:rPr>
-                <w:rFonts w:ascii="Times New Roman" w:hAnsi="Times New Roman"/>
-                <w:b w:val="0"/>
-                <w:sz w:val="28"/>
-              </w:rPr>
-              <w:t>loop</w:t>
-            </w:r>
-          </w:p>
-        </w:tc>
-        <w:tc>
-          <w:tcPr>
-            <w:tcW w:type="dxa" w:w="1985"/>
-          </w:tcPr>
-          <w:p>
-            <w:pPr>
-              <w:keepNext/>
-              <w:spacing w:after="80" w:before="80" w:line="360" w:lineRule="auto"/>
-              <w:ind w:firstLine="0"/>
+            <w:tcW w:type="dxa" w:w="2481"/>
+          </w:tcPr>
+          <w:p>
+            <w:pPr>
+              <w:keepNext/>
+              <w:spacing w:line="360" w:lineRule="auto" w:before="40" w:after="40"/>
             </w:pPr>
             <w:r>
               <w:rPr>
@@ -5149,13 +2643,12 @@
         </w:tc>
         <w:tc>
           <w:tcPr>
-            <w:tcW w:type="dxa" w:w="1985"/>
-          </w:tcPr>
-          <w:p>
-            <w:pPr>
-              <w:keepNext/>
-              <w:spacing w:after="80" w:before="80" w:line="360" w:lineRule="auto"/>
-              <w:ind w:firstLine="0"/>
+            <w:tcW w:type="dxa" w:w="2481"/>
+          </w:tcPr>
+          <w:p>
+            <w:pPr>
+              <w:keepNext/>
+              <w:spacing w:line="360" w:lineRule="auto" w:before="40" w:after="40"/>
             </w:pPr>
             <w:r>
               <w:rPr>
@@ -5169,13 +2662,12 @@
         </w:tc>
         <w:tc>
           <w:tcPr>
-            <w:tcW w:type="dxa" w:w="1985"/>
-          </w:tcPr>
-          <w:p>
-            <w:pPr>
-              <w:keepNext/>
-              <w:spacing w:after="80" w:before="80" w:line="360" w:lineRule="auto"/>
-              <w:ind w:firstLine="0"/>
+            <w:tcW w:type="dxa" w:w="2481"/>
+          </w:tcPr>
+          <w:p>
+            <w:pPr>
+              <w:keepNext/>
+              <w:spacing w:line="360" w:lineRule="auto" w:before="40" w:after="40"/>
             </w:pPr>
             <w:r>
               <w:rPr>
@@ -5194,13 +2686,12 @@
         </w:trPr>
         <w:tc>
           <w:tcPr>
-            <w:tcW w:type="dxa" w:w="1985"/>
-          </w:tcPr>
-          <w:p>
-            <w:pPr>
-              <w:keepNext/>
-              <w:spacing w:after="80" w:before="80" w:line="360" w:lineRule="auto"/>
-              <w:ind w:firstLine="0"/>
+            <w:tcW w:type="dxa" w:w="2481"/>
+          </w:tcPr>
+          <w:p>
+            <w:pPr>
+              <w:keepNext/>
+              <w:spacing w:line="360" w:lineRule="auto" w:before="40" w:after="40"/>
             </w:pPr>
             <w:r>
               <w:rPr>
@@ -5214,33 +2705,12 @@
         </w:tc>
         <w:tc>
           <w:tcPr>
-            <w:tcW w:type="dxa" w:w="1985"/>
-          </w:tcPr>
-          <w:p>
-            <w:pPr>
-              <w:keepNext/>
-              <w:spacing w:after="80" w:before="80" w:line="360" w:lineRule="auto"/>
-              <w:ind w:firstLine="0"/>
-            </w:pPr>
-            <w:r>
-              <w:rPr>
-                <w:rFonts w:ascii="Times New Roman" w:hAnsi="Times New Roman"/>
-                <w:b w:val="0"/>
-                <w:sz w:val="28"/>
-              </w:rPr>
-              <w:t>loop</w:t>
-            </w:r>
-          </w:p>
-        </w:tc>
-        <w:tc>
-          <w:tcPr>
-            <w:tcW w:type="dxa" w:w="1985"/>
-          </w:tcPr>
-          <w:p>
-            <w:pPr>
-              <w:keepNext/>
-              <w:spacing w:after="80" w:before="80" w:line="360" w:lineRule="auto"/>
-              <w:ind w:firstLine="0"/>
+            <w:tcW w:type="dxa" w:w="2481"/>
+          </w:tcPr>
+          <w:p>
+            <w:pPr>
+              <w:keepNext/>
+              <w:spacing w:line="360" w:lineRule="auto" w:before="40" w:after="40"/>
             </w:pPr>
             <w:r>
               <w:rPr>
@@ -5254,13 +2724,12 @@
         </w:tc>
         <w:tc>
           <w:tcPr>
-            <w:tcW w:type="dxa" w:w="1985"/>
-          </w:tcPr>
-          <w:p>
-            <w:pPr>
-              <w:keepNext/>
-              <w:spacing w:after="80" w:before="80" w:line="360" w:lineRule="auto"/>
-              <w:ind w:firstLine="0"/>
+            <w:tcW w:type="dxa" w:w="2481"/>
+          </w:tcPr>
+          <w:p>
+            <w:pPr>
+              <w:keepNext/>
+              <w:spacing w:line="360" w:lineRule="auto" w:before="40" w:after="40"/>
             </w:pPr>
             <w:r>
               <w:rPr>
@@ -5274,13 +2743,12 @@
         </w:tc>
         <w:tc>
           <w:tcPr>
-            <w:tcW w:type="dxa" w:w="1985"/>
-          </w:tcPr>
-          <w:p>
-            <w:pPr>
-              <w:keepNext/>
-              <w:spacing w:after="80" w:before="80" w:line="360" w:lineRule="auto"/>
-              <w:ind w:firstLine="0"/>
+            <w:tcW w:type="dxa" w:w="2481"/>
+          </w:tcPr>
+          <w:p>
+            <w:pPr>
+              <w:keepNext/>
+              <w:spacing w:line="360" w:lineRule="auto" w:before="40" w:after="40"/>
             </w:pPr>
             <w:r>
               <w:rPr>
@@ -5299,13 +2767,12 @@
         </w:trPr>
         <w:tc>
           <w:tcPr>
-            <w:tcW w:type="dxa" w:w="1985"/>
-          </w:tcPr>
-          <w:p>
-            <w:pPr>
-              <w:keepNext/>
-              <w:spacing w:after="80" w:before="80" w:line="360" w:lineRule="auto"/>
-              <w:ind w:firstLine="0"/>
+            <w:tcW w:type="dxa" w:w="2481"/>
+          </w:tcPr>
+          <w:p>
+            <w:pPr>
+              <w:keepNext/>
+              <w:spacing w:line="360" w:lineRule="auto" w:before="40" w:after="40"/>
             </w:pPr>
             <w:r>
               <w:rPr>
@@ -5319,33 +2786,12 @@
         </w:tc>
         <w:tc>
           <w:tcPr>
-            <w:tcW w:type="dxa" w:w="1985"/>
-          </w:tcPr>
-          <w:p>
-            <w:pPr>
-              <w:keepNext/>
-              <w:spacing w:after="80" w:before="80" w:line="360" w:lineRule="auto"/>
-              <w:ind w:firstLine="0"/>
-            </w:pPr>
-            <w:r>
-              <w:rPr>
-                <w:rFonts w:ascii="Times New Roman" w:hAnsi="Times New Roman"/>
-                <w:b w:val="0"/>
-                <w:sz w:val="28"/>
-              </w:rPr>
-              <w:t>loop</w:t>
-            </w:r>
-          </w:p>
-        </w:tc>
-        <w:tc>
-          <w:tcPr>
-            <w:tcW w:type="dxa" w:w="1985"/>
-          </w:tcPr>
-          <w:p>
-            <w:pPr>
-              <w:keepNext/>
-              <w:spacing w:after="80" w:before="80" w:line="360" w:lineRule="auto"/>
-              <w:ind w:firstLine="0"/>
+            <w:tcW w:type="dxa" w:w="2481"/>
+          </w:tcPr>
+          <w:p>
+            <w:pPr>
+              <w:keepNext/>
+              <w:spacing w:line="360" w:lineRule="auto" w:before="40" w:after="40"/>
             </w:pPr>
             <w:r>
               <w:rPr>
@@ -5359,13 +2805,12 @@
         </w:tc>
         <w:tc>
           <w:tcPr>
-            <w:tcW w:type="dxa" w:w="1985"/>
-          </w:tcPr>
-          <w:p>
-            <w:pPr>
-              <w:keepNext/>
-              <w:spacing w:after="80" w:before="80" w:line="360" w:lineRule="auto"/>
-              <w:ind w:firstLine="0"/>
+            <w:tcW w:type="dxa" w:w="2481"/>
+          </w:tcPr>
+          <w:p>
+            <w:pPr>
+              <w:keepNext/>
+              <w:spacing w:line="360" w:lineRule="auto" w:before="40" w:after="40"/>
             </w:pPr>
             <w:r>
               <w:rPr>
@@ -5379,13 +2824,12 @@
         </w:tc>
         <w:tc>
           <w:tcPr>
-            <w:tcW w:type="dxa" w:w="1985"/>
-          </w:tcPr>
-          <w:p>
-            <w:pPr>
-              <w:keepNext/>
-              <w:spacing w:after="80" w:before="80" w:line="360" w:lineRule="auto"/>
-              <w:ind w:firstLine="0"/>
+            <w:tcW w:type="dxa" w:w="2481"/>
+          </w:tcPr>
+          <w:p>
+            <w:pPr>
+              <w:keepNext/>
+              <w:spacing w:line="360" w:lineRule="auto" w:before="40" w:after="40"/>
             </w:pPr>
             <w:r>
               <w:rPr>
@@ -5404,13 +2848,12 @@
         </w:trPr>
         <w:tc>
           <w:tcPr>
-            <w:tcW w:type="dxa" w:w="1985"/>
-          </w:tcPr>
-          <w:p>
-            <w:pPr>
-              <w:keepNext/>
-              <w:spacing w:after="80" w:before="80" w:line="360" w:lineRule="auto"/>
-              <w:ind w:firstLine="0"/>
+            <w:tcW w:type="dxa" w:w="2481"/>
+          </w:tcPr>
+          <w:p>
+            <w:pPr>
+              <w:keepNext/>
+              <w:spacing w:line="360" w:lineRule="auto" w:before="40" w:after="40"/>
             </w:pPr>
             <w:r>
               <w:rPr>
@@ -5424,33 +2867,12 @@
         </w:tc>
         <w:tc>
           <w:tcPr>
-            <w:tcW w:type="dxa" w:w="1985"/>
-          </w:tcPr>
-          <w:p>
-            <w:pPr>
-              <w:keepNext/>
-              <w:spacing w:after="80" w:before="80" w:line="360" w:lineRule="auto"/>
-              <w:ind w:firstLine="0"/>
-            </w:pPr>
-            <w:r>
-              <w:rPr>
-                <w:rFonts w:ascii="Times New Roman" w:hAnsi="Times New Roman"/>
-                <w:b w:val="0"/>
-                <w:sz w:val="28"/>
-              </w:rPr>
-              <w:t>loop</w:t>
-            </w:r>
-          </w:p>
-        </w:tc>
-        <w:tc>
-          <w:tcPr>
-            <w:tcW w:type="dxa" w:w="1985"/>
-          </w:tcPr>
-          <w:p>
-            <w:pPr>
-              <w:keepNext/>
-              <w:spacing w:after="80" w:before="80" w:line="360" w:lineRule="auto"/>
-              <w:ind w:firstLine="0"/>
+            <w:tcW w:type="dxa" w:w="2481"/>
+          </w:tcPr>
+          <w:p>
+            <w:pPr>
+              <w:keepNext/>
+              <w:spacing w:line="360" w:lineRule="auto" w:before="40" w:after="40"/>
             </w:pPr>
             <w:r>
               <w:rPr>
@@ -5464,13 +2886,12 @@
         </w:tc>
         <w:tc>
           <w:tcPr>
-            <w:tcW w:type="dxa" w:w="1985"/>
-          </w:tcPr>
-          <w:p>
-            <w:pPr>
-              <w:keepNext/>
-              <w:spacing w:after="80" w:before="80" w:line="360" w:lineRule="auto"/>
-              <w:ind w:firstLine="0"/>
+            <w:tcW w:type="dxa" w:w="2481"/>
+          </w:tcPr>
+          <w:p>
+            <w:pPr>
+              <w:keepNext/>
+              <w:spacing w:line="360" w:lineRule="auto" w:before="40" w:after="40"/>
             </w:pPr>
             <w:r>
               <w:rPr>
@@ -5484,13 +2905,12 @@
         </w:tc>
         <w:tc>
           <w:tcPr>
-            <w:tcW w:type="dxa" w:w="1985"/>
-          </w:tcPr>
-          <w:p>
-            <w:pPr>
-              <w:keepNext/>
-              <w:spacing w:after="80" w:before="80" w:line="360" w:lineRule="auto"/>
-              <w:ind w:firstLine="0"/>
+            <w:tcW w:type="dxa" w:w="2481"/>
+          </w:tcPr>
+          <w:p>
+            <w:pPr>
+              <w:keepNext/>
+              <w:spacing w:line="360" w:lineRule="auto" w:before="40" w:after="40"/>
             </w:pPr>
             <w:r>
               <w:rPr>
@@ -5509,13 +2929,12 @@
         </w:trPr>
         <w:tc>
           <w:tcPr>
-            <w:tcW w:type="dxa" w:w="1985"/>
-          </w:tcPr>
-          <w:p>
-            <w:pPr>
-              <w:keepNext/>
-              <w:spacing w:after="80" w:before="80" w:line="360" w:lineRule="auto"/>
-              <w:ind w:firstLine="0"/>
+            <w:tcW w:type="dxa" w:w="2481"/>
+          </w:tcPr>
+          <w:p>
+            <w:pPr>
+              <w:keepNext/>
+              <w:spacing w:line="360" w:lineRule="auto" w:before="40" w:after="40"/>
             </w:pPr>
             <w:r>
               <w:rPr>
@@ -5529,33 +2948,12 @@
         </w:tc>
         <w:tc>
           <w:tcPr>
-            <w:tcW w:type="dxa" w:w="1985"/>
-          </w:tcPr>
-          <w:p>
-            <w:pPr>
-              <w:keepNext/>
-              <w:spacing w:after="80" w:before="80" w:line="360" w:lineRule="auto"/>
-              <w:ind w:firstLine="0"/>
-            </w:pPr>
-            <w:r>
-              <w:rPr>
-                <w:rFonts w:ascii="Times New Roman" w:hAnsi="Times New Roman"/>
-                <w:b w:val="0"/>
-                <w:sz w:val="28"/>
-              </w:rPr>
-              <w:t>loop</w:t>
-            </w:r>
-          </w:p>
-        </w:tc>
-        <w:tc>
-          <w:tcPr>
-            <w:tcW w:type="dxa" w:w="1985"/>
-          </w:tcPr>
-          <w:p>
-            <w:pPr>
-              <w:keepNext/>
-              <w:spacing w:after="80" w:before="80" w:line="360" w:lineRule="auto"/>
-              <w:ind w:firstLine="0"/>
+            <w:tcW w:type="dxa" w:w="2481"/>
+          </w:tcPr>
+          <w:p>
+            <w:pPr>
+              <w:keepNext/>
+              <w:spacing w:line="360" w:lineRule="auto" w:before="40" w:after="40"/>
             </w:pPr>
             <w:r>
               <w:rPr>
@@ -5569,13 +2967,12 @@
         </w:tc>
         <w:tc>
           <w:tcPr>
-            <w:tcW w:type="dxa" w:w="1985"/>
-          </w:tcPr>
-          <w:p>
-            <w:pPr>
-              <w:keepNext/>
-              <w:spacing w:after="80" w:before="80" w:line="360" w:lineRule="auto"/>
-              <w:ind w:firstLine="0"/>
+            <w:tcW w:type="dxa" w:w="2481"/>
+          </w:tcPr>
+          <w:p>
+            <w:pPr>
+              <w:keepNext/>
+              <w:spacing w:line="360" w:lineRule="auto" w:before="40" w:after="40"/>
             </w:pPr>
             <w:r>
               <w:rPr>
@@ -5589,13 +2986,12 @@
         </w:tc>
         <w:tc>
           <w:tcPr>
-            <w:tcW w:type="dxa" w:w="1985"/>
-          </w:tcPr>
-          <w:p>
-            <w:pPr>
-              <w:keepNext/>
-              <w:spacing w:after="80" w:before="80" w:line="360" w:lineRule="auto"/>
-              <w:ind w:firstLine="0"/>
+            <w:tcW w:type="dxa" w:w="2481"/>
+          </w:tcPr>
+          <w:p>
+            <w:pPr>
+              <w:keepNext/>
+              <w:spacing w:line="360" w:lineRule="auto" w:before="40" w:after="40"/>
             </w:pPr>
             <w:r>
               <w:rPr>
@@ -5614,13 +3010,12 @@
         </w:trPr>
         <w:tc>
           <w:tcPr>
-            <w:tcW w:type="dxa" w:w="1985"/>
-          </w:tcPr>
-          <w:p>
-            <w:pPr>
-              <w:keepNext/>
-              <w:spacing w:after="80" w:before="80" w:line="360" w:lineRule="auto"/>
-              <w:ind w:firstLine="0"/>
+            <w:tcW w:type="dxa" w:w="2481"/>
+          </w:tcPr>
+          <w:p>
+            <w:pPr>
+              <w:keepNext/>
+              <w:spacing w:line="360" w:lineRule="auto" w:before="40" w:after="40"/>
             </w:pPr>
             <w:r>
               <w:rPr>
@@ -5634,33 +3029,12 @@
         </w:tc>
         <w:tc>
           <w:tcPr>
-            <w:tcW w:type="dxa" w:w="1985"/>
-          </w:tcPr>
-          <w:p>
-            <w:pPr>
-              <w:keepNext/>
-              <w:spacing w:after="80" w:before="80" w:line="360" w:lineRule="auto"/>
-              <w:ind w:firstLine="0"/>
-            </w:pPr>
-            <w:r>
-              <w:rPr>
-                <w:rFonts w:ascii="Times New Roman" w:hAnsi="Times New Roman"/>
-                <w:b w:val="0"/>
-                <w:sz w:val="28"/>
-              </w:rPr>
-              <w:t>loop</w:t>
-            </w:r>
-          </w:p>
-        </w:tc>
-        <w:tc>
-          <w:tcPr>
-            <w:tcW w:type="dxa" w:w="1985"/>
-          </w:tcPr>
-          <w:p>
-            <w:pPr>
-              <w:keepNext/>
-              <w:spacing w:after="80" w:before="80" w:line="360" w:lineRule="auto"/>
-              <w:ind w:firstLine="0"/>
+            <w:tcW w:type="dxa" w:w="2481"/>
+          </w:tcPr>
+          <w:p>
+            <w:pPr>
+              <w:keepNext/>
+              <w:spacing w:line="360" w:lineRule="auto" w:before="40" w:after="40"/>
             </w:pPr>
             <w:r>
               <w:rPr>
@@ -5674,13 +3048,12 @@
         </w:tc>
         <w:tc>
           <w:tcPr>
-            <w:tcW w:type="dxa" w:w="1985"/>
-          </w:tcPr>
-          <w:p>
-            <w:pPr>
-              <w:keepNext/>
-              <w:spacing w:after="80" w:before="80" w:line="360" w:lineRule="auto"/>
-              <w:ind w:firstLine="0"/>
+            <w:tcW w:type="dxa" w:w="2481"/>
+          </w:tcPr>
+          <w:p>
+            <w:pPr>
+              <w:keepNext/>
+              <w:spacing w:line="360" w:lineRule="auto" w:before="40" w:after="40"/>
             </w:pPr>
             <w:r>
               <w:rPr>
@@ -5694,13 +3067,12 @@
         </w:tc>
         <w:tc>
           <w:tcPr>
-            <w:tcW w:type="dxa" w:w="1985"/>
-          </w:tcPr>
-          <w:p>
-            <w:pPr>
-              <w:keepNext/>
-              <w:spacing w:after="80" w:before="80" w:line="360" w:lineRule="auto"/>
-              <w:ind w:firstLine="0"/>
+            <w:tcW w:type="dxa" w:w="2481"/>
+          </w:tcPr>
+          <w:p>
+            <w:pPr>
+              <w:keepNext/>
+              <w:spacing w:line="360" w:lineRule="auto" w:before="40" w:after="40"/>
             </w:pPr>
             <w:r>
               <w:rPr>
@@ -5719,13 +3091,12 @@
         </w:trPr>
         <w:tc>
           <w:tcPr>
-            <w:tcW w:type="dxa" w:w="1985"/>
-          </w:tcPr>
-          <w:p>
-            <w:pPr>
-              <w:keepNext/>
-              <w:spacing w:after="80" w:before="80" w:line="360" w:lineRule="auto"/>
-              <w:ind w:firstLine="0"/>
+            <w:tcW w:type="dxa" w:w="2481"/>
+          </w:tcPr>
+          <w:p>
+            <w:pPr>
+              <w:keepNext/>
+              <w:spacing w:line="360" w:lineRule="auto" w:before="40" w:after="40"/>
             </w:pPr>
             <w:r>
               <w:rPr>
@@ -5739,33 +3110,12 @@
         </w:tc>
         <w:tc>
           <w:tcPr>
-            <w:tcW w:type="dxa" w:w="1985"/>
-          </w:tcPr>
-          <w:p>
-            <w:pPr>
-              <w:keepNext/>
-              <w:spacing w:after="80" w:before="80" w:line="360" w:lineRule="auto"/>
-              <w:ind w:firstLine="0"/>
-            </w:pPr>
-            <w:r>
-              <w:rPr>
-                <w:rFonts w:ascii="Times New Roman" w:hAnsi="Times New Roman"/>
-                <w:b w:val="0"/>
-                <w:sz w:val="28"/>
-              </w:rPr>
-              <w:t>loop</w:t>
-            </w:r>
-          </w:p>
-        </w:tc>
-        <w:tc>
-          <w:tcPr>
-            <w:tcW w:type="dxa" w:w="1985"/>
-          </w:tcPr>
-          <w:p>
-            <w:pPr>
-              <w:keepNext/>
-              <w:spacing w:after="80" w:before="80" w:line="360" w:lineRule="auto"/>
-              <w:ind w:firstLine="0"/>
+            <w:tcW w:type="dxa" w:w="2481"/>
+          </w:tcPr>
+          <w:p>
+            <w:pPr>
+              <w:keepNext/>
+              <w:spacing w:line="360" w:lineRule="auto" w:before="40" w:after="40"/>
             </w:pPr>
             <w:r>
               <w:rPr>
@@ -5779,13 +3129,12 @@
         </w:tc>
         <w:tc>
           <w:tcPr>
-            <w:tcW w:type="dxa" w:w="1985"/>
-          </w:tcPr>
-          <w:p>
-            <w:pPr>
-              <w:keepNext/>
-              <w:spacing w:after="80" w:before="80" w:line="360" w:lineRule="auto"/>
-              <w:ind w:firstLine="0"/>
+            <w:tcW w:type="dxa" w:w="2481"/>
+          </w:tcPr>
+          <w:p>
+            <w:pPr>
+              <w:keepNext/>
+              <w:spacing w:line="360" w:lineRule="auto" w:before="40" w:after="40"/>
             </w:pPr>
             <w:r>
               <w:rPr>
@@ -5799,13 +3148,12 @@
         </w:tc>
         <w:tc>
           <w:tcPr>
-            <w:tcW w:type="dxa" w:w="1985"/>
-          </w:tcPr>
-          <w:p>
-            <w:pPr>
-              <w:keepNext/>
-              <w:spacing w:after="80" w:before="80" w:line="360" w:lineRule="auto"/>
-              <w:ind w:firstLine="0"/>
+            <w:tcW w:type="dxa" w:w="2481"/>
+          </w:tcPr>
+          <w:p>
+            <w:pPr>
+              <w:keepNext/>
+              <w:spacing w:line="360" w:lineRule="auto" w:before="40" w:after="40"/>
             </w:pPr>
             <w:r>
               <w:rPr>
@@ -5824,13 +3172,12 @@
         </w:trPr>
         <w:tc>
           <w:tcPr>
-            <w:tcW w:type="dxa" w:w="1985"/>
+            <w:tcW w:type="dxa" w:w="2481"/>
           </w:tcPr>
           <w:p>
             <w:pPr>
               <w:keepNext w:val="0"/>
-              <w:spacing w:after="80" w:before="80" w:line="360" w:lineRule="auto"/>
-              <w:ind w:firstLine="0"/>
+              <w:spacing w:line="360" w:lineRule="auto" w:before="40" w:after="40"/>
             </w:pPr>
             <w:r>
               <w:rPr>
@@ -5844,33 +3191,31 @@
         </w:tc>
         <w:tc>
           <w:tcPr>
-            <w:tcW w:type="dxa" w:w="1985"/>
+            <w:tcW w:type="dxa" w:w="2481"/>
           </w:tcPr>
           <w:p>
             <w:pPr>
               <w:keepNext w:val="0"/>
-              <w:spacing w:after="80" w:before="80" w:line="360" w:lineRule="auto"/>
-              <w:ind w:firstLine="0"/>
-            </w:pPr>
-            <w:r>
-              <w:rPr>
-                <w:rFonts w:ascii="Times New Roman" w:hAnsi="Times New Roman"/>
-                <w:b w:val="0"/>
-                <w:sz w:val="28"/>
-              </w:rPr>
-              <w:t>accept</w:t>
-            </w:r>
-          </w:p>
-        </w:tc>
-        <w:tc>
-          <w:tcPr>
-            <w:tcW w:type="dxa" w:w="1985"/>
+              <w:spacing w:line="360" w:lineRule="auto" w:before="40" w:after="40"/>
+            </w:pPr>
+            <w:r>
+              <w:rPr>
+                <w:rFonts w:ascii="Times New Roman" w:hAnsi="Times New Roman"/>
+                <w:b w:val="0"/>
+                <w:sz w:val="28"/>
+              </w:rPr>
+              <w:t>λ</w:t>
+            </w:r>
+          </w:p>
+        </w:tc>
+        <w:tc>
+          <w:tcPr>
+            <w:tcW w:type="dxa" w:w="2481"/>
           </w:tcPr>
           <w:p>
             <w:pPr>
               <w:keepNext w:val="0"/>
-              <w:spacing w:after="80" w:before="80" w:line="360" w:lineRule="auto"/>
-              <w:ind w:firstLine="0"/>
+              <w:spacing w:line="360" w:lineRule="auto" w:before="40" w:after="40"/>
             </w:pPr>
             <w:r>
               <w:rPr>
@@ -5884,41 +3229,20 @@
         </w:tc>
         <w:tc>
           <w:tcPr>
-            <w:tcW w:type="dxa" w:w="1985"/>
+            <w:tcW w:type="dxa" w:w="2481"/>
           </w:tcPr>
           <w:p>
             <w:pPr>
               <w:keepNext w:val="0"/>
-              <w:spacing w:after="80" w:before="80" w:line="360" w:lineRule="auto"/>
-              <w:ind w:firstLine="0"/>
-            </w:pPr>
-            <w:r>
-              <w:rPr>
-                <w:rFonts w:ascii="Times New Roman" w:hAnsi="Times New Roman"/>
-                <w:b w:val="0"/>
-                <w:sz w:val="28"/>
-              </w:rPr>
-              <w:t>λ</w:t>
-            </w:r>
-          </w:p>
-        </w:tc>
-        <w:tc>
-          <w:tcPr>
-            <w:tcW w:type="dxa" w:w="1985"/>
-          </w:tcPr>
-          <w:p>
-            <w:pPr>
-              <w:keepNext w:val="0"/>
-              <w:spacing w:after="80" w:before="80" w:line="360" w:lineRule="auto"/>
-              <w:ind w:firstLine="0"/>
-            </w:pPr>
-            <w:r>
-              <w:rPr>
-                <w:rFonts w:ascii="Times New Roman" w:hAnsi="Times New Roman"/>
-                <w:b w:val="0"/>
-                <w:sz w:val="28"/>
-              </w:rPr>
-              <w:t>Удалить $; принять</w:t>
+              <w:spacing w:line="360" w:lineRule="auto" w:before="40" w:after="40"/>
+            </w:pPr>
+            <w:r>
+              <w:rPr>
+                <w:rFonts w:ascii="Times New Roman" w:hAnsi="Times New Roman"/>
+                <w:b w:val="0"/>
+                <w:sz w:val="28"/>
+              </w:rPr>
+              <w:t>Снять $; принять</w:t>
             </w:r>
           </w:p>
         </w:tc>
@@ -5926,121 +3250,8 @@
     </w:tbl>
     <w:p>
       <w:pPr>
-        <w:keepNext/>
-        <w:spacing w:after="0" w:line="240" w:lineRule="auto"/>
-        <w:jc w:val="center"/>
-      </w:pPr>
-      <w:r>
-        <w:drawing>
-          <wp:inline xmlns:a="http://schemas.openxmlformats.org/drawingml/2006/main" xmlns:pic="http://schemas.openxmlformats.org/drawingml/2006/picture">
-            <wp:extent cx="6192000" cy="4460339"/>
-            <wp:docPr id="11" name="Picture 11"/>
-            <wp:cNvGraphicFramePr>
-              <a:graphicFrameLocks noChangeAspect="1"/>
-            </wp:cNvGraphicFramePr>
-            <a:graphic>
-              <a:graphicData uri="http://schemas.openxmlformats.org/drawingml/2006/picture">
-                <pic:pic>
-                  <pic:nvPicPr>
-                    <pic:cNvPr id="0" name="16_stack_B_dca.png"/>
-                    <pic:cNvPicPr/>
-                  </pic:nvPicPr>
-                  <pic:blipFill>
-                    <a:blip r:embed="rId25"/>
-                    <a:stretch>
-                      <a:fillRect/>
-                    </a:stretch>
-                  </pic:blipFill>
-                  <pic:spPr>
-                    <a:xfrm>
-                      <a:off x="0" y="0"/>
-                      <a:ext cx="6192000" cy="4460339"/>
-                    </a:xfrm>
-                    <a:prstGeom prst="rect"/>
-                  </pic:spPr>
-                </pic:pic>
-              </a:graphicData>
-            </a:graphic>
-          </wp:inline>
-        </w:drawing>
-      </w:r>
-    </w:p>
-    <w:p>
-      <w:pPr>
-        <w:spacing w:line="360" w:lineRule="auto" w:after="160"/>
-        <w:ind w:firstLine="0"/>
-        <w:jc w:val="center"/>
-      </w:pPr>
-      <w:r>
-        <w:rPr>
-          <w:rFonts w:ascii="Times New Roman" w:hAnsi="Times New Roman"/>
-          <w:b w:val="0"/>
-          <w:sz w:val="28"/>
-        </w:rPr>
-        <w:t>Рисунок 8 — После чтения dc: остаток a, стек B$; успешная ветвь</w:t>
-      </w:r>
-    </w:p>
-    <w:p>
-      <w:pPr>
-        <w:keepNext/>
-        <w:spacing w:after="0" w:line="240" w:lineRule="auto"/>
-        <w:jc w:val="center"/>
-      </w:pPr>
-      <w:r>
-        <w:drawing>
-          <wp:inline xmlns:a="http://schemas.openxmlformats.org/drawingml/2006/main" xmlns:pic="http://schemas.openxmlformats.org/drawingml/2006/picture">
-            <wp:extent cx="6192000" cy="4460339"/>
-            <wp:docPr id="12" name="Picture 12"/>
-            <wp:cNvGraphicFramePr>
-              <a:graphicFrameLocks noChangeAspect="1"/>
-            </wp:cNvGraphicFramePr>
-            <a:graphic>
-              <a:graphicData uri="http://schemas.openxmlformats.org/drawingml/2006/picture">
-                <pic:pic>
-                  <pic:nvPicPr>
-                    <pic:cNvPr id="0" name="17_final_dca.png"/>
-                    <pic:cNvPicPr/>
-                  </pic:nvPicPr>
-                  <pic:blipFill>
-                    <a:blip r:embed="rId26"/>
-                    <a:stretch>
-                      <a:fillRect/>
-                    </a:stretch>
-                  </pic:blipFill>
-                  <pic:spPr>
-                    <a:xfrm>
-                      <a:off x="0" y="0"/>
-                      <a:ext cx="6192000" cy="4460339"/>
-                    </a:xfrm>
-                    <a:prstGeom prst="rect"/>
-                  </pic:spPr>
-                </pic:pic>
-              </a:graphicData>
-            </a:graphic>
-          </wp:inline>
-        </w:drawing>
-      </w:r>
-    </w:p>
-    <w:p>
-      <w:pPr>
-        <w:spacing w:line="360" w:lineRule="auto" w:after="160"/>
-        <w:ind w:firstLine="0"/>
-        <w:jc w:val="center"/>
-      </w:pPr>
-      <w:r>
-        <w:rPr>
-          <w:rFonts w:ascii="Times New Roman" w:hAnsi="Times New Roman"/>
-          <w:b w:val="0"/>
-          <w:sz w:val="28"/>
-        </w:rPr>
-        <w:t>Рисунок 9 — Принятие dca: конечное состояние accept, вход и стек пусты</w:t>
-      </w:r>
-    </w:p>
-    <w:p>
-      <w:pPr>
         <w:pStyle w:val="1"/>
         <w:keepNext/>
-        <w:widowControl/>
         <w:spacing w:line="360" w:lineRule="auto"/>
         <w:ind w:left="0" w:firstLine="709"/>
         <w:rPr>
@@ -6053,13 +3264,12 @@
           <w:b/>
           <w:sz w:val="28"/>
         </w:rPr>
-        <w:t>6.2 Отказ для dc</w:t>
+        <w:t>5.2 Почему dc отвергается</w:t>
       </w:r>
     </w:p>
     <w:p>
       <w:pPr>
         <w:keepNext w:val="0"/>
-        <w:widowControl/>
         <w:spacing w:line="360" w:lineRule="auto"/>
         <w:ind w:firstLine="709"/>
         <w:jc w:val="both"/>
@@ -6075,55 +3285,151 @@
           <w:b w:val="0"/>
           <w:sz w:val="28"/>
         </w:rPr>
-        <w:t>После начальных действий и чтения dc получается конфигурация (loop, λ, B$). Терминал c прочитан, но его правый сосед ещё не подтверждён. Единственная замена B → aC создаёт стек aC$. Вход пуст, поэтому снять a сопоставлением невозможно; конечное состояние недостижимо. Нельзя удалить B по λ: такого правила нет.</w:t>
-      </w:r>
-    </w:p>
-    <w:p>
-      <w:pPr>
-        <w:keepNext/>
-        <w:spacing w:after="0" w:line="240" w:lineRule="auto"/>
-        <w:jc w:val="center"/>
-      </w:pPr>
-      <w:r>
-        <w:drawing>
-          <wp:inline xmlns:a="http://schemas.openxmlformats.org/drawingml/2006/main" xmlns:pic="http://schemas.openxmlformats.org/drawingml/2006/picture">
-            <wp:extent cx="6192000" cy="4460339"/>
-            <wp:docPr id="13" name="Picture 13"/>
-            <wp:cNvGraphicFramePr>
-              <a:graphicFrameLocks noChangeAspect="1"/>
-            </wp:cNvGraphicFramePr>
-            <a:graphic>
-              <a:graphicData uri="http://schemas.openxmlformats.org/drawingml/2006/picture">
-                <pic:pic>
-                  <pic:nvPicPr>
-                    <pic:cNvPr id="0" name="17_final_dc.png"/>
-                    <pic:cNvPicPr/>
-                  </pic:nvPicPr>
-                  <pic:blipFill>
-                    <a:blip r:embed="rId27"/>
-                    <a:stretch>
-                      <a:fillRect/>
-                    </a:stretch>
-                  </pic:blipFill>
-                  <pic:spPr>
-                    <a:xfrm>
-                      <a:off x="0" y="0"/>
-                      <a:ext cx="6192000" cy="4460339"/>
-                    </a:xfrm>
-                    <a:prstGeom prst="rect"/>
-                  </pic:spPr>
-                </pic:pic>
-              </a:graphicData>
-            </a:graphic>
-          </wp:inline>
-        </w:drawing>
-      </w:r>
-    </w:p>
-    <w:p>
-      <w:pPr>
-        <w:spacing w:line="360" w:lineRule="auto" w:after="160"/>
+        <w:t>После чтения dc стек содержит B$. Правило B → aC создаёт aC$, но вход уже закончился. Букву a снять нельзя, поэтому ветвь блокируется и слово отвергается. На рисунке 6 показаны состояние стека перед чтением a в успешном разборе и неудачная ветвь для dc.</w:t>
+      </w:r>
+    </w:p>
+    <w:tbl>
+      <w:tblPr>
+        <w:tblW w:type="auto" w:w="0"/>
+        <w:tblLook w:firstColumn="1" w:firstRow="1" w:lastColumn="0" w:lastRow="0" w:noHBand="0" w:noVBand="1" w:val="04A0"/>
+      </w:tblPr>
+      <w:tblGrid>
+        <w:gridCol w:w="4963"/>
+        <w:gridCol w:w="4963"/>
+      </w:tblGrid>
+      <w:tr>
+        <w:trPr>
+          <w:cantSplit/>
+        </w:trPr>
+        <w:tc>
+          <w:tcPr>
+            <w:tcW w:type="dxa" w:w="4963"/>
+          </w:tcPr>
+          <w:p>
+            <w:pPr>
+              <w:keepNext/>
+              <w:jc w:val="center"/>
+            </w:pPr>
+            <w:r>
+              <w:drawing>
+                <wp:inline xmlns:a="http://schemas.openxmlformats.org/drawingml/2006/main" xmlns:pic="http://schemas.openxmlformats.org/drawingml/2006/picture">
+                  <wp:extent cx="2340000" cy="2005714"/>
+                  <wp:docPr id="9" name="Picture 9"/>
+                  <wp:cNvGraphicFramePr>
+                    <a:graphicFrameLocks noChangeAspect="1"/>
+                  </wp:cNvGraphicFramePr>
+                  <a:graphic>
+                    <a:graphicData uri="http://schemas.openxmlformats.org/drawingml/2006/picture">
+                      <pic:pic>
+                        <pic:nvPicPr>
+                          <pic:cNvPr id="0" name="16_stack_B_dca.png"/>
+                          <pic:cNvPicPr/>
+                        </pic:nvPicPr>
+                        <pic:blipFill>
+                          <a:blip r:embed="rId19"/>
+                          <a:srcRect l="0" t="62941" r="73305" b="5294"/>
+                          <a:stretch>
+                            <a:fillRect/>
+                          </a:stretch>
+                        </pic:blipFill>
+                        <pic:spPr>
+                          <a:xfrm>
+                            <a:off x="0" y="0"/>
+                            <a:ext cx="2340000" cy="2005714"/>
+                          </a:xfrm>
+                          <a:prstGeom prst="rect"/>
+                        </pic:spPr>
+                      </pic:pic>
+                    </a:graphicData>
+                  </a:graphic>
+                </wp:inline>
+              </w:drawing>
+            </w:r>
+          </w:p>
+          <w:p>
+            <w:pPr>
+              <w:jc w:val="center"/>
+            </w:pPr>
+            <w:r>
+              <w:rPr>
+                <w:rFonts w:ascii="Times New Roman" w:hAnsi="Times New Roman"/>
+                <w:sz w:val="28"/>
+              </w:rPr>
+              <w:t>а) слово dca, стек B$</w:t>
+            </w:r>
+          </w:p>
+        </w:tc>
+        <w:tc>
+          <w:tcPr>
+            <w:tcW w:type="dxa" w:w="4963"/>
+          </w:tcPr>
+          <w:p>
+            <w:pPr>
+              <w:keepNext/>
+              <w:jc w:val="center"/>
+            </w:pPr>
+            <w:r>
+              <w:drawing>
+                <wp:inline xmlns:a="http://schemas.openxmlformats.org/drawingml/2006/main" xmlns:pic="http://schemas.openxmlformats.org/drawingml/2006/picture">
+                  <wp:extent cx="2340000" cy="2005714"/>
+                  <wp:docPr id="10" name="Picture 10"/>
+                  <wp:cNvGraphicFramePr>
+                    <a:graphicFrameLocks noChangeAspect="1"/>
+                  </wp:cNvGraphicFramePr>
+                  <a:graphic>
+                    <a:graphicData uri="http://schemas.openxmlformats.org/drawingml/2006/picture">
+                      <pic:pic>
+                        <pic:nvPicPr>
+                          <pic:cNvPr id="0" name="17_final_dc.png"/>
+                          <pic:cNvPicPr/>
+                        </pic:nvPicPr>
+                        <pic:blipFill>
+                          <a:blip r:embed="rId20"/>
+                          <a:srcRect l="0" t="62941" r="73305" b="5294"/>
+                          <a:stretch>
+                            <a:fillRect/>
+                          </a:stretch>
+                        </pic:blipFill>
+                        <pic:spPr>
+                          <a:xfrm>
+                            <a:off x="0" y="0"/>
+                            <a:ext cx="2340000" cy="2005714"/>
+                          </a:xfrm>
+                          <a:prstGeom prst="rect"/>
+                        </pic:spPr>
+                      </pic:pic>
+                    </a:graphicData>
+                  </a:graphic>
+                </wp:inline>
+              </w:drawing>
+            </w:r>
+          </w:p>
+          <w:p>
+            <w:pPr>
+              <w:jc w:val="center"/>
+            </w:pPr>
+            <w:r>
+              <w:rPr>
+                <w:rFonts w:ascii="Times New Roman" w:hAnsi="Times New Roman"/>
+                <w:sz w:val="28"/>
+              </w:rPr>
+              <w:t>б) слово dc, стек aC$</w:t>
+            </w:r>
+          </w:p>
+        </w:tc>
+      </w:tr>
+    </w:tbl>
+    <w:p>
+      <w:pPr>
+        <w:keepNext w:val="0"/>
+        <w:spacing w:line="360" w:lineRule="auto"/>
         <w:ind w:firstLine="0"/>
         <w:jc w:val="center"/>
+        <w:rPr>
+          <w:color w:val="000000" w:themeColor="text1"/>
+          <w:sz w:val="28"/>
+          <w:szCs w:val="28"/>
+        </w:rPr>
       </w:pPr>
       <w:r>
         <w:rPr>
@@ -6131,33 +3437,12 @@
           <w:b w:val="0"/>
           <w:sz w:val="28"/>
         </w:rPr>
-        <w:t>Рисунок 10 — Отказ для dc: вход закончился, в стеке требуется a</w:t>
-      </w:r>
-    </w:p>
-    <w:p>
-      <w:pPr>
-        <w:pStyle w:val="1"/>
-        <w:keepNext/>
-        <w:widowControl/>
-        <w:spacing w:line="360" w:lineRule="auto"/>
-        <w:ind w:left="0" w:firstLine="709"/>
-        <w:rPr>
-          <w:color w:val="000000" w:themeColor="text1"/>
-        </w:rPr>
-      </w:pPr>
-      <w:r>
-        <w:rPr>
-          <w:rFonts w:ascii="Times New Roman" w:hAnsi="Times New Roman"/>
-          <w:b/>
-          <w:sz w:val="28"/>
-        </w:rPr>
-        <w:t>6.3 Пустое слово и слово без c</w:t>
+        <w:t>Рисунок 6 — Фрагменты окна пошагового разбора МПА</w:t>
       </w:r>
     </w:p>
     <w:p>
       <w:pPr>
         <w:keepNext w:val="0"/>
-        <w:widowControl/>
         <w:spacing w:line="360" w:lineRule="auto"/>
         <w:ind w:firstLine="709"/>
         <w:jc w:val="both"/>
@@ -6173,14 +3458,13 @@
           <w:b w:val="0"/>
           <w:sz w:val="28"/>
         </w:rPr>
-        <w:t>Пустое слово: (start, λ, Z) ⊢ (init, λ, $) ⊢ (loop, λ, S$) ⊢ (loop, λ, $) ⊢ (accept, λ, λ). Это соответствует результату y1 прошлой работы. Для abdda успешный вывод имеет вид S ⇒ aS ⇒ abS ⇒ abdA ⇒ abddA ⇒ abddaS ⇒ abdda; стек после каждого сопоставления содержит текущий нетерминал над $.</w:t>
+        <w:t>Пустое слово принимается через S → λ. Для dcac первый фрагмент dca правильный, но затем встречается c без левого соседа d. У C нет подходящего правила по c, поэтому вся цепочка отвергается.</w:t>
       </w:r>
     </w:p>
     <w:p>
       <w:pPr>
         <w:pStyle w:val="1"/>
         <w:keepNext/>
-        <w:widowControl/>
         <w:spacing w:line="360" w:lineRule="auto"/>
         <w:ind w:left="0" w:firstLine="709"/>
         <w:rPr>
@@ -6193,13 +3477,12 @@
           <w:b/>
           <w:sz w:val="28"/>
         </w:rPr>
-        <w:t>6.4 Ошибка после правильного контекста</w:t>
+        <w:t>6 Сравнение результатов</w:t>
       </w:r>
     </w:p>
     <w:p>
       <w:pPr>
         <w:keepNext w:val="0"/>
-        <w:widowControl/>
         <w:spacing w:line="360" w:lineRule="auto"/>
         <w:ind w:firstLine="709"/>
         <w:jc w:val="both"/>
@@ -6215,35 +3498,14 @@
           <w:b w:val="0"/>
           <w:sz w:val="28"/>
         </w:rPr>
-        <w:t>При чтении dcac после dca достигается (loop, c, C$). Правило C → λ может завершить ветвь с непрочитанным c, но такая ветвь не является принимающей. Остальные правила C начинаются с a, b или d и не совпадают с c. Значит, правильный первый фрагмент не скрывает последующую ошибку.</w:t>
-      </w:r>
-    </w:p>
-    <w:p>
-      <w:pPr>
-        <w:pStyle w:val="1"/>
+        <w:t>На одних и тех же 18 словах проверены исходный КА из ЛР2, КА после преобразования, ручная грамматика G, полученная грамматика G′ и МПА. Оба КА дали одинаковые результаты, поэтому в таблице 2 они объединены в один столбец. Знак «+» означает принятие, «−» — отказ.</w:t>
+      </w:r>
+    </w:p>
+    <w:p>
+      <w:pPr>
         <w:keepNext/>
-        <w:widowControl/>
         <w:spacing w:line="360" w:lineRule="auto"/>
-        <w:ind w:left="0" w:firstLine="709"/>
-        <w:rPr>
-          <w:color w:val="000000" w:themeColor="text1"/>
-        </w:rPr>
-      </w:pPr>
-      <w:r>
-        <w:rPr>
-          <w:rFonts w:ascii="Times New Roman" w:hAnsi="Times New Roman"/>
-          <w:b/>
-          <w:sz w:val="28"/>
-        </w:rPr>
-        <w:t>7 Проверка эквивалентности</w:t>
-      </w:r>
-    </w:p>
-    <w:p>
-      <w:pPr>
-        <w:keepNext w:val="0"/>
-        <w:widowControl/>
-        <w:spacing w:line="360" w:lineRule="auto"/>
-        <w:ind w:firstLine="709"/>
+        <w:ind w:firstLine="0"/>
         <w:jc w:val="both"/>
         <w:rPr>
           <w:color w:val="000000" w:themeColor="text1"/>
@@ -6257,20 +3519,7 @@
           <w:b w:val="0"/>
           <w:sz w:val="28"/>
         </w:rPr>
-        <w:t>В JFLAP проверены исходный КА, грамматика G, автоматически полученный КА, восстановленная грамматика G′ и МПА. Знак «+» означает принятие, «−» — отказ. Слова совпадают с тестами ЛР2 после удаления служебного z. У обоих КА результаты одинаковы; они объединены в столбце «КА».</w:t>
-      </w:r>
-    </w:p>
-    <w:p>
-      <w:pPr>
-        <w:keepNext/>
-        <w:spacing w:line="360" w:lineRule="auto"/>
-      </w:pPr>
-      <w:r>
-        <w:rPr>
-          <w:rFonts w:ascii="Times New Roman" w:hAnsi="Times New Roman"/>
-          <w:sz w:val="28"/>
-        </w:rPr>
-        <w:t>Таблица 6 — Результаты контрольных тестов</w:t>
+        <w:t>Таблица 2 — Результаты распознавания</w:t>
       </w:r>
     </w:p>
     <w:tbl>
@@ -6280,13 +3529,12 @@
         <w:tblLook w:firstColumn="1" w:firstRow="1" w:lastColumn="0" w:lastRow="0" w:noHBand="0" w:noVBand="1" w:val="04A0"/>
       </w:tblPr>
       <w:tblGrid>
-        <w:gridCol w:w="1418"/>
-        <w:gridCol w:w="1418"/>
-        <w:gridCol w:w="1418"/>
-        <w:gridCol w:w="1418"/>
-        <w:gridCol w:w="1418"/>
-        <w:gridCol w:w="1418"/>
-        <w:gridCol w:w="1418"/>
+        <w:gridCol w:w="1654"/>
+        <w:gridCol w:w="1654"/>
+        <w:gridCol w:w="1654"/>
+        <w:gridCol w:w="1654"/>
+        <w:gridCol w:w="1654"/>
+        <w:gridCol w:w="1654"/>
       </w:tblGrid>
       <w:tr>
         <w:trPr>
@@ -6295,13 +3543,12 @@
         </w:trPr>
         <w:tc>
           <w:tcPr>
-            <w:tcW w:type="dxa" w:w="1418"/>
-          </w:tcPr>
-          <w:p>
-            <w:pPr>
-              <w:keepNext/>
-              <w:spacing w:after="80" w:before="80" w:line="360" w:lineRule="auto"/>
-              <w:ind w:firstLine="0"/>
+            <w:tcW w:type="dxa" w:w="1654"/>
+          </w:tcPr>
+          <w:p>
+            <w:pPr>
+              <w:keepNext/>
+              <w:spacing w:line="360" w:lineRule="auto" w:before="40" w:after="40"/>
             </w:pPr>
             <w:r>
               <w:rPr>
@@ -6315,13 +3562,12 @@
         </w:tc>
         <w:tc>
           <w:tcPr>
-            <w:tcW w:type="dxa" w:w="1418"/>
-          </w:tcPr>
-          <w:p>
-            <w:pPr>
-              <w:keepNext/>
-              <w:spacing w:after="80" w:before="80" w:line="360" w:lineRule="auto"/>
-              <w:ind w:firstLine="0"/>
+            <w:tcW w:type="dxa" w:w="1654"/>
+          </w:tcPr>
+          <w:p>
+            <w:pPr>
+              <w:keepNext/>
+              <w:spacing w:line="360" w:lineRule="auto" w:before="40" w:after="40"/>
             </w:pPr>
             <w:r>
               <w:rPr>
@@ -6335,13 +3581,12 @@
         </w:tc>
         <w:tc>
           <w:tcPr>
-            <w:tcW w:type="dxa" w:w="1418"/>
-          </w:tcPr>
-          <w:p>
-            <w:pPr>
-              <w:keepNext/>
-              <w:spacing w:after="80" w:before="80" w:line="360" w:lineRule="auto"/>
-              <w:ind w:firstLine="0"/>
+            <w:tcW w:type="dxa" w:w="1654"/>
+          </w:tcPr>
+          <w:p>
+            <w:pPr>
+              <w:keepNext/>
+              <w:spacing w:line="360" w:lineRule="auto" w:before="40" w:after="40"/>
             </w:pPr>
             <w:r>
               <w:rPr>
@@ -6349,19 +3594,18 @@
                 <w:b/>
                 <w:sz w:val="28"/>
               </w:rPr>
-              <w:t>ЛР2</w:t>
-            </w:r>
-          </w:p>
-        </w:tc>
-        <w:tc>
-          <w:tcPr>
-            <w:tcW w:type="dxa" w:w="1418"/>
-          </w:tcPr>
-          <w:p>
-            <w:pPr>
-              <w:keepNext/>
-              <w:spacing w:after="80" w:before="80" w:line="360" w:lineRule="auto"/>
-              <w:ind w:firstLine="0"/>
+              <w:t>КА</w:t>
+            </w:r>
+          </w:p>
+        </w:tc>
+        <w:tc>
+          <w:tcPr>
+            <w:tcW w:type="dxa" w:w="1654"/>
+          </w:tcPr>
+          <w:p>
+            <w:pPr>
+              <w:keepNext/>
+              <w:spacing w:line="360" w:lineRule="auto" w:before="40" w:after="40"/>
             </w:pPr>
             <w:r>
               <w:rPr>
@@ -6369,19 +3613,18 @@
                 <w:b/>
                 <w:sz w:val="28"/>
               </w:rPr>
-              <w:t>КА</w:t>
-            </w:r>
-          </w:p>
-        </w:tc>
-        <w:tc>
-          <w:tcPr>
-            <w:tcW w:type="dxa" w:w="1418"/>
-          </w:tcPr>
-          <w:p>
-            <w:pPr>
-              <w:keepNext/>
-              <w:spacing w:after="80" w:before="80" w:line="360" w:lineRule="auto"/>
-              <w:ind w:firstLine="0"/>
+              <w:t>G</w:t>
+            </w:r>
+          </w:p>
+        </w:tc>
+        <w:tc>
+          <w:tcPr>
+            <w:tcW w:type="dxa" w:w="1654"/>
+          </w:tcPr>
+          <w:p>
+            <w:pPr>
+              <w:keepNext/>
+              <w:spacing w:line="360" w:lineRule="auto" w:before="40" w:after="40"/>
             </w:pPr>
             <w:r>
               <w:rPr>
@@ -6389,39 +3632,18 @@
                 <w:b/>
                 <w:sz w:val="28"/>
               </w:rPr>
-              <w:t>G</w:t>
-            </w:r>
-          </w:p>
-        </w:tc>
-        <w:tc>
-          <w:tcPr>
-            <w:tcW w:type="dxa" w:w="1418"/>
-          </w:tcPr>
-          <w:p>
-            <w:pPr>
-              <w:keepNext/>
-              <w:spacing w:after="80" w:before="80" w:line="360" w:lineRule="auto"/>
-              <w:ind w:firstLine="0"/>
-            </w:pPr>
-            <w:r>
-              <w:rPr>
-                <w:rFonts w:ascii="Times New Roman" w:hAnsi="Times New Roman"/>
-                <w:b/>
-                <w:sz w:val="28"/>
-              </w:rPr>
               <w:t>G′</w:t>
             </w:r>
           </w:p>
         </w:tc>
         <w:tc>
           <w:tcPr>
-            <w:tcW w:type="dxa" w:w="1418"/>
-          </w:tcPr>
-          <w:p>
-            <w:pPr>
-              <w:keepNext/>
-              <w:spacing w:after="80" w:before="80" w:line="360" w:lineRule="auto"/>
-              <w:ind w:firstLine="0"/>
+            <w:tcW w:type="dxa" w:w="1654"/>
+          </w:tcPr>
+          <w:p>
+            <w:pPr>
+              <w:keepNext/>
+              <w:spacing w:line="360" w:lineRule="auto" w:before="40" w:after="40"/>
             </w:pPr>
             <w:r>
               <w:rPr>
@@ -6440,13 +3662,12 @@
         </w:trPr>
         <w:tc>
           <w:tcPr>
-            <w:tcW w:type="dxa" w:w="1418"/>
-          </w:tcPr>
-          <w:p>
-            <w:pPr>
-              <w:keepNext/>
-              <w:spacing w:after="80" w:before="80" w:line="360" w:lineRule="auto"/>
-              <w:ind w:firstLine="0"/>
+            <w:tcW w:type="dxa" w:w="1654"/>
+          </w:tcPr>
+          <w:p>
+            <w:pPr>
+              <w:keepNext/>
+              <w:spacing w:line="360" w:lineRule="auto" w:before="40" w:after="40"/>
             </w:pPr>
             <w:r>
               <w:rPr>
@@ -6460,13 +3681,12 @@
         </w:tc>
         <w:tc>
           <w:tcPr>
-            <w:tcW w:type="dxa" w:w="1418"/>
-          </w:tcPr>
-          <w:p>
-            <w:pPr>
-              <w:keepNext/>
-              <w:spacing w:after="80" w:before="80" w:line="360" w:lineRule="auto"/>
-              <w:ind w:firstLine="0"/>
+            <w:tcW w:type="dxa" w:w="1654"/>
+          </w:tcPr>
+          <w:p>
+            <w:pPr>
+              <w:keepNext/>
+              <w:spacing w:line="360" w:lineRule="auto" w:before="40" w:after="40"/>
             </w:pPr>
             <w:r>
               <w:rPr>
@@ -6480,33 +3700,12 @@
         </w:tc>
         <w:tc>
           <w:tcPr>
-            <w:tcW w:type="dxa" w:w="1418"/>
-          </w:tcPr>
-          <w:p>
-            <w:pPr>
-              <w:keepNext/>
-              <w:spacing w:after="80" w:before="80" w:line="360" w:lineRule="auto"/>
-              <w:ind w:firstLine="0"/>
-            </w:pPr>
-            <w:r>
-              <w:rPr>
-                <w:rFonts w:ascii="Times New Roman" w:hAnsi="Times New Roman"/>
-                <w:b w:val="0"/>
-                <w:sz w:val="28"/>
-              </w:rPr>
-              <w:t>y1</w:t>
-            </w:r>
-          </w:p>
-        </w:tc>
-        <w:tc>
-          <w:tcPr>
-            <w:tcW w:type="dxa" w:w="1418"/>
-          </w:tcPr>
-          <w:p>
-            <w:pPr>
-              <w:keepNext/>
-              <w:spacing w:after="80" w:before="80" w:line="360" w:lineRule="auto"/>
-              <w:ind w:firstLine="0"/>
+            <w:tcW w:type="dxa" w:w="1654"/>
+          </w:tcPr>
+          <w:p>
+            <w:pPr>
+              <w:keepNext/>
+              <w:spacing w:line="360" w:lineRule="auto" w:before="40" w:after="40"/>
             </w:pPr>
             <w:r>
               <w:rPr>
@@ -6520,13 +3719,12 @@
         </w:tc>
         <w:tc>
           <w:tcPr>
-            <w:tcW w:type="dxa" w:w="1418"/>
-          </w:tcPr>
-          <w:p>
-            <w:pPr>
-              <w:keepNext/>
-              <w:spacing w:after="80" w:before="80" w:line="360" w:lineRule="auto"/>
-              <w:ind w:firstLine="0"/>
+            <w:tcW w:type="dxa" w:w="1654"/>
+          </w:tcPr>
+          <w:p>
+            <w:pPr>
+              <w:keepNext/>
+              <w:spacing w:line="360" w:lineRule="auto" w:before="40" w:after="40"/>
             </w:pPr>
             <w:r>
               <w:rPr>
@@ -6540,13 +3738,12 @@
         </w:tc>
         <w:tc>
           <w:tcPr>
-            <w:tcW w:type="dxa" w:w="1418"/>
-          </w:tcPr>
-          <w:p>
-            <w:pPr>
-              <w:keepNext/>
-              <w:spacing w:after="80" w:before="80" w:line="360" w:lineRule="auto"/>
-              <w:ind w:firstLine="0"/>
+            <w:tcW w:type="dxa" w:w="1654"/>
+          </w:tcPr>
+          <w:p>
+            <w:pPr>
+              <w:keepNext/>
+              <w:spacing w:line="360" w:lineRule="auto" w:before="40" w:after="40"/>
             </w:pPr>
             <w:r>
               <w:rPr>
@@ -6560,13 +3757,12 @@
         </w:tc>
         <w:tc>
           <w:tcPr>
-            <w:tcW w:type="dxa" w:w="1418"/>
-          </w:tcPr>
-          <w:p>
-            <w:pPr>
-              <w:keepNext/>
-              <w:spacing w:after="80" w:before="80" w:line="360" w:lineRule="auto"/>
-              <w:ind w:firstLine="0"/>
+            <w:tcW w:type="dxa" w:w="1654"/>
+          </w:tcPr>
+          <w:p>
+            <w:pPr>
+              <w:keepNext/>
+              <w:spacing w:line="360" w:lineRule="auto" w:before="40" w:after="40"/>
             </w:pPr>
             <w:r>
               <w:rPr>
@@ -6585,13 +3781,12 @@
         </w:trPr>
         <w:tc>
           <w:tcPr>
-            <w:tcW w:type="dxa" w:w="1418"/>
-          </w:tcPr>
-          <w:p>
-            <w:pPr>
-              <w:keepNext/>
-              <w:spacing w:after="80" w:before="80" w:line="360" w:lineRule="auto"/>
-              <w:ind w:firstLine="0"/>
+            <w:tcW w:type="dxa" w:w="1654"/>
+          </w:tcPr>
+          <w:p>
+            <w:pPr>
+              <w:keepNext/>
+              <w:spacing w:line="360" w:lineRule="auto" w:before="40" w:after="40"/>
             </w:pPr>
             <w:r>
               <w:rPr>
@@ -6605,13 +3800,12 @@
         </w:tc>
         <w:tc>
           <w:tcPr>
-            <w:tcW w:type="dxa" w:w="1418"/>
-          </w:tcPr>
-          <w:p>
-            <w:pPr>
-              <w:keepNext/>
-              <w:spacing w:after="80" w:before="80" w:line="360" w:lineRule="auto"/>
-              <w:ind w:firstLine="0"/>
+            <w:tcW w:type="dxa" w:w="1654"/>
+          </w:tcPr>
+          <w:p>
+            <w:pPr>
+              <w:keepNext/>
+              <w:spacing w:line="360" w:lineRule="auto" w:before="40" w:after="40"/>
             </w:pPr>
             <w:r>
               <w:rPr>
@@ -6625,33 +3819,12 @@
         </w:tc>
         <w:tc>
           <w:tcPr>
-            <w:tcW w:type="dxa" w:w="1418"/>
-          </w:tcPr>
-          <w:p>
-            <w:pPr>
-              <w:keepNext/>
-              <w:spacing w:after="80" w:before="80" w:line="360" w:lineRule="auto"/>
-              <w:ind w:firstLine="0"/>
-            </w:pPr>
-            <w:r>
-              <w:rPr>
-                <w:rFonts w:ascii="Times New Roman" w:hAnsi="Times New Roman"/>
-                <w:b w:val="0"/>
-                <w:sz w:val="28"/>
-              </w:rPr>
-              <w:t>y1</w:t>
-            </w:r>
-          </w:p>
-        </w:tc>
-        <w:tc>
-          <w:tcPr>
-            <w:tcW w:type="dxa" w:w="1418"/>
-          </w:tcPr>
-          <w:p>
-            <w:pPr>
-              <w:keepNext/>
-              <w:spacing w:after="80" w:before="80" w:line="360" w:lineRule="auto"/>
-              <w:ind w:firstLine="0"/>
+            <w:tcW w:type="dxa" w:w="1654"/>
+          </w:tcPr>
+          <w:p>
+            <w:pPr>
+              <w:keepNext/>
+              <w:spacing w:line="360" w:lineRule="auto" w:before="40" w:after="40"/>
             </w:pPr>
             <w:r>
               <w:rPr>
@@ -6665,13 +3838,12 @@
         </w:tc>
         <w:tc>
           <w:tcPr>
-            <w:tcW w:type="dxa" w:w="1418"/>
-          </w:tcPr>
-          <w:p>
-            <w:pPr>
-              <w:keepNext/>
-              <w:spacing w:after="80" w:before="80" w:line="360" w:lineRule="auto"/>
-              <w:ind w:firstLine="0"/>
+            <w:tcW w:type="dxa" w:w="1654"/>
+          </w:tcPr>
+          <w:p>
+            <w:pPr>
+              <w:keepNext/>
+              <w:spacing w:line="360" w:lineRule="auto" w:before="40" w:after="40"/>
             </w:pPr>
             <w:r>
               <w:rPr>
@@ -6685,13 +3857,12 @@
         </w:tc>
         <w:tc>
           <w:tcPr>
-            <w:tcW w:type="dxa" w:w="1418"/>
-          </w:tcPr>
-          <w:p>
-            <w:pPr>
-              <w:keepNext/>
-              <w:spacing w:after="80" w:before="80" w:line="360" w:lineRule="auto"/>
-              <w:ind w:firstLine="0"/>
+            <w:tcW w:type="dxa" w:w="1654"/>
+          </w:tcPr>
+          <w:p>
+            <w:pPr>
+              <w:keepNext/>
+              <w:spacing w:line="360" w:lineRule="auto" w:before="40" w:after="40"/>
             </w:pPr>
             <w:r>
               <w:rPr>
@@ -6705,13 +3876,12 @@
         </w:tc>
         <w:tc>
           <w:tcPr>
-            <w:tcW w:type="dxa" w:w="1418"/>
-          </w:tcPr>
-          <w:p>
-            <w:pPr>
-              <w:keepNext/>
-              <w:spacing w:after="80" w:before="80" w:line="360" w:lineRule="auto"/>
-              <w:ind w:firstLine="0"/>
+            <w:tcW w:type="dxa" w:w="1654"/>
+          </w:tcPr>
+          <w:p>
+            <w:pPr>
+              <w:keepNext/>
+              <w:spacing w:line="360" w:lineRule="auto" w:before="40" w:after="40"/>
             </w:pPr>
             <w:r>
               <w:rPr>
@@ -6730,13 +3900,12 @@
         </w:trPr>
         <w:tc>
           <w:tcPr>
-            <w:tcW w:type="dxa" w:w="1418"/>
-          </w:tcPr>
-          <w:p>
-            <w:pPr>
-              <w:keepNext/>
-              <w:spacing w:after="80" w:before="80" w:line="360" w:lineRule="auto"/>
-              <w:ind w:firstLine="0"/>
+            <w:tcW w:type="dxa" w:w="1654"/>
+          </w:tcPr>
+          <w:p>
+            <w:pPr>
+              <w:keepNext/>
+              <w:spacing w:line="360" w:lineRule="auto" w:before="40" w:after="40"/>
             </w:pPr>
             <w:r>
               <w:rPr>
@@ -6750,13 +3919,12 @@
         </w:tc>
         <w:tc>
           <w:tcPr>
-            <w:tcW w:type="dxa" w:w="1418"/>
-          </w:tcPr>
-          <w:p>
-            <w:pPr>
-              <w:keepNext/>
-              <w:spacing w:after="80" w:before="80" w:line="360" w:lineRule="auto"/>
-              <w:ind w:firstLine="0"/>
+            <w:tcW w:type="dxa" w:w="1654"/>
+          </w:tcPr>
+          <w:p>
+            <w:pPr>
+              <w:keepNext/>
+              <w:spacing w:line="360" w:lineRule="auto" w:before="40" w:after="40"/>
             </w:pPr>
             <w:r>
               <w:rPr>
@@ -6770,33 +3938,12 @@
         </w:tc>
         <w:tc>
           <w:tcPr>
-            <w:tcW w:type="dxa" w:w="1418"/>
-          </w:tcPr>
-          <w:p>
-            <w:pPr>
-              <w:keepNext/>
-              <w:spacing w:after="80" w:before="80" w:line="360" w:lineRule="auto"/>
-              <w:ind w:firstLine="0"/>
-            </w:pPr>
-            <w:r>
-              <w:rPr>
-                <w:rFonts w:ascii="Times New Roman" w:hAnsi="Times New Roman"/>
-                <w:b w:val="0"/>
-                <w:sz w:val="28"/>
-              </w:rPr>
-              <w:t>y1</w:t>
-            </w:r>
-          </w:p>
-        </w:tc>
-        <w:tc>
-          <w:tcPr>
-            <w:tcW w:type="dxa" w:w="1418"/>
-          </w:tcPr>
-          <w:p>
-            <w:pPr>
-              <w:keepNext/>
-              <w:spacing w:after="80" w:before="80" w:line="360" w:lineRule="auto"/>
-              <w:ind w:firstLine="0"/>
+            <w:tcW w:type="dxa" w:w="1654"/>
+          </w:tcPr>
+          <w:p>
+            <w:pPr>
+              <w:keepNext/>
+              <w:spacing w:line="360" w:lineRule="auto" w:before="40" w:after="40"/>
             </w:pPr>
             <w:r>
               <w:rPr>
@@ -6810,13 +3957,12 @@
         </w:tc>
         <w:tc>
           <w:tcPr>
-            <w:tcW w:type="dxa" w:w="1418"/>
-          </w:tcPr>
-          <w:p>
-            <w:pPr>
-              <w:keepNext/>
-              <w:spacing w:after="80" w:before="80" w:line="360" w:lineRule="auto"/>
-              <w:ind w:firstLine="0"/>
+            <w:tcW w:type="dxa" w:w="1654"/>
+          </w:tcPr>
+          <w:p>
+            <w:pPr>
+              <w:keepNext/>
+              <w:spacing w:line="360" w:lineRule="auto" w:before="40" w:after="40"/>
             </w:pPr>
             <w:r>
               <w:rPr>
@@ -6830,13 +3976,12 @@
         </w:tc>
         <w:tc>
           <w:tcPr>
-            <w:tcW w:type="dxa" w:w="1418"/>
-          </w:tcPr>
-          <w:p>
-            <w:pPr>
-              <w:keepNext/>
-              <w:spacing w:after="80" w:before="80" w:line="360" w:lineRule="auto"/>
-              <w:ind w:firstLine="0"/>
+            <w:tcW w:type="dxa" w:w="1654"/>
+          </w:tcPr>
+          <w:p>
+            <w:pPr>
+              <w:keepNext/>
+              <w:spacing w:line="360" w:lineRule="auto" w:before="40" w:after="40"/>
             </w:pPr>
             <w:r>
               <w:rPr>
@@ -6850,13 +3995,12 @@
         </w:tc>
         <w:tc>
           <w:tcPr>
-            <w:tcW w:type="dxa" w:w="1418"/>
-          </w:tcPr>
-          <w:p>
-            <w:pPr>
-              <w:keepNext/>
-              <w:spacing w:after="80" w:before="80" w:line="360" w:lineRule="auto"/>
-              <w:ind w:firstLine="0"/>
+            <w:tcW w:type="dxa" w:w="1654"/>
+          </w:tcPr>
+          <w:p>
+            <w:pPr>
+              <w:keepNext/>
+              <w:spacing w:line="360" w:lineRule="auto" w:before="40" w:after="40"/>
             </w:pPr>
             <w:r>
               <w:rPr>
@@ -6875,13 +4019,12 @@
         </w:trPr>
         <w:tc>
           <w:tcPr>
-            <w:tcW w:type="dxa" w:w="1418"/>
-          </w:tcPr>
-          <w:p>
-            <w:pPr>
-              <w:keepNext/>
-              <w:spacing w:after="80" w:before="80" w:line="360" w:lineRule="auto"/>
-              <w:ind w:firstLine="0"/>
+            <w:tcW w:type="dxa" w:w="1654"/>
+          </w:tcPr>
+          <w:p>
+            <w:pPr>
+              <w:keepNext/>
+              <w:spacing w:line="360" w:lineRule="auto" w:before="40" w:after="40"/>
             </w:pPr>
             <w:r>
               <w:rPr>
@@ -6895,13 +4038,12 @@
         </w:tc>
         <w:tc>
           <w:tcPr>
-            <w:tcW w:type="dxa" w:w="1418"/>
-          </w:tcPr>
-          <w:p>
-            <w:pPr>
-              <w:keepNext/>
-              <w:spacing w:after="80" w:before="80" w:line="360" w:lineRule="auto"/>
-              <w:ind w:firstLine="0"/>
+            <w:tcW w:type="dxa" w:w="1654"/>
+          </w:tcPr>
+          <w:p>
+            <w:pPr>
+              <w:keepNext/>
+              <w:spacing w:line="360" w:lineRule="auto" w:before="40" w:after="40"/>
             </w:pPr>
             <w:r>
               <w:rPr>
@@ -6915,33 +4057,12 @@
         </w:tc>
         <w:tc>
           <w:tcPr>
-            <w:tcW w:type="dxa" w:w="1418"/>
-          </w:tcPr>
-          <w:p>
-            <w:pPr>
-              <w:keepNext/>
-              <w:spacing w:after="80" w:before="80" w:line="360" w:lineRule="auto"/>
-              <w:ind w:firstLine="0"/>
-            </w:pPr>
-            <w:r>
-              <w:rPr>
-                <w:rFonts w:ascii="Times New Roman" w:hAnsi="Times New Roman"/>
-                <w:b w:val="0"/>
-                <w:sz w:val="28"/>
-              </w:rPr>
-              <w:t>y2</w:t>
-            </w:r>
-          </w:p>
-        </w:tc>
-        <w:tc>
-          <w:tcPr>
-            <w:tcW w:type="dxa" w:w="1418"/>
-          </w:tcPr>
-          <w:p>
-            <w:pPr>
-              <w:keepNext/>
-              <w:spacing w:after="80" w:before="80" w:line="360" w:lineRule="auto"/>
-              <w:ind w:firstLine="0"/>
+            <w:tcW w:type="dxa" w:w="1654"/>
+          </w:tcPr>
+          <w:p>
+            <w:pPr>
+              <w:keepNext/>
+              <w:spacing w:line="360" w:lineRule="auto" w:before="40" w:after="40"/>
             </w:pPr>
             <w:r>
               <w:rPr>
@@ -6955,13 +4076,12 @@
         </w:tc>
         <w:tc>
           <w:tcPr>
-            <w:tcW w:type="dxa" w:w="1418"/>
-          </w:tcPr>
-          <w:p>
-            <w:pPr>
-              <w:keepNext/>
-              <w:spacing w:after="80" w:before="80" w:line="360" w:lineRule="auto"/>
-              <w:ind w:firstLine="0"/>
+            <w:tcW w:type="dxa" w:w="1654"/>
+          </w:tcPr>
+          <w:p>
+            <w:pPr>
+              <w:keepNext/>
+              <w:spacing w:line="360" w:lineRule="auto" w:before="40" w:after="40"/>
             </w:pPr>
             <w:r>
               <w:rPr>
@@ -6975,13 +4095,12 @@
         </w:tc>
         <w:tc>
           <w:tcPr>
-            <w:tcW w:type="dxa" w:w="1418"/>
-          </w:tcPr>
-          <w:p>
-            <w:pPr>
-              <w:keepNext/>
-              <w:spacing w:after="80" w:before="80" w:line="360" w:lineRule="auto"/>
-              <w:ind w:firstLine="0"/>
+            <w:tcW w:type="dxa" w:w="1654"/>
+          </w:tcPr>
+          <w:p>
+            <w:pPr>
+              <w:keepNext/>
+              <w:spacing w:line="360" w:lineRule="auto" w:before="40" w:after="40"/>
             </w:pPr>
             <w:r>
               <w:rPr>
@@ -6995,13 +4114,12 @@
         </w:tc>
         <w:tc>
           <w:tcPr>
-            <w:tcW w:type="dxa" w:w="1418"/>
-          </w:tcPr>
-          <w:p>
-            <w:pPr>
-              <w:keepNext/>
-              <w:spacing w:after="80" w:before="80" w:line="360" w:lineRule="auto"/>
-              <w:ind w:firstLine="0"/>
+            <w:tcW w:type="dxa" w:w="1654"/>
+          </w:tcPr>
+          <w:p>
+            <w:pPr>
+              <w:keepNext/>
+              <w:spacing w:line="360" w:lineRule="auto" w:before="40" w:after="40"/>
             </w:pPr>
             <w:r>
               <w:rPr>
@@ -7020,13 +4138,12 @@
         </w:trPr>
         <w:tc>
           <w:tcPr>
-            <w:tcW w:type="dxa" w:w="1418"/>
-          </w:tcPr>
-          <w:p>
-            <w:pPr>
-              <w:keepNext/>
-              <w:spacing w:after="80" w:before="80" w:line="360" w:lineRule="auto"/>
-              <w:ind w:firstLine="0"/>
+            <w:tcW w:type="dxa" w:w="1654"/>
+          </w:tcPr>
+          <w:p>
+            <w:pPr>
+              <w:keepNext/>
+              <w:spacing w:line="360" w:lineRule="auto" w:before="40" w:after="40"/>
             </w:pPr>
             <w:r>
               <w:rPr>
@@ -7040,13 +4157,12 @@
         </w:tc>
         <w:tc>
           <w:tcPr>
-            <w:tcW w:type="dxa" w:w="1418"/>
-          </w:tcPr>
-          <w:p>
-            <w:pPr>
-              <w:keepNext/>
-              <w:spacing w:after="80" w:before="80" w:line="360" w:lineRule="auto"/>
-              <w:ind w:firstLine="0"/>
+            <w:tcW w:type="dxa" w:w="1654"/>
+          </w:tcPr>
+          <w:p>
+            <w:pPr>
+              <w:keepNext/>
+              <w:spacing w:line="360" w:lineRule="auto" w:before="40" w:after="40"/>
             </w:pPr>
             <w:r>
               <w:rPr>
@@ -7060,33 +4176,12 @@
         </w:tc>
         <w:tc>
           <w:tcPr>
-            <w:tcW w:type="dxa" w:w="1418"/>
-          </w:tcPr>
-          <w:p>
-            <w:pPr>
-              <w:keepNext/>
-              <w:spacing w:after="80" w:before="80" w:line="360" w:lineRule="auto"/>
-              <w:ind w:firstLine="0"/>
-            </w:pPr>
-            <w:r>
-              <w:rPr>
-                <w:rFonts w:ascii="Times New Roman" w:hAnsi="Times New Roman"/>
-                <w:b w:val="0"/>
-                <w:sz w:val="28"/>
-              </w:rPr>
-              <w:t>y2</w:t>
-            </w:r>
-          </w:p>
-        </w:tc>
-        <w:tc>
-          <w:tcPr>
-            <w:tcW w:type="dxa" w:w="1418"/>
-          </w:tcPr>
-          <w:p>
-            <w:pPr>
-              <w:keepNext/>
-              <w:spacing w:after="80" w:before="80" w:line="360" w:lineRule="auto"/>
-              <w:ind w:firstLine="0"/>
+            <w:tcW w:type="dxa" w:w="1654"/>
+          </w:tcPr>
+          <w:p>
+            <w:pPr>
+              <w:keepNext/>
+              <w:spacing w:line="360" w:lineRule="auto" w:before="40" w:after="40"/>
             </w:pPr>
             <w:r>
               <w:rPr>
@@ -7100,13 +4195,12 @@
         </w:tc>
         <w:tc>
           <w:tcPr>
-            <w:tcW w:type="dxa" w:w="1418"/>
-          </w:tcPr>
-          <w:p>
-            <w:pPr>
-              <w:keepNext/>
-              <w:spacing w:after="80" w:before="80" w:line="360" w:lineRule="auto"/>
-              <w:ind w:firstLine="0"/>
+            <w:tcW w:type="dxa" w:w="1654"/>
+          </w:tcPr>
+          <w:p>
+            <w:pPr>
+              <w:keepNext/>
+              <w:spacing w:line="360" w:lineRule="auto" w:before="40" w:after="40"/>
             </w:pPr>
             <w:r>
               <w:rPr>
@@ -7120,13 +4214,12 @@
         </w:tc>
         <w:tc>
           <w:tcPr>
-            <w:tcW w:type="dxa" w:w="1418"/>
-          </w:tcPr>
-          <w:p>
-            <w:pPr>
-              <w:keepNext/>
-              <w:spacing w:after="80" w:before="80" w:line="360" w:lineRule="auto"/>
-              <w:ind w:firstLine="0"/>
+            <w:tcW w:type="dxa" w:w="1654"/>
+          </w:tcPr>
+          <w:p>
+            <w:pPr>
+              <w:keepNext/>
+              <w:spacing w:line="360" w:lineRule="auto" w:before="40" w:after="40"/>
             </w:pPr>
             <w:r>
               <w:rPr>
@@ -7140,13 +4233,12 @@
         </w:tc>
         <w:tc>
           <w:tcPr>
-            <w:tcW w:type="dxa" w:w="1418"/>
-          </w:tcPr>
-          <w:p>
-            <w:pPr>
-              <w:keepNext/>
-              <w:spacing w:after="80" w:before="80" w:line="360" w:lineRule="auto"/>
-              <w:ind w:firstLine="0"/>
+            <w:tcW w:type="dxa" w:w="1654"/>
+          </w:tcPr>
+          <w:p>
+            <w:pPr>
+              <w:keepNext/>
+              <w:spacing w:line="360" w:lineRule="auto" w:before="40" w:after="40"/>
             </w:pPr>
             <w:r>
               <w:rPr>
@@ -7165,13 +4257,12 @@
         </w:trPr>
         <w:tc>
           <w:tcPr>
-            <w:tcW w:type="dxa" w:w="1418"/>
-          </w:tcPr>
-          <w:p>
-            <w:pPr>
-              <w:keepNext/>
-              <w:spacing w:after="80" w:before="80" w:line="360" w:lineRule="auto"/>
-              <w:ind w:firstLine="0"/>
+            <w:tcW w:type="dxa" w:w="1654"/>
+          </w:tcPr>
+          <w:p>
+            <w:pPr>
+              <w:keepNext/>
+              <w:spacing w:line="360" w:lineRule="auto" w:before="40" w:after="40"/>
             </w:pPr>
             <w:r>
               <w:rPr>
@@ -7185,13 +4276,12 @@
         </w:tc>
         <w:tc>
           <w:tcPr>
-            <w:tcW w:type="dxa" w:w="1418"/>
-          </w:tcPr>
-          <w:p>
-            <w:pPr>
-              <w:keepNext/>
-              <w:spacing w:after="80" w:before="80" w:line="360" w:lineRule="auto"/>
-              <w:ind w:firstLine="0"/>
+            <w:tcW w:type="dxa" w:w="1654"/>
+          </w:tcPr>
+          <w:p>
+            <w:pPr>
+              <w:keepNext/>
+              <w:spacing w:line="360" w:lineRule="auto" w:before="40" w:after="40"/>
             </w:pPr>
             <w:r>
               <w:rPr>
@@ -7205,33 +4295,12 @@
         </w:tc>
         <w:tc>
           <w:tcPr>
-            <w:tcW w:type="dxa" w:w="1418"/>
-          </w:tcPr>
-          <w:p>
-            <w:pPr>
-              <w:keepNext/>
-              <w:spacing w:after="80" w:before="80" w:line="360" w:lineRule="auto"/>
-              <w:ind w:firstLine="0"/>
-            </w:pPr>
-            <w:r>
-              <w:rPr>
-                <w:rFonts w:ascii="Times New Roman" w:hAnsi="Times New Roman"/>
-                <w:b w:val="0"/>
-                <w:sz w:val="28"/>
-              </w:rPr>
-              <w:t>y2</w:t>
-            </w:r>
-          </w:p>
-        </w:tc>
-        <w:tc>
-          <w:tcPr>
-            <w:tcW w:type="dxa" w:w="1418"/>
-          </w:tcPr>
-          <w:p>
-            <w:pPr>
-              <w:keepNext/>
-              <w:spacing w:after="80" w:before="80" w:line="360" w:lineRule="auto"/>
-              <w:ind w:firstLine="0"/>
+            <w:tcW w:type="dxa" w:w="1654"/>
+          </w:tcPr>
+          <w:p>
+            <w:pPr>
+              <w:keepNext/>
+              <w:spacing w:line="360" w:lineRule="auto" w:before="40" w:after="40"/>
             </w:pPr>
             <w:r>
               <w:rPr>
@@ -7245,13 +4314,12 @@
         </w:tc>
         <w:tc>
           <w:tcPr>
-            <w:tcW w:type="dxa" w:w="1418"/>
-          </w:tcPr>
-          <w:p>
-            <w:pPr>
-              <w:keepNext/>
-              <w:spacing w:after="80" w:before="80" w:line="360" w:lineRule="auto"/>
-              <w:ind w:firstLine="0"/>
+            <w:tcW w:type="dxa" w:w="1654"/>
+          </w:tcPr>
+          <w:p>
+            <w:pPr>
+              <w:keepNext/>
+              <w:spacing w:line="360" w:lineRule="auto" w:before="40" w:after="40"/>
             </w:pPr>
             <w:r>
               <w:rPr>
@@ -7265,13 +4333,12 @@
         </w:tc>
         <w:tc>
           <w:tcPr>
-            <w:tcW w:type="dxa" w:w="1418"/>
-          </w:tcPr>
-          <w:p>
-            <w:pPr>
-              <w:keepNext/>
-              <w:spacing w:after="80" w:before="80" w:line="360" w:lineRule="auto"/>
-              <w:ind w:firstLine="0"/>
+            <w:tcW w:type="dxa" w:w="1654"/>
+          </w:tcPr>
+          <w:p>
+            <w:pPr>
+              <w:keepNext/>
+              <w:spacing w:line="360" w:lineRule="auto" w:before="40" w:after="40"/>
             </w:pPr>
             <w:r>
               <w:rPr>
@@ -7285,13 +4352,12 @@
         </w:tc>
         <w:tc>
           <w:tcPr>
-            <w:tcW w:type="dxa" w:w="1418"/>
-          </w:tcPr>
-          <w:p>
-            <w:pPr>
-              <w:keepNext/>
-              <w:spacing w:after="80" w:before="80" w:line="360" w:lineRule="auto"/>
-              <w:ind w:firstLine="0"/>
+            <w:tcW w:type="dxa" w:w="1654"/>
+          </w:tcPr>
+          <w:p>
+            <w:pPr>
+              <w:keepNext/>
+              <w:spacing w:line="360" w:lineRule="auto" w:before="40" w:after="40"/>
             </w:pPr>
             <w:r>
               <w:rPr>
@@ -7310,13 +4376,12 @@
         </w:trPr>
         <w:tc>
           <w:tcPr>
-            <w:tcW w:type="dxa" w:w="1418"/>
-          </w:tcPr>
-          <w:p>
-            <w:pPr>
-              <w:keepNext/>
-              <w:spacing w:after="80" w:before="80" w:line="360" w:lineRule="auto"/>
-              <w:ind w:firstLine="0"/>
+            <w:tcW w:type="dxa" w:w="1654"/>
+          </w:tcPr>
+          <w:p>
+            <w:pPr>
+              <w:keepNext/>
+              <w:spacing w:line="360" w:lineRule="auto" w:before="40" w:after="40"/>
             </w:pPr>
             <w:r>
               <w:rPr>
@@ -7330,13 +4395,12 @@
         </w:tc>
         <w:tc>
           <w:tcPr>
-            <w:tcW w:type="dxa" w:w="1418"/>
-          </w:tcPr>
-          <w:p>
-            <w:pPr>
-              <w:keepNext/>
-              <w:spacing w:after="80" w:before="80" w:line="360" w:lineRule="auto"/>
-              <w:ind w:firstLine="0"/>
+            <w:tcW w:type="dxa" w:w="1654"/>
+          </w:tcPr>
+          <w:p>
+            <w:pPr>
+              <w:keepNext/>
+              <w:spacing w:line="360" w:lineRule="auto" w:before="40" w:after="40"/>
             </w:pPr>
             <w:r>
               <w:rPr>
@@ -7350,33 +4414,12 @@
         </w:tc>
         <w:tc>
           <w:tcPr>
-            <w:tcW w:type="dxa" w:w="1418"/>
-          </w:tcPr>
-          <w:p>
-            <w:pPr>
-              <w:keepNext/>
-              <w:spacing w:after="80" w:before="80" w:line="360" w:lineRule="auto"/>
-              <w:ind w:firstLine="0"/>
-            </w:pPr>
-            <w:r>
-              <w:rPr>
-                <w:rFonts w:ascii="Times New Roman" w:hAnsi="Times New Roman"/>
-                <w:b w:val="0"/>
-                <w:sz w:val="28"/>
-              </w:rPr>
-              <w:t>y2</w:t>
-            </w:r>
-          </w:p>
-        </w:tc>
-        <w:tc>
-          <w:tcPr>
-            <w:tcW w:type="dxa" w:w="1418"/>
-          </w:tcPr>
-          <w:p>
-            <w:pPr>
-              <w:keepNext/>
-              <w:spacing w:after="80" w:before="80" w:line="360" w:lineRule="auto"/>
-              <w:ind w:firstLine="0"/>
+            <w:tcW w:type="dxa" w:w="1654"/>
+          </w:tcPr>
+          <w:p>
+            <w:pPr>
+              <w:keepNext/>
+              <w:spacing w:line="360" w:lineRule="auto" w:before="40" w:after="40"/>
             </w:pPr>
             <w:r>
               <w:rPr>
@@ -7390,13 +4433,12 @@
         </w:tc>
         <w:tc>
           <w:tcPr>
-            <w:tcW w:type="dxa" w:w="1418"/>
-          </w:tcPr>
-          <w:p>
-            <w:pPr>
-              <w:keepNext/>
-              <w:spacing w:after="80" w:before="80" w:line="360" w:lineRule="auto"/>
-              <w:ind w:firstLine="0"/>
+            <w:tcW w:type="dxa" w:w="1654"/>
+          </w:tcPr>
+          <w:p>
+            <w:pPr>
+              <w:keepNext/>
+              <w:spacing w:line="360" w:lineRule="auto" w:before="40" w:after="40"/>
             </w:pPr>
             <w:r>
               <w:rPr>
@@ -7410,13 +4452,12 @@
         </w:tc>
         <w:tc>
           <w:tcPr>
-            <w:tcW w:type="dxa" w:w="1418"/>
-          </w:tcPr>
-          <w:p>
-            <w:pPr>
-              <w:keepNext/>
-              <w:spacing w:after="80" w:before="80" w:line="360" w:lineRule="auto"/>
-              <w:ind w:firstLine="0"/>
+            <w:tcW w:type="dxa" w:w="1654"/>
+          </w:tcPr>
+          <w:p>
+            <w:pPr>
+              <w:keepNext/>
+              <w:spacing w:line="360" w:lineRule="auto" w:before="40" w:after="40"/>
             </w:pPr>
             <w:r>
               <w:rPr>
@@ -7430,13 +4471,12 @@
         </w:tc>
         <w:tc>
           <w:tcPr>
-            <w:tcW w:type="dxa" w:w="1418"/>
-          </w:tcPr>
-          <w:p>
-            <w:pPr>
-              <w:keepNext/>
-              <w:spacing w:after="80" w:before="80" w:line="360" w:lineRule="auto"/>
-              <w:ind w:firstLine="0"/>
+            <w:tcW w:type="dxa" w:w="1654"/>
+          </w:tcPr>
+          <w:p>
+            <w:pPr>
+              <w:keepNext/>
+              <w:spacing w:line="360" w:lineRule="auto" w:before="40" w:after="40"/>
             </w:pPr>
             <w:r>
               <w:rPr>
@@ -7455,13 +4495,12 @@
         </w:trPr>
         <w:tc>
           <w:tcPr>
-            <w:tcW w:type="dxa" w:w="1418"/>
-          </w:tcPr>
-          <w:p>
-            <w:pPr>
-              <w:keepNext/>
-              <w:spacing w:after="80" w:before="80" w:line="360" w:lineRule="auto"/>
-              <w:ind w:firstLine="0"/>
+            <w:tcW w:type="dxa" w:w="1654"/>
+          </w:tcPr>
+          <w:p>
+            <w:pPr>
+              <w:keepNext/>
+              <w:spacing w:line="360" w:lineRule="auto" w:before="40" w:after="40"/>
             </w:pPr>
             <w:r>
               <w:rPr>
@@ -7475,13 +4514,12 @@
         </w:tc>
         <w:tc>
           <w:tcPr>
-            <w:tcW w:type="dxa" w:w="1418"/>
-          </w:tcPr>
-          <w:p>
-            <w:pPr>
-              <w:keepNext/>
-              <w:spacing w:after="80" w:before="80" w:line="360" w:lineRule="auto"/>
-              <w:ind w:firstLine="0"/>
+            <w:tcW w:type="dxa" w:w="1654"/>
+          </w:tcPr>
+          <w:p>
+            <w:pPr>
+              <w:keepNext/>
+              <w:spacing w:line="360" w:lineRule="auto" w:before="40" w:after="40"/>
             </w:pPr>
             <w:r>
               <w:rPr>
@@ -7495,33 +4533,12 @@
         </w:tc>
         <w:tc>
           <w:tcPr>
-            <w:tcW w:type="dxa" w:w="1418"/>
-          </w:tcPr>
-          <w:p>
-            <w:pPr>
-              <w:keepNext/>
-              <w:spacing w:after="80" w:before="80" w:line="360" w:lineRule="auto"/>
-              <w:ind w:firstLine="0"/>
-            </w:pPr>
-            <w:r>
-              <w:rPr>
-                <w:rFonts w:ascii="Times New Roman" w:hAnsi="Times New Roman"/>
-                <w:b w:val="0"/>
-                <w:sz w:val="28"/>
-              </w:rPr>
-              <w:t>y2</w:t>
-            </w:r>
-          </w:p>
-        </w:tc>
-        <w:tc>
-          <w:tcPr>
-            <w:tcW w:type="dxa" w:w="1418"/>
-          </w:tcPr>
-          <w:p>
-            <w:pPr>
-              <w:keepNext/>
-              <w:spacing w:after="80" w:before="80" w:line="360" w:lineRule="auto"/>
-              <w:ind w:firstLine="0"/>
+            <w:tcW w:type="dxa" w:w="1654"/>
+          </w:tcPr>
+          <w:p>
+            <w:pPr>
+              <w:keepNext/>
+              <w:spacing w:line="360" w:lineRule="auto" w:before="40" w:after="40"/>
             </w:pPr>
             <w:r>
               <w:rPr>
@@ -7535,13 +4552,12 @@
         </w:tc>
         <w:tc>
           <w:tcPr>
-            <w:tcW w:type="dxa" w:w="1418"/>
-          </w:tcPr>
-          <w:p>
-            <w:pPr>
-              <w:keepNext/>
-              <w:spacing w:after="80" w:before="80" w:line="360" w:lineRule="auto"/>
-              <w:ind w:firstLine="0"/>
+            <w:tcW w:type="dxa" w:w="1654"/>
+          </w:tcPr>
+          <w:p>
+            <w:pPr>
+              <w:keepNext/>
+              <w:spacing w:line="360" w:lineRule="auto" w:before="40" w:after="40"/>
             </w:pPr>
             <w:r>
               <w:rPr>
@@ -7555,13 +4571,12 @@
         </w:tc>
         <w:tc>
           <w:tcPr>
-            <w:tcW w:type="dxa" w:w="1418"/>
-          </w:tcPr>
-          <w:p>
-            <w:pPr>
-              <w:keepNext/>
-              <w:spacing w:after="80" w:before="80" w:line="360" w:lineRule="auto"/>
-              <w:ind w:firstLine="0"/>
+            <w:tcW w:type="dxa" w:w="1654"/>
+          </w:tcPr>
+          <w:p>
+            <w:pPr>
+              <w:keepNext/>
+              <w:spacing w:line="360" w:lineRule="auto" w:before="40" w:after="40"/>
             </w:pPr>
             <w:r>
               <w:rPr>
@@ -7575,13 +4590,12 @@
         </w:tc>
         <w:tc>
           <w:tcPr>
-            <w:tcW w:type="dxa" w:w="1418"/>
-          </w:tcPr>
-          <w:p>
-            <w:pPr>
-              <w:keepNext/>
-              <w:spacing w:after="80" w:before="80" w:line="360" w:lineRule="auto"/>
-              <w:ind w:firstLine="0"/>
+            <w:tcW w:type="dxa" w:w="1654"/>
+          </w:tcPr>
+          <w:p>
+            <w:pPr>
+              <w:keepNext/>
+              <w:spacing w:line="360" w:lineRule="auto" w:before="40" w:after="40"/>
             </w:pPr>
             <w:r>
               <w:rPr>
@@ -7600,13 +4614,12 @@
         </w:trPr>
         <w:tc>
           <w:tcPr>
-            <w:tcW w:type="dxa" w:w="1418"/>
-          </w:tcPr>
-          <w:p>
-            <w:pPr>
-              <w:keepNext/>
-              <w:spacing w:after="80" w:before="80" w:line="360" w:lineRule="auto"/>
-              <w:ind w:firstLine="0"/>
+            <w:tcW w:type="dxa" w:w="1654"/>
+          </w:tcPr>
+          <w:p>
+            <w:pPr>
+              <w:keepNext/>
+              <w:spacing w:line="360" w:lineRule="auto" w:before="40" w:after="40"/>
             </w:pPr>
             <w:r>
               <w:rPr>
@@ -7620,13 +4633,12 @@
         </w:tc>
         <w:tc>
           <w:tcPr>
-            <w:tcW w:type="dxa" w:w="1418"/>
-          </w:tcPr>
-          <w:p>
-            <w:pPr>
-              <w:keepNext/>
-              <w:spacing w:after="80" w:before="80" w:line="360" w:lineRule="auto"/>
-              <w:ind w:firstLine="0"/>
+            <w:tcW w:type="dxa" w:w="1654"/>
+          </w:tcPr>
+          <w:p>
+            <w:pPr>
+              <w:keepNext/>
+              <w:spacing w:line="360" w:lineRule="auto" w:before="40" w:after="40"/>
             </w:pPr>
             <w:r>
               <w:rPr>
@@ -7640,33 +4652,12 @@
         </w:tc>
         <w:tc>
           <w:tcPr>
-            <w:tcW w:type="dxa" w:w="1418"/>
-          </w:tcPr>
-          <w:p>
-            <w:pPr>
-              <w:keepNext/>
-              <w:spacing w:after="80" w:before="80" w:line="360" w:lineRule="auto"/>
-              <w:ind w:firstLine="0"/>
-            </w:pPr>
-            <w:r>
-              <w:rPr>
-                <w:rFonts w:ascii="Times New Roman" w:hAnsi="Times New Roman"/>
-                <w:b w:val="0"/>
-                <w:sz w:val="28"/>
-              </w:rPr>
-              <w:t>y3</w:t>
-            </w:r>
-          </w:p>
-        </w:tc>
-        <w:tc>
-          <w:tcPr>
-            <w:tcW w:type="dxa" w:w="1418"/>
-          </w:tcPr>
-          <w:p>
-            <w:pPr>
-              <w:keepNext/>
-              <w:spacing w:after="80" w:before="80" w:line="360" w:lineRule="auto"/>
-              <w:ind w:firstLine="0"/>
+            <w:tcW w:type="dxa" w:w="1654"/>
+          </w:tcPr>
+          <w:p>
+            <w:pPr>
+              <w:keepNext/>
+              <w:spacing w:line="360" w:lineRule="auto" w:before="40" w:after="40"/>
             </w:pPr>
             <w:r>
               <w:rPr>
@@ -7680,13 +4671,12 @@
         </w:tc>
         <w:tc>
           <w:tcPr>
-            <w:tcW w:type="dxa" w:w="1418"/>
-          </w:tcPr>
-          <w:p>
-            <w:pPr>
-              <w:keepNext/>
-              <w:spacing w:after="80" w:before="80" w:line="360" w:lineRule="auto"/>
-              <w:ind w:firstLine="0"/>
+            <w:tcW w:type="dxa" w:w="1654"/>
+          </w:tcPr>
+          <w:p>
+            <w:pPr>
+              <w:keepNext/>
+              <w:spacing w:line="360" w:lineRule="auto" w:before="40" w:after="40"/>
             </w:pPr>
             <w:r>
               <w:rPr>
@@ -7700,13 +4690,12 @@
         </w:tc>
         <w:tc>
           <w:tcPr>
-            <w:tcW w:type="dxa" w:w="1418"/>
-          </w:tcPr>
-          <w:p>
-            <w:pPr>
-              <w:keepNext/>
-              <w:spacing w:after="80" w:before="80" w:line="360" w:lineRule="auto"/>
-              <w:ind w:firstLine="0"/>
+            <w:tcW w:type="dxa" w:w="1654"/>
+          </w:tcPr>
+          <w:p>
+            <w:pPr>
+              <w:keepNext/>
+              <w:spacing w:line="360" w:lineRule="auto" w:before="40" w:after="40"/>
             </w:pPr>
             <w:r>
               <w:rPr>
@@ -7720,13 +4709,12 @@
         </w:tc>
         <w:tc>
           <w:tcPr>
-            <w:tcW w:type="dxa" w:w="1418"/>
-          </w:tcPr>
-          <w:p>
-            <w:pPr>
-              <w:keepNext/>
-              <w:spacing w:after="80" w:before="80" w:line="360" w:lineRule="auto"/>
-              <w:ind w:firstLine="0"/>
+            <w:tcW w:type="dxa" w:w="1654"/>
+          </w:tcPr>
+          <w:p>
+            <w:pPr>
+              <w:keepNext/>
+              <w:spacing w:line="360" w:lineRule="auto" w:before="40" w:after="40"/>
             </w:pPr>
             <w:r>
               <w:rPr>
@@ -7745,13 +4733,12 @@
         </w:trPr>
         <w:tc>
           <w:tcPr>
-            <w:tcW w:type="dxa" w:w="1418"/>
-          </w:tcPr>
-          <w:p>
-            <w:pPr>
-              <w:keepNext/>
-              <w:spacing w:after="80" w:before="80" w:line="360" w:lineRule="auto"/>
-              <w:ind w:firstLine="0"/>
+            <w:tcW w:type="dxa" w:w="1654"/>
+          </w:tcPr>
+          <w:p>
+            <w:pPr>
+              <w:keepNext/>
+              <w:spacing w:line="360" w:lineRule="auto" w:before="40" w:after="40"/>
             </w:pPr>
             <w:r>
               <w:rPr>
@@ -7765,13 +4752,12 @@
         </w:tc>
         <w:tc>
           <w:tcPr>
-            <w:tcW w:type="dxa" w:w="1418"/>
-          </w:tcPr>
-          <w:p>
-            <w:pPr>
-              <w:keepNext/>
-              <w:spacing w:after="80" w:before="80" w:line="360" w:lineRule="auto"/>
-              <w:ind w:firstLine="0"/>
+            <w:tcW w:type="dxa" w:w="1654"/>
+          </w:tcPr>
+          <w:p>
+            <w:pPr>
+              <w:keepNext/>
+              <w:spacing w:line="360" w:lineRule="auto" w:before="40" w:after="40"/>
             </w:pPr>
             <w:r>
               <w:rPr>
@@ -7785,33 +4771,12 @@
         </w:tc>
         <w:tc>
           <w:tcPr>
-            <w:tcW w:type="dxa" w:w="1418"/>
-          </w:tcPr>
-          <w:p>
-            <w:pPr>
-              <w:keepNext/>
-              <w:spacing w:after="80" w:before="80" w:line="360" w:lineRule="auto"/>
-              <w:ind w:firstLine="0"/>
-            </w:pPr>
-            <w:r>
-              <w:rPr>
-                <w:rFonts w:ascii="Times New Roman" w:hAnsi="Times New Roman"/>
-                <w:b w:val="0"/>
-                <w:sz w:val="28"/>
-              </w:rPr>
-              <w:t>y3</w:t>
-            </w:r>
-          </w:p>
-        </w:tc>
-        <w:tc>
-          <w:tcPr>
-            <w:tcW w:type="dxa" w:w="1418"/>
-          </w:tcPr>
-          <w:p>
-            <w:pPr>
-              <w:keepNext/>
-              <w:spacing w:after="80" w:before="80" w:line="360" w:lineRule="auto"/>
-              <w:ind w:firstLine="0"/>
+            <w:tcW w:type="dxa" w:w="1654"/>
+          </w:tcPr>
+          <w:p>
+            <w:pPr>
+              <w:keepNext/>
+              <w:spacing w:line="360" w:lineRule="auto" w:before="40" w:after="40"/>
             </w:pPr>
             <w:r>
               <w:rPr>
@@ -7825,13 +4790,12 @@
         </w:tc>
         <w:tc>
           <w:tcPr>
-            <w:tcW w:type="dxa" w:w="1418"/>
-          </w:tcPr>
-          <w:p>
-            <w:pPr>
-              <w:keepNext/>
-              <w:spacing w:after="80" w:before="80" w:line="360" w:lineRule="auto"/>
-              <w:ind w:firstLine="0"/>
+            <w:tcW w:type="dxa" w:w="1654"/>
+          </w:tcPr>
+          <w:p>
+            <w:pPr>
+              <w:keepNext/>
+              <w:spacing w:line="360" w:lineRule="auto" w:before="40" w:after="40"/>
             </w:pPr>
             <w:r>
               <w:rPr>
@@ -7845,13 +4809,12 @@
         </w:tc>
         <w:tc>
           <w:tcPr>
-            <w:tcW w:type="dxa" w:w="1418"/>
-          </w:tcPr>
-          <w:p>
-            <w:pPr>
-              <w:keepNext/>
-              <w:spacing w:after="80" w:before="80" w:line="360" w:lineRule="auto"/>
-              <w:ind w:firstLine="0"/>
+            <w:tcW w:type="dxa" w:w="1654"/>
+          </w:tcPr>
+          <w:p>
+            <w:pPr>
+              <w:keepNext/>
+              <w:spacing w:line="360" w:lineRule="auto" w:before="40" w:after="40"/>
             </w:pPr>
             <w:r>
               <w:rPr>
@@ -7865,13 +4828,12 @@
         </w:tc>
         <w:tc>
           <w:tcPr>
-            <w:tcW w:type="dxa" w:w="1418"/>
-          </w:tcPr>
-          <w:p>
-            <w:pPr>
-              <w:keepNext/>
-              <w:spacing w:after="80" w:before="80" w:line="360" w:lineRule="auto"/>
-              <w:ind w:firstLine="0"/>
+            <w:tcW w:type="dxa" w:w="1654"/>
+          </w:tcPr>
+          <w:p>
+            <w:pPr>
+              <w:keepNext/>
+              <w:spacing w:line="360" w:lineRule="auto" w:before="40" w:after="40"/>
             </w:pPr>
             <w:r>
               <w:rPr>
@@ -7890,13 +4852,12 @@
         </w:trPr>
         <w:tc>
           <w:tcPr>
-            <w:tcW w:type="dxa" w:w="1418"/>
-          </w:tcPr>
-          <w:p>
-            <w:pPr>
-              <w:keepNext/>
-              <w:spacing w:after="80" w:before="80" w:line="360" w:lineRule="auto"/>
-              <w:ind w:firstLine="0"/>
+            <w:tcW w:type="dxa" w:w="1654"/>
+          </w:tcPr>
+          <w:p>
+            <w:pPr>
+              <w:keepNext/>
+              <w:spacing w:line="360" w:lineRule="auto" w:before="40" w:after="40"/>
             </w:pPr>
             <w:r>
               <w:rPr>
@@ -7910,13 +4871,12 @@
         </w:tc>
         <w:tc>
           <w:tcPr>
-            <w:tcW w:type="dxa" w:w="1418"/>
-          </w:tcPr>
-          <w:p>
-            <w:pPr>
-              <w:keepNext/>
-              <w:spacing w:after="80" w:before="80" w:line="360" w:lineRule="auto"/>
-              <w:ind w:firstLine="0"/>
+            <w:tcW w:type="dxa" w:w="1654"/>
+          </w:tcPr>
+          <w:p>
+            <w:pPr>
+              <w:keepNext/>
+              <w:spacing w:line="360" w:lineRule="auto" w:before="40" w:after="40"/>
             </w:pPr>
             <w:r>
               <w:rPr>
@@ -7930,33 +4890,12 @@
         </w:tc>
         <w:tc>
           <w:tcPr>
-            <w:tcW w:type="dxa" w:w="1418"/>
-          </w:tcPr>
-          <w:p>
-            <w:pPr>
-              <w:keepNext/>
-              <w:spacing w:after="80" w:before="80" w:line="360" w:lineRule="auto"/>
-              <w:ind w:firstLine="0"/>
-            </w:pPr>
-            <w:r>
-              <w:rPr>
-                <w:rFonts w:ascii="Times New Roman" w:hAnsi="Times New Roman"/>
-                <w:b w:val="0"/>
-                <w:sz w:val="28"/>
-              </w:rPr>
-              <w:t>y3</w:t>
-            </w:r>
-          </w:p>
-        </w:tc>
-        <w:tc>
-          <w:tcPr>
-            <w:tcW w:type="dxa" w:w="1418"/>
-          </w:tcPr>
-          <w:p>
-            <w:pPr>
-              <w:keepNext/>
-              <w:spacing w:after="80" w:before="80" w:line="360" w:lineRule="auto"/>
-              <w:ind w:firstLine="0"/>
+            <w:tcW w:type="dxa" w:w="1654"/>
+          </w:tcPr>
+          <w:p>
+            <w:pPr>
+              <w:keepNext/>
+              <w:spacing w:line="360" w:lineRule="auto" w:before="40" w:after="40"/>
             </w:pPr>
             <w:r>
               <w:rPr>
@@ -7970,13 +4909,12 @@
         </w:tc>
         <w:tc>
           <w:tcPr>
-            <w:tcW w:type="dxa" w:w="1418"/>
-          </w:tcPr>
-          <w:p>
-            <w:pPr>
-              <w:keepNext/>
-              <w:spacing w:after="80" w:before="80" w:line="360" w:lineRule="auto"/>
-              <w:ind w:firstLine="0"/>
+            <w:tcW w:type="dxa" w:w="1654"/>
+          </w:tcPr>
+          <w:p>
+            <w:pPr>
+              <w:keepNext/>
+              <w:spacing w:line="360" w:lineRule="auto" w:before="40" w:after="40"/>
             </w:pPr>
             <w:r>
               <w:rPr>
@@ -7990,13 +4928,12 @@
         </w:tc>
         <w:tc>
           <w:tcPr>
-            <w:tcW w:type="dxa" w:w="1418"/>
-          </w:tcPr>
-          <w:p>
-            <w:pPr>
-              <w:keepNext/>
-              <w:spacing w:after="80" w:before="80" w:line="360" w:lineRule="auto"/>
-              <w:ind w:firstLine="0"/>
+            <w:tcW w:type="dxa" w:w="1654"/>
+          </w:tcPr>
+          <w:p>
+            <w:pPr>
+              <w:keepNext/>
+              <w:spacing w:line="360" w:lineRule="auto" w:before="40" w:after="40"/>
             </w:pPr>
             <w:r>
               <w:rPr>
@@ -8010,13 +4947,12 @@
         </w:tc>
         <w:tc>
           <w:tcPr>
-            <w:tcW w:type="dxa" w:w="1418"/>
-          </w:tcPr>
-          <w:p>
-            <w:pPr>
-              <w:keepNext/>
-              <w:spacing w:after="80" w:before="80" w:line="360" w:lineRule="auto"/>
-              <w:ind w:firstLine="0"/>
+            <w:tcW w:type="dxa" w:w="1654"/>
+          </w:tcPr>
+          <w:p>
+            <w:pPr>
+              <w:keepNext/>
+              <w:spacing w:line="360" w:lineRule="auto" w:before="40" w:after="40"/>
             </w:pPr>
             <w:r>
               <w:rPr>
@@ -8035,13 +4971,12 @@
         </w:trPr>
         <w:tc>
           <w:tcPr>
-            <w:tcW w:type="dxa" w:w="1418"/>
-          </w:tcPr>
-          <w:p>
-            <w:pPr>
-              <w:keepNext/>
-              <w:spacing w:after="80" w:before="80" w:line="360" w:lineRule="auto"/>
-              <w:ind w:firstLine="0"/>
+            <w:tcW w:type="dxa" w:w="1654"/>
+          </w:tcPr>
+          <w:p>
+            <w:pPr>
+              <w:keepNext/>
+              <w:spacing w:line="360" w:lineRule="auto" w:before="40" w:after="40"/>
             </w:pPr>
             <w:r>
               <w:rPr>
@@ -8055,13 +4990,12 @@
         </w:tc>
         <w:tc>
           <w:tcPr>
-            <w:tcW w:type="dxa" w:w="1418"/>
-          </w:tcPr>
-          <w:p>
-            <w:pPr>
-              <w:keepNext/>
-              <w:spacing w:after="80" w:before="80" w:line="360" w:lineRule="auto"/>
-              <w:ind w:firstLine="0"/>
+            <w:tcW w:type="dxa" w:w="1654"/>
+          </w:tcPr>
+          <w:p>
+            <w:pPr>
+              <w:keepNext/>
+              <w:spacing w:line="360" w:lineRule="auto" w:before="40" w:after="40"/>
             </w:pPr>
             <w:r>
               <w:rPr>
@@ -8075,33 +5009,12 @@
         </w:tc>
         <w:tc>
           <w:tcPr>
-            <w:tcW w:type="dxa" w:w="1418"/>
-          </w:tcPr>
-          <w:p>
-            <w:pPr>
-              <w:keepNext/>
-              <w:spacing w:after="80" w:before="80" w:line="360" w:lineRule="auto"/>
-              <w:ind w:firstLine="0"/>
-            </w:pPr>
-            <w:r>
-              <w:rPr>
-                <w:rFonts w:ascii="Times New Roman" w:hAnsi="Times New Roman"/>
-                <w:b w:val="0"/>
-                <w:sz w:val="28"/>
-              </w:rPr>
-              <w:t>y3</w:t>
-            </w:r>
-          </w:p>
-        </w:tc>
-        <w:tc>
-          <w:tcPr>
-            <w:tcW w:type="dxa" w:w="1418"/>
-          </w:tcPr>
-          <w:p>
-            <w:pPr>
-              <w:keepNext/>
-              <w:spacing w:after="80" w:before="80" w:line="360" w:lineRule="auto"/>
-              <w:ind w:firstLine="0"/>
+            <w:tcW w:type="dxa" w:w="1654"/>
+          </w:tcPr>
+          <w:p>
+            <w:pPr>
+              <w:keepNext/>
+              <w:spacing w:line="360" w:lineRule="auto" w:before="40" w:after="40"/>
             </w:pPr>
             <w:r>
               <w:rPr>
@@ -8115,13 +5028,12 @@
         </w:tc>
         <w:tc>
           <w:tcPr>
-            <w:tcW w:type="dxa" w:w="1418"/>
-          </w:tcPr>
-          <w:p>
-            <w:pPr>
-              <w:keepNext/>
-              <w:spacing w:after="80" w:before="80" w:line="360" w:lineRule="auto"/>
-              <w:ind w:firstLine="0"/>
+            <w:tcW w:type="dxa" w:w="1654"/>
+          </w:tcPr>
+          <w:p>
+            <w:pPr>
+              <w:keepNext/>
+              <w:spacing w:line="360" w:lineRule="auto" w:before="40" w:after="40"/>
             </w:pPr>
             <w:r>
               <w:rPr>
@@ -8135,13 +5047,12 @@
         </w:tc>
         <w:tc>
           <w:tcPr>
-            <w:tcW w:type="dxa" w:w="1418"/>
-          </w:tcPr>
-          <w:p>
-            <w:pPr>
-              <w:keepNext/>
-              <w:spacing w:after="80" w:before="80" w:line="360" w:lineRule="auto"/>
-              <w:ind w:firstLine="0"/>
+            <w:tcW w:type="dxa" w:w="1654"/>
+          </w:tcPr>
+          <w:p>
+            <w:pPr>
+              <w:keepNext/>
+              <w:spacing w:line="360" w:lineRule="auto" w:before="40" w:after="40"/>
             </w:pPr>
             <w:r>
               <w:rPr>
@@ -8155,13 +5066,12 @@
         </w:tc>
         <w:tc>
           <w:tcPr>
-            <w:tcW w:type="dxa" w:w="1418"/>
-          </w:tcPr>
-          <w:p>
-            <w:pPr>
-              <w:keepNext/>
-              <w:spacing w:after="80" w:before="80" w:line="360" w:lineRule="auto"/>
-              <w:ind w:firstLine="0"/>
+            <w:tcW w:type="dxa" w:w="1654"/>
+          </w:tcPr>
+          <w:p>
+            <w:pPr>
+              <w:keepNext/>
+              <w:spacing w:line="360" w:lineRule="auto" w:before="40" w:after="40"/>
             </w:pPr>
             <w:r>
               <w:rPr>
@@ -8180,13 +5090,12 @@
         </w:trPr>
         <w:tc>
           <w:tcPr>
-            <w:tcW w:type="dxa" w:w="1418"/>
-          </w:tcPr>
-          <w:p>
-            <w:pPr>
-              <w:keepNext/>
-              <w:spacing w:after="80" w:before="80" w:line="360" w:lineRule="auto"/>
-              <w:ind w:firstLine="0"/>
+            <w:tcW w:type="dxa" w:w="1654"/>
+          </w:tcPr>
+          <w:p>
+            <w:pPr>
+              <w:keepNext/>
+              <w:spacing w:line="360" w:lineRule="auto" w:before="40" w:after="40"/>
             </w:pPr>
             <w:r>
               <w:rPr>
@@ -8200,13 +5109,12 @@
         </w:tc>
         <w:tc>
           <w:tcPr>
-            <w:tcW w:type="dxa" w:w="1418"/>
-          </w:tcPr>
-          <w:p>
-            <w:pPr>
-              <w:keepNext/>
-              <w:spacing w:after="80" w:before="80" w:line="360" w:lineRule="auto"/>
-              <w:ind w:firstLine="0"/>
+            <w:tcW w:type="dxa" w:w="1654"/>
+          </w:tcPr>
+          <w:p>
+            <w:pPr>
+              <w:keepNext/>
+              <w:spacing w:line="360" w:lineRule="auto" w:before="40" w:after="40"/>
             </w:pPr>
             <w:r>
               <w:rPr>
@@ -8220,33 +5128,12 @@
         </w:tc>
         <w:tc>
           <w:tcPr>
-            <w:tcW w:type="dxa" w:w="1418"/>
-          </w:tcPr>
-          <w:p>
-            <w:pPr>
-              <w:keepNext/>
-              <w:spacing w:after="80" w:before="80" w:line="360" w:lineRule="auto"/>
-              <w:ind w:firstLine="0"/>
-            </w:pPr>
-            <w:r>
-              <w:rPr>
-                <w:rFonts w:ascii="Times New Roman" w:hAnsi="Times New Roman"/>
-                <w:b w:val="0"/>
-                <w:sz w:val="28"/>
-              </w:rPr>
-              <w:t>y3</w:t>
-            </w:r>
-          </w:p>
-        </w:tc>
-        <w:tc>
-          <w:tcPr>
-            <w:tcW w:type="dxa" w:w="1418"/>
-          </w:tcPr>
-          <w:p>
-            <w:pPr>
-              <w:keepNext/>
-              <w:spacing w:after="80" w:before="80" w:line="360" w:lineRule="auto"/>
-              <w:ind w:firstLine="0"/>
+            <w:tcW w:type="dxa" w:w="1654"/>
+          </w:tcPr>
+          <w:p>
+            <w:pPr>
+              <w:keepNext/>
+              <w:spacing w:line="360" w:lineRule="auto" w:before="40" w:after="40"/>
             </w:pPr>
             <w:r>
               <w:rPr>
@@ -8260,13 +5147,12 @@
         </w:tc>
         <w:tc>
           <w:tcPr>
-            <w:tcW w:type="dxa" w:w="1418"/>
-          </w:tcPr>
-          <w:p>
-            <w:pPr>
-              <w:keepNext/>
-              <w:spacing w:after="80" w:before="80" w:line="360" w:lineRule="auto"/>
-              <w:ind w:firstLine="0"/>
+            <w:tcW w:type="dxa" w:w="1654"/>
+          </w:tcPr>
+          <w:p>
+            <w:pPr>
+              <w:keepNext/>
+              <w:spacing w:line="360" w:lineRule="auto" w:before="40" w:after="40"/>
             </w:pPr>
             <w:r>
               <w:rPr>
@@ -8280,13 +5166,12 @@
         </w:tc>
         <w:tc>
           <w:tcPr>
-            <w:tcW w:type="dxa" w:w="1418"/>
-          </w:tcPr>
-          <w:p>
-            <w:pPr>
-              <w:keepNext/>
-              <w:spacing w:after="80" w:before="80" w:line="360" w:lineRule="auto"/>
-              <w:ind w:firstLine="0"/>
+            <w:tcW w:type="dxa" w:w="1654"/>
+          </w:tcPr>
+          <w:p>
+            <w:pPr>
+              <w:keepNext/>
+              <w:spacing w:line="360" w:lineRule="auto" w:before="40" w:after="40"/>
             </w:pPr>
             <w:r>
               <w:rPr>
@@ -8300,13 +5185,12 @@
         </w:tc>
         <w:tc>
           <w:tcPr>
-            <w:tcW w:type="dxa" w:w="1418"/>
-          </w:tcPr>
-          <w:p>
-            <w:pPr>
-              <w:keepNext/>
-              <w:spacing w:after="80" w:before="80" w:line="360" w:lineRule="auto"/>
-              <w:ind w:firstLine="0"/>
+            <w:tcW w:type="dxa" w:w="1654"/>
+          </w:tcPr>
+          <w:p>
+            <w:pPr>
+              <w:keepNext/>
+              <w:spacing w:line="360" w:lineRule="auto" w:before="40" w:after="40"/>
             </w:pPr>
             <w:r>
               <w:rPr>
@@ -8325,13 +5209,12 @@
         </w:trPr>
         <w:tc>
           <w:tcPr>
-            <w:tcW w:type="dxa" w:w="1418"/>
-          </w:tcPr>
-          <w:p>
-            <w:pPr>
-              <w:keepNext/>
-              <w:spacing w:after="80" w:before="80" w:line="360" w:lineRule="auto"/>
-              <w:ind w:firstLine="0"/>
+            <w:tcW w:type="dxa" w:w="1654"/>
+          </w:tcPr>
+          <w:p>
+            <w:pPr>
+              <w:keepNext/>
+              <w:spacing w:line="360" w:lineRule="auto" w:before="40" w:after="40"/>
             </w:pPr>
             <w:r>
               <w:rPr>
@@ -8345,13 +5228,12 @@
         </w:tc>
         <w:tc>
           <w:tcPr>
-            <w:tcW w:type="dxa" w:w="1418"/>
-          </w:tcPr>
-          <w:p>
-            <w:pPr>
-              <w:keepNext/>
-              <w:spacing w:after="80" w:before="80" w:line="360" w:lineRule="auto"/>
-              <w:ind w:firstLine="0"/>
+            <w:tcW w:type="dxa" w:w="1654"/>
+          </w:tcPr>
+          <w:p>
+            <w:pPr>
+              <w:keepNext/>
+              <w:spacing w:line="360" w:lineRule="auto" w:before="40" w:after="40"/>
             </w:pPr>
             <w:r>
               <w:rPr>
@@ -8365,33 +5247,12 @@
         </w:tc>
         <w:tc>
           <w:tcPr>
-            <w:tcW w:type="dxa" w:w="1418"/>
-          </w:tcPr>
-          <w:p>
-            <w:pPr>
-              <w:keepNext/>
-              <w:spacing w:after="80" w:before="80" w:line="360" w:lineRule="auto"/>
-              <w:ind w:firstLine="0"/>
-            </w:pPr>
-            <w:r>
-              <w:rPr>
-                <w:rFonts w:ascii="Times New Roman" w:hAnsi="Times New Roman"/>
-                <w:b w:val="0"/>
-                <w:sz w:val="28"/>
-              </w:rPr>
-              <w:t>y3</w:t>
-            </w:r>
-          </w:p>
-        </w:tc>
-        <w:tc>
-          <w:tcPr>
-            <w:tcW w:type="dxa" w:w="1418"/>
-          </w:tcPr>
-          <w:p>
-            <w:pPr>
-              <w:keepNext/>
-              <w:spacing w:after="80" w:before="80" w:line="360" w:lineRule="auto"/>
-              <w:ind w:firstLine="0"/>
+            <w:tcW w:type="dxa" w:w="1654"/>
+          </w:tcPr>
+          <w:p>
+            <w:pPr>
+              <w:keepNext/>
+              <w:spacing w:line="360" w:lineRule="auto" w:before="40" w:after="40"/>
             </w:pPr>
             <w:r>
               <w:rPr>
@@ -8405,13 +5266,12 @@
         </w:tc>
         <w:tc>
           <w:tcPr>
-            <w:tcW w:type="dxa" w:w="1418"/>
-          </w:tcPr>
-          <w:p>
-            <w:pPr>
-              <w:keepNext/>
-              <w:spacing w:after="80" w:before="80" w:line="360" w:lineRule="auto"/>
-              <w:ind w:firstLine="0"/>
+            <w:tcW w:type="dxa" w:w="1654"/>
+          </w:tcPr>
+          <w:p>
+            <w:pPr>
+              <w:keepNext/>
+              <w:spacing w:line="360" w:lineRule="auto" w:before="40" w:after="40"/>
             </w:pPr>
             <w:r>
               <w:rPr>
@@ -8425,13 +5285,12 @@
         </w:tc>
         <w:tc>
           <w:tcPr>
-            <w:tcW w:type="dxa" w:w="1418"/>
-          </w:tcPr>
-          <w:p>
-            <w:pPr>
-              <w:keepNext/>
-              <w:spacing w:after="80" w:before="80" w:line="360" w:lineRule="auto"/>
-              <w:ind w:firstLine="0"/>
+            <w:tcW w:type="dxa" w:w="1654"/>
+          </w:tcPr>
+          <w:p>
+            <w:pPr>
+              <w:keepNext/>
+              <w:spacing w:line="360" w:lineRule="auto" w:before="40" w:after="40"/>
             </w:pPr>
             <w:r>
               <w:rPr>
@@ -8445,13 +5304,12 @@
         </w:tc>
         <w:tc>
           <w:tcPr>
-            <w:tcW w:type="dxa" w:w="1418"/>
-          </w:tcPr>
-          <w:p>
-            <w:pPr>
-              <w:keepNext/>
-              <w:spacing w:after="80" w:before="80" w:line="360" w:lineRule="auto"/>
-              <w:ind w:firstLine="0"/>
+            <w:tcW w:type="dxa" w:w="1654"/>
+          </w:tcPr>
+          <w:p>
+            <w:pPr>
+              <w:keepNext/>
+              <w:spacing w:line="360" w:lineRule="auto" w:before="40" w:after="40"/>
             </w:pPr>
             <w:r>
               <w:rPr>
@@ -8470,13 +5328,12 @@
         </w:trPr>
         <w:tc>
           <w:tcPr>
-            <w:tcW w:type="dxa" w:w="1418"/>
-          </w:tcPr>
-          <w:p>
-            <w:pPr>
-              <w:keepNext/>
-              <w:spacing w:after="80" w:before="80" w:line="360" w:lineRule="auto"/>
-              <w:ind w:firstLine="0"/>
+            <w:tcW w:type="dxa" w:w="1654"/>
+          </w:tcPr>
+          <w:p>
+            <w:pPr>
+              <w:keepNext/>
+              <w:spacing w:line="360" w:lineRule="auto" w:before="40" w:after="40"/>
             </w:pPr>
             <w:r>
               <w:rPr>
@@ -8490,13 +5347,12 @@
         </w:tc>
         <w:tc>
           <w:tcPr>
-            <w:tcW w:type="dxa" w:w="1418"/>
-          </w:tcPr>
-          <w:p>
-            <w:pPr>
-              <w:keepNext/>
-              <w:spacing w:after="80" w:before="80" w:line="360" w:lineRule="auto"/>
-              <w:ind w:firstLine="0"/>
+            <w:tcW w:type="dxa" w:w="1654"/>
+          </w:tcPr>
+          <w:p>
+            <w:pPr>
+              <w:keepNext/>
+              <w:spacing w:line="360" w:lineRule="auto" w:before="40" w:after="40"/>
             </w:pPr>
             <w:r>
               <w:rPr>
@@ -8510,33 +5366,12 @@
         </w:tc>
         <w:tc>
           <w:tcPr>
-            <w:tcW w:type="dxa" w:w="1418"/>
-          </w:tcPr>
-          <w:p>
-            <w:pPr>
-              <w:keepNext/>
-              <w:spacing w:after="80" w:before="80" w:line="360" w:lineRule="auto"/>
-              <w:ind w:firstLine="0"/>
-            </w:pPr>
-            <w:r>
-              <w:rPr>
-                <w:rFonts w:ascii="Times New Roman" w:hAnsi="Times New Roman"/>
-                <w:b w:val="0"/>
-                <w:sz w:val="28"/>
-              </w:rPr>
-              <w:t>y3</w:t>
-            </w:r>
-          </w:p>
-        </w:tc>
-        <w:tc>
-          <w:tcPr>
-            <w:tcW w:type="dxa" w:w="1418"/>
-          </w:tcPr>
-          <w:p>
-            <w:pPr>
-              <w:keepNext/>
-              <w:spacing w:after="80" w:before="80" w:line="360" w:lineRule="auto"/>
-              <w:ind w:firstLine="0"/>
+            <w:tcW w:type="dxa" w:w="1654"/>
+          </w:tcPr>
+          <w:p>
+            <w:pPr>
+              <w:keepNext/>
+              <w:spacing w:line="360" w:lineRule="auto" w:before="40" w:after="40"/>
             </w:pPr>
             <w:r>
               <w:rPr>
@@ -8550,13 +5385,12 @@
         </w:tc>
         <w:tc>
           <w:tcPr>
-            <w:tcW w:type="dxa" w:w="1418"/>
-          </w:tcPr>
-          <w:p>
-            <w:pPr>
-              <w:keepNext/>
-              <w:spacing w:after="80" w:before="80" w:line="360" w:lineRule="auto"/>
-              <w:ind w:firstLine="0"/>
+            <w:tcW w:type="dxa" w:w="1654"/>
+          </w:tcPr>
+          <w:p>
+            <w:pPr>
+              <w:keepNext/>
+              <w:spacing w:line="360" w:lineRule="auto" w:before="40" w:after="40"/>
             </w:pPr>
             <w:r>
               <w:rPr>
@@ -8570,13 +5404,12 @@
         </w:tc>
         <w:tc>
           <w:tcPr>
-            <w:tcW w:type="dxa" w:w="1418"/>
-          </w:tcPr>
-          <w:p>
-            <w:pPr>
-              <w:keepNext/>
-              <w:spacing w:after="80" w:before="80" w:line="360" w:lineRule="auto"/>
-              <w:ind w:firstLine="0"/>
+            <w:tcW w:type="dxa" w:w="1654"/>
+          </w:tcPr>
+          <w:p>
+            <w:pPr>
+              <w:keepNext/>
+              <w:spacing w:line="360" w:lineRule="auto" w:before="40" w:after="40"/>
             </w:pPr>
             <w:r>
               <w:rPr>
@@ -8590,13 +5423,12 @@
         </w:tc>
         <w:tc>
           <w:tcPr>
-            <w:tcW w:type="dxa" w:w="1418"/>
-          </w:tcPr>
-          <w:p>
-            <w:pPr>
-              <w:keepNext/>
-              <w:spacing w:after="80" w:before="80" w:line="360" w:lineRule="auto"/>
-              <w:ind w:firstLine="0"/>
+            <w:tcW w:type="dxa" w:w="1654"/>
+          </w:tcPr>
+          <w:p>
+            <w:pPr>
+              <w:keepNext/>
+              <w:spacing w:line="360" w:lineRule="auto" w:before="40" w:after="40"/>
             </w:pPr>
             <w:r>
               <w:rPr>
@@ -8615,13 +5447,12 @@
         </w:trPr>
         <w:tc>
           <w:tcPr>
-            <w:tcW w:type="dxa" w:w="1418"/>
-          </w:tcPr>
-          <w:p>
-            <w:pPr>
-              <w:keepNext/>
-              <w:spacing w:after="80" w:before="80" w:line="360" w:lineRule="auto"/>
-              <w:ind w:firstLine="0"/>
+            <w:tcW w:type="dxa" w:w="1654"/>
+          </w:tcPr>
+          <w:p>
+            <w:pPr>
+              <w:keepNext/>
+              <w:spacing w:line="360" w:lineRule="auto" w:before="40" w:after="40"/>
             </w:pPr>
             <w:r>
               <w:rPr>
@@ -8635,13 +5466,12 @@
         </w:tc>
         <w:tc>
           <w:tcPr>
-            <w:tcW w:type="dxa" w:w="1418"/>
-          </w:tcPr>
-          <w:p>
-            <w:pPr>
-              <w:keepNext/>
-              <w:spacing w:after="80" w:before="80" w:line="360" w:lineRule="auto"/>
-              <w:ind w:firstLine="0"/>
+            <w:tcW w:type="dxa" w:w="1654"/>
+          </w:tcPr>
+          <w:p>
+            <w:pPr>
+              <w:keepNext/>
+              <w:spacing w:line="360" w:lineRule="auto" w:before="40" w:after="40"/>
             </w:pPr>
             <w:r>
               <w:rPr>
@@ -8655,33 +5485,12 @@
         </w:tc>
         <w:tc>
           <w:tcPr>
-            <w:tcW w:type="dxa" w:w="1418"/>
-          </w:tcPr>
-          <w:p>
-            <w:pPr>
-              <w:keepNext/>
-              <w:spacing w:after="80" w:before="80" w:line="360" w:lineRule="auto"/>
-              <w:ind w:firstLine="0"/>
-            </w:pPr>
-            <w:r>
-              <w:rPr>
-                <w:rFonts w:ascii="Times New Roman" w:hAnsi="Times New Roman"/>
-                <w:b w:val="0"/>
-                <w:sz w:val="28"/>
-              </w:rPr>
-              <w:t>y3</w:t>
-            </w:r>
-          </w:p>
-        </w:tc>
-        <w:tc>
-          <w:tcPr>
-            <w:tcW w:type="dxa" w:w="1418"/>
-          </w:tcPr>
-          <w:p>
-            <w:pPr>
-              <w:keepNext/>
-              <w:spacing w:after="80" w:before="80" w:line="360" w:lineRule="auto"/>
-              <w:ind w:firstLine="0"/>
+            <w:tcW w:type="dxa" w:w="1654"/>
+          </w:tcPr>
+          <w:p>
+            <w:pPr>
+              <w:keepNext/>
+              <w:spacing w:line="360" w:lineRule="auto" w:before="40" w:after="40"/>
             </w:pPr>
             <w:r>
               <w:rPr>
@@ -8695,13 +5504,12 @@
         </w:tc>
         <w:tc>
           <w:tcPr>
-            <w:tcW w:type="dxa" w:w="1418"/>
-          </w:tcPr>
-          <w:p>
-            <w:pPr>
-              <w:keepNext/>
-              <w:spacing w:after="80" w:before="80" w:line="360" w:lineRule="auto"/>
-              <w:ind w:firstLine="0"/>
+            <w:tcW w:type="dxa" w:w="1654"/>
+          </w:tcPr>
+          <w:p>
+            <w:pPr>
+              <w:keepNext/>
+              <w:spacing w:line="360" w:lineRule="auto" w:before="40" w:after="40"/>
             </w:pPr>
             <w:r>
               <w:rPr>
@@ -8715,13 +5523,12 @@
         </w:tc>
         <w:tc>
           <w:tcPr>
-            <w:tcW w:type="dxa" w:w="1418"/>
-          </w:tcPr>
-          <w:p>
-            <w:pPr>
-              <w:keepNext/>
-              <w:spacing w:after="80" w:before="80" w:line="360" w:lineRule="auto"/>
-              <w:ind w:firstLine="0"/>
+            <w:tcW w:type="dxa" w:w="1654"/>
+          </w:tcPr>
+          <w:p>
+            <w:pPr>
+              <w:keepNext/>
+              <w:spacing w:line="360" w:lineRule="auto" w:before="40" w:after="40"/>
             </w:pPr>
             <w:r>
               <w:rPr>
@@ -8735,13 +5542,12 @@
         </w:tc>
         <w:tc>
           <w:tcPr>
-            <w:tcW w:type="dxa" w:w="1418"/>
-          </w:tcPr>
-          <w:p>
-            <w:pPr>
-              <w:keepNext/>
-              <w:spacing w:after="80" w:before="80" w:line="360" w:lineRule="auto"/>
-              <w:ind w:firstLine="0"/>
+            <w:tcW w:type="dxa" w:w="1654"/>
+          </w:tcPr>
+          <w:p>
+            <w:pPr>
+              <w:keepNext/>
+              <w:spacing w:line="360" w:lineRule="auto" w:before="40" w:after="40"/>
             </w:pPr>
             <w:r>
               <w:rPr>
@@ -8760,13 +5566,12 @@
         </w:trPr>
         <w:tc>
           <w:tcPr>
-            <w:tcW w:type="dxa" w:w="1418"/>
-          </w:tcPr>
-          <w:p>
-            <w:pPr>
-              <w:keepNext/>
-              <w:spacing w:after="80" w:before="80" w:line="360" w:lineRule="auto"/>
-              <w:ind w:firstLine="0"/>
+            <w:tcW w:type="dxa" w:w="1654"/>
+          </w:tcPr>
+          <w:p>
+            <w:pPr>
+              <w:keepNext/>
+              <w:spacing w:line="360" w:lineRule="auto" w:before="40" w:after="40"/>
             </w:pPr>
             <w:r>
               <w:rPr>
@@ -8780,13 +5585,12 @@
         </w:tc>
         <w:tc>
           <w:tcPr>
-            <w:tcW w:type="dxa" w:w="1418"/>
-          </w:tcPr>
-          <w:p>
-            <w:pPr>
-              <w:keepNext/>
-              <w:spacing w:after="80" w:before="80" w:line="360" w:lineRule="auto"/>
-              <w:ind w:firstLine="0"/>
+            <w:tcW w:type="dxa" w:w="1654"/>
+          </w:tcPr>
+          <w:p>
+            <w:pPr>
+              <w:keepNext/>
+              <w:spacing w:line="360" w:lineRule="auto" w:before="40" w:after="40"/>
             </w:pPr>
             <w:r>
               <w:rPr>
@@ -8800,33 +5604,12 @@
         </w:tc>
         <w:tc>
           <w:tcPr>
-            <w:tcW w:type="dxa" w:w="1418"/>
-          </w:tcPr>
-          <w:p>
-            <w:pPr>
-              <w:keepNext/>
-              <w:spacing w:after="80" w:before="80" w:line="360" w:lineRule="auto"/>
-              <w:ind w:firstLine="0"/>
-            </w:pPr>
-            <w:r>
-              <w:rPr>
-                <w:rFonts w:ascii="Times New Roman" w:hAnsi="Times New Roman"/>
-                <w:b w:val="0"/>
-                <w:sz w:val="28"/>
-              </w:rPr>
-              <w:t>y3</w:t>
-            </w:r>
-          </w:p>
-        </w:tc>
-        <w:tc>
-          <w:tcPr>
-            <w:tcW w:type="dxa" w:w="1418"/>
-          </w:tcPr>
-          <w:p>
-            <w:pPr>
-              <w:keepNext/>
-              <w:spacing w:after="80" w:before="80" w:line="360" w:lineRule="auto"/>
-              <w:ind w:firstLine="0"/>
+            <w:tcW w:type="dxa" w:w="1654"/>
+          </w:tcPr>
+          <w:p>
+            <w:pPr>
+              <w:keepNext/>
+              <w:spacing w:line="360" w:lineRule="auto" w:before="40" w:after="40"/>
             </w:pPr>
             <w:r>
               <w:rPr>
@@ -8840,13 +5623,12 @@
         </w:tc>
         <w:tc>
           <w:tcPr>
-            <w:tcW w:type="dxa" w:w="1418"/>
-          </w:tcPr>
-          <w:p>
-            <w:pPr>
-              <w:keepNext/>
-              <w:spacing w:after="80" w:before="80" w:line="360" w:lineRule="auto"/>
-              <w:ind w:firstLine="0"/>
+            <w:tcW w:type="dxa" w:w="1654"/>
+          </w:tcPr>
+          <w:p>
+            <w:pPr>
+              <w:keepNext/>
+              <w:spacing w:line="360" w:lineRule="auto" w:before="40" w:after="40"/>
             </w:pPr>
             <w:r>
               <w:rPr>
@@ -8860,13 +5642,12 @@
         </w:tc>
         <w:tc>
           <w:tcPr>
-            <w:tcW w:type="dxa" w:w="1418"/>
-          </w:tcPr>
-          <w:p>
-            <w:pPr>
-              <w:keepNext/>
-              <w:spacing w:after="80" w:before="80" w:line="360" w:lineRule="auto"/>
-              <w:ind w:firstLine="0"/>
+            <w:tcW w:type="dxa" w:w="1654"/>
+          </w:tcPr>
+          <w:p>
+            <w:pPr>
+              <w:keepNext/>
+              <w:spacing w:line="360" w:lineRule="auto" w:before="40" w:after="40"/>
             </w:pPr>
             <w:r>
               <w:rPr>
@@ -8880,13 +5661,12 @@
         </w:tc>
         <w:tc>
           <w:tcPr>
-            <w:tcW w:type="dxa" w:w="1418"/>
-          </w:tcPr>
-          <w:p>
-            <w:pPr>
-              <w:keepNext/>
-              <w:spacing w:after="80" w:before="80" w:line="360" w:lineRule="auto"/>
-              <w:ind w:firstLine="0"/>
+            <w:tcW w:type="dxa" w:w="1654"/>
+          </w:tcPr>
+          <w:p>
+            <w:pPr>
+              <w:keepNext/>
+              <w:spacing w:line="360" w:lineRule="auto" w:before="40" w:after="40"/>
             </w:pPr>
             <w:r>
               <w:rPr>
@@ -8905,13 +5685,12 @@
         </w:trPr>
         <w:tc>
           <w:tcPr>
-            <w:tcW w:type="dxa" w:w="1418"/>
+            <w:tcW w:type="dxa" w:w="1654"/>
           </w:tcPr>
           <w:p>
             <w:pPr>
               <w:keepNext w:val="0"/>
-              <w:spacing w:after="80" w:before="80" w:line="360" w:lineRule="auto"/>
-              <w:ind w:firstLine="0"/>
+              <w:spacing w:line="360" w:lineRule="auto" w:before="40" w:after="40"/>
             </w:pPr>
             <w:r>
               <w:rPr>
@@ -8925,13 +5704,12 @@
         </w:tc>
         <w:tc>
           <w:tcPr>
-            <w:tcW w:type="dxa" w:w="1418"/>
+            <w:tcW w:type="dxa" w:w="1654"/>
           </w:tcPr>
           <w:p>
             <w:pPr>
               <w:keepNext w:val="0"/>
-              <w:spacing w:after="80" w:before="80" w:line="360" w:lineRule="auto"/>
-              <w:ind w:firstLine="0"/>
+              <w:spacing w:line="360" w:lineRule="auto" w:before="40" w:after="40"/>
             </w:pPr>
             <w:r>
               <w:rPr>
@@ -8945,33 +5723,31 @@
         </w:tc>
         <w:tc>
           <w:tcPr>
-            <w:tcW w:type="dxa" w:w="1418"/>
+            <w:tcW w:type="dxa" w:w="1654"/>
           </w:tcPr>
           <w:p>
             <w:pPr>
               <w:keepNext w:val="0"/>
-              <w:spacing w:after="80" w:before="80" w:line="360" w:lineRule="auto"/>
-              <w:ind w:firstLine="0"/>
-            </w:pPr>
-            <w:r>
-              <w:rPr>
-                <w:rFonts w:ascii="Times New Roman" w:hAnsi="Times New Roman"/>
-                <w:b w:val="0"/>
-                <w:sz w:val="28"/>
-              </w:rPr>
-              <w:t>y3</w:t>
-            </w:r>
-          </w:p>
-        </w:tc>
-        <w:tc>
-          <w:tcPr>
-            <w:tcW w:type="dxa" w:w="1418"/>
+              <w:spacing w:line="360" w:lineRule="auto" w:before="40" w:after="40"/>
+            </w:pPr>
+            <w:r>
+              <w:rPr>
+                <w:rFonts w:ascii="Times New Roman" w:hAnsi="Times New Roman"/>
+                <w:b w:val="0"/>
+                <w:sz w:val="28"/>
+              </w:rPr>
+              <w:t>−</w:t>
+            </w:r>
+          </w:p>
+        </w:tc>
+        <w:tc>
+          <w:tcPr>
+            <w:tcW w:type="dxa" w:w="1654"/>
           </w:tcPr>
           <w:p>
             <w:pPr>
               <w:keepNext w:val="0"/>
-              <w:spacing w:after="80" w:before="80" w:line="360" w:lineRule="auto"/>
-              <w:ind w:firstLine="0"/>
+              <w:spacing w:line="360" w:lineRule="auto" w:before="40" w:after="40"/>
             </w:pPr>
             <w:r>
               <w:rPr>
@@ -8985,13 +5761,12 @@
         </w:tc>
         <w:tc>
           <w:tcPr>
-            <w:tcW w:type="dxa" w:w="1418"/>
+            <w:tcW w:type="dxa" w:w="1654"/>
           </w:tcPr>
           <w:p>
             <w:pPr>
               <w:keepNext w:val="0"/>
-              <w:spacing w:after="80" w:before="80" w:line="360" w:lineRule="auto"/>
-              <w:ind w:firstLine="0"/>
+              <w:spacing w:line="360" w:lineRule="auto" w:before="40" w:after="40"/>
             </w:pPr>
             <w:r>
               <w:rPr>
@@ -9005,33 +5780,12 @@
         </w:tc>
         <w:tc>
           <w:tcPr>
-            <w:tcW w:type="dxa" w:w="1418"/>
+            <w:tcW w:type="dxa" w:w="1654"/>
           </w:tcPr>
           <w:p>
             <w:pPr>
               <w:keepNext w:val="0"/>
-              <w:spacing w:after="80" w:before="80" w:line="360" w:lineRule="auto"/>
-              <w:ind w:firstLine="0"/>
-            </w:pPr>
-            <w:r>
-              <w:rPr>
-                <w:rFonts w:ascii="Times New Roman" w:hAnsi="Times New Roman"/>
-                <w:b w:val="0"/>
-                <w:sz w:val="28"/>
-              </w:rPr>
-              <w:t>−</w:t>
-            </w:r>
-          </w:p>
-        </w:tc>
-        <w:tc>
-          <w:tcPr>
-            <w:tcW w:type="dxa" w:w="1418"/>
-          </w:tcPr>
-          <w:p>
-            <w:pPr>
-              <w:keepNext w:val="0"/>
-              <w:spacing w:after="80" w:before="80" w:line="360" w:lineRule="auto"/>
-              <w:ind w:firstLine="0"/>
+              <w:spacing w:line="360" w:lineRule="auto" w:before="40" w:after="40"/>
             </w:pPr>
             <w:r>
               <w:rPr>
@@ -9048,7 +5802,6 @@
     <w:p>
       <w:pPr>
         <w:keepNext w:val="0"/>
-        <w:widowControl/>
         <w:spacing w:line="360" w:lineRule="auto"/>
         <w:ind w:firstLine="709"/>
         <w:jc w:val="both"/>
@@ -9064,225 +5817,20 @@
           <w:b w:val="0"/>
           <w:sz w:val="28"/>
         </w:rPr>
-        <w:t>Дополнительно программно проверены все 5461 слово длиной от 0 до 6 над Σ. Для каждого слова результаты моделей совпали с прямой проверкой соседей всех букв c. Программная проверка дополняет зафиксированные результаты JFLAP.</w:t>
-      </w:r>
-    </w:p>
-    <w:p>
-      <w:pPr>
-        <w:keepNext w:val="0"/>
-        <w:widowControl/>
-        <w:spacing w:line="360" w:lineRule="auto"/>
-        <w:ind w:firstLine="709"/>
-        <w:jc w:val="both"/>
-        <w:rPr>
-          <w:color w:val="000000" w:themeColor="text1"/>
-          <w:sz w:val="28"/>
-          <w:szCs w:val="28"/>
-        </w:rPr>
-      </w:pPr>
-      <w:r>
-        <w:rPr>
-          <w:rFonts w:ascii="Times New Roman" w:hAnsi="Times New Roman"/>
-          <w:b w:val="0"/>
-          <w:sz w:val="28"/>
-        </w:rPr>
-        <w:t>Перебор проверяет реализации на указанном конечном наборе. Эквивалентность для слов любой длины следует из преобразований правил и доказательства языка в разделе 2.1. В данной сборке JFLAP Brute Force Parse не запускает разбор пустого поля. Поэтому на снимках проверки грамматик показаны 17 непустых тестов; принадлежность λ следует из S → λ (для G′: S → E → λ) и подтверждена автоматами.</w:t>
-      </w:r>
-    </w:p>
-    <w:p>
-      <w:pPr>
-        <w:spacing w:line="360" w:lineRule="auto"/>
-        <w:ind w:firstLine="709"/>
-        <w:jc w:val="both"/>
-      </w:pPr>
-      <w:r>
-        <w:rPr>
-          <w:rFonts w:ascii="Times New Roman" w:hAnsi="Times New Roman"/>
-          <w:b w:val="0"/>
-          <w:sz w:val="28"/>
-        </w:rPr>
-        <w:t>Проверка выполнена в графическом интерфейсе JFLAP 7.0 на основе jflaplib-core 1.3. В Multiple Run и Multiple Brute Force Parse нажата кнопка Run Inputs. Ниже приведены фактические результаты; пустая строка в начале таблиц автоматов — тест λ.</w:t>
+        <w:t>Все результаты совпали с ожидаемыми. В JFLAP для автоматов использован Multiple Run, для грамматик — Multiple Brute Force Parse. Ниже приведён фрагмент фактических результатов МП-автомата. Пустая первая строка — тест λ.</w:t>
       </w:r>
     </w:p>
     <w:p>
       <w:pPr>
         <w:keepNext/>
-        <w:spacing w:after="0" w:line="240" w:lineRule="auto"/>
+        <w:spacing w:line="240" w:lineRule="auto"/>
         <w:jc w:val="center"/>
       </w:pPr>
       <w:r>
         <w:drawing>
           <wp:inline xmlns:a="http://schemas.openxmlformats.org/drawingml/2006/main" xmlns:pic="http://schemas.openxmlformats.org/drawingml/2006/picture">
-            <wp:extent cx="6192000" cy="4460339"/>
-            <wp:docPr id="14" name="Picture 14"/>
-            <wp:cNvGraphicFramePr>
-              <a:graphicFrameLocks noChangeAspect="1"/>
-            </wp:cNvGraphicFramePr>
-            <a:graphic>
-              <a:graphicData uri="http://schemas.openxmlformats.org/drawingml/2006/picture">
-                <pic:pic>
-                  <pic:nvPicPr>
-                    <pic:cNvPr id="0" name="05_fa_tests.png"/>
-                    <pic:cNvPicPr/>
-                  </pic:nvPicPr>
-                  <pic:blipFill>
-                    <a:blip r:embed="rId28"/>
-                    <a:stretch>
-                      <a:fillRect/>
-                    </a:stretch>
-                  </pic:blipFill>
-                  <pic:spPr>
-                    <a:xfrm>
-                      <a:off x="0" y="0"/>
-                      <a:ext cx="6192000" cy="4460339"/>
-                    </a:xfrm>
-                    <a:prstGeom prst="rect"/>
-                  </pic:spPr>
-                </pic:pic>
-              </a:graphicData>
-            </a:graphic>
-          </wp:inline>
-        </w:drawing>
-      </w:r>
-    </w:p>
-    <w:p>
-      <w:pPr>
-        <w:spacing w:line="360" w:lineRule="auto" w:after="160"/>
-        <w:ind w:firstLine="0"/>
-        <w:jc w:val="center"/>
-      </w:pPr>
-      <w:r>
-        <w:rPr>
-          <w:rFonts w:ascii="Times New Roman" w:hAnsi="Times New Roman"/>
-          <w:b w:val="0"/>
-          <w:sz w:val="28"/>
-        </w:rPr>
-        <w:t>Рисунок 11 — Исходный КА: результаты Multiple Run</w:t>
-      </w:r>
-    </w:p>
-    <w:p>
-      <w:pPr>
-        <w:keepNext/>
-        <w:spacing w:after="0" w:line="240" w:lineRule="auto"/>
-        <w:jc w:val="center"/>
-      </w:pPr>
-      <w:r>
-        <w:drawing>
-          <wp:inline xmlns:a="http://schemas.openxmlformats.org/drawingml/2006/main" xmlns:pic="http://schemas.openxmlformats.org/drawingml/2006/picture">
-            <wp:extent cx="6192000" cy="4460339"/>
-            <wp:docPr id="15" name="Picture 15"/>
-            <wp:cNvGraphicFramePr>
-              <a:graphicFrameLocks noChangeAspect="1"/>
-            </wp:cNvGraphicFramePr>
-            <a:graphic>
-              <a:graphicData uri="http://schemas.openxmlformats.org/drawingml/2006/picture">
-                <pic:pic>
-                  <pic:nvPicPr>
-                    <pic:cNvPr id="0" name="06_grammar_tests.png"/>
-                    <pic:cNvPicPr/>
-                  </pic:nvPicPr>
-                  <pic:blipFill>
-                    <a:blip r:embed="rId29"/>
-                    <a:stretch>
-                      <a:fillRect/>
-                    </a:stretch>
-                  </pic:blipFill>
-                  <pic:spPr>
-                    <a:xfrm>
-                      <a:off x="0" y="0"/>
-                      <a:ext cx="6192000" cy="4460339"/>
-                    </a:xfrm>
-                    <a:prstGeom prst="rect"/>
-                  </pic:spPr>
-                </pic:pic>
-              </a:graphicData>
-            </a:graphic>
-          </wp:inline>
-        </w:drawing>
-      </w:r>
-    </w:p>
-    <w:p>
-      <w:pPr>
-        <w:spacing w:line="360" w:lineRule="auto" w:after="160"/>
-        <w:ind w:firstLine="0"/>
-        <w:jc w:val="center"/>
-      </w:pPr>
-      <w:r>
-        <w:rPr>
-          <w:rFonts w:ascii="Times New Roman" w:hAnsi="Times New Roman"/>
-          <w:b w:val="0"/>
-          <w:sz w:val="28"/>
-        </w:rPr>
-        <w:t>Рисунок 12 — Ручная грамматика: результаты Multiple Brute Force Parse</w:t>
-      </w:r>
-    </w:p>
-    <w:p>
-      <w:pPr>
-        <w:keepNext/>
-        <w:spacing w:after="0" w:line="240" w:lineRule="auto"/>
-        <w:jc w:val="center"/>
-      </w:pPr>
-      <w:r>
-        <w:drawing>
-          <wp:inline xmlns:a="http://schemas.openxmlformats.org/drawingml/2006/main" xmlns:pic="http://schemas.openxmlformats.org/drawingml/2006/picture">
-            <wp:extent cx="6192000" cy="4460339"/>
-            <wp:docPr id="16" name="Picture 16"/>
-            <wp:cNvGraphicFramePr>
-              <a:graphicFrameLocks noChangeAspect="1"/>
-            </wp:cNvGraphicFramePr>
-            <a:graphic>
-              <a:graphicData uri="http://schemas.openxmlformats.org/drawingml/2006/picture">
-                <pic:pic>
-                  <pic:nvPicPr>
-                    <pic:cNvPr id="0" name="14_auto_grammar_tests.png"/>
-                    <pic:cNvPicPr/>
-                  </pic:nvPicPr>
-                  <pic:blipFill>
-                    <a:blip r:embed="rId30"/>
-                    <a:stretch>
-                      <a:fillRect/>
-                    </a:stretch>
-                  </pic:blipFill>
-                  <pic:spPr>
-                    <a:xfrm>
-                      <a:off x="0" y="0"/>
-                      <a:ext cx="6192000" cy="4460339"/>
-                    </a:xfrm>
-                    <a:prstGeom prst="rect"/>
-                  </pic:spPr>
-                </pic:pic>
-              </a:graphicData>
-            </a:graphic>
-          </wp:inline>
-        </w:drawing>
-      </w:r>
-    </w:p>
-    <w:p>
-      <w:pPr>
-        <w:spacing w:line="360" w:lineRule="auto" w:after="160"/>
-        <w:ind w:firstLine="0"/>
-        <w:jc w:val="center"/>
-      </w:pPr>
-      <w:r>
-        <w:rPr>
-          <w:rFonts w:ascii="Times New Roman" w:hAnsi="Times New Roman"/>
-          <w:b w:val="0"/>
-          <w:sz w:val="28"/>
-        </w:rPr>
-        <w:t>Рисунок 13 — Грамматика после автоконверсии: результаты проверки</w:t>
-      </w:r>
-    </w:p>
-    <w:p>
-      <w:pPr>
-        <w:keepNext/>
-        <w:spacing w:after="0" w:line="240" w:lineRule="auto"/>
-        <w:jc w:val="center"/>
-      </w:pPr>
-      <w:r>
-        <w:drawing>
-          <wp:inline xmlns:a="http://schemas.openxmlformats.org/drawingml/2006/main" xmlns:pic="http://schemas.openxmlformats.org/drawingml/2006/picture">
-            <wp:extent cx="6192000" cy="4460339"/>
-            <wp:docPr id="17" name="Picture 17"/>
+            <wp:extent cx="4320000" cy="2818983"/>
+            <wp:docPr id="11" name="Picture 11"/>
             <wp:cNvGraphicFramePr>
               <a:graphicFrameLocks noChangeAspect="1"/>
             </wp:cNvGraphicFramePr>
@@ -9294,7 +5842,8 @@
                     <pic:cNvPicPr/>
                   </pic:nvPicPr>
                   <pic:blipFill>
-                    <a:blip r:embed="rId31"/>
+                    <a:blip r:embed="rId21"/>
+                    <a:srcRect l="50000" t="6471" r="0" b="48235"/>
                     <a:stretch>
                       <a:fillRect/>
                     </a:stretch>
@@ -9302,7 +5851,7 @@
                   <pic:spPr>
                     <a:xfrm>
                       <a:off x="0" y="0"/>
-                      <a:ext cx="6192000" cy="4460339"/>
+                      <a:ext cx="4320000" cy="2818983"/>
                     </a:xfrm>
                     <a:prstGeom prst="rect"/>
                   </pic:spPr>
@@ -9315,9 +5864,15 @@
     </w:p>
     <w:p>
       <w:pPr>
-        <w:spacing w:line="360" w:lineRule="auto" w:after="160"/>
+        <w:keepNext w:val="0"/>
+        <w:spacing w:line="360" w:lineRule="auto"/>
         <w:ind w:firstLine="0"/>
         <w:jc w:val="center"/>
+        <w:rPr>
+          <w:color w:val="000000" w:themeColor="text1"/>
+          <w:sz w:val="28"/>
+          <w:szCs w:val="28"/>
+        </w:rPr>
       </w:pPr>
       <w:r>
         <w:rPr>
@@ -9325,34 +5880,20 @@
           <w:b w:val="0"/>
           <w:sz w:val="28"/>
         </w:rPr>
-        <w:t>Рисунок 14 — МП-автомат: результаты Multiple Run</w:t>
-      </w:r>
-    </w:p>
-    <w:p>
-      <w:pPr>
-        <w:pStyle w:val="1"/>
-        <w:keepNext/>
-        <w:widowControl/>
-        <w:spacing w:line="360" w:lineRule="auto"/>
-        <w:ind w:left="0" w:firstLine="709"/>
-        <w:rPr>
-          <w:color w:val="000000" w:themeColor="text1"/>
-        </w:rPr>
-      </w:pPr>
-      <w:r>
-        <w:rPr>
-          <w:rFonts w:ascii="Times New Roman" w:hAnsi="Times New Roman"/>
-          <w:b/>
-          <w:sz w:val="28"/>
-        </w:rPr>
-        <w:t>8 Результаты моделирования в JFLAP</w:t>
-      </w:r>
-    </w:p>
-    <w:p>
-      <w:pPr>
+        <w:t>Рисунок 7 — Фрагмент результатов Multiple Run для МПА</w:t>
+      </w:r>
+    </w:p>
+    <w:p>
+      <w:pPr>
+        <w:keepNext w:val="0"/>
         <w:spacing w:line="360" w:lineRule="auto"/>
         <w:ind w:firstLine="709"/>
         <w:jc w:val="both"/>
+        <w:rPr>
+          <w:color w:val="000000" w:themeColor="text1"/>
+          <w:sz w:val="28"/>
+          <w:szCs w:val="28"/>
+        </w:rPr>
       </w:pPr>
       <w:r>
         <w:rPr>
@@ -9360,14 +5901,20 @@
           <w:b w:val="0"/>
           <w:sz w:val="28"/>
         </w:rPr>
-        <w:t>Через Brute Force Parse получен полный вывод dcadca и зафиксирован отказ для dc. Через Show All и Export выполнены оба преобразования. Для МПА выбран режим принятия Final State; в Step by State проверены слова dca и dc. При пошаговом разборе оставлялась исследуемая ветвь, остальные конфигурации удалялись кнопкой Remove. Итоговый Multiple Run проверял все ветви автоматически.</w:t>
-      </w:r>
-    </w:p>
-    <w:p>
-      <w:pPr>
+        <w:t>В используемой сборке jflaplib-core 1.3 Brute Force Parse не запускает разбор пустого поля. Поэтому в GUI грамматики проверены на 17 непустых словах, а принадлежность λ следует из S → λ для G и S → E → λ для G′. Автоматы приняли пустое слово.</w:t>
+      </w:r>
+    </w:p>
+    <w:p>
+      <w:pPr>
+        <w:keepNext w:val="0"/>
         <w:spacing w:line="360" w:lineRule="auto"/>
         <w:ind w:firstLine="709"/>
         <w:jc w:val="both"/>
+        <w:rPr>
+          <w:color w:val="000000" w:themeColor="text1"/>
+          <w:sz w:val="28"/>
+          <w:szCs w:val="28"/>
+        </w:rPr>
       </w:pPr>
       <w:r>
         <w:rPr>
@@ -9375,14 +5922,13 @@
           <w:b w:val="0"/>
           <w:sz w:val="28"/>
         </w:rPr>
-        <w:t>Для dca после dc стек содержит B$ и остаток входа a. Замена B → aC и сопоставление a приводят к C$; применение C → λ и снятие $ завершают принятие. Для dc та же замена создаёт aC$ при пустом входе, поэтому ветвь блокируется и слово отвергается.</w:t>
+        <w:t>Дополнительно все пять моделей, включая экспортированные JFLAP, программно проверены на 5461 слове длиной до 6. Расхождений с прямой проверкой условия варианта нет.</w:t>
       </w:r>
     </w:p>
     <w:p>
       <w:pPr>
         <w:pStyle w:val="1"/>
         <w:keepNext/>
-        <w:widowControl/>
         <w:spacing w:line="360" w:lineRule="auto"/>
         <w:ind w:left="0" w:firstLine="709"/>
         <w:rPr>
@@ -9401,7 +5947,6 @@
     <w:p>
       <w:pPr>
         <w:keepNext w:val="0"/>
-        <w:widowControl/>
         <w:spacing w:line="360" w:lineRule="auto"/>
         <w:ind w:firstLine="709"/>
         <w:jc w:val="both"/>
@@ -9417,13 +5962,31 @@
           <w:b w:val="0"/>
           <w:sz w:val="28"/>
         </w:rPr>
-        <w:t>Для варианта 13 построена праволинейная КС-грамматика языка, в котором каждая c находится между d и a. В графическом JFLAP выполнены преобразования грамматики в КА и КА обратно в грамматику, построен и проверен МП-автомат. Получены настоящие снимки рабочих окон, дерева вывода, результатов и содержимого стека.</w:t>
+        <w:t>По автомату ЛР2 построена КС-грамматика варианта 13 и МП-автомат. В JFLAP выполнены прямое и обратное преобразования, получено дерево вывода и проверены тестовые слова. Модели распознают один язык: каждая c находится между d и a. Разбор стека показывает, почему dca принимается, а незавершённое dc отвергается.</w:t>
+      </w:r>
+    </w:p>
+    <w:p>
+      <w:pPr>
+        <w:pStyle w:val="1"/>
+        <w:keepNext/>
+        <w:spacing w:line="360" w:lineRule="auto"/>
+        <w:ind w:left="0" w:firstLine="709"/>
+        <w:rPr>
+          <w:color w:val="000000" w:themeColor="text1"/>
+        </w:rPr>
+      </w:pPr>
+      <w:r>
+        <w:rPr>
+          <w:rFonts w:ascii="Times New Roman" w:hAnsi="Times New Roman"/>
+          <w:b/>
+          <w:sz w:val="28"/>
+        </w:rPr>
+        <w:t>Использованные материалы</w:t>
       </w:r>
     </w:p>
     <w:p>
       <w:pPr>
         <w:keepNext w:val="0"/>
-        <w:widowControl/>
         <w:spacing w:line="360" w:lineRule="auto"/>
         <w:ind w:firstLine="709"/>
         <w:jc w:val="both"/>
@@ -9439,51 +6002,9 @@
           <w:b w:val="0"/>
           <w:sz w:val="28"/>
         </w:rPr>
-        <w:t>Все модели совпали на контрольных словах: корректные слова принимаются, ошибочные отвергаются. Дополнительный программный перебор 5461 слова длиной до 6 подтвердил совпадение с прямой проверкой условия. Разбор стека показывает, почему после dc требуется a; преждевременное завершение ветви не принимает непрочитанный остаток.</w:t>
-      </w:r>
-    </w:p>
-    <w:p>
-      <w:pPr>
-        <w:pStyle w:val="1"/>
-        <w:keepNext/>
-        <w:widowControl/>
-        <w:spacing w:line="360" w:lineRule="auto"/>
-        <w:ind w:left="0" w:firstLine="709"/>
-        <w:rPr>
-          <w:color w:val="000000" w:themeColor="text1"/>
-        </w:rPr>
-      </w:pPr>
-      <w:r>
-        <w:rPr>
-          <w:rFonts w:ascii="Times New Roman" w:hAnsi="Times New Roman"/>
-          <w:b/>
-          <w:sz w:val="28"/>
-        </w:rPr>
-        <w:t>Использованные материалы</w:t>
-      </w:r>
-    </w:p>
-    <w:p>
-      <w:pPr>
-        <w:keepNext w:val="0"/>
-        <w:widowControl/>
-        <w:spacing w:line="360" w:lineRule="auto"/>
-        <w:ind w:firstLine="709"/>
-        <w:jc w:val="both"/>
-        <w:rPr>
-          <w:color w:val="000000" w:themeColor="text1"/>
-          <w:sz w:val="28"/>
-          <w:szCs w:val="28"/>
-        </w:rPr>
-      </w:pPr>
-      <w:r>
-        <w:rPr>
-          <w:rFonts w:ascii="Times New Roman" w:hAnsi="Times New Roman"/>
-          <w:b w:val="0"/>
-          <w:sz w:val="28"/>
-        </w:rPr>
-        <w:t>1. Григорьева Т. Н., Исаков. Учебно-методические материалы из предоставленного PDF: с. 29, 33–37, 48; лабораторная работа 3 — с. 36–37.</w:t>
+        <w:t>1. Предоставленная методичка Григорьевой и Исакова: с. 33–37 (преобразования, МПА и задание ЛР3), с. 48 (вариант 13).</w:t>
         <w:br/>
-        <w:t>2. Отчёт «теор форм яз2.docx»: лабораторная работа № 2, вариант 13, автомат Мура для dca.</w:t>
+        <w:t>2. Отчёт по лабораторной работе № 2 «теор форм яз2.docx».</w:t>
       </w:r>
     </w:p>
     <w:sectPr>
